--- a/Proposal Rizki Fikriansyah/Proposal Rizki Fikriansyah.docx
+++ b/Proposal Rizki Fikriansyah/Proposal Rizki Fikriansyah.docx
@@ -1181,7 +1181,17 @@
                 <w:szCs w:val="24"/>
                 <w:lang w:val="id-ID"/>
               </w:rPr>
-              <w:t>Teguh Ansyor Lorosae, M.Kom</w:t>
+              <w:t>Ir</w:t>
+            </w:r>
+            <w:r>
+              <w:rPr>
+                <w:b/>
+                <w:bCs/>
+                <w:color w:val="000000" w:themeColor="text1"/>
+                <w:szCs w:val="24"/>
+                <w:lang w:val="id-ID"/>
+              </w:rPr>
+              <w:t>. Dahlan, S.T., M.Kom</w:t>
             </w:r>
           </w:p>
           <w:p>
@@ -1214,7 +1224,7 @@
                 <w:szCs w:val="24"/>
                 <w:lang w:val="id-ID"/>
               </w:rPr>
-              <w:t xml:space="preserve"> 0818119501</w:t>
+              <w:t xml:space="preserve"> </w:t>
             </w:r>
           </w:p>
           <w:p>
@@ -2151,7 +2161,16 @@
         <w:ind w:left="284" w:right="-299" w:hanging="568"/>
       </w:pPr>
       <w:r>
-        <w:t xml:space="preserve">Bapak Teguh Ansyor Lorosae, M.Kom, </w:t>
+        <w:t xml:space="preserve">Bapak </w:t>
+      </w:r>
+      <w:r>
+        <w:t>Ir. Dahlan, S.T</w:t>
+      </w:r>
+      <w:r>
+        <w:t>., M.Kom</w:t>
+      </w:r>
+      <w:r>
+        <w:t xml:space="preserve">, </w:t>
       </w:r>
       <w:r>
         <w:t>selaku</w:t>
@@ -5546,7 +5565,7 @@
         <w:tabs>
           <w:tab w:val="right" w:leader="dot" w:pos="7346"/>
         </w:tabs>
-        <w:spacing w:line="360" w:lineRule="auto"/>
+        <w:spacing w:line="480" w:lineRule="auto"/>
         <w:rPr>
           <w:noProof/>
         </w:rPr>
@@ -5569,7 +5588,7 @@
         </w:rPr>
         <w:fldChar w:fldCharType="separate"/>
       </w:r>
-      <w:hyperlink w:anchor="_Toc215385242" w:history="1">
+      <w:hyperlink w:anchor="_Toc216192520" w:history="1">
         <w:r>
           <w:rPr>
             <w:rStyle w:val="Hyperlink"/>
@@ -5596,7 +5615,462 @@
             <w:noProof/>
             <w:webHidden/>
           </w:rPr>
-          <w:instrText xml:space="preserve"> PAGEREF _Toc215385242 \h </w:instrText>
+          <w:instrText xml:space="preserve"> PAGEREF _Toc216192520 \h </w:instrText>
+        </w:r>
+        <w:r>
+          <w:rPr>
+            <w:noProof/>
+            <w:webHidden/>
+          </w:rPr>
+        </w:r>
+        <w:r>
+          <w:rPr>
+            <w:noProof/>
+            <w:webHidden/>
+          </w:rPr>
+          <w:fldChar w:fldCharType="separate"/>
+        </w:r>
+        <w:r>
+          <w:rPr>
+            <w:noProof/>
+            <w:webHidden/>
+          </w:rPr>
+          <w:t>10</w:t>
+        </w:r>
+        <w:r>
+          <w:rPr>
+            <w:noProof/>
+            <w:webHidden/>
+          </w:rPr>
+          <w:fldChar w:fldCharType="end"/>
+        </w:r>
+      </w:hyperlink>
+      <w:r>
+        <w:rPr>
+          <w:lang w:val="id-ID"/>
+        </w:rPr>
+        <w:fldChar w:fldCharType="end"/>
+      </w:r>
+      <w:r>
+        <w:rPr>
+          <w:lang w:val="id-ID"/>
+        </w:rPr>
+        <w:fldChar w:fldCharType="begin"/>
+      </w:r>
+      <w:r>
+        <w:rPr>
+          <w:lang w:val="id-ID"/>
+        </w:rPr>
+        <w:instrText xml:space="preserve"> TOC \h \z \c "Tabel 3." </w:instrText>
+      </w:r>
+      <w:r>
+        <w:rPr>
+          <w:lang w:val="id-ID"/>
+        </w:rPr>
+        <w:fldChar w:fldCharType="separate"/>
+      </w:r>
+    </w:p>
+    <w:p>
+      <w:pPr>
+        <w:pStyle w:val="TableofFigures"/>
+        <w:tabs>
+          <w:tab w:val="right" w:leader="dot" w:pos="7346"/>
+        </w:tabs>
+        <w:spacing w:line="480" w:lineRule="auto"/>
+        <w:rPr>
+          <w:rFonts w:asciiTheme="minorHAnsi" w:eastAsiaTheme="minorEastAsia" w:hAnsiTheme="minorHAnsi" w:cstheme="minorBidi"/>
+          <w:noProof/>
+          <w:kern w:val="2"/>
+          <w:szCs w:val="24"/>
+          <w:lang w:val="en-ID" w:eastAsia="en-ID"/>
+          <w14:ligatures w14:val="standardContextual"/>
+        </w:rPr>
+      </w:pPr>
+      <w:hyperlink w:anchor="_Toc216192526" w:history="1">
+        <w:r>
+          <w:rPr>
+            <w:rStyle w:val="Hyperlink"/>
+            <w:noProof/>
+          </w:rPr>
+          <w:t>Tabel 3. 1 Kebutuhan hardware</w:t>
+        </w:r>
+        <w:r>
+          <w:rPr>
+            <w:noProof/>
+            <w:webHidden/>
+          </w:rPr>
+          <w:tab/>
+        </w:r>
+        <w:r>
+          <w:rPr>
+            <w:noProof/>
+            <w:webHidden/>
+          </w:rPr>
+          <w:fldChar w:fldCharType="begin"/>
+        </w:r>
+        <w:r>
+          <w:rPr>
+            <w:noProof/>
+            <w:webHidden/>
+          </w:rPr>
+          <w:instrText xml:space="preserve"> PAGEREF _Toc216192526 \h </w:instrText>
+        </w:r>
+        <w:r>
+          <w:rPr>
+            <w:noProof/>
+            <w:webHidden/>
+          </w:rPr>
+        </w:r>
+        <w:r>
+          <w:rPr>
+            <w:noProof/>
+            <w:webHidden/>
+          </w:rPr>
+          <w:fldChar w:fldCharType="separate"/>
+        </w:r>
+        <w:r>
+          <w:rPr>
+            <w:noProof/>
+            <w:webHidden/>
+          </w:rPr>
+          <w:t>15</w:t>
+        </w:r>
+        <w:r>
+          <w:rPr>
+            <w:noProof/>
+            <w:webHidden/>
+          </w:rPr>
+          <w:fldChar w:fldCharType="end"/>
+        </w:r>
+      </w:hyperlink>
+    </w:p>
+    <w:p>
+      <w:pPr>
+        <w:pStyle w:val="TableofFigures"/>
+        <w:tabs>
+          <w:tab w:val="right" w:leader="dot" w:pos="7346"/>
+        </w:tabs>
+        <w:spacing w:line="480" w:lineRule="auto"/>
+        <w:rPr>
+          <w:rFonts w:asciiTheme="minorHAnsi" w:eastAsiaTheme="minorEastAsia" w:hAnsiTheme="minorHAnsi" w:cstheme="minorBidi"/>
+          <w:noProof/>
+          <w:kern w:val="2"/>
+          <w:szCs w:val="24"/>
+          <w:lang w:val="en-ID" w:eastAsia="en-ID"/>
+          <w14:ligatures w14:val="standardContextual"/>
+        </w:rPr>
+      </w:pPr>
+      <w:hyperlink w:anchor="_Toc216192527" w:history="1">
+        <w:r>
+          <w:rPr>
+            <w:rStyle w:val="Hyperlink"/>
+            <w:noProof/>
+          </w:rPr>
+          <w:t>Tabel 3. 2 Perancangan pengujian sistem</w:t>
+        </w:r>
+        <w:r>
+          <w:rPr>
+            <w:noProof/>
+            <w:webHidden/>
+          </w:rPr>
+          <w:tab/>
+        </w:r>
+        <w:r>
+          <w:rPr>
+            <w:noProof/>
+            <w:webHidden/>
+          </w:rPr>
+          <w:fldChar w:fldCharType="begin"/>
+        </w:r>
+        <w:r>
+          <w:rPr>
+            <w:noProof/>
+            <w:webHidden/>
+          </w:rPr>
+          <w:instrText xml:space="preserve"> PAGEREF _Toc216192527 \h </w:instrText>
+        </w:r>
+        <w:r>
+          <w:rPr>
+            <w:noProof/>
+            <w:webHidden/>
+          </w:rPr>
+        </w:r>
+        <w:r>
+          <w:rPr>
+            <w:noProof/>
+            <w:webHidden/>
+          </w:rPr>
+          <w:fldChar w:fldCharType="separate"/>
+        </w:r>
+        <w:r>
+          <w:rPr>
+            <w:noProof/>
+            <w:webHidden/>
+          </w:rPr>
+          <w:t>25</w:t>
+        </w:r>
+        <w:r>
+          <w:rPr>
+            <w:noProof/>
+            <w:webHidden/>
+          </w:rPr>
+          <w:fldChar w:fldCharType="end"/>
+        </w:r>
+      </w:hyperlink>
+    </w:p>
+    <w:p>
+      <w:pPr>
+        <w:pStyle w:val="TableofFigures"/>
+        <w:tabs>
+          <w:tab w:val="right" w:leader="dot" w:pos="7346"/>
+        </w:tabs>
+        <w:spacing w:line="480" w:lineRule="auto"/>
+        <w:rPr>
+          <w:lang w:val="id-ID"/>
+        </w:rPr>
+      </w:pPr>
+      <w:r>
+        <w:rPr>
+          <w:lang w:val="id-ID"/>
+        </w:rPr>
+        <w:fldChar w:fldCharType="end"/>
+      </w:r>
+    </w:p>
+    <w:p>
+      <w:pPr>
+        <w:pStyle w:val="Heading1"/>
+        <w:rPr>
+          <w:lang w:val="id-ID"/>
+        </w:rPr>
+      </w:pPr>
+      <w:r>
+        <w:rPr>
+          <w:lang w:val="id-ID"/>
+        </w:rPr>
+        <w:br w:type="page"/>
+      </w:r>
+      <w:bookmarkStart w:id="5" w:name="_Toc215384853"/>
+      <w:r>
+        <w:rPr>
+          <w:lang w:val="id-ID"/>
+        </w:rPr>
+        <w:lastRenderedPageBreak/>
+        <w:t>DAFTAR GAMBAR</w:t>
+      </w:r>
+      <w:bookmarkEnd w:id="5"/>
+    </w:p>
+    <w:p>
+      <w:pPr>
+        <w:rPr>
+          <w:lang w:val="id-ID"/>
+        </w:rPr>
+      </w:pPr>
+    </w:p>
+    <w:p>
+      <w:pPr>
+        <w:pStyle w:val="TableofFigures"/>
+        <w:tabs>
+          <w:tab w:val="right" w:leader="dot" w:pos="7346"/>
+        </w:tabs>
+        <w:spacing w:line="480" w:lineRule="auto"/>
+        <w:rPr>
+          <w:rFonts w:asciiTheme="minorHAnsi" w:eastAsiaTheme="minorEastAsia" w:hAnsiTheme="minorHAnsi" w:cstheme="minorBidi"/>
+          <w:noProof/>
+          <w:kern w:val="2"/>
+          <w:szCs w:val="24"/>
+          <w:lang w:val="en-ID" w:eastAsia="en-ID"/>
+          <w14:ligatures w14:val="standardContextual"/>
+        </w:rPr>
+      </w:pPr>
+      <w:r>
+        <w:rPr>
+          <w:lang w:val="id-ID"/>
+        </w:rPr>
+        <w:fldChar w:fldCharType="begin"/>
+      </w:r>
+      <w:r>
+        <w:rPr>
+          <w:lang w:val="id-ID"/>
+        </w:rPr>
+        <w:instrText xml:space="preserve"> TOC \h \z \c "Gambar 2." </w:instrText>
+      </w:r>
+      <w:r>
+        <w:rPr>
+          <w:lang w:val="id-ID"/>
+        </w:rPr>
+        <w:fldChar w:fldCharType="separate"/>
+      </w:r>
+      <w:hyperlink w:anchor="_Toc216192558" w:history="1">
+        <w:r>
+          <w:rPr>
+            <w:rStyle w:val="Hyperlink"/>
+            <w:noProof/>
+          </w:rPr>
+          <w:t>Gambar 2. 1 ESP32</w:t>
+        </w:r>
+        <w:r>
+          <w:rPr>
+            <w:noProof/>
+            <w:webHidden/>
+          </w:rPr>
+          <w:tab/>
+        </w:r>
+        <w:r>
+          <w:rPr>
+            <w:noProof/>
+            <w:webHidden/>
+          </w:rPr>
+          <w:fldChar w:fldCharType="begin"/>
+        </w:r>
+        <w:r>
+          <w:rPr>
+            <w:noProof/>
+            <w:webHidden/>
+          </w:rPr>
+          <w:instrText xml:space="preserve"> PAGEREF _Toc216192558 \h </w:instrText>
+        </w:r>
+        <w:r>
+          <w:rPr>
+            <w:noProof/>
+            <w:webHidden/>
+          </w:rPr>
+        </w:r>
+        <w:r>
+          <w:rPr>
+            <w:noProof/>
+            <w:webHidden/>
+          </w:rPr>
+          <w:fldChar w:fldCharType="separate"/>
+        </w:r>
+        <w:r>
+          <w:rPr>
+            <w:noProof/>
+            <w:webHidden/>
+          </w:rPr>
+          <w:t>7</w:t>
+        </w:r>
+        <w:r>
+          <w:rPr>
+            <w:noProof/>
+            <w:webHidden/>
+          </w:rPr>
+          <w:fldChar w:fldCharType="end"/>
+        </w:r>
+      </w:hyperlink>
+    </w:p>
+    <w:p>
+      <w:pPr>
+        <w:pStyle w:val="TableofFigures"/>
+        <w:tabs>
+          <w:tab w:val="right" w:leader="dot" w:pos="7346"/>
+        </w:tabs>
+        <w:spacing w:line="480" w:lineRule="auto"/>
+        <w:rPr>
+          <w:rFonts w:asciiTheme="minorHAnsi" w:eastAsiaTheme="minorEastAsia" w:hAnsiTheme="minorHAnsi" w:cstheme="minorBidi"/>
+          <w:noProof/>
+          <w:kern w:val="2"/>
+          <w:szCs w:val="24"/>
+          <w:lang w:val="en-ID" w:eastAsia="en-ID"/>
+          <w14:ligatures w14:val="standardContextual"/>
+        </w:rPr>
+      </w:pPr>
+      <w:hyperlink w:anchor="_Toc216192559" w:history="1">
+        <w:r>
+          <w:rPr>
+            <w:rStyle w:val="Hyperlink"/>
+            <w:noProof/>
+          </w:rPr>
+          <w:t>Gambar 2. 2 GPS NEO-6M</w:t>
+        </w:r>
+        <w:r>
+          <w:rPr>
+            <w:noProof/>
+            <w:webHidden/>
+          </w:rPr>
+          <w:tab/>
+        </w:r>
+        <w:r>
+          <w:rPr>
+            <w:noProof/>
+            <w:webHidden/>
+          </w:rPr>
+          <w:fldChar w:fldCharType="begin"/>
+        </w:r>
+        <w:r>
+          <w:rPr>
+            <w:noProof/>
+            <w:webHidden/>
+          </w:rPr>
+          <w:instrText xml:space="preserve"> PAGEREF _Toc216192559 \h </w:instrText>
+        </w:r>
+        <w:r>
+          <w:rPr>
+            <w:noProof/>
+            <w:webHidden/>
+          </w:rPr>
+        </w:r>
+        <w:r>
+          <w:rPr>
+            <w:noProof/>
+            <w:webHidden/>
+          </w:rPr>
+          <w:fldChar w:fldCharType="separate"/>
+        </w:r>
+        <w:r>
+          <w:rPr>
+            <w:noProof/>
+            <w:webHidden/>
+          </w:rPr>
+          <w:t>8</w:t>
+        </w:r>
+        <w:r>
+          <w:rPr>
+            <w:noProof/>
+            <w:webHidden/>
+          </w:rPr>
+          <w:fldChar w:fldCharType="end"/>
+        </w:r>
+      </w:hyperlink>
+    </w:p>
+    <w:p>
+      <w:pPr>
+        <w:pStyle w:val="TableofFigures"/>
+        <w:tabs>
+          <w:tab w:val="right" w:leader="dot" w:pos="7346"/>
+        </w:tabs>
+        <w:spacing w:line="480" w:lineRule="auto"/>
+        <w:rPr>
+          <w:noProof/>
+        </w:rPr>
+      </w:pPr>
+      <w:hyperlink w:anchor="_Toc216192560" w:history="1">
+        <w:r>
+          <w:rPr>
+            <w:rStyle w:val="Hyperlink"/>
+            <w:noProof/>
+          </w:rPr>
+          <w:t>Gambar 2. 3 ESP32-CAM</w:t>
+        </w:r>
+        <w:r>
+          <w:rPr>
+            <w:noProof/>
+            <w:webHidden/>
+          </w:rPr>
+          <w:tab/>
+        </w:r>
+        <w:r>
+          <w:rPr>
+            <w:noProof/>
+            <w:webHidden/>
+          </w:rPr>
+          <w:fldChar w:fldCharType="begin"/>
+        </w:r>
+        <w:r>
+          <w:rPr>
+            <w:noProof/>
+            <w:webHidden/>
+          </w:rPr>
+          <w:instrText xml:space="preserve"> PAGEREF _Toc216192560 \h </w:instrText>
         </w:r>
         <w:r>
           <w:rPr>
@@ -5642,7 +6116,7 @@
         <w:rPr>
           <w:lang w:val="id-ID"/>
         </w:rPr>
-        <w:instrText xml:space="preserve"> TOC \h \z \c "Tabel 3." </w:instrText>
+        <w:instrText xml:space="preserve"> TOC \h \z \c "Gambar 3." </w:instrText>
       </w:r>
       <w:r>
         <w:rPr>
@@ -5657,7 +6131,7 @@
         <w:tabs>
           <w:tab w:val="right" w:leader="dot" w:pos="7346"/>
         </w:tabs>
-        <w:spacing w:line="360" w:lineRule="auto"/>
+        <w:spacing w:line="480" w:lineRule="auto"/>
         <w:rPr>
           <w:rFonts w:asciiTheme="minorHAnsi" w:eastAsiaTheme="minorEastAsia" w:hAnsiTheme="minorHAnsi" w:cstheme="minorBidi"/>
           <w:noProof/>
@@ -5667,13 +6141,13 @@
           <w14:ligatures w14:val="standardContextual"/>
         </w:rPr>
       </w:pPr>
-      <w:hyperlink w:anchor="_Toc215385274" w:history="1">
+      <w:hyperlink w:anchor="_Toc216192579" w:history="1">
         <w:r>
           <w:rPr>
             <w:rStyle w:val="Hyperlink"/>
             <w:noProof/>
           </w:rPr>
-          <w:t>Tabel 3. 1 Perancangan pengujian sistem</w:t>
+          <w:t>Gambar 3. 1 Tahapan Pengerjaan Penelitian</w:t>
         </w:r>
         <w:r>
           <w:rPr>
@@ -5694,7 +6168,303 @@
             <w:noProof/>
             <w:webHidden/>
           </w:rPr>
-          <w:instrText xml:space="preserve"> PAGEREF _Toc215385274 \h </w:instrText>
+          <w:instrText xml:space="preserve"> PAGEREF _Toc216192579 \h </w:instrText>
+        </w:r>
+        <w:r>
+          <w:rPr>
+            <w:noProof/>
+            <w:webHidden/>
+          </w:rPr>
+        </w:r>
+        <w:r>
+          <w:rPr>
+            <w:noProof/>
+            <w:webHidden/>
+          </w:rPr>
+          <w:fldChar w:fldCharType="separate"/>
+        </w:r>
+        <w:r>
+          <w:rPr>
+            <w:noProof/>
+            <w:webHidden/>
+          </w:rPr>
+          <w:t>14</w:t>
+        </w:r>
+        <w:r>
+          <w:rPr>
+            <w:noProof/>
+            <w:webHidden/>
+          </w:rPr>
+          <w:fldChar w:fldCharType="end"/>
+        </w:r>
+      </w:hyperlink>
+    </w:p>
+    <w:p>
+      <w:pPr>
+        <w:pStyle w:val="TableofFigures"/>
+        <w:tabs>
+          <w:tab w:val="right" w:leader="dot" w:pos="7346"/>
+        </w:tabs>
+        <w:spacing w:line="480" w:lineRule="auto"/>
+        <w:rPr>
+          <w:rFonts w:asciiTheme="minorHAnsi" w:eastAsiaTheme="minorEastAsia" w:hAnsiTheme="minorHAnsi" w:cstheme="minorBidi"/>
+          <w:noProof/>
+          <w:kern w:val="2"/>
+          <w:szCs w:val="24"/>
+          <w:lang w:val="en-ID" w:eastAsia="en-ID"/>
+          <w14:ligatures w14:val="standardContextual"/>
+        </w:rPr>
+      </w:pPr>
+      <w:hyperlink w:anchor="_Toc216192580" w:history="1">
+        <w:r>
+          <w:rPr>
+            <w:rStyle w:val="Hyperlink"/>
+            <w:noProof/>
+          </w:rPr>
+          <w:t>Gambar 3. 2 Rancangan umum sistem</w:t>
+        </w:r>
+        <w:r>
+          <w:rPr>
+            <w:noProof/>
+            <w:webHidden/>
+          </w:rPr>
+          <w:tab/>
+        </w:r>
+        <w:r>
+          <w:rPr>
+            <w:noProof/>
+            <w:webHidden/>
+          </w:rPr>
+          <w:fldChar w:fldCharType="begin"/>
+        </w:r>
+        <w:r>
+          <w:rPr>
+            <w:noProof/>
+            <w:webHidden/>
+          </w:rPr>
+          <w:instrText xml:space="preserve"> PAGEREF _Toc216192580 \h </w:instrText>
+        </w:r>
+        <w:r>
+          <w:rPr>
+            <w:noProof/>
+            <w:webHidden/>
+          </w:rPr>
+        </w:r>
+        <w:r>
+          <w:rPr>
+            <w:noProof/>
+            <w:webHidden/>
+          </w:rPr>
+          <w:fldChar w:fldCharType="separate"/>
+        </w:r>
+        <w:r>
+          <w:rPr>
+            <w:noProof/>
+            <w:webHidden/>
+          </w:rPr>
+          <w:t>18</w:t>
+        </w:r>
+        <w:r>
+          <w:rPr>
+            <w:noProof/>
+            <w:webHidden/>
+          </w:rPr>
+          <w:fldChar w:fldCharType="end"/>
+        </w:r>
+      </w:hyperlink>
+    </w:p>
+    <w:p>
+      <w:pPr>
+        <w:pStyle w:val="TableofFigures"/>
+        <w:tabs>
+          <w:tab w:val="right" w:leader="dot" w:pos="7346"/>
+        </w:tabs>
+        <w:spacing w:line="480" w:lineRule="auto"/>
+        <w:rPr>
+          <w:rFonts w:asciiTheme="minorHAnsi" w:eastAsiaTheme="minorEastAsia" w:hAnsiTheme="minorHAnsi" w:cstheme="minorBidi"/>
+          <w:noProof/>
+          <w:kern w:val="2"/>
+          <w:szCs w:val="24"/>
+          <w:lang w:val="en-ID" w:eastAsia="en-ID"/>
+          <w14:ligatures w14:val="standardContextual"/>
+        </w:rPr>
+      </w:pPr>
+      <w:hyperlink w:anchor="_Toc216192581" w:history="1">
+        <w:r>
+          <w:rPr>
+            <w:rStyle w:val="Hyperlink"/>
+            <w:noProof/>
+          </w:rPr>
+          <w:t>Gambar 3. 3 Alur kerja sistem</w:t>
+        </w:r>
+        <w:r>
+          <w:rPr>
+            <w:noProof/>
+            <w:webHidden/>
+          </w:rPr>
+          <w:tab/>
+        </w:r>
+        <w:r>
+          <w:rPr>
+            <w:noProof/>
+            <w:webHidden/>
+          </w:rPr>
+          <w:fldChar w:fldCharType="begin"/>
+        </w:r>
+        <w:r>
+          <w:rPr>
+            <w:noProof/>
+            <w:webHidden/>
+          </w:rPr>
+          <w:instrText xml:space="preserve"> PAGEREF _Toc216192581 \h </w:instrText>
+        </w:r>
+        <w:r>
+          <w:rPr>
+            <w:noProof/>
+            <w:webHidden/>
+          </w:rPr>
+        </w:r>
+        <w:r>
+          <w:rPr>
+            <w:noProof/>
+            <w:webHidden/>
+          </w:rPr>
+          <w:fldChar w:fldCharType="separate"/>
+        </w:r>
+        <w:r>
+          <w:rPr>
+            <w:noProof/>
+            <w:webHidden/>
+          </w:rPr>
+          <w:t>19</w:t>
+        </w:r>
+        <w:r>
+          <w:rPr>
+            <w:noProof/>
+            <w:webHidden/>
+          </w:rPr>
+          <w:fldChar w:fldCharType="end"/>
+        </w:r>
+      </w:hyperlink>
+    </w:p>
+    <w:p>
+      <w:pPr>
+        <w:pStyle w:val="TableofFigures"/>
+        <w:tabs>
+          <w:tab w:val="right" w:leader="dot" w:pos="7346"/>
+        </w:tabs>
+        <w:spacing w:line="480" w:lineRule="auto"/>
+        <w:rPr>
+          <w:rFonts w:asciiTheme="minorHAnsi" w:eastAsiaTheme="minorEastAsia" w:hAnsiTheme="minorHAnsi" w:cstheme="minorBidi"/>
+          <w:noProof/>
+          <w:kern w:val="2"/>
+          <w:szCs w:val="24"/>
+          <w:lang w:val="en-ID" w:eastAsia="en-ID"/>
+          <w14:ligatures w14:val="standardContextual"/>
+        </w:rPr>
+      </w:pPr>
+      <w:hyperlink w:anchor="_Toc216192582" w:history="1">
+        <w:r>
+          <w:rPr>
+            <w:rStyle w:val="Hyperlink"/>
+            <w:noProof/>
+          </w:rPr>
+          <w:t>Gambar 3. 4 Rancangan Hardware</w:t>
+        </w:r>
+        <w:r>
+          <w:rPr>
+            <w:noProof/>
+            <w:webHidden/>
+          </w:rPr>
+          <w:tab/>
+        </w:r>
+        <w:r>
+          <w:rPr>
+            <w:noProof/>
+            <w:webHidden/>
+          </w:rPr>
+          <w:fldChar w:fldCharType="begin"/>
+        </w:r>
+        <w:r>
+          <w:rPr>
+            <w:noProof/>
+            <w:webHidden/>
+          </w:rPr>
+          <w:instrText xml:space="preserve"> PAGEREF _Toc216192582 \h </w:instrText>
+        </w:r>
+        <w:r>
+          <w:rPr>
+            <w:noProof/>
+            <w:webHidden/>
+          </w:rPr>
+        </w:r>
+        <w:r>
+          <w:rPr>
+            <w:noProof/>
+            <w:webHidden/>
+          </w:rPr>
+          <w:fldChar w:fldCharType="separate"/>
+        </w:r>
+        <w:r>
+          <w:rPr>
+            <w:noProof/>
+            <w:webHidden/>
+          </w:rPr>
+          <w:t>20</w:t>
+        </w:r>
+        <w:r>
+          <w:rPr>
+            <w:noProof/>
+            <w:webHidden/>
+          </w:rPr>
+          <w:fldChar w:fldCharType="end"/>
+        </w:r>
+      </w:hyperlink>
+    </w:p>
+    <w:p>
+      <w:pPr>
+        <w:pStyle w:val="TableofFigures"/>
+        <w:tabs>
+          <w:tab w:val="right" w:leader="dot" w:pos="7346"/>
+        </w:tabs>
+        <w:spacing w:line="480" w:lineRule="auto"/>
+        <w:rPr>
+          <w:rFonts w:asciiTheme="minorHAnsi" w:eastAsiaTheme="minorEastAsia" w:hAnsiTheme="minorHAnsi" w:cstheme="minorBidi"/>
+          <w:noProof/>
+          <w:kern w:val="2"/>
+          <w:szCs w:val="24"/>
+          <w:lang w:val="en-ID" w:eastAsia="en-ID"/>
+          <w14:ligatures w14:val="standardContextual"/>
+        </w:rPr>
+      </w:pPr>
+      <w:hyperlink w:anchor="_Toc216192583" w:history="1">
+        <w:r>
+          <w:rPr>
+            <w:rStyle w:val="Hyperlink"/>
+            <w:noProof/>
+          </w:rPr>
+          <w:t>Gambar 3. 5 Konfigurasi ESP32</w:t>
+        </w:r>
+        <w:r>
+          <w:rPr>
+            <w:noProof/>
+            <w:webHidden/>
+          </w:rPr>
+          <w:tab/>
+        </w:r>
+        <w:r>
+          <w:rPr>
+            <w:noProof/>
+            <w:webHidden/>
+          </w:rPr>
+          <w:fldChar w:fldCharType="begin"/>
+        </w:r>
+        <w:r>
+          <w:rPr>
+            <w:noProof/>
+            <w:webHidden/>
+          </w:rPr>
+          <w:instrText xml:space="preserve"> PAGEREF _Toc216192583 \h </w:instrText>
         </w:r>
         <w:r>
           <w:rPr>
@@ -5727,55 +6497,11 @@
     </w:p>
     <w:p>
       <w:pPr>
-        <w:spacing w:line="360" w:lineRule="auto"/>
-        <w:rPr>
-          <w:lang w:val="id-ID"/>
-        </w:rPr>
-      </w:pPr>
-      <w:r>
-        <w:rPr>
-          <w:lang w:val="id-ID"/>
-        </w:rPr>
-        <w:fldChar w:fldCharType="end"/>
-      </w:r>
-    </w:p>
-    <w:p>
-      <w:pPr>
-        <w:pStyle w:val="Heading1"/>
-        <w:rPr>
-          <w:lang w:val="id-ID"/>
-        </w:rPr>
-      </w:pPr>
-      <w:r>
-        <w:rPr>
-          <w:lang w:val="id-ID"/>
-        </w:rPr>
-        <w:br w:type="page"/>
-      </w:r>
-      <w:bookmarkStart w:id="5" w:name="_Toc215384853"/>
-      <w:r>
-        <w:rPr>
-          <w:lang w:val="id-ID"/>
-        </w:rPr>
-        <w:lastRenderedPageBreak/>
-        <w:t>DAFTAR GAMBAR</w:t>
-      </w:r>
-      <w:bookmarkEnd w:id="5"/>
-    </w:p>
-    <w:p>
-      <w:pPr>
-        <w:rPr>
-          <w:lang w:val="id-ID"/>
-        </w:rPr>
-      </w:pPr>
-    </w:p>
-    <w:p>
-      <w:pPr>
         <w:pStyle w:val="TableofFigures"/>
         <w:tabs>
           <w:tab w:val="right" w:leader="dot" w:pos="7346"/>
         </w:tabs>
-        <w:spacing w:line="360" w:lineRule="auto"/>
+        <w:spacing w:line="480" w:lineRule="auto"/>
         <w:rPr>
           <w:rFonts w:asciiTheme="minorHAnsi" w:eastAsiaTheme="minorEastAsia" w:hAnsiTheme="minorHAnsi" w:cstheme="minorBidi"/>
           <w:noProof/>
@@ -5785,31 +6511,13 @@
           <w14:ligatures w14:val="standardContextual"/>
         </w:rPr>
       </w:pPr>
-      <w:r>
-        <w:rPr>
-          <w:lang w:val="id-ID"/>
-        </w:rPr>
-        <w:fldChar w:fldCharType="begin"/>
-      </w:r>
-      <w:r>
-        <w:rPr>
-          <w:lang w:val="id-ID"/>
-        </w:rPr>
-        <w:instrText xml:space="preserve"> TOC \h \z \c "Gambar 2." </w:instrText>
-      </w:r>
-      <w:r>
-        <w:rPr>
-          <w:lang w:val="id-ID"/>
-        </w:rPr>
-        <w:fldChar w:fldCharType="separate"/>
-      </w:r>
-      <w:hyperlink w:anchor="_Toc215385583" w:history="1">
+      <w:hyperlink w:anchor="_Toc216192584" w:history="1">
         <w:r>
           <w:rPr>
             <w:rStyle w:val="Hyperlink"/>
             <w:noProof/>
           </w:rPr>
-          <w:t>Gambar 2. 1 ESP32</w:t>
+          <w:t>Gambar 3. 6 Konfigurasi GPS Neo-6M</w:t>
         </w:r>
         <w:r>
           <w:rPr>
@@ -5830,7 +6538,7 @@
             <w:noProof/>
             <w:webHidden/>
           </w:rPr>
-          <w:instrText xml:space="preserve"> PAGEREF _Toc215385583 \h </w:instrText>
+          <w:instrText xml:space="preserve"> PAGEREF _Toc216192584 \h </w:instrText>
         </w:r>
         <w:r>
           <w:rPr>
@@ -5850,7 +6558,7 @@
             <w:noProof/>
             <w:webHidden/>
           </w:rPr>
-          <w:t>7</w:t>
+          <w:t>22</w:t>
         </w:r>
         <w:r>
           <w:rPr>
@@ -5867,18 +6575,23 @@
         <w:tabs>
           <w:tab w:val="right" w:leader="dot" w:pos="7346"/>
         </w:tabs>
-        <w:spacing w:line="360" w:lineRule="auto"/>
-        <w:rPr>
+        <w:spacing w:line="480" w:lineRule="auto"/>
+        <w:rPr>
+          <w:rFonts w:asciiTheme="minorHAnsi" w:eastAsiaTheme="minorEastAsia" w:hAnsiTheme="minorHAnsi" w:cstheme="minorBidi"/>
           <w:noProof/>
-        </w:rPr>
-      </w:pPr>
-      <w:hyperlink w:anchor="_Toc215385584" w:history="1">
+          <w:kern w:val="2"/>
+          <w:szCs w:val="24"/>
+          <w:lang w:val="en-ID" w:eastAsia="en-ID"/>
+          <w14:ligatures w14:val="standardContextual"/>
+        </w:rPr>
+      </w:pPr>
+      <w:hyperlink w:anchor="_Toc216192585" w:history="1">
         <w:r>
           <w:rPr>
             <w:rStyle w:val="Hyperlink"/>
             <w:noProof/>
           </w:rPr>
-          <w:t>Gambar 2. 2 GPS NEO-6M</w:t>
+          <w:t>Gambar 3. 7 Konfigurasi ESP32-Cam</w:t>
         </w:r>
         <w:r>
           <w:rPr>
@@ -5899,7 +6612,7 @@
             <w:noProof/>
             <w:webHidden/>
           </w:rPr>
-          <w:instrText xml:space="preserve"> PAGEREF _Toc215385584 \h </w:instrText>
+          <w:instrText xml:space="preserve"> PAGEREF _Toc216192585 \h </w:instrText>
         </w:r>
         <w:r>
           <w:rPr>
@@ -5919,7 +6632,7 @@
             <w:noProof/>
             <w:webHidden/>
           </w:rPr>
-          <w:t>8</w:t>
+          <w:t>23</w:t>
         </w:r>
         <w:r>
           <w:rPr>
@@ -5929,30 +6642,6 @@
           <w:fldChar w:fldCharType="end"/>
         </w:r>
       </w:hyperlink>
-      <w:r>
-        <w:rPr>
-          <w:lang w:val="id-ID"/>
-        </w:rPr>
-        <w:fldChar w:fldCharType="end"/>
-      </w:r>
-      <w:r>
-        <w:rPr>
-          <w:lang w:val="id-ID"/>
-        </w:rPr>
-        <w:fldChar w:fldCharType="begin"/>
-      </w:r>
-      <w:r>
-        <w:rPr>
-          <w:lang w:val="id-ID"/>
-        </w:rPr>
-        <w:instrText xml:space="preserve"> TOC \h \z \c "Gambar 3." </w:instrText>
-      </w:r>
-      <w:r>
-        <w:rPr>
-          <w:lang w:val="id-ID"/>
-        </w:rPr>
-        <w:fldChar w:fldCharType="separate"/>
-      </w:r>
     </w:p>
     <w:p>
       <w:pPr>
@@ -5960,225 +6649,7 @@
         <w:tabs>
           <w:tab w:val="right" w:leader="dot" w:pos="7346"/>
         </w:tabs>
-        <w:spacing w:line="360" w:lineRule="auto"/>
-        <w:rPr>
-          <w:rFonts w:asciiTheme="minorHAnsi" w:eastAsiaTheme="minorEastAsia" w:hAnsiTheme="minorHAnsi" w:cstheme="minorBidi"/>
-          <w:noProof/>
-          <w:kern w:val="2"/>
-          <w:szCs w:val="24"/>
-          <w:lang w:val="en-ID" w:eastAsia="en-ID"/>
-          <w14:ligatures w14:val="standardContextual"/>
-        </w:rPr>
-      </w:pPr>
-      <w:hyperlink w:anchor="_Toc215385579" w:history="1">
-        <w:r>
-          <w:rPr>
-            <w:rStyle w:val="Hyperlink"/>
-            <w:noProof/>
-          </w:rPr>
-          <w:t>Gambar 3. 1 Tahapan Pengerjaan Penelitian</w:t>
-        </w:r>
-        <w:r>
-          <w:rPr>
-            <w:noProof/>
-            <w:webHidden/>
-          </w:rPr>
-          <w:tab/>
-        </w:r>
-        <w:r>
-          <w:rPr>
-            <w:noProof/>
-            <w:webHidden/>
-          </w:rPr>
-          <w:fldChar w:fldCharType="begin"/>
-        </w:r>
-        <w:r>
-          <w:rPr>
-            <w:noProof/>
-            <w:webHidden/>
-          </w:rPr>
-          <w:instrText xml:space="preserve"> PAGEREF _Toc215385579 \h </w:instrText>
-        </w:r>
-        <w:r>
-          <w:rPr>
-            <w:noProof/>
-            <w:webHidden/>
-          </w:rPr>
-        </w:r>
-        <w:r>
-          <w:rPr>
-            <w:noProof/>
-            <w:webHidden/>
-          </w:rPr>
-          <w:fldChar w:fldCharType="separate"/>
-        </w:r>
-        <w:r>
-          <w:rPr>
-            <w:noProof/>
-            <w:webHidden/>
-          </w:rPr>
-          <w:t>13</w:t>
-        </w:r>
-        <w:r>
-          <w:rPr>
-            <w:noProof/>
-            <w:webHidden/>
-          </w:rPr>
-          <w:fldChar w:fldCharType="end"/>
-        </w:r>
-      </w:hyperlink>
-    </w:p>
-    <w:p>
-      <w:pPr>
-        <w:pStyle w:val="TableofFigures"/>
-        <w:tabs>
-          <w:tab w:val="right" w:leader="dot" w:pos="7346"/>
-        </w:tabs>
-        <w:spacing w:line="360" w:lineRule="auto"/>
-        <w:rPr>
-          <w:rFonts w:asciiTheme="minorHAnsi" w:eastAsiaTheme="minorEastAsia" w:hAnsiTheme="minorHAnsi" w:cstheme="minorBidi"/>
-          <w:noProof/>
-          <w:kern w:val="2"/>
-          <w:szCs w:val="24"/>
-          <w:lang w:val="en-ID" w:eastAsia="en-ID"/>
-          <w14:ligatures w14:val="standardContextual"/>
-        </w:rPr>
-      </w:pPr>
-      <w:hyperlink w:anchor="_Toc215385580" w:history="1">
-        <w:r>
-          <w:rPr>
-            <w:rStyle w:val="Hyperlink"/>
-            <w:noProof/>
-          </w:rPr>
-          <w:t>Gambar 3. 2 Rancangan umum sistem</w:t>
-        </w:r>
-        <w:r>
-          <w:rPr>
-            <w:noProof/>
-            <w:webHidden/>
-          </w:rPr>
-          <w:tab/>
-        </w:r>
-        <w:r>
-          <w:rPr>
-            <w:noProof/>
-            <w:webHidden/>
-          </w:rPr>
-          <w:fldChar w:fldCharType="begin"/>
-        </w:r>
-        <w:r>
-          <w:rPr>
-            <w:noProof/>
-            <w:webHidden/>
-          </w:rPr>
-          <w:instrText xml:space="preserve"> PAGEREF _Toc215385580 \h </w:instrText>
-        </w:r>
-        <w:r>
-          <w:rPr>
-            <w:noProof/>
-            <w:webHidden/>
-          </w:rPr>
-        </w:r>
-        <w:r>
-          <w:rPr>
-            <w:noProof/>
-            <w:webHidden/>
-          </w:rPr>
-          <w:fldChar w:fldCharType="separate"/>
-        </w:r>
-        <w:r>
-          <w:rPr>
-            <w:noProof/>
-            <w:webHidden/>
-          </w:rPr>
-          <w:t>16</w:t>
-        </w:r>
-        <w:r>
-          <w:rPr>
-            <w:noProof/>
-            <w:webHidden/>
-          </w:rPr>
-          <w:fldChar w:fldCharType="end"/>
-        </w:r>
-      </w:hyperlink>
-    </w:p>
-    <w:p>
-      <w:pPr>
-        <w:pStyle w:val="TableofFigures"/>
-        <w:tabs>
-          <w:tab w:val="right" w:leader="dot" w:pos="7346"/>
-        </w:tabs>
-        <w:spacing w:line="360" w:lineRule="auto"/>
-        <w:rPr>
-          <w:rFonts w:asciiTheme="minorHAnsi" w:eastAsiaTheme="minorEastAsia" w:hAnsiTheme="minorHAnsi" w:cstheme="minorBidi"/>
-          <w:noProof/>
-          <w:kern w:val="2"/>
-          <w:szCs w:val="24"/>
-          <w:lang w:val="en-ID" w:eastAsia="en-ID"/>
-          <w14:ligatures w14:val="standardContextual"/>
-        </w:rPr>
-      </w:pPr>
-      <w:hyperlink w:anchor="_Toc215385581" w:history="1">
-        <w:r>
-          <w:rPr>
-            <w:rStyle w:val="Hyperlink"/>
-            <w:noProof/>
-          </w:rPr>
-          <w:t>Gambar 3. 3 Alur kerja sistem</w:t>
-        </w:r>
-        <w:r>
-          <w:rPr>
-            <w:noProof/>
-            <w:webHidden/>
-          </w:rPr>
-          <w:tab/>
-        </w:r>
-        <w:r>
-          <w:rPr>
-            <w:noProof/>
-            <w:webHidden/>
-          </w:rPr>
-          <w:fldChar w:fldCharType="begin"/>
-        </w:r>
-        <w:r>
-          <w:rPr>
-            <w:noProof/>
-            <w:webHidden/>
-          </w:rPr>
-          <w:instrText xml:space="preserve"> PAGEREF _Toc215385581 \h </w:instrText>
-        </w:r>
-        <w:r>
-          <w:rPr>
-            <w:noProof/>
-            <w:webHidden/>
-          </w:rPr>
-        </w:r>
-        <w:r>
-          <w:rPr>
-            <w:noProof/>
-            <w:webHidden/>
-          </w:rPr>
-          <w:fldChar w:fldCharType="separate"/>
-        </w:r>
-        <w:r>
-          <w:rPr>
-            <w:noProof/>
-            <w:webHidden/>
-          </w:rPr>
-          <w:t>17</w:t>
-        </w:r>
-        <w:r>
-          <w:rPr>
-            <w:noProof/>
-            <w:webHidden/>
-          </w:rPr>
-          <w:fldChar w:fldCharType="end"/>
-        </w:r>
-      </w:hyperlink>
-    </w:p>
-    <w:p>
-      <w:pPr>
-        <w:spacing w:line="360" w:lineRule="auto"/>
+        <w:spacing w:line="480" w:lineRule="auto"/>
         <w:rPr>
           <w:lang w:val="id-ID"/>
         </w:rPr>
@@ -6274,13 +6745,13 @@
         <w:fldChar w:fldCharType="begin"/>
       </w:r>
       <w:r>
-        <w:instrText xml:space="preserve"> ADDIN ZOTERO_ITEM CSL_CITATION {"citationID":"Qgz1gOil","properties":{"formattedCitation":"(Wibowo et al., 2019)","plainCitation":"(Wibowo et al., 2019)","noteIndex":0},"citationItems":[{"id":47,"uris":["http://zotero.org/users/local/40ttfIiH/items/7H6GF88R"],"itemData":{"id":47,"type":"article-journal","abstract":"One of the common problems experienced by animal farmers is heat stress or cold stress caused by changes in the environment. This resulted in a decrease in the productivity of livestock, cattle. Early monitoring needs to be done to avoid problems through monitoring tools for temperature, heart rate, and internet-based location of things (IoT). The monitor receives the value through the paired sensor and is sent to the web server. Users or breeders get information about the condition of farm animals and observe changes in value through graphs through the android application. The system built is able to receive values in a short interval time (10 seconds) so that the value obtained is the most recent value. Based on observations on the graph, the user can identify drastic changes, both decreases or increases, in the temperature and heart rate of the animal's condition and take precautions as early as possible.","container-title":"JURNAL ELTEK","DOI":"10.33795/eltek.v17i2.188","ISSN":"2355-0740, 1693-4024","issue":"2","journalAbbreviation":"eltek","language":"id","license":"http://creativecommons.org/licenses/by-nc-nd/4.0","page":"18","source":"DOI.org (Crossref)","title":"SISTEM CERDAS PEMANTAU HEWAN TERNAK PADA ALAM BEBAS BERBASIS INTERNET OF THINGS (IOT)","volume":"17","author":[{"family":"Wibowo","given":"Galih Hendra"},{"family":"Ayatullah","given":"Mohamad Dimyati"},{"family":"Prasetyo","given":"Junaedi Adi"}],"issued":{"date-parts":[["2019",11,11]]}}}],"schema":"https://github.com/citation-style-language/schema/raw/master/csl-citation.json"} </w:instrText>
+        <w:instrText xml:space="preserve"> ADDIN ZOTERO_ITEM CSL_CITATION {"citationID":"Qgz1gOil","properties":{"formattedCitation":"[1]","plainCitation":"[1]","noteIndex":0},"citationItems":[{"id":47,"uris":["http://zotero.org/users/local/40ttfIiH/items/7H6GF88R"],"itemData":{"id":47,"type":"article-journal","abstract":"One of the common problems experienced by animal farmers is heat stress or cold stress caused by changes in the environment. This resulted in a decrease in the productivity of livestock, cattle. Early monitoring needs to be done to avoid problems through monitoring tools for temperature, heart rate, and internet-based location of things (IoT). The monitor receives the value through the paired sensor and is sent to the web server. Users or breeders get information about the condition of farm animals and observe changes in value through graphs through the android application. The system built is able to receive values in a short interval time (10 seconds) so that the value obtained is the most recent value. Based on observations on the graph, the user can identify drastic changes, both decreases or increases, in the temperature and heart rate of the animal's condition and take precautions as early as possible.","container-title":"JURNAL ELTEK","DOI":"10.33795/eltek.v17i2.188","ISSN":"2355-0740, 1693-4024","issue":"2","journalAbbreviation":"eltek","language":"id","license":"http://creativecommons.org/licenses/by-nc-nd/4.0","page":"18","source":"DOI.org (Crossref)","title":"SISTEM CERDAS PEMANTAU HEWAN TERNAK PADA ALAM BEBAS BERBASIS INTERNET OF THINGS (IOT)","volume":"17","author":[{"family":"Wibowo","given":"Galih Hendra"},{"family":"Ayatullah","given":"Mohamad Dimyati"},{"family":"Prasetyo","given":"Junaedi Adi"}],"issued":{"date-parts":[["2019",11,11]]}}}],"schema":"https://github.com/citation-style-language/schema/raw/master/csl-citation.json"} </w:instrText>
       </w:r>
       <w:r>
         <w:fldChar w:fldCharType="separate"/>
       </w:r>
       <w:r>
-        <w:t>(Wibowo et al., 2019)</w:t>
+        <w:t>[1]</w:t>
       </w:r>
       <w:r>
         <w:fldChar w:fldCharType="end"/>
@@ -6334,13 +6805,13 @@
         <w:fldChar w:fldCharType="begin"/>
       </w:r>
       <w:r>
-        <w:instrText xml:space="preserve"> ADDIN ZOTERO_ITEM CSL_CITATION {"citationID":"fgROfMHh","properties":{"formattedCitation":"(kahaba.net, 2024)","plainCitation":"(kahaba.net, 2024)","noteIndex":0},"citationItems":[{"id":86,"uris":["http://zotero.org/users/local/40ttfIiH/items/WTPVU4CZ"],"itemData":{"id":86,"type":"post-weblog","abstract":"Kota Bima, Kahaba.- Asisten I Setda Kota Bima H Alwi Yasin mengungkapkan bahwa Kota Bima masih menghadapi masalah kebersihan dan hewan ternak yang berkeliaran. (Baca. Kota Bima Jadi Tuan Rumah Rakor Kominfo se-NTB, Bahas Sinergitas Program)  Pernyataan itu diungkap Alwi saat menyampaikan sambutan pada acara Rakor Kominfo se-NTB yang dihelat… – Baca selengkapnya di Kahaba.net","container-title":"https://kahaba.net","language":"id_ID","note":"section: Kabar Kota Bima","title":"Kota Bima Masih Jorok, Ternak Liar dan Pemerintah Terus Berbenah - Kabar Harian Bima","URL":"https://kahaba.net/kota-bima-masih-jorok-ternak-liar-dan-pemerintah-terus-berbenah","author":[{"literal":"kahaba.net"}],"accessed":{"date-parts":[["2025",11,27]]},"issued":{"date-parts":[["2024",3,5]]}}}],"schema":"https://github.com/citation-style-language/schema/raw/master/csl-citation.json"} </w:instrText>
+        <w:instrText xml:space="preserve"> ADDIN ZOTERO_ITEM CSL_CITATION {"citationID":"fgROfMHh","properties":{"formattedCitation":"[2]","plainCitation":"[2]","noteIndex":0},"citationItems":[{"id":86,"uris":["http://zotero.org/users/local/40ttfIiH/items/WTPVU4CZ"],"itemData":{"id":86,"type":"post-weblog","abstract":"Kota Bima, Kahaba.- Asisten I Setda Kota Bima H Alwi Yasin mengungkapkan bahwa Kota Bima masih menghadapi masalah kebersihan dan hewan ternak yang berkeliaran. (Baca. Kota Bima Jadi Tuan Rumah Rakor Kominfo se-NTB, Bahas Sinergitas Program)  Pernyataan itu diungkap Alwi saat menyampaikan sambutan pada acara Rakor Kominfo se-NTB yang dihelat… – Baca selengkapnya di Kahaba.net","container-title":"https://kahaba.net","language":"id_ID","note":"section: Kabar Kota Bima","title":"Kota Bima Masih Jorok, Ternak Liar dan Pemerintah Terus Berbenah - Kabar Harian Bima","URL":"https://kahaba.net/kota-bima-masih-jorok-ternak-liar-dan-pemerintah-terus-berbenah","author":[{"literal":"kahaba.net"}],"accessed":{"date-parts":[["2025",11,27]]},"issued":{"date-parts":[["2024",3,5]]}}}],"schema":"https://github.com/citation-style-language/schema/raw/master/csl-citation.json"} </w:instrText>
       </w:r>
       <w:r>
         <w:fldChar w:fldCharType="separate"/>
       </w:r>
       <w:r>
-        <w:t>(kahaba.net, 2024)</w:t>
+        <w:t>[2]</w:t>
       </w:r>
       <w:r>
         <w:fldChar w:fldCharType="end"/>
@@ -6404,13 +6875,13 @@
         <w:fldChar w:fldCharType="begin"/>
       </w:r>
       <w:r>
-        <w:instrText xml:space="preserve"> ADDIN ZOTERO_ITEM CSL_CITATION {"citationID":"Xulv5TLt","properties":{"formattedCitation":"(Muta\\uc0\\u8217{}affif et al., 2017)","plainCitation":"(Muta’affif et al., 2017)","noteIndex":0},"citationItems":[{"id":67,"uris":["http://zotero.org/users/local/40ttfIiH/items/2CRGJ33Q"],"itemData":{"id":67,"type":"article-journal","language":"id","source":"Zotero","title":"Sistem Kendali Peternakan Jarak Jauh Berbasis Internet of Things (IoT)","author":[{"family":"Muta’affif","given":"Muhammad Farish"},{"family":"Mujtahid","given":"Muhammad"},{"family":"Bari","given":"Bilal El"},{"family":"Evita","given":"Maria"}],"issued":{"date-parts":[["2017"]]}}}],"schema":"https://github.com/citation-style-language/schema/raw/master/csl-citation.json"} </w:instrText>
+        <w:instrText xml:space="preserve"> ADDIN ZOTERO_ITEM CSL_CITATION {"citationID":"Xulv5TLt","properties":{"formattedCitation":"[3]","plainCitation":"[3]","noteIndex":0},"citationItems":[{"id":67,"uris":["http://zotero.org/users/local/40ttfIiH/items/2CRGJ33Q"],"itemData":{"id":67,"type":"article-journal","language":"id","source":"Zotero","title":"Sistem Kendali Peternakan Jarak Jauh Berbasis Internet of Things (IoT)","author":[{"family":"Muta’affif","given":"Muhammad Farish"},{"family":"Mujtahid","given":"Muhammad"},{"family":"Bari","given":"Bilal El"},{"family":"Evita","given":"Maria"}],"issued":{"date-parts":[["2017"]]}}}],"schema":"https://github.com/citation-style-language/schema/raw/master/csl-citation.json"} </w:instrText>
       </w:r>
       <w:r>
         <w:fldChar w:fldCharType="separate"/>
       </w:r>
       <w:r>
-        <w:t>(Muta’affif et al., 2017)</w:t>
+        <w:t>[3]</w:t>
       </w:r>
       <w:r>
         <w:fldChar w:fldCharType="end"/>
@@ -6433,7 +6904,13 @@
         <w:rPr>
           <w:szCs w:val="24"/>
         </w:rPr>
-        <w:t>Berkat perkembangan teknologi Internet of Things (IoT), perangkat cerdas seperti ESP32 kini dapat digunakan untuk mengumpulkan data dari berbagai sensor yang tersedia</w:t>
+        <w:t>P</w:t>
+      </w:r>
+      <w:r>
+        <w:rPr>
+          <w:szCs w:val="24"/>
+        </w:rPr>
+        <w:t>erkembangan teknologi Internet of Things (IoT), perangkat cerdas seperti ESP32 kini dapat digunakan untuk mengumpulkan data dari berbagai sensor yang tersedia</w:t>
       </w:r>
       <w:r>
         <w:rPr>
@@ -6451,7 +6928,7 @@
         <w:rPr>
           <w:szCs w:val="24"/>
         </w:rPr>
-        <w:instrText xml:space="preserve"> ADDIN ZOTERO_ITEM CSL_CITATION {"citationID":"RcCi8TAC","properties":{"formattedCitation":"(Al-Fajri, n.d.)","plainCitation":"(Al-Fajri, n.d.)","noteIndex":0},"citationItems":[{"id":69,"uris":["http://zotero.org/users/local/40ttfIiH/items/FHH7IBZB"],"itemData":{"id":69,"type":"article-journal","abstract":"Dried fish is a food product that is preserved using sunlight. This drying process is very dependent on environmental conditions such as weather and takes a long time. This study aims to design a fish drying system that aims to speed up the drying process. The system is designed to use the ESP32 microcontroller as the control center. The Internet of Things application is used as a monitoring system for temperature, humidity, current, voltage and electrical energy used during the drying process. Based on the results of research that has been tested the fish drying process using a fish drying machine is determined based on the temperature and humidity produced, so that if the fish drying machine temperature is above 80 Celsius, the fish drying process is faster.","language":"id","source":"Zotero","title":"Rancang Bangun Alat Pengering Ikan dengan Memonitoring Suhu dan Kelembapan Berbasis Internet of Things (IoT)","author":[{"family":"Al-Fajri","given":"Syukron"}]}}],"schema":"https://github.com/citation-style-language/schema/raw/master/csl-citation.json"} </w:instrText>
+        <w:instrText xml:space="preserve"> ADDIN ZOTERO_ITEM CSL_CITATION {"citationID":"RcCi8TAC","properties":{"formattedCitation":"[4]","plainCitation":"[4]","noteIndex":0},"citationItems":[{"id":69,"uris":["http://zotero.org/users/local/40ttfIiH/items/FHH7IBZB"],"itemData":{"id":69,"type":"article-journal","abstract":"Dried fish is a food product that is preserved using sunlight. This drying process is very dependent on environmental conditions such as weather and takes a long time. This study aims to design a fish drying system that aims to speed up the drying process. The system is designed to use the ESP32 microcontroller as the control center. The Internet of Things application is used as a monitoring system for temperature, humidity, current, voltage and electrical energy used during the drying process. Based on the results of research that has been tested the fish drying process using a fish drying machine is determined based on the temperature and humidity produced, so that if the fish drying machine temperature is above 80 Celsius, the fish drying process is faster.","language":"id","source":"Zotero","title":"Rancang Bangun Alat Pengering Ikan dengan Memonitoring Suhu dan Kelembapan Berbasis Internet of Things (IoT)","author":[{"family":"Al-Fajri","given":"Syukron"}]}}],"schema":"https://github.com/citation-style-language/schema/raw/master/csl-citation.json"} </w:instrText>
       </w:r>
       <w:r>
         <w:rPr>
@@ -6460,7 +6937,7 @@
         <w:fldChar w:fldCharType="separate"/>
       </w:r>
       <w:r>
-        <w:t>(Al-Fajri, n.d.)</w:t>
+        <w:t>[4]</w:t>
       </w:r>
       <w:r>
         <w:rPr>
@@ -6490,7 +6967,7 @@
         <w:rPr>
           <w:szCs w:val="24"/>
         </w:rPr>
-        <w:instrText xml:space="preserve"> ADDIN ZOTERO_ITEM CSL_CITATION {"citationID":"esT1mmFg","properties":{"formattedCitation":"(Tambunan &amp; Putra, 2019)","plainCitation":"(Tambunan &amp; Putra, 2019)","noteIndex":0},"citationItems":[{"id":51,"uris":["http://zotero.org/users/local/40ttfIiH/items/5GJEVCRZ"],"itemData":{"id":51,"type":"article-journal","abstract":"Vehicle tracking system based on GPS (Global Positioning System) by using SMS gateway communication is a system where the position of a vehicle can be known with certainty. This tracking system uses Arduino Nano as a microcontroller, GPS module technology to determine the position of the vehicle and the SMS gateway device to communicate via Smartphone. With the Google maps application on the Smartphone, it is easy to track the position of the vehicle. The vehicle can be controlled by turning off and turning on remotely with the SMS gateway device via text message media on the Smartphone.","container-title":"JSR : Jaringan Sistem Informasi Robotik","DOI":"10.58486/jsr.v3i1.41","ISSN":"2579-373X, 2356-2137","issue":"1","journalAbbreviation":"JSR","language":"id","page":"152-160","source":"DOI.org (Crossref)","title":"SISTEM KONTROL KENDARAAN BERBASIS IOT","volume":"3","author":[{"family":"Tambunan","given":"Leonard"},{"family":"Putra","given":"Diki Dwi"}],"issued":{"date-parts":[["2019",7,29]]}}}],"schema":"https://github.com/citation-style-language/schema/raw/master/csl-citation.json"} </w:instrText>
+        <w:instrText xml:space="preserve"> ADDIN ZOTERO_ITEM CSL_CITATION {"citationID":"esT1mmFg","properties":{"formattedCitation":"[5]","plainCitation":"[5]","noteIndex":0},"citationItems":[{"id":51,"uris":["http://zotero.org/users/local/40ttfIiH/items/5GJEVCRZ"],"itemData":{"id":51,"type":"article-journal","abstract":"Vehicle tracking system based on GPS (Global Positioning System) by using SMS gateway communication is a system where the position of a vehicle can be known with certainty. This tracking system uses Arduino Nano as a microcontroller, GPS module technology to determine the position of the vehicle and the SMS gateway device to communicate via Smartphone. With the Google maps application on the Smartphone, it is easy to track the position of the vehicle. The vehicle can be controlled by turning off and turning on remotely with the SMS gateway device via text message media on the Smartphone.","container-title":"JSR : Jaringan Sistem Informasi Robotik","DOI":"10.58486/jsr.v3i1.41","ISSN":"2579-373X, 2356-2137","issue":"1","journalAbbreviation":"JSR","language":"id","page":"152-160","source":"DOI.org (Crossref)","title":"SISTEM KONTROL KENDARAAN BERBASIS IOT","volume":"3","author":[{"family":"Tambunan","given":"Leonard"},{"family":"Putra","given":"Diki Dwi"}],"issued":{"date-parts":[["2019",7,29]]}}}],"schema":"https://github.com/citation-style-language/schema/raw/master/csl-citation.json"} </w:instrText>
       </w:r>
       <w:r>
         <w:rPr>
@@ -6499,7 +6976,7 @@
         <w:fldChar w:fldCharType="separate"/>
       </w:r>
       <w:r>
-        <w:t>(Tambunan &amp; Putra, 2019)</w:t>
+        <w:t>[5]</w:t>
       </w:r>
       <w:r>
         <w:rPr>
@@ -6547,7 +7024,7 @@
         <w:rPr>
           <w:szCs w:val="24"/>
         </w:rPr>
-        <w:instrText xml:space="preserve"> ADDIN ZOTERO_ITEM CSL_CITATION {"citationID":"OTsMfLjV","properties":{"formattedCitation":"(Rifaini et al., 2022)","plainCitation":"(Rifaini et al., 2022)","noteIndex":0},"citationItems":[{"id":73,"uris":["http://zotero.org/users/local/40ttfIiH/items/39J7XYVY"],"itemData":{"id":73,"type":"article-journal","abstract":"In addition to rations and drinking water, the quality of the cage must also be considered to support increased productivity and poultry farming. Choosing a location far from settlements can make predators one of the barriers for pet owners, killing animals because they are hunted by wild animals. This study aims to protect livestock from predators by making traps to catch predators. This security system uses Internet of Things (IoT) technology to provide real-time data information when predators are caught in the traps created. PIR sensors are used to detect the presence of trapped animals. The ESP32Cam is used as a microcontroller which processes the data via the telegram application and sends it to the guard's cell phone. The result of this research is security that can detect the presence of predators that can send data in text or photo format. This system is expected to provide convenience and comfort for poultry farm owners.","container-title":"Jurnal Teknik dan Sistem Komputer","DOI":"10.33365/jtikom.v2i2.1486","ISSN":"2723-6382","issue":"2","journalAbbreviation":"JTIKOM","language":"id","license":"https://creativecommons.org/licenses/by-sa/4.0","page":"52-63","source":"DOI.org (Crossref)","title":"ALAT PERANGKAP DAN KAMERA PENGAWAS DENGAN MENGGUNAKAN ESP32-CAM SEBAGAI SISTEM KEAMANAN KANDANG AYAM","volume":"2","author":[{"family":"Rifaini","given":"Arinda"},{"family":"Sintaro","given":"Sanriomi"},{"family":"Surahman","given":"Ade"}],"issued":{"date-parts":[["2022",1,7]]}}}],"schema":"https://github.com/citation-style-language/schema/raw/master/csl-citation.json"} </w:instrText>
+        <w:instrText xml:space="preserve"> ADDIN ZOTERO_ITEM CSL_CITATION {"citationID":"OTsMfLjV","properties":{"formattedCitation":"[6]","plainCitation":"[6]","noteIndex":0},"citationItems":[{"id":73,"uris":["http://zotero.org/users/local/40ttfIiH/items/39J7XYVY"],"itemData":{"id":73,"type":"article-journal","abstract":"In addition to rations and drinking water, the quality of the cage must also be considered to support increased productivity and poultry farming. Choosing a location far from settlements can make predators one of the barriers for pet owners, killing animals because they are hunted by wild animals. This study aims to protect livestock from predators by making traps to catch predators. This security system uses Internet of Things (IoT) technology to provide real-time data information when predators are caught in the traps created. PIR sensors are used to detect the presence of trapped animals. The ESP32Cam is used as a microcontroller which processes the data via the telegram application and sends it to the guard's cell phone. The result of this research is security that can detect the presence of predators that can send data in text or photo format. This system is expected to provide convenience and comfort for poultry farm owners.","container-title":"Jurnal Teknik dan Sistem Komputer","DOI":"10.33365/jtikom.v2i2.1486","ISSN":"2723-6382","issue":"2","journalAbbreviation":"JTIKOM","language":"id","license":"https://creativecommons.org/licenses/by-sa/4.0","page":"52-63","source":"DOI.org (Crossref)","title":"ALAT PERANGKAP DAN KAMERA PENGAWAS DENGAN MENGGUNAKAN ESP32-CAM SEBAGAI SISTEM KEAMANAN KANDANG AYAM","volume":"2","author":[{"family":"Rifaini","given":"Arinda"},{"family":"Sintaro","given":"Sanriomi"},{"family":"Surahman","given":"Ade"}],"issued":{"date-parts":[["2022",1,7]]}}}],"schema":"https://github.com/citation-style-language/schema/raw/master/csl-citation.json"} </w:instrText>
       </w:r>
       <w:r>
         <w:rPr>
@@ -6556,7 +7033,7 @@
         <w:fldChar w:fldCharType="separate"/>
       </w:r>
       <w:r>
-        <w:t>(Rifaini et al., 2022)</w:t>
+        <w:t>[6]</w:t>
       </w:r>
       <w:r>
         <w:rPr>
@@ -6687,7 +7164,7 @@
         <w:rPr>
           <w:szCs w:val="24"/>
         </w:rPr>
-        <w:instrText xml:space="preserve"> ADDIN ZOTERO_ITEM CSL_CITATION {"citationID":"xAziw3I1","properties":{"formattedCitation":"(Muta\\uc0\\u8217{}affif et al., 2017)","plainCitation":"(Muta’affif et al., 2017)","noteIndex":0},"citationItems":[{"id":67,"uris":["http://zotero.org/users/local/40ttfIiH/items/2CRGJ33Q"],"itemData":{"id":67,"type":"article-journal","language":"id","source":"Zotero","title":"Sistem Kendali Peternakan Jarak Jauh Berbasis Internet of Things (IoT)","author":[{"family":"Muta’affif","given":"Muhammad Farish"},{"family":"Mujtahid","given":"Muhammad"},{"family":"Bari","given":"Bilal El"},{"family":"Evita","given":"Maria"}],"issued":{"date-parts":[["2017"]]}}}],"schema":"https://github.com/citation-style-language/schema/raw/master/csl-citation.json"} </w:instrText>
+        <w:instrText xml:space="preserve"> ADDIN ZOTERO_ITEM CSL_CITATION {"citationID":"xAziw3I1","properties":{"formattedCitation":"[3]","plainCitation":"[3]","noteIndex":0},"citationItems":[{"id":67,"uris":["http://zotero.org/users/local/40ttfIiH/items/2CRGJ33Q"],"itemData":{"id":67,"type":"article-journal","language":"id","source":"Zotero","title":"Sistem Kendali Peternakan Jarak Jauh Berbasis Internet of Things (IoT)","author":[{"family":"Muta’affif","given":"Muhammad Farish"},{"family":"Mujtahid","given":"Muhammad"},{"family":"Bari","given":"Bilal El"},{"family":"Evita","given":"Maria"}],"issued":{"date-parts":[["2017"]]}}}],"schema":"https://github.com/citation-style-language/schema/raw/master/csl-citation.json"} </w:instrText>
       </w:r>
       <w:r>
         <w:rPr>
@@ -6696,7 +7173,7 @@
         <w:fldChar w:fldCharType="separate"/>
       </w:r>
       <w:r>
-        <w:t>(Muta’affif et al., 2017)</w:t>
+        <w:t>[3]</w:t>
       </w:r>
       <w:r>
         <w:rPr>
@@ -6720,7 +7197,7 @@
         <w:rPr>
           <w:szCs w:val="24"/>
         </w:rPr>
-        <w:instrText xml:space="preserve"> ADDIN ZOTERO_ITEM CSL_CITATION {"citationID":"tQPPkeel","properties":{"formattedCitation":"(Wibowo et al., 2019)","plainCitation":"(Wibowo et al., 2019)","noteIndex":0},"citationItems":[{"id":47,"uris":["http://zotero.org/users/local/40ttfIiH/items/7H6GF88R"],"itemData":{"id":47,"type":"article-journal","abstract":"One of the common problems experienced by animal farmers is heat stress or cold stress caused by changes in the environment. This resulted in a decrease in the productivity of livestock, cattle. Early monitoring needs to be done to avoid problems through monitoring tools for temperature, heart rate, and internet-based location of things (IoT). The monitor receives the value through the paired sensor and is sent to the web server. Users or breeders get information about the condition of farm animals and observe changes in value through graphs through the android application. The system built is able to receive values in a short interval time (10 seconds) so that the value obtained is the most recent value. Based on observations on the graph, the user can identify drastic changes, both decreases or increases, in the temperature and heart rate of the animal's condition and take precautions as early as possible.","container-title":"JURNAL ELTEK","DOI":"10.33795/eltek.v17i2.188","ISSN":"2355-0740, 1693-4024","issue":"2","journalAbbreviation":"eltek","language":"id","license":"http://creativecommons.org/licenses/by-nc-nd/4.0","page":"18","source":"DOI.org (Crossref)","title":"SISTEM CERDAS PEMANTAU HEWAN TERNAK PADA ALAM BEBAS BERBASIS INTERNET OF THINGS (IOT)","volume":"17","author":[{"family":"Wibowo","given":"Galih Hendra"},{"family":"Ayatullah","given":"Mohamad Dimyati"},{"family":"Prasetyo","given":"Junaedi Adi"}],"issued":{"date-parts":[["2019",11,11]]}}}],"schema":"https://github.com/citation-style-language/schema/raw/master/csl-citation.json"} </w:instrText>
+        <w:instrText xml:space="preserve"> ADDIN ZOTERO_ITEM CSL_CITATION {"citationID":"tQPPkeel","properties":{"formattedCitation":"[1]","plainCitation":"[1]","noteIndex":0},"citationItems":[{"id":47,"uris":["http://zotero.org/users/local/40ttfIiH/items/7H6GF88R"],"itemData":{"id":47,"type":"article-journal","abstract":"One of the common problems experienced by animal farmers is heat stress or cold stress caused by changes in the environment. This resulted in a decrease in the productivity of livestock, cattle. Early monitoring needs to be done to avoid problems through monitoring tools for temperature, heart rate, and internet-based location of things (IoT). The monitor receives the value through the paired sensor and is sent to the web server. Users or breeders get information about the condition of farm animals and observe changes in value through graphs through the android application. The system built is able to receive values in a short interval time (10 seconds) so that the value obtained is the most recent value. Based on observations on the graph, the user can identify drastic changes, both decreases or increases, in the temperature and heart rate of the animal's condition and take precautions as early as possible.","container-title":"JURNAL ELTEK","DOI":"10.33795/eltek.v17i2.188","ISSN":"2355-0740, 1693-4024","issue":"2","journalAbbreviation":"eltek","language":"id","license":"http://creativecommons.org/licenses/by-nc-nd/4.0","page":"18","source":"DOI.org (Crossref)","title":"SISTEM CERDAS PEMANTAU HEWAN TERNAK PADA ALAM BEBAS BERBASIS INTERNET OF THINGS (IOT)","volume":"17","author":[{"family":"Wibowo","given":"Galih Hendra"},{"family":"Ayatullah","given":"Mohamad Dimyati"},{"family":"Prasetyo","given":"Junaedi Adi"}],"issued":{"date-parts":[["2019",11,11]]}}}],"schema":"https://github.com/citation-style-language/schema/raw/master/csl-citation.json"} </w:instrText>
       </w:r>
       <w:r>
         <w:rPr>
@@ -6729,7 +7206,7 @@
         <w:fldChar w:fldCharType="separate"/>
       </w:r>
       <w:r>
-        <w:t>(Wibowo et al., 2019)</w:t>
+        <w:t>[1]</w:t>
       </w:r>
       <w:r>
         <w:rPr>
@@ -6753,7 +7230,7 @@
         <w:rPr>
           <w:szCs w:val="24"/>
         </w:rPr>
-        <w:instrText xml:space="preserve"> ADDIN ZOTERO_ITEM CSL_CITATION {"citationID":"mxDvLDXT","properties":{"formattedCitation":"(Angriawan &amp; Anugraha, 2019)","plainCitation":"(Angriawan &amp; Anugraha, 2019)","noteIndex":0},"citationItems":[{"id":49,"uris":["http://zotero.org/users/local/40ttfIiH/items/RJBYXNBW"],"itemData":{"id":49,"type":"article-journal","abstract":"The development of communication technology is currently growing rapidly in the Internet of Things (IoT), it has developed in various aspects of human life. One of them is the efficiency of tracking mobile objects. There are many types of communication available. Cellular communication is one of the most common and widely used, but it has a problem like some locations are not covered by cellular networks. To overcome this problem, in this paper we proposed to use Lora for sending the location of the cow. LoRa sending data from Node to the Gateway and forwarded to the internet. The implementation results of sending data from Node to Gateway shows that the distance is directly proportional to the loss of data and signal strength (RSSI). For example, a distance of 1 km with the RSSI -98 the number of lost packages is around 2 and the furthest distance is 2.5 km with RSSI -128 the number of lost packages is about 19.","container-title":"Inspiration: Jurnal Teknologi Informasi dan Komunikasi","DOI":"10.35585/inspir.v9i1.2494","ISSN":"2621-5608, 2088-6705","issue":"1","journalAbbreviation":"j. inspir.","language":"id","page":"33","source":"DOI.org (Crossref)","title":"Sistem Pelacak Lokasi Sapi dengan Sistem Komunikasi LoRa","volume":"9","author":[{"family":"Angriawan","given":"Randy"},{"family":"Anugraha","given":"Nurhajar"}],"issued":{"date-parts":[["2019",6,15]]}}}],"schema":"https://github.com/citation-style-language/schema/raw/master/csl-citation.json"} </w:instrText>
+        <w:instrText xml:space="preserve"> ADDIN ZOTERO_ITEM CSL_CITATION {"citationID":"mxDvLDXT","properties":{"formattedCitation":"[7]","plainCitation":"[7]","noteIndex":0},"citationItems":[{"id":49,"uris":["http://zotero.org/users/local/40ttfIiH/items/RJBYXNBW"],"itemData":{"id":49,"type":"article-journal","abstract":"The development of communication technology is currently growing rapidly in the Internet of Things (IoT), it has developed in various aspects of human life. One of them is the efficiency of tracking mobile objects. There are many types of communication available. Cellular communication is one of the most common and widely used, but it has a problem like some locations are not covered by cellular networks. To overcome this problem, in this paper we proposed to use Lora for sending the location of the cow. LoRa sending data from Node to the Gateway and forwarded to the internet. The implementation results of sending data from Node to Gateway shows that the distance is directly proportional to the loss of data and signal strength (RSSI). For example, a distance of 1 km with the RSSI -98 the number of lost packages is around 2 and the furthest distance is 2.5 km with RSSI -128 the number of lost packages is about 19.","container-title":"Inspiration: Jurnal Teknologi Informasi dan Komunikasi","DOI":"10.35585/inspir.v9i1.2494","ISSN":"2621-5608, 2088-6705","issue":"1","journalAbbreviation":"j. inspir.","language":"id","page":"33","source":"DOI.org (Crossref)","title":"Sistem Pelacak Lokasi Sapi dengan Sistem Komunikasi LoRa","volume":"9","author":[{"family":"Angriawan","given":"Randy"},{"family":"Anugraha","given":"Nurhajar"}],"issued":{"date-parts":[["2019",6,15]]}}}],"schema":"https://github.com/citation-style-language/schema/raw/master/csl-citation.json"} </w:instrText>
       </w:r>
       <w:r>
         <w:rPr>
@@ -6762,7 +7239,7 @@
         <w:fldChar w:fldCharType="separate"/>
       </w:r>
       <w:r>
-        <w:t>(Angriawan &amp; Anugraha, 2019)</w:t>
+        <w:t>[7]</w:t>
       </w:r>
       <w:r>
         <w:rPr>
@@ -6798,7 +7275,6 @@
         <w:rPr>
           <w:szCs w:val="24"/>
         </w:rPr>
-        <w:lastRenderedPageBreak/>
         <w:t xml:space="preserve">mengembangkan sistem kontrol </w:t>
       </w:r>
       <w:r>
@@ -6847,7 +7323,7 @@
         <w:rPr>
           <w:szCs w:val="24"/>
         </w:rPr>
-        <w:instrText xml:space="preserve"> ADDIN ZOTERO_ITEM CSL_CITATION {"citationID":"iZol01DJ","properties":{"formattedCitation":"(Tambunan &amp; Putra, 2019)","plainCitation":"(Tambunan &amp; Putra, 2019)","noteIndex":0},"citationItems":[{"id":51,"uris":["http://zotero.org/users/local/40ttfIiH/items/5GJEVCRZ"],"itemData":{"id":51,"type":"article-journal","abstract":"Vehicle tracking system based on GPS (Global Positioning System) by using SMS gateway communication is a system where the position of a vehicle can be known with certainty. This tracking system uses Arduino Nano as a microcontroller, GPS module technology to determine the position of the vehicle and the SMS gateway device to communicate via Smartphone. With the Google maps application on the Smartphone, it is easy to track the position of the vehicle. The vehicle can be controlled by turning off and turning on remotely with the SMS gateway device via text message media on the Smartphone.","container-title":"JSR : Jaringan Sistem Informasi Robotik","DOI":"10.58486/jsr.v3i1.41","ISSN":"2579-373X, 2356-2137","issue":"1","journalAbbreviation":"JSR","language":"id","page":"152-160","source":"DOI.org (Crossref)","title":"SISTEM KONTROL KENDARAAN BERBASIS IOT","volume":"3","author":[{"family":"Tambunan","given":"Leonard"},{"family":"Putra","given":"Diki Dwi"}],"issued":{"date-parts":[["2019",7,29]]}}}],"schema":"https://github.com/citation-style-language/schema/raw/master/csl-citation.json"} </w:instrText>
+        <w:instrText xml:space="preserve"> ADDIN ZOTERO_ITEM CSL_CITATION {"citationID":"iZol01DJ","properties":{"formattedCitation":"[5]","plainCitation":"[5]","noteIndex":0},"citationItems":[{"id":51,"uris":["http://zotero.org/users/local/40ttfIiH/items/5GJEVCRZ"],"itemData":{"id":51,"type":"article-journal","abstract":"Vehicle tracking system based on GPS (Global Positioning System) by using SMS gateway communication is a system where the position of a vehicle can be known with certainty. This tracking system uses Arduino Nano as a microcontroller, GPS module technology to determine the position of the vehicle and the SMS gateway device to communicate via Smartphone. With the Google maps application on the Smartphone, it is easy to track the position of the vehicle. The vehicle can be controlled by turning off and turning on remotely with the SMS gateway device via text message media on the Smartphone.","container-title":"JSR : Jaringan Sistem Informasi Robotik","DOI":"10.58486/jsr.v3i1.41","ISSN":"2579-373X, 2356-2137","issue":"1","journalAbbreviation":"JSR","language":"id","page":"152-160","source":"DOI.org (Crossref)","title":"SISTEM KONTROL KENDARAAN BERBASIS IOT","volume":"3","author":[{"family":"Tambunan","given":"Leonard"},{"family":"Putra","given":"Diki Dwi"}],"issued":{"date-parts":[["2019",7,29]]}}}],"schema":"https://github.com/citation-style-language/schema/raw/master/csl-citation.json"} </w:instrText>
       </w:r>
       <w:r>
         <w:rPr>
@@ -6856,7 +7332,7 @@
         <w:fldChar w:fldCharType="separate"/>
       </w:r>
       <w:r>
-        <w:t>(Tambunan &amp; Putra, 2019)</w:t>
+        <w:t>[5]</w:t>
       </w:r>
       <w:r>
         <w:rPr>
@@ -7106,6 +7582,7 @@
           <w:ilvl w:val="1"/>
           <w:numId w:val="5"/>
         </w:numPr>
+        <w:ind w:left="284"/>
         <w:rPr>
           <w:lang w:val="en-ID"/>
         </w:rPr>
@@ -7191,6 +7668,7 @@
           <w:ilvl w:val="1"/>
           <w:numId w:val="5"/>
         </w:numPr>
+        <w:ind w:left="284"/>
         <w:rPr>
           <w:lang w:val="en-ID"/>
         </w:rPr>
@@ -7285,6 +7763,7 @@
         <w:rPr>
           <w:szCs w:val="24"/>
         </w:rPr>
+        <w:lastRenderedPageBreak/>
         <w:t>Perangkat GPS yang digunakan adalah modul GPS NEO-6M</w:t>
       </w:r>
       <w:r>
@@ -7312,7 +7791,6 @@
           <w:szCs w:val="24"/>
           <w:lang w:val="en-ID"/>
         </w:rPr>
-        <w:lastRenderedPageBreak/>
         <w:t xml:space="preserve">Sistem </w:t>
       </w:r>
       <w:r>
@@ -7414,6 +7892,7 @@
           <w:numId w:val="5"/>
         </w:numPr>
         <w:spacing w:line="360" w:lineRule="auto"/>
+        <w:ind w:left="284" w:hanging="426"/>
         <w:rPr>
           <w:lang w:val="en-ID"/>
         </w:rPr>
@@ -7524,19 +8003,7 @@
         <w:rPr>
           <w:szCs w:val="24"/>
         </w:rPr>
-        <w:t xml:space="preserve">Diharapkan </w:t>
-      </w:r>
-      <w:r>
-        <w:rPr>
-          <w:szCs w:val="24"/>
-        </w:rPr>
-        <w:t>membantu penanganan apabila terjadi kecelakaan pada hewan ternak serta memastikan hewan tetap berada dalam area peternakan</w:t>
-      </w:r>
-      <w:r>
-        <w:rPr>
-          <w:szCs w:val="24"/>
-        </w:rPr>
-        <w:t>.</w:t>
+        <w:t>Diharapkan meningkatkan efektivitas pengelolaan dan pemantauan hewan ternak melalui penyediaan informasi real-time yang akurat dan mudah diakses oleh peternak dari jarak jauh</w:t>
       </w:r>
     </w:p>
     <w:p>
@@ -7721,6 +8188,7 @@
         <w:rPr>
           <w:szCs w:val="24"/>
         </w:rPr>
+        <w:lastRenderedPageBreak/>
         <w:t>sehingga menimbulkan kecelakaan hewan ternak terhadap pengguna jalan</w:t>
       </w:r>
     </w:p>
@@ -7731,6 +8199,7 @@
           <w:ilvl w:val="1"/>
           <w:numId w:val="5"/>
         </w:numPr>
+        <w:ind w:left="284"/>
         <w:rPr>
           <w:lang w:val="en-ID"/>
         </w:rPr>
@@ -7740,13 +8209,13 @@
         <w:rPr>
           <w:lang w:val="en-ID"/>
         </w:rPr>
-        <w:lastRenderedPageBreak/>
         <w:t>Sistematika Penulisan</w:t>
       </w:r>
       <w:bookmarkEnd w:id="12"/>
     </w:p>
     <w:p>
       <w:pPr>
+        <w:ind w:left="284"/>
         <w:rPr>
           <w:szCs w:val="24"/>
           <w:lang w:val="en-ID"/>
@@ -7933,6 +8402,7 @@
           <w:ilvl w:val="1"/>
           <w:numId w:val="6"/>
         </w:numPr>
+        <w:ind w:left="0"/>
         <w:rPr>
           <w:lang w:val="id-ID"/>
         </w:rPr>
@@ -7954,6 +8424,7 @@
           <w:numId w:val="6"/>
         </w:numPr>
         <w:spacing w:line="480" w:lineRule="auto"/>
+        <w:ind w:left="709"/>
         <w:rPr>
           <w:lang w:val="id-ID"/>
         </w:rPr>
@@ -8002,7 +8473,7 @@
         <w:rPr>
           <w:szCs w:val="24"/>
         </w:rPr>
-        <w:instrText xml:space="preserve"> ADDIN ZOTERO_ITEM CSL_CITATION {"citationID":"mhjpMZLg","properties":{"formattedCitation":"(Sukanteri et al., n.d.)","plainCitation":"(Sukanteri et al., n.d.)","noteIndex":0},"citationItems":[{"id":75,"uris":["http://zotero.org/users/local/40ttfIiH/items/BT8L7MLE"],"itemData":{"id":75,"type":"article-journal","language":"id","source":"Zotero","title":"TEKNOLOGI PERTANIAN TERPADU BERBASIS FILOSOFI TRI HITA KARANA DALAM USAHATANI MENUJU PERTANIAN ORGANIK","author":[{"family":"Sukanteri","given":"Ni Putu"},{"family":"Suparyana","given":"Pande Komang"},{"family":"Suryana","given":"I Made"},{"family":"Setyawan","given":"I Made Dedy"}]}}],"schema":"https://github.com/citation-style-language/schema/raw/master/csl-citation.json"} </w:instrText>
+        <w:instrText xml:space="preserve"> ADDIN ZOTERO_ITEM CSL_CITATION {"citationID":"mhjpMZLg","properties":{"formattedCitation":"[8]","plainCitation":"[8]","noteIndex":0},"citationItems":[{"id":75,"uris":["http://zotero.org/users/local/40ttfIiH/items/BT8L7MLE"],"itemData":{"id":75,"type":"article-journal","language":"id","source":"Zotero","title":"TEKNOLOGI PERTANIAN TERPADU BERBASIS FILOSOFI TRI HITA KARANA DALAM USAHATANI MENUJU PERTANIAN ORGANIK","author":[{"family":"Sukanteri","given":"Ni Putu"},{"family":"Suparyana","given":"Pande Komang"},{"family":"Suryana","given":"I Made"},{"family":"Setyawan","given":"I Made Dedy"}]}}],"schema":"https://github.com/citation-style-language/schema/raw/master/csl-citation.json"} </w:instrText>
       </w:r>
       <w:r>
         <w:rPr>
@@ -8011,7 +8482,7 @@
         <w:fldChar w:fldCharType="separate"/>
       </w:r>
       <w:r>
-        <w:t>(Sukanteri et al., n.d.)</w:t>
+        <w:t>[8]</w:t>
       </w:r>
       <w:r>
         <w:rPr>
@@ -8155,7 +8626,7 @@
           <w:szCs w:val="24"/>
           <w:lang w:val="id-ID"/>
         </w:rPr>
-        <w:instrText xml:space="preserve"> ADDIN ZOTERO_ITEM CSL_CITATION {"citationID":"aMMD7Tjq","properties":{"formattedCitation":"(Wolfert et al., 2017)","plainCitation":"(Wolfert et al., 2017)","noteIndex":0},"citationItems":[{"id":77,"uris":["http://zotero.org/users/local/40ttfIiH/items/REENGG33"],"itemData":{"id":77,"type":"article-journal","container-title":"Agricultural Systems","DOI":"10.1016/j.agsy.2017.01.023","ISSN":"0308521X","journalAbbreviation":"Agricultural Systems","language":"en","page":"69-80","source":"DOI.org (Crossref)","title":"Big Data in Smart Farming – A review","volume":"153","author":[{"family":"Wolfert","given":"Sjaak"},{"family":"Ge","given":"Lan"},{"family":"Verdouw","given":"Cor"},{"family":"Bogaardt","given":"Marc-Jeroen"}],"issued":{"date-parts":[["2017",5]]}}}],"schema":"https://github.com/citation-style-language/schema/raw/master/csl-citation.json"} </w:instrText>
+        <w:instrText xml:space="preserve"> ADDIN ZOTERO_ITEM CSL_CITATION {"citationID":"aMMD7Tjq","properties":{"formattedCitation":"[9]","plainCitation":"[9]","noteIndex":0},"citationItems":[{"id":77,"uris":["http://zotero.org/users/local/40ttfIiH/items/REENGG33"],"itemData":{"id":77,"type":"article-journal","container-title":"Agricultural Systems","DOI":"10.1016/j.agsy.2017.01.023","ISSN":"0308521X","journalAbbreviation":"Agricultural Systems","language":"en","page":"69-80","source":"DOI.org (Crossref)","title":"Big Data in Smart Farming – A review","volume":"153","author":[{"family":"Wolfert","given":"Sjaak"},{"family":"Ge","given":"Lan"},{"family":"Verdouw","given":"Cor"},{"family":"Bogaardt","given":"Marc-Jeroen"}],"issued":{"date-parts":[["2017",5]]}}}],"schema":"https://github.com/citation-style-language/schema/raw/master/csl-citation.json"} </w:instrText>
       </w:r>
       <w:r>
         <w:rPr>
@@ -8165,7 +8636,7 @@
         <w:fldChar w:fldCharType="separate"/>
       </w:r>
       <w:r>
-        <w:t>(Wolfert et al., 2017)</w:t>
+        <w:t>[9]</w:t>
       </w:r>
       <w:r>
         <w:rPr>
@@ -8190,6 +8661,7 @@
           <w:numId w:val="6"/>
         </w:numPr>
         <w:spacing w:line="480" w:lineRule="auto"/>
+        <w:ind w:left="709"/>
         <w:rPr>
           <w:lang w:val="id-ID"/>
         </w:rPr>
@@ -8245,7 +8717,7 @@
         <w:rPr>
           <w:szCs w:val="24"/>
         </w:rPr>
-        <w:instrText xml:space="preserve"> ADDIN ZOTERO_ITEM CSL_CITATION {"citationID":"6MTXv5RO","properties":{"formattedCitation":"(M Rif\\uc0\\u8217{}an, 2024)","plainCitation":"(M Rif’an, 2024)","noteIndex":0},"citationItems":[{"id":79,"uris":["http://zotero.org/users/local/40ttfIiH/items/KI8PA2NT"],"itemData":{"id":79,"type":"article-journal","language":"id","source":"Zotero","title":"PENERAPAN IOT DALAM PERTANIAN PRESISI UNTUK PENINGKATAN PRODUKSI DAN EFISIENSI PENGGUNAAN SUMBER DAYA","author":[{"family":"M Rif'an","given":""}],"issued":{"date-parts":[["2024"]]}}}],"schema":"https://github.com/citation-style-language/schema/raw/master/csl-citation.json"} </w:instrText>
+        <w:instrText xml:space="preserve"> ADDIN ZOTERO_ITEM CSL_CITATION {"citationID":"6MTXv5RO","properties":{"formattedCitation":"[10]","plainCitation":"[10]","noteIndex":0},"citationItems":[{"id":79,"uris":["http://zotero.org/users/local/40ttfIiH/items/KI8PA2NT"],"itemData":{"id":79,"type":"article-journal","language":"id","source":"Zotero","title":"PENERAPAN IOT DALAM PERTANIAN PRESISI UNTUK PENINGKATAN PRODUKSI DAN EFISIENSI PENGGUNAAN SUMBER DAYA","author":[{"family":"M Rif'an","given":""}],"issued":{"date-parts":[["2024"]]}}}],"schema":"https://github.com/citation-style-language/schema/raw/master/csl-citation.json"} </w:instrText>
       </w:r>
       <w:r>
         <w:rPr>
@@ -8254,7 +8726,7 @@
         <w:fldChar w:fldCharType="separate"/>
       </w:r>
       <w:r>
-        <w:t>(M Rif’an, 2024)</w:t>
+        <w:t>[10]</w:t>
       </w:r>
       <w:r>
         <w:rPr>
@@ -8305,7 +8777,7 @@
         <w:rPr>
           <w:szCs w:val="24"/>
         </w:rPr>
-        <w:instrText xml:space="preserve"> ADDIN ZOTERO_ITEM CSL_CITATION {"citationID":"OcV67dK4","properties":{"formattedCitation":"(Wijaya &amp; Rivai, 2018)","plainCitation":"(Wijaya &amp; Rivai, 2018)","noteIndex":0},"citationItems":[{"id":81,"uris":["http://zotero.org/users/local/40ttfIiH/items/MA72Z8K5"],"itemData":{"id":81,"type":"article-journal","container-title":"Jurnal Teknik ITS","DOI":"10.12962/j23373539.v7i2.31113","ISSN":"2337-3539, 2301-9271","issue":"2","journalAbbreviation":"JTITS","language":"id","page":"288-292","source":"DOI.org (Crossref)","title":"Monitoring dan Kontrol Sistem irigasi Berbasis IoT Menggunakan Banana PI","volume":"7","author":[{"family":"Wijaya","given":"Andrie"},{"family":"Rivai","given":"Muhammad"}],"issued":{"date-parts":[["2018",12,17]]}}}],"schema":"https://github.com/citation-style-language/schema/raw/master/csl-citation.json"} </w:instrText>
+        <w:instrText xml:space="preserve"> ADDIN ZOTERO_ITEM CSL_CITATION {"citationID":"OcV67dK4","properties":{"formattedCitation":"[11]","plainCitation":"[11]","noteIndex":0},"citationItems":[{"id":81,"uris":["http://zotero.org/users/local/40ttfIiH/items/MA72Z8K5"],"itemData":{"id":81,"type":"article-journal","container-title":"Jurnal Teknik ITS","DOI":"10.12962/j23373539.v7i2.31113","ISSN":"2337-3539, 2301-9271","issue":"2","journalAbbreviation":"JTITS","language":"id","page":"288-292","source":"DOI.org (Crossref)","title":"Monitoring dan Kontrol Sistem irigasi Berbasis IoT Menggunakan Banana PI","volume":"7","author":[{"family":"Wijaya","given":"Andrie"},{"family":"Rivai","given":"Muhammad"}],"issued":{"date-parts":[["2018",12,17]]}}}],"schema":"https://github.com/citation-style-language/schema/raw/master/csl-citation.json"} </w:instrText>
       </w:r>
       <w:r>
         <w:rPr>
@@ -8314,7 +8786,7 @@
         <w:fldChar w:fldCharType="separate"/>
       </w:r>
       <w:r>
-        <w:t>(Wijaya &amp; Rivai, 2018)</w:t>
+        <w:t>[11]</w:t>
       </w:r>
       <w:r>
         <w:rPr>
@@ -8337,6 +8809,7 @@
           <w:numId w:val="6"/>
         </w:numPr>
         <w:spacing w:line="480" w:lineRule="auto"/>
+        <w:ind w:left="709"/>
       </w:pPr>
       <w:bookmarkStart w:id="17" w:name="_Toc215384864"/>
       <w:bookmarkStart w:id="18" w:name="_Toc213338684"/>
@@ -8384,7 +8857,7 @@
         <w:rPr>
           <w:szCs w:val="24"/>
         </w:rPr>
-        <w:instrText xml:space="preserve"> ADDIN ZOTERO_ITEM CSL_CITATION {"citationID":"Gw4SYtP3","properties":{"formattedCitation":"(Gunadi, 2022)","plainCitation":"(Gunadi, 2022)","noteIndex":0},"citationItems":[{"id":83,"uris":["http://zotero.org/users/local/40ttfIiH/items/ZLTUXHNK"],"itemData":{"id":83,"type":"article-journal","abstract":"A sensor or transducer is an electronic component that functions to convert a physical quantity into an electrical quantity. With various kinds of sensors, various physical phenomena such as temperature, air humidity, air pressure, gas intensity, air quality, etc. can be detected. In measurement/instrumentation activities the role of sensors is very important. With the sensor, changes in the value of the quantity being measured can be detected, then the change in the value of the quantity can be visualized as the output of the measurement system. The implementation of measurement techniques at this time mostly requires an integrated system, based on IoT (Internet of Thing). In this paper, we will review the implementation of various sensors on the Arduino-based IoT.","container-title":"Jurnal Matematika","issue":"3","language":"id","source":"Zotero","title":"Wahana Matematika dan Sains: Jurnal Matematika, Sains, dan Pembelajarannya, Vol. 16  No 3,  Desember  2022                                                                                        e-ISSN: 2549-6727 ,  p-ISSN: 1858-0629","volume":"16","author":[{"family":"Gunadi","given":"I Gede Aris"}],"issued":{"date-parts":[["2022"]]}}}],"schema":"https://github.com/citation-style-language/schema/raw/master/csl-citation.json"} </w:instrText>
+        <w:instrText xml:space="preserve"> ADDIN ZOTERO_ITEM CSL_CITATION {"citationID":"Gw4SYtP3","properties":{"formattedCitation":"[12]","plainCitation":"[12]","noteIndex":0},"citationItems":[{"id":83,"uris":["http://zotero.org/users/local/40ttfIiH/items/ZLTUXHNK"],"itemData":{"id":83,"type":"article-journal","abstract":"A sensor or transducer is an electronic component that functions to convert a physical quantity into an electrical quantity. With various kinds of sensors, various physical phenomena such as temperature, air humidity, air pressure, gas intensity, air quality, etc. can be detected. In measurement/instrumentation activities the role of sensors is very important. With the sensor, changes in the value of the quantity being measured can be detected, then the change in the value of the quantity can be visualized as the output of the measurement system. The implementation of measurement techniques at this time mostly requires an integrated system, based on IoT (Internet of Thing). In this paper, we will review the implementation of various sensors on the Arduino-based IoT.","container-title":"Jurnal Matematika","issue":"3","language":"id","source":"Zotero","title":"Wahana Matematika dan Sains: Jurnal Matematika, Sains, dan Pembelajarannya, Vol. 16  No 3,  Desember  2022                                                                                        e-ISSN: 2549-6727 ,  p-ISSN: 1858-0629","volume":"16","author":[{"family":"Gunadi","given":"I Gede Aris"}],"issued":{"date-parts":[["2022"]]}}}],"schema":"https://github.com/citation-style-language/schema/raw/master/csl-citation.json"} </w:instrText>
       </w:r>
       <w:r>
         <w:rPr>
@@ -8393,7 +8866,7 @@
         <w:fldChar w:fldCharType="separate"/>
       </w:r>
       <w:r>
-        <w:t>(Gunadi, 2022)</w:t>
+        <w:t>[12]</w:t>
       </w:r>
       <w:r>
         <w:rPr>
@@ -8416,6 +8889,7 @@
           <w:numId w:val="6"/>
         </w:numPr>
         <w:spacing w:line="480" w:lineRule="auto"/>
+        <w:ind w:left="709"/>
       </w:pPr>
       <w:bookmarkStart w:id="19" w:name="_Toc215384865"/>
       <w:r>
@@ -8431,7 +8905,13 @@
         <w:tab/>
       </w:r>
       <w:r>
-        <w:t>ESP32 mendukung konektivitas Wi-Fi dan Bluetooth sehingga memungkinkan integrasi dengan berbagai perangkat dan aplikasi IoT</w:t>
+        <w:t xml:space="preserve">ESP32 mendukung konektivitas Wi-Fi dan Bluetooth sehingga memungkinkan integrasi dengan berbagai </w:t>
+      </w:r>
+      <w:r>
+        <w:t>sensor</w:t>
+      </w:r>
+      <w:r>
+        <w:t xml:space="preserve"> dan aplikasi IoT</w:t>
       </w:r>
       <w:r>
         <w:t xml:space="preserve"> seperti yang ditunjukan pada gambar 2.1.</w:t>
@@ -8440,16 +8920,24 @@
     <w:p>
       <w:pPr>
         <w:jc w:val="center"/>
-      </w:pPr>
-      <w:r>
         <w:rPr>
           <w:noProof/>
         </w:rPr>
+      </w:pPr>
+    </w:p>
+    <w:p>
+      <w:pPr>
+        <w:jc w:val="center"/>
+      </w:pPr>
+      <w:r>
+        <w:rPr>
+          <w:noProof/>
+        </w:rPr>
         <w:drawing>
-          <wp:inline distT="0" distB="0" distL="0" distR="0" wp14:anchorId="0C337C4B" wp14:editId="01B33DFB">
-            <wp:extent cx="3752491" cy="2041016"/>
-            <wp:effectExtent l="0" t="0" r="635" b="0"/>
-            <wp:docPr id="1740368008" name="Picture 2"/>
+          <wp:inline distT="0" distB="0" distL="0" distR="0" wp14:anchorId="5647A1EF" wp14:editId="2343070B">
+            <wp:extent cx="4617754" cy="3371850"/>
+            <wp:effectExtent l="0" t="0" r="0" b="0"/>
+            <wp:docPr id="1120262191" name="Picture 1"/>
             <wp:cNvGraphicFramePr>
               <a:graphicFrameLocks xmlns:a="http://schemas.openxmlformats.org/drawingml/2006/main" noChangeAspect="1"/>
             </wp:cNvGraphicFramePr>
@@ -8457,10 +8945,10 @@
               <a:graphicData uri="http://schemas.openxmlformats.org/drawingml/2006/picture">
                 <pic:pic xmlns:pic="http://schemas.openxmlformats.org/drawingml/2006/picture">
                   <pic:nvPicPr>
-                    <pic:cNvPr id="1740368008" name="Picture 1740368008"/>
+                    <pic:cNvPr id="1120262191" name="Picture 1120262191"/>
                     <pic:cNvPicPr/>
                   </pic:nvPicPr>
-                  <pic:blipFill>
+                  <pic:blipFill rotWithShape="1">
                     <a:blip r:embed="rId10" cstate="print">
                       <a:extLst>
                         <a:ext uri="{28A0092B-C50C-407E-A947-70E740481C1C}">
@@ -8468,18 +8956,27 @@
                         </a:ext>
                       </a:extLst>
                     </a:blip>
+                    <a:srcRect l="2447" t="3151" r="2325" b="7269"/>
                     <a:stretch>
                       <a:fillRect/>
                     </a:stretch>
                   </pic:blipFill>
-                  <pic:spPr>
+                  <pic:spPr bwMode="auto">
                     <a:xfrm>
                       <a:off x="0" y="0"/>
-                      <a:ext cx="3769815" cy="2050439"/>
+                      <a:ext cx="4619655" cy="3373238"/>
                     </a:xfrm>
                     <a:prstGeom prst="rect">
                       <a:avLst/>
                     </a:prstGeom>
+                    <a:ln>
+                      <a:noFill/>
+                    </a:ln>
+                    <a:extLst>
+                      <a:ext uri="{53640926-AAD7-44D8-BBD7-CCE9431645EC}">
+                        <a14:shadowObscured xmlns:a14="http://schemas.microsoft.com/office/drawing/2010/main"/>
+                      </a:ext>
+                    </a:extLst>
                   </pic:spPr>
                 </pic:pic>
               </a:graphicData>
@@ -8502,7 +8999,7 @@
       </w:pPr>
       <w:bookmarkStart w:id="20" w:name="_Toc215385145"/>
       <w:bookmarkStart w:id="21" w:name="_Toc215385231"/>
-      <w:bookmarkStart w:id="22" w:name="_Toc215385583"/>
+      <w:bookmarkStart w:id="22" w:name="_Toc216192558"/>
       <w:r>
         <w:rPr>
           <w:i w:val="0"/>
@@ -8594,13 +9091,27 @@
         <w:jc w:val="center"/>
       </w:pPr>
       <w:r>
-        <w:t>Sumber : Angelo Rowe Sr.</w:t>
+        <w:t xml:space="preserve">Sumber : </w:t>
+      </w:r>
+      <w:r>
+        <w:t>discourse.webflow.com</w:t>
       </w:r>
       <w:r>
         <w:t xml:space="preserve"> </w:t>
       </w:r>
       <w:r>
-        <w:t>(Google)</w:t>
+        <w:t>(</w:t>
+      </w:r>
+      <w:hyperlink r:id="rId11" w:history="1">
+        <w:r>
+          <w:rPr>
+            <w:rStyle w:val="Hyperlink"/>
+          </w:rPr>
+          <w:t>Google</w:t>
+        </w:r>
+      </w:hyperlink>
+      <w:r>
+        <w:t>)</w:t>
       </w:r>
     </w:p>
     <w:p>
@@ -8661,7 +9172,7 @@
         <w:rPr>
           <w:szCs w:val="24"/>
         </w:rPr>
-        <w:instrText xml:space="preserve"> ADDIN ZOTERO_ITEM CSL_CITATION {"citationID":"TZhmcgdn","properties":{"formattedCitation":"(Humam &amp; Triawan, 2024)","plainCitation":"(Humam &amp; Triawan, 2024)","noteIndex":0},"citationItems":[{"id":55,"uris":["http://zotero.org/users/local/40ttfIiH/items/SSP87YCU"],"itemData":{"id":55,"type":"article-journal","abstract":"In the current digital era, the demand for effective and efficient security systems is increasing. This research develops a room security system using ESP32CAM and motion sensors based on the Internet of Things (IoT). The system is designed to detect movement within a room and send real-time notifications to users via a mobile application. The ESP32CAM functions as a surveillance camera that captures images when the motion sensor detects activity. Data from the motion sensor and images from the ESP32CAM are sent to a cloud server for processing and storage. System testing shows that this solution can provide a quick response to movement, send notifications within seconds, and securely store data in the cloud. Thus, this system can significantly enhance room security and provide peace of mind to its users.","container-title":"Infotek: Jurnal Informatika dan Teknologi","DOI":"10.29408/jit.v7i2.26109","ISSN":"2614-8773","issue":"2","journalAbbreviation":"INFOTEK","language":"id","license":"https://creativecommons.org/licenses/by/4.0","page":"575-584","source":"DOI.org (Crossref)","title":"Sistem Keamanan Ruangan Menggunakan ESP32CAM dan Sensor Gerak Berbasis IoT","volume":"7","author":[{"family":"Humam","given":"Faris"},{"family":"Triawan","given":"Muhammad Agus"}],"issued":{"date-parts":[["2024",7,24]]}}}],"schema":"https://github.com/citation-style-language/schema/raw/master/csl-citation.json"} </w:instrText>
+        <w:instrText xml:space="preserve"> ADDIN ZOTERO_ITEM CSL_CITATION {"citationID":"TZhmcgdn","properties":{"formattedCitation":"[13]","plainCitation":"[13]","noteIndex":0},"citationItems":[{"id":55,"uris":["http://zotero.org/users/local/40ttfIiH/items/SSP87YCU"],"itemData":{"id":55,"type":"article-journal","abstract":"In the current digital era, the demand for effective and efficient security systems is increasing. This research develops a room security system using ESP32CAM and motion sensors based on the Internet of Things (IoT). The system is designed to detect movement within a room and send real-time notifications to users via a mobile application. The ESP32CAM functions as a surveillance camera that captures images when the motion sensor detects activity. Data from the motion sensor and images from the ESP32CAM are sent to a cloud server for processing and storage. System testing shows that this solution can provide a quick response to movement, send notifications within seconds, and securely store data in the cloud. Thus, this system can significantly enhance room security and provide peace of mind to its users.","container-title":"Infotek: Jurnal Informatika dan Teknologi","DOI":"10.29408/jit.v7i2.26109","ISSN":"2614-8773","issue":"2","journalAbbreviation":"INFOTEK","language":"id","license":"https://creativecommons.org/licenses/by/4.0","page":"575-584","source":"DOI.org (Crossref)","title":"Sistem Keamanan Ruangan Menggunakan ESP32CAM dan Sensor Gerak Berbasis IoT","volume":"7","author":[{"family":"Humam","given":"Faris"},{"family":"Triawan","given":"Muhammad Agus"}],"issued":{"date-parts":[["2024",7,24]]}}}],"schema":"https://github.com/citation-style-language/schema/raw/master/csl-citation.json"} </w:instrText>
       </w:r>
       <w:r>
         <w:rPr>
@@ -8670,7 +9181,7 @@
         <w:fldChar w:fldCharType="separate"/>
       </w:r>
       <w:r>
-        <w:t>(Humam &amp; Triawan, 2024)</w:t>
+        <w:t>[13]</w:t>
       </w:r>
       <w:r>
         <w:rPr>
@@ -8706,6 +9217,7 @@
           <w:numId w:val="6"/>
         </w:numPr>
         <w:spacing w:line="480" w:lineRule="auto"/>
+        <w:ind w:left="709"/>
       </w:pPr>
       <w:bookmarkStart w:id="23" w:name="_Toc215384866"/>
       <w:r>
@@ -8755,7 +9267,7 @@
                     <pic:cNvPicPr/>
                   </pic:nvPicPr>
                   <pic:blipFill>
-                    <a:blip r:embed="rId11">
+                    <a:blip r:embed="rId12">
                       <a:extLst>
                         <a:ext uri="{28A0092B-C50C-407E-A947-70E740481C1C}">
                           <a14:useLocalDpi xmlns:a14="http://schemas.microsoft.com/office/drawing/2010/main" val="0"/>
@@ -8796,7 +9308,7 @@
       </w:pPr>
       <w:bookmarkStart w:id="24" w:name="_Toc215385146"/>
       <w:bookmarkStart w:id="25" w:name="_Toc215385232"/>
-      <w:bookmarkStart w:id="26" w:name="_Toc215385584"/>
+      <w:bookmarkStart w:id="26" w:name="_Toc216192559"/>
       <w:r>
         <w:rPr>
           <w:i w:val="0"/>
@@ -8877,7 +9389,18 @@
         <w:jc w:val="center"/>
       </w:pPr>
       <w:r>
-        <w:t>Sumber : techtronik.store (Google)</w:t>
+        <w:t>Sumber : techtronik.store (</w:t>
+      </w:r>
+      <w:hyperlink r:id="rId13" w:history="1">
+        <w:r>
+          <w:rPr>
+            <w:rStyle w:val="Hyperlink"/>
+          </w:rPr>
+          <w:t>Google</w:t>
+        </w:r>
+      </w:hyperlink>
+      <w:r>
+        <w:t>)</w:t>
       </w:r>
     </w:p>
     <w:p>
@@ -8915,7 +9438,7 @@
           <w:szCs w:val="24"/>
           <w:lang w:val="en-ID"/>
         </w:rPr>
-        <w:instrText xml:space="preserve"> ADDIN ZOTERO_ITEM CSL_CITATION {"citationID":"e7o0tD4Y","properties":{"formattedCitation":"(Saifanis et al., 2024)","plainCitation":"(Saifanis et al., 2024)","noteIndex":0},"citationItems":[{"id":90,"uris":["http://zotero.org/users/local/40ttfIiH/items/HAJGWLIH"],"itemData":{"id":90,"type":"article-journal","abstract":"Abstrak –Penelitian ini mengembangkan sistem GPS berbasis Internet of Things (IoT) yang efisien dan andal untuk pemantauan dan analisis data lokasi secara real-time, menawarkan solusi canggih yang dapat diintegrasikan dengan berbagai aplikasi industri. Sistem ini menggunakan modul GPS NEO-6M dan modul komunikasi SIMCOM SIM800L, yang dikendalikan oleh mikrokontroler Arduino Nano, untuk mengirimkan data lokasi melalui SMS ke server atau platform IoT untuk analisis lebih lanjut. Pengujian menunjukkan bahwa sistem ini mencapai akurasi koordinat yang tinggi, dengan tingkat keakuratan sekitar 95% dibandingkan dengan perangkat GPS manual seperti Garmin. Dari pengujian di 10 lokasi, rata-rata selisih pada titik longitude sebesar 0,000643° dan pada titik latitude sebesar 0,00163°, serta waktu deteksi lokasi sekitar 3 detik. Selain itu, fitur real-time tracking memungkinkan pengguna untuk memantau posisi kendaraan melalui pengiriman perintah SMS, menjadikannya sangat berguna dalam situasi darurat seperti pencurian. Dengan performa yang handal dan waktu respons cepat, sistem ini merupakan solusi yang efektif dan efisien untuk pengelolaan logistik, pemantauan armada, dan aplikasi navigasi lainnya, sehingga memberikan nilai tambah signifikan bagi perusahaan yang ingin meningkatkan efisiensi operasional mereka","container-title":"Jurnal TEKTRO","DOI":"10.30811/tektro.v8i2.6323","ISSN":"2581-2890","issue":"2","language":"id-ID","license":"##submission.copyrightStatement##","page":"286-290","source":"e-jurnal.pnl.ac.id","title":"RANCANG BANGUN GPS IoT DENGAN ARDUINO NANO DAN MODUL NEO-6M DALAM SISTEM PEMANTAUAN LOKASI OBJEK","volume":"8","author":[{"family":"Saifanis","given":"Rahmat"},{"family":"Hanafi","given":"Hanafi"},{"family":"Fauziah","given":"Anita"}],"issued":{"date-parts":[["2024"]]}}}],"schema":"https://github.com/citation-style-language/schema/raw/master/csl-citation.json"} </w:instrText>
+        <w:instrText xml:space="preserve"> ADDIN ZOTERO_ITEM CSL_CITATION {"citationID":"e7o0tD4Y","properties":{"formattedCitation":"[14]","plainCitation":"[14]","noteIndex":0},"citationItems":[{"id":90,"uris":["http://zotero.org/users/local/40ttfIiH/items/HAJGWLIH"],"itemData":{"id":90,"type":"article-journal","abstract":"Abstrak –Penelitian ini mengembangkan sistem GPS berbasis Internet of Things (IoT) yang efisien dan andal untuk pemantauan dan analisis data lokasi secara real-time, menawarkan solusi canggih yang dapat diintegrasikan dengan berbagai aplikasi industri. Sistem ini menggunakan modul GPS NEO-6M dan modul komunikasi SIMCOM SIM800L, yang dikendalikan oleh mikrokontroler Arduino Nano, untuk mengirimkan data lokasi melalui SMS ke server atau platform IoT untuk analisis lebih lanjut. Pengujian menunjukkan bahwa sistem ini mencapai akurasi koordinat yang tinggi, dengan tingkat keakuratan sekitar 95% dibandingkan dengan perangkat GPS manual seperti Garmin. Dari pengujian di 10 lokasi, rata-rata selisih pada titik longitude sebesar 0,000643° dan pada titik latitude sebesar 0,00163°, serta waktu deteksi lokasi sekitar 3 detik. Selain itu, fitur real-time tracking memungkinkan pengguna untuk memantau posisi kendaraan melalui pengiriman perintah SMS, menjadikannya sangat berguna dalam situasi darurat seperti pencurian. Dengan performa yang handal dan waktu respons cepat, sistem ini merupakan solusi yang efektif dan efisien untuk pengelolaan logistik, pemantauan armada, dan aplikasi navigasi lainnya, sehingga memberikan nilai tambah signifikan bagi perusahaan yang ingin meningkatkan efisiensi operasional mereka","container-title":"Jurnal TEKTRO","DOI":"10.30811/tektro.v8i2.6323","ISSN":"2581-2890","issue":"2","language":"id-ID","license":"##submission.copyrightStatement##","page":"286-290","source":"e-jurnal.pnl.ac.id","title":"RANCANG BANGUN GPS IoT DENGAN ARDUINO NANO DAN MODUL NEO-6M DALAM SISTEM PEMANTAUAN LOKASI OBJEK","volume":"8","author":[{"family":"Saifanis","given":"Rahmat"},{"family":"Hanafi","given":"Hanafi"},{"family":"Fauziah","given":"Anita"}],"issued":{"date-parts":[["2024"]]}}}],"schema":"https://github.com/citation-style-language/schema/raw/master/csl-citation.json"} </w:instrText>
       </w:r>
       <w:r>
         <w:rPr>
@@ -8925,7 +9448,7 @@
         <w:fldChar w:fldCharType="separate"/>
       </w:r>
       <w:r>
-        <w:t>(Saifanis et al., 2024)</w:t>
+        <w:t>[14]</w:t>
       </w:r>
       <w:r>
         <w:rPr>
@@ -8950,6 +9473,7 @@
           <w:numId w:val="6"/>
         </w:numPr>
         <w:spacing w:line="480" w:lineRule="auto"/>
+        <w:ind w:left="709"/>
         <w:jc w:val="left"/>
         <w:rPr>
           <w:b/>
@@ -9072,7 +9596,7 @@
                     <pic:cNvPicPr/>
                   </pic:nvPicPr>
                   <pic:blipFill>
-                    <a:blip r:embed="rId12">
+                    <a:blip r:embed="rId14">
                       <a:extLst>
                         <a:ext uri="{28A0092B-C50C-407E-A947-70E740481C1C}">
                           <a14:useLocalDpi xmlns:a14="http://schemas.microsoft.com/office/drawing/2010/main" val="0"/>
@@ -9111,6 +9635,7 @@
           <w:szCs w:val="24"/>
         </w:rPr>
       </w:pPr>
+      <w:bookmarkStart w:id="27" w:name="_Toc216192560"/>
       <w:r>
         <w:rPr>
           <w:i w:val="0"/>
@@ -9192,6 +9717,7 @@
         </w:rPr>
         <w:t>ESP32-CAM</w:t>
       </w:r>
+      <w:bookmarkEnd w:id="27"/>
     </w:p>
     <w:p>
       <w:pPr>
@@ -9233,20 +9759,20 @@
           <w:sz w:val="24"/>
           <w:szCs w:val="24"/>
         </w:rPr>
-        <w:t>programarfacil.com (Google)</w:t>
-      </w:r>
-    </w:p>
-    <w:p>
-      <w:pPr>
-        <w:pStyle w:val="Caption"/>
-        <w:spacing w:line="360" w:lineRule="auto"/>
-        <w:rPr>
-          <w:i w:val="0"/>
-          <w:iCs w:val="0"/>
-          <w:sz w:val="24"/>
-          <w:szCs w:val="24"/>
-        </w:rPr>
-      </w:pPr>
+        <w:t>programarfacil.com (</w:t>
+      </w:r>
+      <w:hyperlink r:id="rId15" w:history="1">
+        <w:r>
+          <w:rPr>
+            <w:rStyle w:val="Hyperlink"/>
+            <w:i w:val="0"/>
+            <w:iCs w:val="0"/>
+            <w:sz w:val="24"/>
+            <w:szCs w:val="24"/>
+          </w:rPr>
+          <w:t>Google</w:t>
+        </w:r>
+      </w:hyperlink>
       <w:r>
         <w:rPr>
           <w:i w:val="0"/>
@@ -9255,8 +9781,20 @@
           <w:sz w:val="24"/>
           <w:szCs w:val="24"/>
         </w:rPr>
-        <w:tab/>
-      </w:r>
+        <w:t>)</w:t>
+      </w:r>
+    </w:p>
+    <w:p>
+      <w:pPr>
+        <w:pStyle w:val="Caption"/>
+        <w:spacing w:line="360" w:lineRule="auto"/>
+        <w:rPr>
+          <w:i w:val="0"/>
+          <w:iCs w:val="0"/>
+          <w:sz w:val="24"/>
+          <w:szCs w:val="24"/>
+        </w:rPr>
+      </w:pPr>
       <w:r>
         <w:rPr>
           <w:i w:val="0"/>
@@ -9265,7 +9803,7 @@
           <w:sz w:val="24"/>
           <w:szCs w:val="24"/>
         </w:rPr>
-        <w:t>ESP32 CAM memiliki modul kamera ukuran kecil yang sangat kompetitif yang dapat beroperasi secara independen sebagai sistem minimum dengan ukuran hanya 27 * 40.5 * 4 5mm dan deep sleep current hingga 6mA. ESP 32CAM dapat digunakan secara luas di berbagai aplikasi IoT</w:t>
+        <w:tab/>
       </w:r>
       <w:r>
         <w:rPr>
@@ -9275,7 +9813,7 @@
           <w:sz w:val="24"/>
           <w:szCs w:val="24"/>
         </w:rPr>
-        <w:t xml:space="preserve"> </w:t>
+        <w:t>ESP32 CAM memiliki modul kamera ukuran kecil yang sangat kompetitif yang dapat beroperasi secara independen sebagai sistem minimum dengan ukuran hanya 27 * 40.5 * 4 5mm dan deep sleep current hingga 6mA. ESP 32CAM dapat digunakan secara luas di berbagai aplikasi IoT</w:t>
       </w:r>
       <w:r>
         <w:rPr>
@@ -9285,7 +9823,7 @@
           <w:sz w:val="24"/>
           <w:szCs w:val="24"/>
         </w:rPr>
-        <w:fldChar w:fldCharType="begin"/>
+        <w:t xml:space="preserve"> </w:t>
       </w:r>
       <w:r>
         <w:rPr>
@@ -9295,7 +9833,7 @@
           <w:sz w:val="24"/>
           <w:szCs w:val="24"/>
         </w:rPr>
-        <w:instrText xml:space="preserve"> ADDIN ZOTERO_ITEM CSL_CITATION {"citationID":"iuF8dsgR","properties":{"formattedCitation":"(Mukti et al., 2024)","plainCitation":"(Mukti et al., 2024)","noteIndex":0},"citationItems":[{"id":95,"uris":["http://zotero.org/users/local/40ttfIiH/items/TL6ACMC5"],"itemData":{"id":95,"type":"article-journal","abstract":"Seiring dengan berkembangnya ilmu pengetahuan dan teknologi, seringkali terjadi permasalahan yang mengancam keamanan rumah. Permasalahan tersebut bermula dari tingkat keamanan yang tidak memenuhi standar keamanan rumah. Oleh karena itu, teknologi yang mampu memberikan informasi mengenai kondisi rumah secara langsung sangat diperlukan. Pada penelitian ini penulis tertarik untuk membuat suatu alat yang dapat memantau kondisi rumah dan memberikan notifikasi kepada pemilik rumah jika ada orang yang masuk ke dalam rumah dan dapat mengontrol lampu menggunakan ponsel. Alat ini menggunakan mikrokontroler ESP32 CAM dan sonor PIR untuk mendeteksi pergerakan orang di dalam rumah, serta akan mengontrol 2 buah lampu yang dapat dikontrol menggunakan ponsel melalui aplikasi BLYNK. Pada aplikasi BLYNK pengguna dapat melihat kondisi rumah saat ini, dan akan diambil gambar kondisi rumah serta notifikasi jika ada yang masuk ke dalam rumah dan terdeteksi oleh sensor PIR.","container-title":"SIGMA TEKNIKA","DOI":"10.33373/sigmateknika.v7i2.6982","ISSN":"2599-0616, 2614-5979","issue":"2","journalAbbreviation":"SGTk","language":"id","page":"349-360","source":"DOI.org (Crossref)","title":"PERANCANGAN SECURITY SISTEM SMART HOME BERBASIS IOT MENGGUNAKAN ESP32 CAM DAN SENSOR PIR (PASSIVE INFRARED SENSOR) MELALUI APLIKASI BLYNK","volume":"7","author":[{"family":"Mukti","given":"M. Zulhelmi"},{"family":"Nandika","given":"Reza"},{"family":"Susanti","given":"Endang"}],"issued":{"date-parts":[["2024",11,26]]}}}],"schema":"https://github.com/citation-style-language/schema/raw/master/csl-citation.json"} </w:instrText>
+        <w:fldChar w:fldCharType="begin"/>
       </w:r>
       <w:r>
         <w:rPr>
@@ -9305,7 +9843,7 @@
           <w:sz w:val="24"/>
           <w:szCs w:val="24"/>
         </w:rPr>
-        <w:fldChar w:fldCharType="separate"/>
+        <w:instrText xml:space="preserve"> ADDIN ZOTERO_ITEM CSL_CITATION {"citationID":"iuF8dsgR","properties":{"formattedCitation":"[15]","plainCitation":"[15]","noteIndex":0},"citationItems":[{"id":95,"uris":["http://zotero.org/users/local/40ttfIiH/items/TL6ACMC5"],"itemData":{"id":95,"type":"article-journal","abstract":"Seiring dengan berkembangnya ilmu pengetahuan dan teknologi, seringkali terjadi permasalahan yang mengancam keamanan rumah. Permasalahan tersebut bermula dari tingkat keamanan yang tidak memenuhi standar keamanan rumah. Oleh karena itu, teknologi yang mampu memberikan informasi mengenai kondisi rumah secara langsung sangat diperlukan. Pada penelitian ini penulis tertarik untuk membuat suatu alat yang dapat memantau kondisi rumah dan memberikan notifikasi kepada pemilik rumah jika ada orang yang masuk ke dalam rumah dan dapat mengontrol lampu menggunakan ponsel. Alat ini menggunakan mikrokontroler ESP32 CAM dan sonor PIR untuk mendeteksi pergerakan orang di dalam rumah, serta akan mengontrol 2 buah lampu yang dapat dikontrol menggunakan ponsel melalui aplikasi BLYNK. Pada aplikasi BLYNK pengguna dapat melihat kondisi rumah saat ini, dan akan diambil gambar kondisi rumah serta notifikasi jika ada yang masuk ke dalam rumah dan terdeteksi oleh sensor PIR.","container-title":"SIGMA TEKNIKA","DOI":"10.33373/sigmateknika.v7i2.6982","ISSN":"2599-0616, 2614-5979","issue":"2","journalAbbreviation":"SGTk","language":"id","page":"349-360","source":"DOI.org (Crossref)","title":"PERANCANGAN SECURITY SISTEM SMART HOME BERBASIS IOT MENGGUNAKAN ESP32 CAM DAN SENSOR PIR (PASSIVE INFRARED SENSOR) MELALUI APLIKASI BLYNK","volume":"7","author":[{"family":"Mukti","given":"M. Zulhelmi"},{"family":"Nandika","given":"Reza"},{"family":"Susanti","given":"Endang"}],"issued":{"date-parts":[["2024",11,26]]}}}],"schema":"https://github.com/citation-style-language/schema/raw/master/csl-citation.json"} </w:instrText>
       </w:r>
       <w:r>
         <w:rPr>
@@ -9313,8 +9851,15 @@
           <w:iCs w:val="0"/>
           <w:color w:val="auto"/>
           <w:sz w:val="24"/>
-        </w:rPr>
-        <w:t>(Mukti et al., 2024)</w:t>
+          <w:szCs w:val="24"/>
+        </w:rPr>
+        <w:fldChar w:fldCharType="separate"/>
+      </w:r>
+      <w:r>
+        <w:rPr>
+          <w:sz w:val="24"/>
+        </w:rPr>
+        <w:t>[15]</w:t>
       </w:r>
       <w:r>
         <w:rPr>
@@ -9369,11 +9914,11 @@
         </w:numPr>
         <w:ind w:left="426"/>
       </w:pPr>
-      <w:bookmarkStart w:id="27" w:name="_Toc215384867"/>
+      <w:bookmarkStart w:id="28" w:name="_Toc215384867"/>
       <w:r>
         <w:t>Penelitian Sebelumnya</w:t>
       </w:r>
-      <w:bookmarkEnd w:id="27"/>
+      <w:bookmarkEnd w:id="28"/>
     </w:p>
     <w:p>
       <w:pPr>
@@ -9387,7 +9932,7 @@
           <w:szCs w:val="24"/>
         </w:rPr>
       </w:pPr>
-      <w:bookmarkStart w:id="28" w:name="_Toc215385242"/>
+      <w:bookmarkStart w:id="29" w:name="_Toc216192520"/>
       <w:r>
         <w:rPr>
           <w:i w:val="0"/>
@@ -9460,7 +10005,7 @@
         </w:rPr>
         <w:t>. Penelitian Sebelumnya</w:t>
       </w:r>
-      <w:bookmarkEnd w:id="28"/>
+      <w:bookmarkEnd w:id="29"/>
     </w:p>
     <w:tbl>
       <w:tblPr>
@@ -9630,7 +10175,7 @@
                 <w:szCs w:val="24"/>
                 <w:lang w:val="id-ID"/>
               </w:rPr>
-              <w:instrText xml:space="preserve"> ADDIN ZOTERO_ITEM CSL_CITATION {"citationID":"D78KMKp5","properties":{"formattedCitation":"(Wibowo et al., 2019)","plainCitation":"(Wibowo et al., 2019)","noteIndex":0},"citationItems":[{"id":47,"uris":["http://zotero.org/users/local/40ttfIiH/items/7H6GF88R"],"itemData":{"id":47,"type":"article-journal","abstract":"One of the common problems experienced by animal farmers is heat stress or cold stress caused by changes in the environment. This resulted in a decrease in the productivity of livestock, cattle. Early monitoring needs to be done to avoid problems through monitoring tools for temperature, heart rate, and internet-based location of things (IoT). The monitor receives the value through the paired sensor and is sent to the web server. Users or breeders get information about the condition of farm animals and observe changes in value through graphs through the android application. The system built is able to receive values in a short interval time (10 seconds) so that the value obtained is the most recent value. Based on observations on the graph, the user can identify drastic changes, both decreases or increases, in the temperature and heart rate of the animal's condition and take precautions as early as possible.","container-title":"JURNAL ELTEK","DOI":"10.33795/eltek.v17i2.188","ISSN":"2355-0740, 1693-4024","issue":"2","journalAbbreviation":"eltek","language":"id","license":"http://creativecommons.org/licenses/by-nc-nd/4.0","page":"18","source":"DOI.org (Crossref)","title":"SISTEM CERDAS PEMANTAU HEWAN TERNAK PADA ALAM BEBAS BERBASIS INTERNET OF THINGS (IOT)","volume":"17","author":[{"family":"Wibowo","given":"Galih Hendra"},{"family":"Ayatullah","given":"Mohamad Dimyati"},{"family":"Prasetyo","given":"Junaedi Adi"}],"issued":{"date-parts":[["2019",11,11]]}}}],"schema":"https://github.com/citation-style-language/schema/raw/master/csl-citation.json"} </w:instrText>
+              <w:instrText xml:space="preserve"> ADDIN ZOTERO_ITEM CSL_CITATION {"citationID":"D78KMKp5","properties":{"formattedCitation":"[1]","plainCitation":"[1]","noteIndex":0},"citationItems":[{"id":47,"uris":["http://zotero.org/users/local/40ttfIiH/items/7H6GF88R"],"itemData":{"id":47,"type":"article-journal","abstract":"One of the common problems experienced by animal farmers is heat stress or cold stress caused by changes in the environment. This resulted in a decrease in the productivity of livestock, cattle. Early monitoring needs to be done to avoid problems through monitoring tools for temperature, heart rate, and internet-based location of things (IoT). The monitor receives the value through the paired sensor and is sent to the web server. Users or breeders get information about the condition of farm animals and observe changes in value through graphs through the android application. The system built is able to receive values in a short interval time (10 seconds) so that the value obtained is the most recent value. Based on observations on the graph, the user can identify drastic changes, both decreases or increases, in the temperature and heart rate of the animal's condition and take precautions as early as possible.","container-title":"JURNAL ELTEK","DOI":"10.33795/eltek.v17i2.188","ISSN":"2355-0740, 1693-4024","issue":"2","journalAbbreviation":"eltek","language":"id","license":"http://creativecommons.org/licenses/by-nc-nd/4.0","page":"18","source":"DOI.org (Crossref)","title":"SISTEM CERDAS PEMANTAU HEWAN TERNAK PADA ALAM BEBAS BERBASIS INTERNET OF THINGS (IOT)","volume":"17","author":[{"family":"Wibowo","given":"Galih Hendra"},{"family":"Ayatullah","given":"Mohamad Dimyati"},{"family":"Prasetyo","given":"Junaedi Adi"}],"issued":{"date-parts":[["2019",11,11]]}}}],"schema":"https://github.com/citation-style-language/schema/raw/master/csl-citation.json"} </w:instrText>
             </w:r>
             <w:r>
               <w:rPr>
@@ -9640,7 +10185,7 @@
               <w:fldChar w:fldCharType="separate"/>
             </w:r>
             <w:r>
-              <w:t>(Wibowo et al., 2019)</w:t>
+              <w:t>[1]</w:t>
             </w:r>
             <w:r>
               <w:rPr>
@@ -9747,7 +10292,7 @@
                 <w:szCs w:val="24"/>
                 <w:lang w:val="id-ID"/>
               </w:rPr>
-              <w:instrText xml:space="preserve"> ADDIN ZOTERO_ITEM CSL_CITATION {"citationID":"sQEDKMha","properties":{"formattedCitation":"(Angriawan &amp; Anugraha, 2019)","plainCitation":"(Angriawan &amp; Anugraha, 2019)","noteIndex":0},"citationItems":[{"id":49,"uris":["http://zotero.org/users/local/40ttfIiH/items/RJBYXNBW"],"itemData":{"id":49,"type":"article-journal","abstract":"The development of communication technology is currently growing rapidly in the Internet of Things (IoT), it has developed in various aspects of human life. One of them is the efficiency of tracking mobile objects. There are many types of communication available. Cellular communication is one of the most common and widely used, but it has a problem like some locations are not covered by cellular networks. To overcome this problem, in this paper we proposed to use Lora for sending the location of the cow. LoRa sending data from Node to the Gateway and forwarded to the internet. The implementation results of sending data from Node to Gateway shows that the distance is directly proportional to the loss of data and signal strength (RSSI). For example, a distance of 1 km with the RSSI -98 the number of lost packages is around 2 and the furthest distance is 2.5 km with RSSI -128 the number of lost packages is about 19.","container-title":"Inspiration: Jurnal Teknologi Informasi dan Komunikasi","DOI":"10.35585/inspir.v9i1.2494","ISSN":"2621-5608, 2088-6705","issue":"1","journalAbbreviation":"j. inspir.","language":"id","page":"33","source":"DOI.org (Crossref)","title":"Sistem Pelacak Lokasi Sapi dengan Sistem Komunikasi LoRa","volume":"9","author":[{"family":"Angriawan","given":"Randy"},{"family":"Anugraha","given":"Nurhajar"}],"issued":{"date-parts":[["2019",6,15]]}}}],"schema":"https://github.com/citation-style-language/schema/raw/master/csl-citation.json"} </w:instrText>
+              <w:instrText xml:space="preserve"> ADDIN ZOTERO_ITEM CSL_CITATION {"citationID":"sQEDKMha","properties":{"formattedCitation":"[7]","plainCitation":"[7]","noteIndex":0},"citationItems":[{"id":49,"uris":["http://zotero.org/users/local/40ttfIiH/items/RJBYXNBW"],"itemData":{"id":49,"type":"article-journal","abstract":"The development of communication technology is currently growing rapidly in the Internet of Things (IoT), it has developed in various aspects of human life. One of them is the efficiency of tracking mobile objects. There are many types of communication available. Cellular communication is one of the most common and widely used, but it has a problem like some locations are not covered by cellular networks. To overcome this problem, in this paper we proposed to use Lora for sending the location of the cow. LoRa sending data from Node to the Gateway and forwarded to the internet. The implementation results of sending data from Node to Gateway shows that the distance is directly proportional to the loss of data and signal strength (RSSI). For example, a distance of 1 km with the RSSI -98 the number of lost packages is around 2 and the furthest distance is 2.5 km with RSSI -128 the number of lost packages is about 19.","container-title":"Inspiration: Jurnal Teknologi Informasi dan Komunikasi","DOI":"10.35585/inspir.v9i1.2494","ISSN":"2621-5608, 2088-6705","issue":"1","journalAbbreviation":"j. inspir.","language":"id","page":"33","source":"DOI.org (Crossref)","title":"Sistem Pelacak Lokasi Sapi dengan Sistem Komunikasi LoRa","volume":"9","author":[{"family":"Angriawan","given":"Randy"},{"family":"Anugraha","given":"Nurhajar"}],"issued":{"date-parts":[["2019",6,15]]}}}],"schema":"https://github.com/citation-style-language/schema/raw/master/csl-citation.json"} </w:instrText>
             </w:r>
             <w:r>
               <w:rPr>
@@ -9757,7 +10302,7 @@
               <w:fldChar w:fldCharType="separate"/>
             </w:r>
             <w:r>
-              <w:t>(Angriawan &amp; Anugraha, 2019)</w:t>
+              <w:t>[7]</w:t>
             </w:r>
             <w:r>
               <w:rPr>
@@ -9873,7 +10418,7 @@
                 <w:szCs w:val="24"/>
                 <w:lang w:val="id-ID"/>
               </w:rPr>
-              <w:instrText xml:space="preserve"> ADDIN ZOTERO_ITEM CSL_CITATION {"citationID":"f8446XIb","properties":{"formattedCitation":"(Tambunan &amp; Putra, 2019)","plainCitation":"(Tambunan &amp; Putra, 2019)","noteIndex":0},"citationItems":[{"id":51,"uris":["http://zotero.org/users/local/40ttfIiH/items/5GJEVCRZ"],"itemData":{"id":51,"type":"article-journal","abstract":"Vehicle tracking system based on GPS (Global Positioning System) by using SMS gateway communication is a system where the position of a vehicle can be known with certainty. This tracking system uses Arduino Nano as a microcontroller, GPS module technology to determine the position of the vehicle and the SMS gateway device to communicate via Smartphone. With the Google maps application on the Smartphone, it is easy to track the position of the vehicle. The vehicle can be controlled by turning off and turning on remotely with the SMS gateway device via text message media on the Smartphone.","container-title":"JSR : Jaringan Sistem Informasi Robotik","DOI":"10.58486/jsr.v3i1.41","ISSN":"2579-373X, 2356-2137","issue":"1","journalAbbreviation":"JSR","language":"id","page":"152-160","source":"DOI.org (Crossref)","title":"SISTEM KONTROL KENDARAAN BERBASIS IOT","volume":"3","author":[{"family":"Tambunan","given":"Leonard"},{"family":"Putra","given":"Diki Dwi"}],"issued":{"date-parts":[["2019",7,29]]}}}],"schema":"https://github.com/citation-style-language/schema/raw/master/csl-citation.json"} </w:instrText>
+              <w:instrText xml:space="preserve"> ADDIN ZOTERO_ITEM CSL_CITATION {"citationID":"f8446XIb","properties":{"formattedCitation":"[5]","plainCitation":"[5]","noteIndex":0},"citationItems":[{"id":51,"uris":["http://zotero.org/users/local/40ttfIiH/items/5GJEVCRZ"],"itemData":{"id":51,"type":"article-journal","abstract":"Vehicle tracking system based on GPS (Global Positioning System) by using SMS gateway communication is a system where the position of a vehicle can be known with certainty. This tracking system uses Arduino Nano as a microcontroller, GPS module technology to determine the position of the vehicle and the SMS gateway device to communicate via Smartphone. With the Google maps application on the Smartphone, it is easy to track the position of the vehicle. The vehicle can be controlled by turning off and turning on remotely with the SMS gateway device via text message media on the Smartphone.","container-title":"JSR : Jaringan Sistem Informasi Robotik","DOI":"10.58486/jsr.v3i1.41","ISSN":"2579-373X, 2356-2137","issue":"1","journalAbbreviation":"JSR","language":"id","page":"152-160","source":"DOI.org (Crossref)","title":"SISTEM KONTROL KENDARAAN BERBASIS IOT","volume":"3","author":[{"family":"Tambunan","given":"Leonard"},{"family":"Putra","given":"Diki Dwi"}],"issued":{"date-parts":[["2019",7,29]]}}}],"schema":"https://github.com/citation-style-language/schema/raw/master/csl-citation.json"} </w:instrText>
             </w:r>
             <w:r>
               <w:rPr>
@@ -9883,7 +10428,7 @@
               <w:fldChar w:fldCharType="separate"/>
             </w:r>
             <w:r>
-              <w:t>(Tambunan &amp; Putra, 2019)</w:t>
+              <w:t>[5]</w:t>
             </w:r>
             <w:r>
               <w:rPr>
@@ -10009,7 +10554,7 @@
                 <w:szCs w:val="24"/>
                 <w:lang w:val="id-ID"/>
               </w:rPr>
-              <w:instrText xml:space="preserve"> ADDIN ZOTERO_ITEM CSL_CITATION {"citationID":"yC6uhTe9","properties":{"formattedCitation":"(Arta et al., 2022)","plainCitation":"(Arta et al., 2022)","noteIndex":0},"citationItems":[{"id":45,"uris":["http://zotero.org/users/local/40ttfIiH/items/EGIV2T4F"],"itemData":{"id":45,"type":"article-journal","abstract":"Animal husbandry is an activity of breeding and rearing carried out with a cage or a loose system. Loose livestock systems are commonly found in the Nusa Tenggara region, and some areas in Bali. This type of farm is difficult to monitor so it is vulnerable to theft. In addition to the possibility of theft, this livestock grazing system also has many other risks, one of which is the loss of cows either because they are lost or trapped in some places. Therefore, it is necessary to develop a tracking device that is able to monitor the presence of these livestock. This research aims to implement internet of things (IoT) for monitoring livestock or pets using GPS, NodeMCU ESP 8266, Firebase and Kodular. Data in the form of latitude and longitude values obtained by the GPS module will be sent to Firebase via a WiFi network. That data is then displayed in the Kodular application in latitude, longitude coordinates, and markers on maps. In addition, this tracking device that can be worn around the neck of the animal is equipped with an LED light that aims to monitor the position of livestock at night so that the position of them can be seen when it is dark.","container-title":"Majalah Ilmiah Teknologi Elektro","DOI":"10.24843/MITE.2022.v21i01.P02","ISSN":"2503-2372, 1693-2951","issue":"1","journalAbbreviation":"JTE","language":"id","license":"http://creativecommons.org/licenses/by-nc-nd/4.0","page":"7","source":"DOI.org (Crossref)","title":"Animal Tracking Berbasis Internet of Things","volume":"21","author":[{"family":"Arta","given":"I Kadek Cahyadi"},{"family":"Febriyanto","given":"Andrian"},{"family":"Nugraha","given":"Ida Bagus Made Harisanjaya Adi"},{"family":"Widharma","given":"I Gede Suputra"},{"family":"Purnama","given":"Ida Bagus Irawan"}],"issued":{"date-parts":[["2022",7,8]]}}}],"schema":"https://github.com/citation-style-language/schema/raw/master/csl-citation.json"} </w:instrText>
+              <w:instrText xml:space="preserve"> ADDIN ZOTERO_ITEM CSL_CITATION {"citationID":"yC6uhTe9","properties":{"formattedCitation":"[16]","plainCitation":"[16]","noteIndex":0},"citationItems":[{"id":45,"uris":["http://zotero.org/users/local/40ttfIiH/items/EGIV2T4F"],"itemData":{"id":45,"type":"article-journal","abstract":"Animal husbandry is an activity of breeding and rearing carried out with a cage or a loose system. Loose livestock systems are commonly found in the Nusa Tenggara region, and some areas in Bali. This type of farm is difficult to monitor so it is vulnerable to theft. In addition to the possibility of theft, this livestock grazing system also has many other risks, one of which is the loss of cows either because they are lost or trapped in some places. Therefore, it is necessary to develop a tracking device that is able to monitor the presence of these livestock. This research aims to implement internet of things (IoT) for monitoring livestock or pets using GPS, NodeMCU ESP 8266, Firebase and Kodular. Data in the form of latitude and longitude values obtained by the GPS module will be sent to Firebase via a WiFi network. That data is then displayed in the Kodular application in latitude, longitude coordinates, and markers on maps. In addition, this tracking device that can be worn around the neck of the animal is equipped with an LED light that aims to monitor the position of livestock at night so that the position of them can be seen when it is dark.","container-title":"Majalah Ilmiah Teknologi Elektro","DOI":"10.24843/MITE.2022.v21i01.P02","ISSN":"2503-2372, 1693-2951","issue":"1","journalAbbreviation":"JTE","language":"id","license":"http://creativecommons.org/licenses/by-nc-nd/4.0","page":"7","source":"DOI.org (Crossref)","title":"Animal Tracking Berbasis Internet of Things","volume":"21","author":[{"family":"Arta","given":"I Kadek Cahyadi"},{"family":"Febriyanto","given":"Andrian"},{"family":"Nugraha","given":"Ida Bagus Made Harisanjaya Adi"},{"family":"Widharma","given":"I Gede Suputra"},{"family":"Purnama","given":"Ida Bagus Irawan"}],"issued":{"date-parts":[["2022",7,8]]}}}],"schema":"https://github.com/citation-style-language/schema/raw/master/csl-citation.json"} </w:instrText>
             </w:r>
             <w:r>
               <w:rPr>
@@ -10019,7 +10564,7 @@
               <w:fldChar w:fldCharType="separate"/>
             </w:r>
             <w:r>
-              <w:t>(Arta et al., 2022)</w:t>
+              <w:t>[16]</w:t>
             </w:r>
             <w:r>
               <w:rPr>
@@ -10211,7 +10756,7 @@
                 <w:szCs w:val="24"/>
                 <w:lang w:val="id-ID"/>
               </w:rPr>
-              <w:instrText xml:space="preserve"> ADDIN ZOTERO_ITEM CSL_CITATION {"citationID":"UZmYO3eR","properties":{"formattedCitation":"(Humam &amp; Triawan, 2024)","plainCitation":"(Humam &amp; Triawan, 2024)","noteIndex":0},"citationItems":[{"id":55,"uris":["http://zotero.org/users/local/40ttfIiH/items/SSP87YCU"],"itemData":{"id":55,"type":"article-journal","abstract":"In the current digital era, the demand for effective and efficient security systems is increasing. This research develops a room security system using ESP32CAM and motion sensors based on the Internet of Things (IoT). The system is designed to detect movement within a room and send real-time notifications to users via a mobile application. The ESP32CAM functions as a surveillance camera that captures images when the motion sensor detects activity. Data from the motion sensor and images from the ESP32CAM are sent to a cloud server for processing and storage. System testing shows that this solution can provide a quick response to movement, send notifications within seconds, and securely store data in the cloud. Thus, this system can significantly enhance room security and provide peace of mind to its users.","container-title":"Infotek: Jurnal Informatika dan Teknologi","DOI":"10.29408/jit.v7i2.26109","ISSN":"2614-8773","issue":"2","journalAbbreviation":"INFOTEK","language":"id","license":"https://creativecommons.org/licenses/by/4.0","page":"575-584","source":"DOI.org (Crossref)","title":"Sistem Keamanan Ruangan Menggunakan ESP32CAM dan Sensor Gerak Berbasis IoT","volume":"7","author":[{"family":"Humam","given":"Faris"},{"family":"Triawan","given":"Muhammad Agus"}],"issued":{"date-parts":[["2024",7,24]]}}}],"schema":"https://github.com/citation-style-language/schema/raw/master/csl-citation.json"} </w:instrText>
+              <w:instrText xml:space="preserve"> ADDIN ZOTERO_ITEM CSL_CITATION {"citationID":"UZmYO3eR","properties":{"formattedCitation":"[13]","plainCitation":"[13]","noteIndex":0},"citationItems":[{"id":55,"uris":["http://zotero.org/users/local/40ttfIiH/items/SSP87YCU"],"itemData":{"id":55,"type":"article-journal","abstract":"In the current digital era, the demand for effective and efficient security systems is increasing. This research develops a room security system using ESP32CAM and motion sensors based on the Internet of Things (IoT). The system is designed to detect movement within a room and send real-time notifications to users via a mobile application. The ESP32CAM functions as a surveillance camera that captures images when the motion sensor detects activity. Data from the motion sensor and images from the ESP32CAM are sent to a cloud server for processing and storage. System testing shows that this solution can provide a quick response to movement, send notifications within seconds, and securely store data in the cloud. Thus, this system can significantly enhance room security and provide peace of mind to its users.","container-title":"Infotek: Jurnal Informatika dan Teknologi","DOI":"10.29408/jit.v7i2.26109","ISSN":"2614-8773","issue":"2","journalAbbreviation":"INFOTEK","language":"id","license":"https://creativecommons.org/licenses/by/4.0","page":"575-584","source":"DOI.org (Crossref)","title":"Sistem Keamanan Ruangan Menggunakan ESP32CAM dan Sensor Gerak Berbasis IoT","volume":"7","author":[{"family":"Humam","given":"Faris"},{"family":"Triawan","given":"Muhammad Agus"}],"issued":{"date-parts":[["2024",7,24]]}}}],"schema":"https://github.com/citation-style-language/schema/raw/master/csl-citation.json"} </w:instrText>
             </w:r>
             <w:r>
               <w:rPr>
@@ -10221,7 +10766,7 @@
               <w:fldChar w:fldCharType="separate"/>
             </w:r>
             <w:r>
-              <w:t>(Humam &amp; Triawan, 2024)</w:t>
+              <w:t>[13]</w:t>
             </w:r>
             <w:r>
               <w:rPr>
@@ -10340,7 +10885,7 @@
                 <w:szCs w:val="24"/>
                 <w:lang w:val="id-ID"/>
               </w:rPr>
-              <w:instrText xml:space="preserve"> ADDIN ZOTERO_ITEM CSL_CITATION {"citationID":"A5ONMDYU","properties":{"formattedCitation":"(Nuryadi et al., 2025)","plainCitation":"(Nuryadi et al., 2025)","noteIndex":0},"citationItems":[{"id":53,"uris":["http://zotero.org/users/local/40ttfIiH/items/9I7AV3H8"],"itemData":{"id":53,"type":"article-journal","abstract":"This study aims to develop an IoT-based soil monitoring system using the ESP32 platform, equipped with WiFi and Bluetooth connectivity. The system is designed to monitor soil conditions in real-time, including moisture, pH, and temperature, which significantly affect agricultural productivity. The study also focuses on developing a client-server application that enables farmers to efficiently monitor soil conditions through a website and receive automatic notifications via the Telegram app when soil conditions exceed the predefined thresholds. The Research and Development (R&amp;D) method was used to develop the prototype, and field tests were conducted. The results show that this system is effective in monitoring soil conditions in real-time and improving water usage efficiency and land management in agriculture. This system is expected to provide a practical and efficient solution for farmers to enhance agricultural productivity and sustainability.","container-title":"Semnas Ristek (Seminar Nasional Riset dan Inovasi Teknologi)","DOI":"10.30998/semnasristek.v9i1.7550","ISSN":"2527-5941, 2527-5321","issue":"1","journalAbbreviation":"semnasristek","language":"id","page":"79-86","source":"DOI.org (Crossref)","title":"Implementasi ESP32 Untuk Sistem Pemantauan Kesuburan Tanah Berbasis IoT","volume":"9","author":[{"family":"Nuryadi","given":"Farhan"},{"family":"Septiani","given":"Ni Wayan Parwati"},{"family":"Lestari","given":"Mei"}],"issued":{"date-parts":[["2025",1,23]]}}}],"schema":"https://github.com/citation-style-language/schema/raw/master/csl-citation.json"} </w:instrText>
+              <w:instrText xml:space="preserve"> ADDIN ZOTERO_ITEM CSL_CITATION {"citationID":"A5ONMDYU","properties":{"formattedCitation":"[17]","plainCitation":"[17]","noteIndex":0},"citationItems":[{"id":53,"uris":["http://zotero.org/users/local/40ttfIiH/items/9I7AV3H8"],"itemData":{"id":53,"type":"article-journal","abstract":"This study aims to develop an IoT-based soil monitoring system using the ESP32 platform, equipped with WiFi and Bluetooth connectivity. The system is designed to monitor soil conditions in real-time, including moisture, pH, and temperature, which significantly affect agricultural productivity. The study also focuses on developing a client-server application that enables farmers to efficiently monitor soil conditions through a website and receive automatic notifications via the Telegram app when soil conditions exceed the predefined thresholds. The Research and Development (R&amp;D) method was used to develop the prototype, and field tests were conducted. The results show that this system is effective in monitoring soil conditions in real-time and improving water usage efficiency and land management in agriculture. This system is expected to provide a practical and efficient solution for farmers to enhance agricultural productivity and sustainability.","container-title":"Semnas Ristek (Seminar Nasional Riset dan Inovasi Teknologi)","DOI":"10.30998/semnasristek.v9i1.7550","ISSN":"2527-5941, 2527-5321","issue":"1","journalAbbreviation":"semnasristek","language":"id","page":"79-86","source":"DOI.org (Crossref)","title":"Implementasi ESP32 Untuk Sistem Pemantauan Kesuburan Tanah Berbasis IoT","volume":"9","author":[{"family":"Nuryadi","given":"Farhan"},{"family":"Septiani","given":"Ni Wayan Parwati"},{"family":"Lestari","given":"Mei"}],"issued":{"date-parts":[["2025",1,23]]}}}],"schema":"https://github.com/citation-style-language/schema/raw/master/csl-citation.json"} </w:instrText>
             </w:r>
             <w:r>
               <w:rPr>
@@ -10350,7 +10895,7 @@
               <w:fldChar w:fldCharType="separate"/>
             </w:r>
             <w:r>
-              <w:t>(Nuryadi et al., 2025)</w:t>
+              <w:t>[17]</w:t>
             </w:r>
             <w:r>
               <w:rPr>
@@ -10614,7 +11159,7 @@
                 <w:szCs w:val="24"/>
                 <w:lang w:val="id-ID"/>
               </w:rPr>
-              <w:instrText xml:space="preserve"> ADDIN ZOTERO_ITEM CSL_CITATION {"citationID":"Mvjv9SDB","properties":{"formattedCitation":"(Muchtar &amp; Ulhaq, n.d.)","plainCitation":"(Muchtar &amp; Ulhaq, n.d.)","noteIndex":0},"citationItems":[{"id":63,"uris":["http://zotero.org/users/local/40ttfIiH/items/5PFYUNBH"],"itemData":{"id":63,"type":"article-journal","abstract":"The agricultural sector is important in every country, especially in Indonesia, where the majority of the population is farmers. The problem we are facing in this modern era is that the traditional agricultural system is still inefficient. The research method carried out on the proposed system detects water content in the soil, water pH level, temperature and humidity and detects the weather in the fields, using humidity sensors, pH sensors, DHT22 temperature sensors and rain sensors. The level of soil moisture is also adjusted by irrigation using a waterpump. If the humidity level is below the threshold, the humidity sensor sends information data to the ESP32 module and the data is sent to the Thingspeak IoT platform. Compared to other systems, this system provides better efficiency for increasing agricultural production. ESP32 collects data from all sensors and connects the data with the cloud and then displays it on the webpage. The main advantage of this system is that farm owners can monitor their fields remotely as long as they are connected to the internet. The system response from this tool with the Thingspeak webpage is a minimum of 15 seconds while the average percentage of error from the DHT22 sensor generated based on testing is 10.66% for air humidity, 1.73% for air temperature. While the average error for the pH sensor in the category of reading acid (pH 4.00) is 5.28%, neutral (pH 6.86) is 3.20%, and alkaline (pH 9.18) is 3.44%, for the main purpose of this research is to make agriculture smart and increase the efficiency of agricultural production using automation and IoT technology.","issue":"2","language":"id","source":"Zotero","title":"Rancang Bangun Smart Monitoring Farming pada Media Tanah Menggunakan Sistem IoT (Internet of Things)","volume":"6","author":[{"family":"Muchtar","given":"Husnibes"},{"family":"Ulhaq","given":"Muhammad Zulfikar Hafizh"}]}}],"schema":"https://github.com/citation-style-language/schema/raw/master/csl-citation.json"} </w:instrText>
+              <w:instrText xml:space="preserve"> ADDIN ZOTERO_ITEM CSL_CITATION {"citationID":"Mvjv9SDB","properties":{"formattedCitation":"[19]","plainCitation":"[19]","noteIndex":0},"citationItems":[{"id":63,"uris":["http://zotero.org/users/local/40ttfIiH/items/5PFYUNBH"],"itemData":{"id":63,"type":"article-journal","abstract":"The agricultural sector is important in every country, especially in Indonesia, where the majority of the population is farmers. The problem we are facing in this modern era is that the traditional agricultural system is still inefficient. The research method carried out on the proposed system detects water content in the soil, water pH level, temperature and humidity and detects the weather in the fields, using humidity sensors, pH sensors, DHT22 temperature sensors and rain sensors. The level of soil moisture is also adjusted by irrigation using a waterpump. If the humidity level is below the threshold, the humidity sensor sends information data to the ESP32 module and the data is sent to the Thingspeak IoT platform. Compared to other systems, this system provides better efficiency for increasing agricultural production. ESP32 collects data from all sensors and connects the data with the cloud and then displays it on the webpage. The main advantage of this system is that farm owners can monitor their fields remotely as long as they are connected to the internet. The system response from this tool with the Thingspeak webpage is a minimum of 15 seconds while the average percentage of error from the DHT22 sensor generated based on testing is 10.66% for air humidity, 1.73% for air temperature. While the average error for the pH sensor in the category of reading acid (pH 4.00) is 5.28%, neutral (pH 6.86) is 3.20%, and alkaline (pH 9.18) is 3.44%, for the main purpose of this research is to make agriculture smart and increase the efficiency of agricultural production using automation and IoT technology.","issue":"2","language":"id","source":"Zotero","title":"Rancang Bangun Smart Monitoring Farming pada Media Tanah Menggunakan Sistem IoT (Internet of Things)","volume":"6","author":[{"family":"Muchtar","given":"Husnibes"},{"family":"Ulhaq","given":"Muhammad Zulfikar Hafizh"}]}}],"schema":"https://github.com/citation-style-language/schema/raw/master/csl-citation.json"} </w:instrText>
             </w:r>
             <w:r>
               <w:rPr>
@@ -10624,7 +11169,7 @@
               <w:fldChar w:fldCharType="separate"/>
             </w:r>
             <w:r>
-              <w:t>(Muchtar &amp; Ulhaq, n.d.)</w:t>
+              <w:t>[19]</w:t>
             </w:r>
             <w:r>
               <w:rPr>
@@ -10768,7 +11313,7 @@
                 <w:szCs w:val="24"/>
                 <w:lang w:val="id-ID"/>
               </w:rPr>
-              <w:instrText xml:space="preserve"> ADDIN ZOTERO_ITEM CSL_CITATION {"citationID":"F15POsF1","properties":{"formattedCitation":"(Widodo, n.d.)","plainCitation":"(Widodo, n.d.)","noteIndex":0},"citationItems":[{"id":65,"uris":["http://zotero.org/users/local/40ttfIiH/items/ELLBRIVE"],"itemData":{"id":65,"type":"article-journal","language":"id","source":"Zotero","title":"Rancang Bangun Sistem Deteksi Posisi Sapi berbasis Smartphone","author":[{"family":"Widodo","given":"Latif"}]}}],"schema":"https://github.com/citation-style-language/schema/raw/master/csl-citation.json"} </w:instrText>
+              <w:instrText xml:space="preserve"> ADDIN ZOTERO_ITEM CSL_CITATION {"citationID":"F15POsF1","properties":{"formattedCitation":"[20]","plainCitation":"[20]","noteIndex":0},"citationItems":[{"id":65,"uris":["http://zotero.org/users/local/40ttfIiH/items/ELLBRIVE"],"itemData":{"id":65,"type":"article-journal","language":"id","source":"Zotero","title":"Rancang Bangun Sistem Deteksi Posisi Sapi berbasis Smartphone","author":[{"family":"Widodo","given":"Latif"}]}}],"schema":"https://github.com/citation-style-language/schema/raw/master/csl-citation.json"} </w:instrText>
             </w:r>
             <w:r>
               <w:rPr>
@@ -10778,7 +11323,7 @@
               <w:fldChar w:fldCharType="separate"/>
             </w:r>
             <w:r>
-              <w:t>(Widodo, n.d.)</w:t>
+              <w:t>[20]</w:t>
             </w:r>
             <w:r>
               <w:rPr>
@@ -10861,7 +11406,6 @@
                 <w:szCs w:val="24"/>
                 <w:lang w:val="id-ID"/>
               </w:rPr>
-              <w:lastRenderedPageBreak/>
               <w:t>10</w:t>
             </w:r>
           </w:p>
@@ -10904,7 +11448,7 @@
                 <w:szCs w:val="24"/>
                 <w:lang w:val="id-ID"/>
               </w:rPr>
-              <w:instrText xml:space="preserve"> ADDIN ZOTERO_ITEM CSL_CITATION {"citationID":"t5BSkwtz","properties":{"formattedCitation":"(Muta\\uc0\\u8217{}affif et al., 2017)","plainCitation":"(Muta’affif et al., 2017)","noteIndex":0},"citationItems":[{"id":67,"uris":["http://zotero.org/users/local/40ttfIiH/items/2CRGJ33Q"],"itemData":{"id":67,"type":"article-journal","language":"id","source":"Zotero","title":"Sistem Kendali Peternakan Jarak Jauh Berbasis Internet of Things (IoT)","author":[{"family":"Muta’affif","given":"Muhammad Farish"},{"family":"Mujtahid","given":"Muhammad"},{"family":"Bari","given":"Bilal El"},{"family":"Evita","given":"Maria"}],"issued":{"date-parts":[["2017"]]}}}],"schema":"https://github.com/citation-style-language/schema/raw/master/csl-citation.json"} </w:instrText>
+              <w:instrText xml:space="preserve"> ADDIN ZOTERO_ITEM CSL_CITATION {"citationID":"t5BSkwtz","properties":{"formattedCitation":"[3]","plainCitation":"[3]","noteIndex":0},"citationItems":[{"id":67,"uris":["http://zotero.org/users/local/40ttfIiH/items/2CRGJ33Q"],"itemData":{"id":67,"type":"article-journal","language":"id","source":"Zotero","title":"Sistem Kendali Peternakan Jarak Jauh Berbasis Internet of Things (IoT)","author":[{"family":"Muta’affif","given":"Muhammad Farish"},{"family":"Mujtahid","given":"Muhammad"},{"family":"Bari","given":"Bilal El"},{"family":"Evita","given":"Maria"}],"issued":{"date-parts":[["2017"]]}}}],"schema":"https://github.com/citation-style-language/schema/raw/master/csl-citation.json"} </w:instrText>
             </w:r>
             <w:r>
               <w:rPr>
@@ -10914,7 +11458,7 @@
               <w:fldChar w:fldCharType="separate"/>
             </w:r>
             <w:r>
-              <w:t>(Muta’affif et al., 2017)</w:t>
+              <w:t>[3]</w:t>
             </w:r>
             <w:r>
               <w:rPr>
@@ -10992,7 +11536,10 @@
         <w:tab/>
       </w:r>
       <w:r>
-        <w:t>penelitian terdahulu telah banyak mengembangkan sistem berbasis Internet of Things (IoT) untuk pemantauan hewan ternak maupun monitoring kondisi lingkungan. Beberapa studi berfokus pada pemantauan kesehatan ternak dengan sensor suhu dan detak jantung</w:t>
+        <w:t>P</w:t>
+      </w:r>
+      <w:r>
+        <w:t>enelitian terdahulu telah banyak mengembangkan sistem berbasis Internet of Things (IoT) untuk pemantauan hewan ternak maupun monitoring kondisi lingkungan. Beberapa studi berfokus pada pemantauan kesehatan ternak dengan sensor suhu dan detak jantung</w:t>
       </w:r>
       <w:r>
         <w:t xml:space="preserve"> </w:t>
@@ -11001,13 +11548,13 @@
         <w:fldChar w:fldCharType="begin"/>
       </w:r>
       <w:r>
-        <w:instrText xml:space="preserve"> ADDIN ZOTERO_ITEM CSL_CITATION {"citationID":"cynMDmRm","properties":{"formattedCitation":"(Wibowo et al., 2019)","plainCitation":"(Wibowo et al., 2019)","noteIndex":0},"citationItems":[{"id":47,"uris":["http://zotero.org/users/local/40ttfIiH/items/7H6GF88R"],"itemData":{"id":47,"type":"article-journal","abstract":"One of the common problems experienced by animal farmers is heat stress or cold stress caused by changes in the environment. This resulted in a decrease in the productivity of livestock, cattle. Early monitoring needs to be done to avoid problems through monitoring tools for temperature, heart rate, and internet-based location of things (IoT). The monitor receives the value through the paired sensor and is sent to the web server. Users or breeders get information about the condition of farm animals and observe changes in value through graphs through the android application. The system built is able to receive values in a short interval time (10 seconds) so that the value obtained is the most recent value. Based on observations on the graph, the user can identify drastic changes, both decreases or increases, in the temperature and heart rate of the animal's condition and take precautions as early as possible.","container-title":"JURNAL ELTEK","DOI":"10.33795/eltek.v17i2.188","ISSN":"2355-0740, 1693-4024","issue":"2","journalAbbreviation":"eltek","language":"id","license":"http://creativecommons.org/licenses/by-nc-nd/4.0","page":"18","source":"DOI.org (Crossref)","title":"SISTEM CERDAS PEMANTAU HEWAN TERNAK PADA ALAM BEBAS BERBASIS INTERNET OF THINGS (IOT)","volume":"17","author":[{"family":"Wibowo","given":"Galih Hendra"},{"family":"Ayatullah","given":"Mohamad Dimyati"},{"family":"Prasetyo","given":"Junaedi Adi"}],"issued":{"date-parts":[["2019",11,11]]}}}],"schema":"https://github.com/citation-style-language/schema/raw/master/csl-citation.json"} </w:instrText>
+        <w:instrText xml:space="preserve"> ADDIN ZOTERO_ITEM CSL_CITATION {"citationID":"cynMDmRm","properties":{"formattedCitation":"[1]","plainCitation":"[1]","noteIndex":0},"citationItems":[{"id":47,"uris":["http://zotero.org/users/local/40ttfIiH/items/7H6GF88R"],"itemData":{"id":47,"type":"article-journal","abstract":"One of the common problems experienced by animal farmers is heat stress or cold stress caused by changes in the environment. This resulted in a decrease in the productivity of livestock, cattle. Early monitoring needs to be done to avoid problems through monitoring tools for temperature, heart rate, and internet-based location of things (IoT). The monitor receives the value through the paired sensor and is sent to the web server. Users or breeders get information about the condition of farm animals and observe changes in value through graphs through the android application. The system built is able to receive values in a short interval time (10 seconds) so that the value obtained is the most recent value. Based on observations on the graph, the user can identify drastic changes, both decreases or increases, in the temperature and heart rate of the animal's condition and take precautions as early as possible.","container-title":"JURNAL ELTEK","DOI":"10.33795/eltek.v17i2.188","ISSN":"2355-0740, 1693-4024","issue":"2","journalAbbreviation":"eltek","language":"id","license":"http://creativecommons.org/licenses/by-nc-nd/4.0","page":"18","source":"DOI.org (Crossref)","title":"SISTEM CERDAS PEMANTAU HEWAN TERNAK PADA ALAM BEBAS BERBASIS INTERNET OF THINGS (IOT)","volume":"17","author":[{"family":"Wibowo","given":"Galih Hendra"},{"family":"Ayatullah","given":"Mohamad Dimyati"},{"family":"Prasetyo","given":"Junaedi Adi"}],"issued":{"date-parts":[["2019",11,11]]}}}],"schema":"https://github.com/citation-style-language/schema/raw/master/csl-citation.json"} </w:instrText>
       </w:r>
       <w:r>
         <w:fldChar w:fldCharType="separate"/>
       </w:r>
       <w:r>
-        <w:t>(Wibowo et al., 2019)</w:t>
+        <w:t>[1]</w:t>
       </w:r>
       <w:r>
         <w:fldChar w:fldCharType="end"/>
@@ -11025,13 +11572,13 @@
         <w:fldChar w:fldCharType="begin"/>
       </w:r>
       <w:r>
-        <w:instrText xml:space="preserve"> ADDIN ZOTERO_ITEM CSL_CITATION {"citationID":"QNUZwSi5","properties":{"formattedCitation":"(Angriawan &amp; Anugraha, 2019)","plainCitation":"(Angriawan &amp; Anugraha, 2019)","noteIndex":0},"citationItems":[{"id":49,"uris":["http://zotero.org/users/local/40ttfIiH/items/RJBYXNBW"],"itemData":{"id":49,"type":"article-journal","abstract":"The development of communication technology is currently growing rapidly in the Internet of Things (IoT), it has developed in various aspects of human life. One of them is the efficiency of tracking mobile objects. There are many types of communication available. Cellular communication is one of the most common and widely used, but it has a problem like some locations are not covered by cellular networks. To overcome this problem, in this paper we proposed to use Lora for sending the location of the cow. LoRa sending data from Node to the Gateway and forwarded to the internet. The implementation results of sending data from Node to Gateway shows that the distance is directly proportional to the loss of data and signal strength (RSSI). For example, a distance of 1 km with the RSSI -98 the number of lost packages is around 2 and the furthest distance is 2.5 km with RSSI -128 the number of lost packages is about 19.","container-title":"Inspiration: Jurnal Teknologi Informasi dan Komunikasi","DOI":"10.35585/inspir.v9i1.2494","ISSN":"2621-5608, 2088-6705","issue":"1","journalAbbreviation":"j. inspir.","language":"id","page":"33","source":"DOI.org (Crossref)","title":"Sistem Pelacak Lokasi Sapi dengan Sistem Komunikasi LoRa","volume":"9","author":[{"family":"Angriawan","given":"Randy"},{"family":"Anugraha","given":"Nurhajar"}],"issued":{"date-parts":[["2019",6,15]]}}}],"schema":"https://github.com/citation-style-language/schema/raw/master/csl-citation.json"} </w:instrText>
+        <w:instrText xml:space="preserve"> ADDIN ZOTERO_ITEM CSL_CITATION {"citationID":"QNUZwSi5","properties":{"formattedCitation":"[7]","plainCitation":"[7]","noteIndex":0},"citationItems":[{"id":49,"uris":["http://zotero.org/users/local/40ttfIiH/items/RJBYXNBW"],"itemData":{"id":49,"type":"article-journal","abstract":"The development of communication technology is currently growing rapidly in the Internet of Things (IoT), it has developed in various aspects of human life. One of them is the efficiency of tracking mobile objects. There are many types of communication available. Cellular communication is one of the most common and widely used, but it has a problem like some locations are not covered by cellular networks. To overcome this problem, in this paper we proposed to use Lora for sending the location of the cow. LoRa sending data from Node to the Gateway and forwarded to the internet. The implementation results of sending data from Node to Gateway shows that the distance is directly proportional to the loss of data and signal strength (RSSI). For example, a distance of 1 km with the RSSI -98 the number of lost packages is around 2 and the furthest distance is 2.5 km with RSSI -128 the number of lost packages is about 19.","container-title":"Inspiration: Jurnal Teknologi Informasi dan Komunikasi","DOI":"10.35585/inspir.v9i1.2494","ISSN":"2621-5608, 2088-6705","issue":"1","journalAbbreviation":"j. inspir.","language":"id","page":"33","source":"DOI.org (Crossref)","title":"Sistem Pelacak Lokasi Sapi dengan Sistem Komunikasi LoRa","volume":"9","author":[{"family":"Angriawan","given":"Randy"},{"family":"Anugraha","given":"Nurhajar"}],"issued":{"date-parts":[["2019",6,15]]}}}],"schema":"https://github.com/citation-style-language/schema/raw/master/csl-citation.json"} </w:instrText>
       </w:r>
       <w:r>
         <w:fldChar w:fldCharType="separate"/>
       </w:r>
       <w:r>
-        <w:t>(Angriawan &amp; Anugraha, 2019)</w:t>
+        <w:t>[7]</w:t>
       </w:r>
       <w:r>
         <w:fldChar w:fldCharType="end"/>
@@ -11049,13 +11596,13 @@
         <w:fldChar w:fldCharType="begin"/>
       </w:r>
       <w:r>
-        <w:instrText xml:space="preserve"> ADDIN ZOTERO_ITEM CSL_CITATION {"citationID":"ngQtHqcU","properties":{"formattedCitation":"(Tambunan &amp; Putra, 2019)","plainCitation":"(Tambunan &amp; Putra, 2019)","noteIndex":0},"citationItems":[{"id":51,"uris":["http://zotero.org/users/local/40ttfIiH/items/5GJEVCRZ"],"itemData":{"id":51,"type":"article-journal","abstract":"Vehicle tracking system based on GPS (Global Positioning System) by using SMS gateway communication is a system where the position of a vehicle can be known with certainty. This tracking system uses Arduino Nano as a microcontroller, GPS module technology to determine the position of the vehicle and the SMS gateway device to communicate via Smartphone. With the Google maps application on the Smartphone, it is easy to track the position of the vehicle. The vehicle can be controlled by turning off and turning on remotely with the SMS gateway device via text message media on the Smartphone.","container-title":"JSR : Jaringan Sistem Informasi Robotik","DOI":"10.58486/jsr.v3i1.41","ISSN":"2579-373X, 2356-2137","issue":"1","journalAbbreviation":"JSR","language":"id","page":"152-160","source":"DOI.org (Crossref)","title":"SISTEM KONTROL KENDARAAN BERBASIS IOT","volume":"3","author":[{"family":"Tambunan","given":"Leonard"},{"family":"Putra","given":"Diki Dwi"}],"issued":{"date-parts":[["2019",7,29]]}}}],"schema":"https://github.com/citation-style-language/schema/raw/master/csl-citation.json"} </w:instrText>
+        <w:instrText xml:space="preserve"> ADDIN ZOTERO_ITEM CSL_CITATION {"citationID":"ngQtHqcU","properties":{"formattedCitation":"[5]","plainCitation":"[5]","noteIndex":0},"citationItems":[{"id":51,"uris":["http://zotero.org/users/local/40ttfIiH/items/5GJEVCRZ"],"itemData":{"id":51,"type":"article-journal","abstract":"Vehicle tracking system based on GPS (Global Positioning System) by using SMS gateway communication is a system where the position of a vehicle can be known with certainty. This tracking system uses Arduino Nano as a microcontroller, GPS module technology to determine the position of the vehicle and the SMS gateway device to communicate via Smartphone. With the Google maps application on the Smartphone, it is easy to track the position of the vehicle. The vehicle can be controlled by turning off and turning on remotely with the SMS gateway device via text message media on the Smartphone.","container-title":"JSR : Jaringan Sistem Informasi Robotik","DOI":"10.58486/jsr.v3i1.41","ISSN":"2579-373X, 2356-2137","issue":"1","journalAbbreviation":"JSR","language":"id","page":"152-160","source":"DOI.org (Crossref)","title":"SISTEM KONTROL KENDARAAN BERBASIS IOT","volume":"3","author":[{"family":"Tambunan","given":"Leonard"},{"family":"Putra","given":"Diki Dwi"}],"issued":{"date-parts":[["2019",7,29]]}}}],"schema":"https://github.com/citation-style-language/schema/raw/master/csl-citation.json"} </w:instrText>
       </w:r>
       <w:r>
         <w:fldChar w:fldCharType="separate"/>
       </w:r>
       <w:r>
-        <w:t>(Tambunan &amp; Putra, 2019)</w:t>
+        <w:t>[5]</w:t>
       </w:r>
       <w:r>
         <w:fldChar w:fldCharType="end"/>
@@ -11073,13 +11620,13 @@
         <w:fldChar w:fldCharType="begin"/>
       </w:r>
       <w:r>
-        <w:instrText xml:space="preserve"> ADDIN ZOTERO_ITEM CSL_CITATION {"citationID":"kIaWxE4L","properties":{"formattedCitation":"(Arta et al., 2022; Widodo, n.d.)","plainCitation":"(Arta et al., 2022; Widodo, n.d.)","noteIndex":0},"citationItems":[{"id":45,"uris":["http://zotero.org/users/local/40ttfIiH/items/EGIV2T4F"],"itemData":{"id":45,"type":"article-journal","abstract":"Animal husbandry is an activity of breeding and rearing carried out with a cage or a loose system. Loose livestock systems are commonly found in the Nusa Tenggara region, and some areas in Bali. This type of farm is difficult to monitor so it is vulnerable to theft. In addition to the possibility of theft, this livestock grazing system also has many other risks, one of which is the loss of cows either because they are lost or trapped in some places. Therefore, it is necessary to develop a tracking device that is able to monitor the presence of these livestock. This research aims to implement internet of things (IoT) for monitoring livestock or pets using GPS, NodeMCU ESP 8266, Firebase and Kodular. Data in the form of latitude and longitude values obtained by the GPS module will be sent to Firebase via a WiFi network. That data is then displayed in the Kodular application in latitude, longitude coordinates, and markers on maps. In addition, this tracking device that can be worn around the neck of the animal is equipped with an LED light that aims to monitor the position of livestock at night so that the position of them can be seen when it is dark.","container-title":"Majalah Ilmiah Teknologi Elektro","DOI":"10.24843/MITE.2022.v21i01.P02","ISSN":"2503-2372, 1693-2951","issue":"1","journalAbbreviation":"JTE","language":"id","license":"http://creativecommons.org/licenses/by-nc-nd/4.0","page":"7","source":"DOI.org (Crossref)","title":"Animal Tracking Berbasis Internet of Things","volume":"21","author":[{"family":"Arta","given":"I Kadek Cahyadi"},{"family":"Febriyanto","given":"Andrian"},{"family":"Nugraha","given":"Ida Bagus Made Harisanjaya Adi"},{"family":"Widharma","given":"I Gede Suputra"},{"family":"Purnama","given":"Ida Bagus Irawan"}],"issued":{"date-parts":[["2022",7,8]]}}},{"id":65,"uris":["http://zotero.org/users/local/40ttfIiH/items/ELLBRIVE"],"itemData":{"id":65,"type":"article-journal","language":"id","source":"Zotero","title":"Rancang Bangun Sistem Deteksi Posisi Sapi berbasis Smartphone","author":[{"family":"Widodo","given":"Latif"}]}}],"schema":"https://github.com/citation-style-language/schema/raw/master/csl-citation.json"} </w:instrText>
+        <w:instrText xml:space="preserve"> ADDIN ZOTERO_ITEM CSL_CITATION {"citationID":"kIaWxE4L","properties":{"formattedCitation":"[16], [20]","plainCitation":"[16], [20]","noteIndex":0},"citationItems":[{"id":45,"uris":["http://zotero.org/users/local/40ttfIiH/items/EGIV2T4F"],"itemData":{"id":45,"type":"article-journal","abstract":"Animal husbandry is an activity of breeding and rearing carried out with a cage or a loose system. Loose livestock systems are commonly found in the Nusa Tenggara region, and some areas in Bali. This type of farm is difficult to monitor so it is vulnerable to theft. In addition to the possibility of theft, this livestock grazing system also has many other risks, one of which is the loss of cows either because they are lost or trapped in some places. Therefore, it is necessary to develop a tracking device that is able to monitor the presence of these livestock. This research aims to implement internet of things (IoT) for monitoring livestock or pets using GPS, NodeMCU ESP 8266, Firebase and Kodular. Data in the form of latitude and longitude values obtained by the GPS module will be sent to Firebase via a WiFi network. That data is then displayed in the Kodular application in latitude, longitude coordinates, and markers on maps. In addition, this tracking device that can be worn around the neck of the animal is equipped with an LED light that aims to monitor the position of livestock at night so that the position of them can be seen when it is dark.","container-title":"Majalah Ilmiah Teknologi Elektro","DOI":"10.24843/MITE.2022.v21i01.P02","ISSN":"2503-2372, 1693-2951","issue":"1","journalAbbreviation":"JTE","language":"id","license":"http://creativecommons.org/licenses/by-nc-nd/4.0","page":"7","source":"DOI.org (Crossref)","title":"Animal Tracking Berbasis Internet of Things","volume":"21","author":[{"family":"Arta","given":"I Kadek Cahyadi"},{"family":"Febriyanto","given":"Andrian"},{"family":"Nugraha","given":"Ida Bagus Made Harisanjaya Adi"},{"family":"Widharma","given":"I Gede Suputra"},{"family":"Purnama","given":"Ida Bagus Irawan"}],"issued":{"date-parts":[["2022",7,8]]}}},{"id":65,"uris":["http://zotero.org/users/local/40ttfIiH/items/ELLBRIVE"],"itemData":{"id":65,"type":"article-journal","language":"id","source":"Zotero","title":"Rancang Bangun Sistem Deteksi Posisi Sapi berbasis Smartphone","author":[{"family":"Widodo","given":"Latif"}]}}],"schema":"https://github.com/citation-style-language/schema/raw/master/csl-citation.json"} </w:instrText>
       </w:r>
       <w:r>
         <w:fldChar w:fldCharType="separate"/>
       </w:r>
       <w:r>
-        <w:t>(Arta et al., 2022; Widodo, n.d.)</w:t>
+        <w:t>[16], [20]</w:t>
       </w:r>
       <w:r>
         <w:fldChar w:fldCharType="end"/>
@@ -11100,13 +11647,13 @@
         <w:fldChar w:fldCharType="begin"/>
       </w:r>
       <w:r>
-        <w:instrText xml:space="preserve"> ADDIN ZOTERO_ITEM CSL_CITATION {"citationID":"LwegR9lS","properties":{"formattedCitation":"(Humam &amp; Triawan, 2024)","plainCitation":"(Humam &amp; Triawan, 2024)","noteIndex":0},"citationItems":[{"id":55,"uris":["http://zotero.org/users/local/40ttfIiH/items/SSP87YCU"],"itemData":{"id":55,"type":"article-journal","abstract":"In the current digital era, the demand for effective and efficient security systems is increasing. This research develops a room security system using ESP32CAM and motion sensors based on the Internet of Things (IoT). The system is designed to detect movement within a room and send real-time notifications to users via a mobile application. The ESP32CAM functions as a surveillance camera that captures images when the motion sensor detects activity. Data from the motion sensor and images from the ESP32CAM are sent to a cloud server for processing and storage. System testing shows that this solution can provide a quick response to movement, send notifications within seconds, and securely store data in the cloud. Thus, this system can significantly enhance room security and provide peace of mind to its users.","container-title":"Infotek: Jurnal Informatika dan Teknologi","DOI":"10.29408/jit.v7i2.26109","ISSN":"2614-8773","issue":"2","journalAbbreviation":"INFOTEK","language":"id","license":"https://creativecommons.org/licenses/by/4.0","page":"575-584","source":"DOI.org (Crossref)","title":"Sistem Keamanan Ruangan Menggunakan ESP32CAM dan Sensor Gerak Berbasis IoT","volume":"7","author":[{"family":"Humam","given":"Faris"},{"family":"Triawan","given":"Muhammad Agus"}],"issued":{"date-parts":[["2024",7,24]]}}}],"schema":"https://github.com/citation-style-language/schema/raw/master/csl-citation.json"} </w:instrText>
+        <w:instrText xml:space="preserve"> ADDIN ZOTERO_ITEM CSL_CITATION {"citationID":"LwegR9lS","properties":{"formattedCitation":"[13]","plainCitation":"[13]","noteIndex":0},"citationItems":[{"id":55,"uris":["http://zotero.org/users/local/40ttfIiH/items/SSP87YCU"],"itemData":{"id":55,"type":"article-journal","abstract":"In the current digital era, the demand for effective and efficient security systems is increasing. This research develops a room security system using ESP32CAM and motion sensors based on the Internet of Things (IoT). The system is designed to detect movement within a room and send real-time notifications to users via a mobile application. The ESP32CAM functions as a surveillance camera that captures images when the motion sensor detects activity. Data from the motion sensor and images from the ESP32CAM are sent to a cloud server for processing and storage. System testing shows that this solution can provide a quick response to movement, send notifications within seconds, and securely store data in the cloud. Thus, this system can significantly enhance room security and provide peace of mind to its users.","container-title":"Infotek: Jurnal Informatika dan Teknologi","DOI":"10.29408/jit.v7i2.26109","ISSN":"2614-8773","issue":"2","journalAbbreviation":"INFOTEK","language":"id","license":"https://creativecommons.org/licenses/by/4.0","page":"575-584","source":"DOI.org (Crossref)","title":"Sistem Keamanan Ruangan Menggunakan ESP32CAM dan Sensor Gerak Berbasis IoT","volume":"7","author":[{"family":"Humam","given":"Faris"},{"family":"Triawan","given":"Muhammad Agus"}],"issued":{"date-parts":[["2024",7,24]]}}}],"schema":"https://github.com/citation-style-language/schema/raw/master/csl-citation.json"} </w:instrText>
       </w:r>
       <w:r>
         <w:fldChar w:fldCharType="separate"/>
       </w:r>
       <w:r>
-        <w:t>(Humam &amp; Triawan, 2024)</w:t>
+        <w:t>[13]</w:t>
       </w:r>
       <w:r>
         <w:fldChar w:fldCharType="end"/>
@@ -11124,13 +11671,13 @@
         <w:fldChar w:fldCharType="begin"/>
       </w:r>
       <w:r>
-        <w:instrText xml:space="preserve"> ADDIN ZOTERO_ITEM CSL_CITATION {"citationID":"RHK8Tg6V","properties":{"formattedCitation":"(Annisa et al., n.d.; Muchtar &amp; Ulhaq, n.d.; Muta\\uc0\\u8217{}affif et al., 2017; Nuryadi et al., 2025)","plainCitation":"(Annisa et al., n.d.; Muchtar &amp; Ulhaq, n.d.; Muta’affif et al., 2017; Nuryadi et al., 2025)","noteIndex":0},"citationItems":[{"id":59,"uris":["http://zotero.org/users/local/40ttfIiH/items/IQUF88Q9"],"itemData":{"id":59,"type":"article-journal","abstract":"This research develops an Internet of Things (IoT)-based control system for making silage animal feed using ESP32. This system is designed to monitor temperature, humidity and pH in real-time by utilizing the DHT21 sensor and soil pH sensor connected to Firebase as a database. The system is equipped with a webbased interface and LCD, making it easier for farmers to monitor feed conditions remotely. The silage production process was carried out for 19 days with the grade results measured based on the pH value, indicating the production success level was at Grade C (low). Functional testing, usability testing and black box testing ensure the system works as required with an average usability score of 88.2% in the “Very Good” category. Test results show that this system is able to provide accurate and stable data even though it requires periodic calibration. The 12V motorbike battery voltage was successfully reduced to 5V using a stepdown module to maintain device reliability. This system also offers automatic notifications if abnormal conditions occur, so that corrective action can be taken immediately. This system has proven effective in helping farmers monitor the silage fermentation process and reduce the risk of production failure. However, improving sensor stability, optimizing feed composition, and stronger internet connections are needed to increase production yields and feed quality. Thus, this system provides an innovative solution for farmers in producing animal feed efficiently, reliably and sustainably.","language":"id","source":"Zotero","title":"Sistem Controlling Pembuatan Pakan Ternak Silase Menggunakan ESP32 Berbasis IoT","author":[{"family":"Annisa","given":"Fera"},{"family":"Farida","given":"Intan Nur"},{"family":"Sahertian","given":"Julian"},{"family":"Yahya","given":"Nisaa’ Husnia"},{"family":"Septiawan","given":"Indra"},{"family":"Salsabila","given":"Adinda Meylia"},{"family":"Setiawan","given":"Bima"}]}},{"id":63,"uris":["http://zotero.org/users/local/40ttfIiH/items/5PFYUNBH"],"itemData":{"id":63,"type":"article-journal","abstract":"The agricultural sector is important in every country, especially in Indonesia, where the majority of the population is farmers. The problem we are facing in this modern era is that the traditional agricultural system is still inefficient. The research method carried out on the proposed system detects water content in the soil, water pH level, temperature and humidity and detects the weather in the fields, using humidity sensors, pH sensors, DHT22 temperature sensors and rain sensors. The level of soil moisture is also adjusted by irrigation using a waterpump. If the humidity level is below the threshold, the humidity sensor sends information data to the ESP32 module and the data is sent to the Thingspeak IoT platform. Compared to other systems, this system provides better efficiency for increasing agricultural production. ESP32 collects data from all sensors and connects the data with the cloud and then displays it on the webpage. The main advantage of this system is that farm owners can monitor their fields remotely as long as they are connected to the internet. The system response from this tool with the Thingspeak webpage is a minimum of 15 seconds while the average percentage of error from the DHT22 sensor generated based on testing is 10.66% for air humidity, 1.73% for air temperature. While the average error for the pH sensor in the category of reading acid (pH 4.00) is 5.28%, neutral (pH 6.86) is 3.20%, and alkaline (pH 9.18) is 3.44%, for the main purpose of this research is to make agriculture smart and increase the efficiency of agricultural production using automation and IoT technology.","issue":"2","language":"id","source":"Zotero","title":"Rancang Bangun Smart Monitoring Farming pada Media Tanah Menggunakan Sistem IoT (Internet of Things)","volume":"6","author":[{"family":"Muchtar","given":"Husnibes"},{"family":"Ulhaq","given":"Muhammad Zulfikar Hafizh"}]}},{"id":67,"uris":["http://zotero.org/users/local/40ttfIiH/items/2CRGJ33Q"],"itemData":{"id":67,"type":"article-journal","language":"id","source":"Zotero","title":"Sistem Kendali Peternakan Jarak Jauh Berbasis Internet of Things (IoT)","author":[{"family":"Muta’affif","given":"Muhammad Farish"},{"family":"Mujtahid","given":"Muhammad"},{"family":"Bari","given":"Bilal El"},{"family":"Evita","given":"Maria"}],"issued":{"date-parts":[["2017"]]}}},{"id":53,"uris":["http://zotero.org/users/local/40ttfIiH/items/9I7AV3H8"],"itemData":{"id":53,"type":"article-journal","abstract":"This study aims to develop an IoT-based soil monitoring system using the ESP32 platform, equipped with WiFi and Bluetooth connectivity. The system is designed to monitor soil conditions in real-time, including moisture, pH, and temperature, which significantly affect agricultural productivity. The study also focuses on developing a client-server application that enables farmers to efficiently monitor soil conditions through a website and receive automatic notifications via the Telegram app when soil conditions exceed the predefined thresholds. The Research and Development (R&amp;D) method was used to develop the prototype, and field tests were conducted. The results show that this system is effective in monitoring soil conditions in real-time and improving water usage efficiency and land management in agriculture. This system is expected to provide a practical and efficient solution for farmers to enhance agricultural productivity and sustainability.","container-title":"Semnas Ristek (Seminar Nasional Riset dan Inovasi Teknologi)","DOI":"10.30998/semnasristek.v9i1.7550","ISSN":"2527-5941, 2527-5321","issue":"1","journalAbbreviation":"semnasristek","language":"id","page":"79-86","source":"DOI.org (Crossref)","title":"Implementasi ESP32 Untuk Sistem Pemantauan Kesuburan Tanah Berbasis IoT","volume":"9","author":[{"family":"Nuryadi","given":"Farhan"},{"family":"Septiani","given":"Ni Wayan Parwati"},{"family":"Lestari","given":"Mei"}],"issued":{"date-parts":[["2025",1,23]]}}}],"schema":"https://github.com/citation-style-language/schema/raw/master/csl-citation.json"} </w:instrText>
+        <w:instrText xml:space="preserve"> ADDIN ZOTERO_ITEM CSL_CITATION {"citationID":"RHK8Tg6V","properties":{"formattedCitation":"[3], [17], [18], [19]","plainCitation":"[3], [17], [18], [19]","noteIndex":0},"citationItems":[{"id":59,"uris":["http://zotero.org/users/local/40ttfIiH/items/IQUF88Q9"],"itemData":{"id":59,"type":"article-journal","abstract":"This research develops an Internet of Things (IoT)-based control system for making silage animal feed using ESP32. This system is designed to monitor temperature, humidity and pH in real-time by utilizing the DHT21 sensor and soil pH sensor connected to Firebase as a database. The system is equipped with a webbased interface and LCD, making it easier for farmers to monitor feed conditions remotely. The silage production process was carried out for 19 days with the grade results measured based on the pH value, indicating the production success level was at Grade C (low). Functional testing, usability testing and black box testing ensure the system works as required with an average usability score of 88.2% in the “Very Good” category. Test results show that this system is able to provide accurate and stable data even though it requires periodic calibration. The 12V motorbike battery voltage was successfully reduced to 5V using a stepdown module to maintain device reliability. This system also offers automatic notifications if abnormal conditions occur, so that corrective action can be taken immediately. This system has proven effective in helping farmers monitor the silage fermentation process and reduce the risk of production failure. However, improving sensor stability, optimizing feed composition, and stronger internet connections are needed to increase production yields and feed quality. Thus, this system provides an innovative solution for farmers in producing animal feed efficiently, reliably and sustainably.","language":"id","source":"Zotero","title":"Sistem Controlling Pembuatan Pakan Ternak Silase Menggunakan ESP32 Berbasis IoT","author":[{"family":"Annisa","given":"Fera"},{"family":"Farida","given":"Intan Nur"},{"family":"Sahertian","given":"Julian"},{"family":"Yahya","given":"Nisaa’ Husnia"},{"family":"Septiawan","given":"Indra"},{"family":"Salsabila","given":"Adinda Meylia"},{"family":"Setiawan","given":"Bima"}]}},{"id":63,"uris":["http://zotero.org/users/local/40ttfIiH/items/5PFYUNBH"],"itemData":{"id":63,"type":"article-journal","abstract":"The agricultural sector is important in every country, especially in Indonesia, where the majority of the population is farmers. The problem we are facing in this modern era is that the traditional agricultural system is still inefficient. The research method carried out on the proposed system detects water content in the soil, water pH level, temperature and humidity and detects the weather in the fields, using humidity sensors, pH sensors, DHT22 temperature sensors and rain sensors. The level of soil moisture is also adjusted by irrigation using a waterpump. If the humidity level is below the threshold, the humidity sensor sends information data to the ESP32 module and the data is sent to the Thingspeak IoT platform. Compared to other systems, this system provides better efficiency for increasing agricultural production. ESP32 collects data from all sensors and connects the data with the cloud and then displays it on the webpage. The main advantage of this system is that farm owners can monitor their fields remotely as long as they are connected to the internet. The system response from this tool with the Thingspeak webpage is a minimum of 15 seconds while the average percentage of error from the DHT22 sensor generated based on testing is 10.66% for air humidity, 1.73% for air temperature. While the average error for the pH sensor in the category of reading acid (pH 4.00) is 5.28%, neutral (pH 6.86) is 3.20%, and alkaline (pH 9.18) is 3.44%, for the main purpose of this research is to make agriculture smart and increase the efficiency of agricultural production using automation and IoT technology.","issue":"2","language":"id","source":"Zotero","title":"Rancang Bangun Smart Monitoring Farming pada Media Tanah Menggunakan Sistem IoT (Internet of Things)","volume":"6","author":[{"family":"Muchtar","given":"Husnibes"},{"family":"Ulhaq","given":"Muhammad Zulfikar Hafizh"}]}},{"id":67,"uris":["http://zotero.org/users/local/40ttfIiH/items/2CRGJ33Q"],"itemData":{"id":67,"type":"article-journal","language":"id","source":"Zotero","title":"Sistem Kendali Peternakan Jarak Jauh Berbasis Internet of Things (IoT)","author":[{"family":"Muta’affif","given":"Muhammad Farish"},{"family":"Mujtahid","given":"Muhammad"},{"family":"Bari","given":"Bilal El"},{"family":"Evita","given":"Maria"}],"issued":{"date-parts":[["2017"]]}}},{"id":53,"uris":["http://zotero.org/users/local/40ttfIiH/items/9I7AV3H8"],"itemData":{"id":53,"type":"article-journal","abstract":"This study aims to develop an IoT-based soil monitoring system using the ESP32 platform, equipped with WiFi and Bluetooth connectivity. The system is designed to monitor soil conditions in real-time, including moisture, pH, and temperature, which significantly affect agricultural productivity. The study also focuses on developing a client-server application that enables farmers to efficiently monitor soil conditions through a website and receive automatic notifications via the Telegram app when soil conditions exceed the predefined thresholds. The Research and Development (R&amp;D) method was used to develop the prototype, and field tests were conducted. The results show that this system is effective in monitoring soil conditions in real-time and improving water usage efficiency and land management in agriculture. This system is expected to provide a practical and efficient solution for farmers to enhance agricultural productivity and sustainability.","container-title":"Semnas Ristek (Seminar Nasional Riset dan Inovasi Teknologi)","DOI":"10.30998/semnasristek.v9i1.7550","ISSN":"2527-5941, 2527-5321","issue":"1","journalAbbreviation":"semnasristek","language":"id","page":"79-86","source":"DOI.org (Crossref)","title":"Implementasi ESP32 Untuk Sistem Pemantauan Kesuburan Tanah Berbasis IoT","volume":"9","author":[{"family":"Nuryadi","given":"Farhan"},{"family":"Septiani","given":"Ni Wayan Parwati"},{"family":"Lestari","given":"Mei"}],"issued":{"date-parts":[["2025",1,23]]}}}],"schema":"https://github.com/citation-style-language/schema/raw/master/csl-citation.json"} </w:instrText>
       </w:r>
       <w:r>
         <w:fldChar w:fldCharType="separate"/>
       </w:r>
       <w:r>
-        <w:t>(Annisa et al., n.d.; Muchtar &amp; Ulhaq, n.d.; Muta’affif et al., 2017; Nuryadi et al., 2025)</w:t>
+        <w:t>[3], [17], [18], [19]</w:t>
       </w:r>
       <w:r>
         <w:fldChar w:fldCharType="end"/>
@@ -11163,12 +11710,11 @@
           <w:lang w:val="id-ID"/>
         </w:rPr>
       </w:pPr>
-      <w:bookmarkStart w:id="29" w:name="_Toc215384868"/>
-      <w:r>
-        <w:rPr>
-          <w:lang w:val="id-ID"/>
-        </w:rPr>
-        <w:lastRenderedPageBreak/>
+      <w:bookmarkStart w:id="30" w:name="_Toc215384868"/>
+      <w:r>
+        <w:rPr>
+          <w:lang w:val="id-ID"/>
+        </w:rPr>
         <w:t xml:space="preserve">BAB III </w:t>
       </w:r>
       <w:r>
@@ -11195,7 +11741,7 @@
         </w:rPr>
         <w:t xml:space="preserve"> PENELITIAN</w:t>
       </w:r>
-      <w:bookmarkEnd w:id="29"/>
+      <w:bookmarkEnd w:id="30"/>
     </w:p>
     <w:p>
       <w:pPr>
@@ -11231,9 +11777,9 @@
           <w:noProof/>
         </w:rPr>
         <w:drawing>
-          <wp:inline distT="0" distB="0" distL="0" distR="0" wp14:anchorId="39DA31AD" wp14:editId="61698130">
-            <wp:extent cx="3672559" cy="3648075"/>
-            <wp:effectExtent l="0" t="0" r="4445" b="0"/>
+          <wp:inline distT="0" distB="0" distL="0" distR="0" wp14:anchorId="39DA31AD" wp14:editId="3B3C87BB">
+            <wp:extent cx="4765697" cy="4733925"/>
+            <wp:effectExtent l="0" t="0" r="0" b="0"/>
             <wp:docPr id="936210316" name="Picture 1"/>
             <wp:cNvGraphicFramePr>
               <a:graphicFrameLocks xmlns:a="http://schemas.openxmlformats.org/drawingml/2006/main" noChangeAspect="1"/>
@@ -11246,7 +11792,7 @@
                     <pic:cNvPicPr/>
                   </pic:nvPicPr>
                   <pic:blipFill rotWithShape="1">
-                    <a:blip r:embed="rId13"/>
+                    <a:blip r:embed="rId16"/>
                     <a:srcRect l="23040" t="27912" r="46372" b="18076"/>
                     <a:stretch>
                       <a:fillRect/>
@@ -11255,7 +11801,7 @@
                   <pic:spPr bwMode="auto">
                     <a:xfrm>
                       <a:off x="0" y="0"/>
-                      <a:ext cx="3678601" cy="3654076"/>
+                      <a:ext cx="4788396" cy="4756473"/>
                     </a:xfrm>
                     <a:prstGeom prst="rect">
                       <a:avLst/>
@@ -11286,8 +11832,8 @@
           <w:lang w:val="id-ID"/>
         </w:rPr>
       </w:pPr>
-      <w:bookmarkStart w:id="30" w:name="_Toc215385069"/>
-      <w:bookmarkStart w:id="31" w:name="_Toc215385579"/>
+      <w:bookmarkStart w:id="31" w:name="_Toc215385069"/>
+      <w:bookmarkStart w:id="32" w:name="_Toc216192579"/>
       <w:r>
         <w:rPr>
           <w:i w:val="0"/>
@@ -11365,8 +11911,8 @@
         </w:rPr>
         <w:t>Tahapan Pengerjaan Penelitian</w:t>
       </w:r>
-      <w:bookmarkEnd w:id="30"/>
       <w:bookmarkEnd w:id="31"/>
+      <w:bookmarkEnd w:id="32"/>
     </w:p>
     <w:p>
       <w:pPr>
@@ -11380,11 +11926,11 @@
           <w:lang w:val="id-ID"/>
         </w:rPr>
       </w:pPr>
-      <w:bookmarkStart w:id="32" w:name="_Toc215384869"/>
+      <w:bookmarkStart w:id="33" w:name="_Toc215384869"/>
       <w:r>
         <w:t>Analisi Kebutuhan</w:t>
       </w:r>
-      <w:bookmarkEnd w:id="32"/>
+      <w:bookmarkEnd w:id="33"/>
     </w:p>
     <w:p>
       <w:pPr>
@@ -11409,7 +11955,6 @@
         <w:t xml:space="preserve"> berbasis IoT, keberhasilan implementasi sangat bergantung pada pemahaman mendalam terhadap dinamika lingkungan </w:t>
       </w:r>
       <w:r>
-        <w:lastRenderedPageBreak/>
         <w:t>peternakan</w:t>
       </w:r>
       <w:r>
@@ -11435,93 +11980,782 @@
           <w:lang w:val="id-ID"/>
         </w:rPr>
       </w:pPr>
-      <w:bookmarkStart w:id="33" w:name="_Toc215384870"/>
-      <w:r>
-        <w:rPr>
-          <w:lang w:val="id-ID"/>
+      <w:bookmarkStart w:id="34" w:name="_Toc215384872"/>
+      <w:r>
+        <w:rPr>
+          <w:lang w:val="id-ID"/>
+        </w:rPr>
+        <w:t>Hardware</w:t>
+      </w:r>
+      <w:bookmarkEnd w:id="34"/>
+    </w:p>
+    <w:p>
+      <w:pPr>
+        <w:spacing w:line="360" w:lineRule="auto"/>
+      </w:pPr>
+      <w:r>
+        <w:t>kebutuhan hardware atau perangkat keras yang digunakan dalam penerapan Internet of Things (IoT) pada sektor pertanian. Setiap perangkat memiliki fungsi spesifik untuk mendukung proses pengumpulan data</w:t>
+      </w:r>
+      <w:r>
+        <w:t xml:space="preserve"> </w:t>
+      </w:r>
+      <w:r>
+        <w:t>antar modul dalam sistem IoT</w:t>
+      </w:r>
+      <w:r>
+        <w:t>, ditunjukan pada tabel 3.1</w:t>
+      </w:r>
+    </w:p>
+    <w:p>
+      <w:pPr>
+        <w:pStyle w:val="Caption"/>
+        <w:rPr>
+          <w:i w:val="0"/>
+          <w:iCs w:val="0"/>
+          <w:color w:val="auto"/>
+          <w:sz w:val="24"/>
+          <w:szCs w:val="24"/>
+          <w:lang w:val="id-ID"/>
+        </w:rPr>
+      </w:pPr>
+      <w:bookmarkStart w:id="35" w:name="_Toc216192526"/>
+      <w:r>
+        <w:rPr>
+          <w:i w:val="0"/>
+          <w:iCs w:val="0"/>
+          <w:color w:val="auto"/>
+          <w:sz w:val="24"/>
+          <w:szCs w:val="24"/>
+        </w:rPr>
+        <w:t xml:space="preserve">Tabel 3. </w:t>
+      </w:r>
+      <w:r>
+        <w:rPr>
+          <w:i w:val="0"/>
+          <w:iCs w:val="0"/>
+          <w:color w:val="auto"/>
+          <w:sz w:val="24"/>
+          <w:szCs w:val="24"/>
+        </w:rPr>
+        <w:fldChar w:fldCharType="begin"/>
+      </w:r>
+      <w:r>
+        <w:rPr>
+          <w:i w:val="0"/>
+          <w:iCs w:val="0"/>
+          <w:color w:val="auto"/>
+          <w:sz w:val="24"/>
+          <w:szCs w:val="24"/>
+        </w:rPr>
+        <w:instrText xml:space="preserve"> SEQ Tabel_3. \* ARABIC </w:instrText>
+      </w:r>
+      <w:r>
+        <w:rPr>
+          <w:i w:val="0"/>
+          <w:iCs w:val="0"/>
+          <w:color w:val="auto"/>
+          <w:sz w:val="24"/>
+          <w:szCs w:val="24"/>
+        </w:rPr>
+        <w:fldChar w:fldCharType="separate"/>
+      </w:r>
+      <w:r>
+        <w:rPr>
+          <w:i w:val="0"/>
+          <w:iCs w:val="0"/>
+          <w:noProof/>
+          <w:color w:val="auto"/>
+          <w:sz w:val="24"/>
+          <w:szCs w:val="24"/>
+        </w:rPr>
+        <w:t>1</w:t>
+      </w:r>
+      <w:r>
+        <w:rPr>
+          <w:i w:val="0"/>
+          <w:iCs w:val="0"/>
+          <w:color w:val="auto"/>
+          <w:sz w:val="24"/>
+          <w:szCs w:val="24"/>
+        </w:rPr>
+        <w:fldChar w:fldCharType="end"/>
+      </w:r>
+      <w:r>
+        <w:rPr>
+          <w:i w:val="0"/>
+          <w:iCs w:val="0"/>
+          <w:color w:val="auto"/>
+          <w:sz w:val="24"/>
+          <w:szCs w:val="24"/>
+        </w:rPr>
+        <w:t xml:space="preserve"> </w:t>
+      </w:r>
+      <w:r>
+        <w:rPr>
+          <w:i w:val="0"/>
+          <w:iCs w:val="0"/>
+          <w:color w:val="auto"/>
+          <w:sz w:val="24"/>
+          <w:szCs w:val="24"/>
         </w:rPr>
         <w:t xml:space="preserve">Kebutuhan </w:t>
       </w:r>
       <w:r>
+        <w:rPr>
+          <w:color w:val="auto"/>
+          <w:sz w:val="24"/>
+          <w:szCs w:val="24"/>
+        </w:rPr>
+        <w:t>hardware</w:t>
+      </w:r>
+      <w:bookmarkEnd w:id="35"/>
+    </w:p>
+    <w:tbl>
+      <w:tblPr>
+        <w:tblStyle w:val="TableGrid0"/>
+        <w:tblW w:w="0" w:type="auto"/>
+        <w:jc w:val="center"/>
+        <w:tblLook w:val="04A0" w:firstRow="1" w:lastRow="0" w:firstColumn="1" w:lastColumn="0" w:noHBand="0" w:noVBand="1"/>
+      </w:tblPr>
+      <w:tblGrid>
+        <w:gridCol w:w="704"/>
+        <w:gridCol w:w="3260"/>
+        <w:gridCol w:w="3382"/>
+      </w:tblGrid>
+      <w:tr>
+        <w:trPr>
+          <w:jc w:val="center"/>
+        </w:trPr>
+        <w:tc>
+          <w:tcPr>
+            <w:tcW w:w="704" w:type="dxa"/>
+          </w:tcPr>
+          <w:p>
+            <w:pPr>
+              <w:spacing w:line="360" w:lineRule="auto"/>
+              <w:jc w:val="center"/>
+              <w:rPr>
+                <w:szCs w:val="24"/>
+                <w:lang w:val="id-ID"/>
+              </w:rPr>
+            </w:pPr>
+            <w:r>
+              <w:rPr>
+                <w:szCs w:val="24"/>
+                <w:lang w:val="id-ID"/>
+              </w:rPr>
+              <w:t>No</w:t>
+            </w:r>
+          </w:p>
+        </w:tc>
+        <w:tc>
+          <w:tcPr>
+            <w:tcW w:w="3260" w:type="dxa"/>
+          </w:tcPr>
+          <w:p>
+            <w:pPr>
+              <w:spacing w:line="360" w:lineRule="auto"/>
+              <w:jc w:val="center"/>
+              <w:rPr>
+                <w:szCs w:val="24"/>
+                <w:lang w:val="id-ID"/>
+              </w:rPr>
+            </w:pPr>
+            <w:r>
+              <w:rPr>
+                <w:szCs w:val="24"/>
+                <w:lang w:val="id-ID"/>
+              </w:rPr>
+              <w:t xml:space="preserve">Komponen </w:t>
+            </w:r>
+            <w:r>
+              <w:rPr>
+                <w:i/>
+                <w:iCs/>
+                <w:szCs w:val="24"/>
+                <w:lang w:val="id-ID"/>
+              </w:rPr>
+              <w:t>H</w:t>
+            </w:r>
+            <w:r>
+              <w:rPr>
+                <w:i/>
+                <w:iCs/>
+                <w:szCs w:val="24"/>
+                <w:lang w:val="id-ID"/>
+              </w:rPr>
+              <w:t>ar</w:t>
+            </w:r>
+            <w:r>
+              <w:rPr>
+                <w:i/>
+                <w:iCs/>
+                <w:szCs w:val="24"/>
+                <w:lang w:val="id-ID"/>
+              </w:rPr>
+              <w:t>dware</w:t>
+            </w:r>
+          </w:p>
+        </w:tc>
+        <w:tc>
+          <w:tcPr>
+            <w:tcW w:w="3382" w:type="dxa"/>
+          </w:tcPr>
+          <w:p>
+            <w:pPr>
+              <w:spacing w:line="360" w:lineRule="auto"/>
+              <w:jc w:val="center"/>
+              <w:rPr>
+                <w:szCs w:val="24"/>
+                <w:lang w:val="id-ID"/>
+              </w:rPr>
+            </w:pPr>
+            <w:r>
+              <w:rPr>
+                <w:szCs w:val="24"/>
+                <w:lang w:val="id-ID"/>
+              </w:rPr>
+              <w:t>Fungsi</w:t>
+            </w:r>
+          </w:p>
+        </w:tc>
+      </w:tr>
+      <w:tr>
+        <w:trPr>
+          <w:jc w:val="center"/>
+        </w:trPr>
+        <w:tc>
+          <w:tcPr>
+            <w:tcW w:w="704" w:type="dxa"/>
+          </w:tcPr>
+          <w:p>
+            <w:pPr>
+              <w:spacing w:line="360" w:lineRule="auto"/>
+              <w:rPr>
+                <w:szCs w:val="24"/>
+                <w:lang w:val="id-ID"/>
+              </w:rPr>
+            </w:pPr>
+            <w:r>
+              <w:rPr>
+                <w:szCs w:val="24"/>
+                <w:lang w:val="id-ID"/>
+              </w:rPr>
+              <w:t>1</w:t>
+            </w:r>
+          </w:p>
+        </w:tc>
+        <w:tc>
+          <w:tcPr>
+            <w:tcW w:w="3260" w:type="dxa"/>
+          </w:tcPr>
+          <w:p>
+            <w:pPr>
+              <w:spacing w:line="360" w:lineRule="auto"/>
+              <w:rPr>
+                <w:szCs w:val="24"/>
+                <w:lang w:val="id-ID"/>
+              </w:rPr>
+            </w:pPr>
+            <w:r>
+              <w:rPr>
+                <w:szCs w:val="24"/>
+                <w:lang w:val="id-ID"/>
+              </w:rPr>
+              <w:t>ESP32 (Mikrokontroler Utama)</w:t>
+            </w:r>
+          </w:p>
+        </w:tc>
+        <w:tc>
+          <w:tcPr>
+            <w:tcW w:w="3382" w:type="dxa"/>
+          </w:tcPr>
+          <w:p>
+            <w:pPr>
+              <w:spacing w:line="360" w:lineRule="auto"/>
+              <w:rPr>
+                <w:szCs w:val="24"/>
+                <w:lang w:val="id-ID"/>
+              </w:rPr>
+            </w:pPr>
+            <w:r>
+              <w:rPr>
+                <w:szCs w:val="24"/>
+              </w:rPr>
+              <w:t xml:space="preserve">Berfungsi sebagai otak sistem IoT yang mengolah data dari sensor, mengirimkan data ke </w:t>
+            </w:r>
+            <w:r>
+              <w:rPr>
+                <w:szCs w:val="24"/>
+              </w:rPr>
+              <w:t>aplikasi</w:t>
+            </w:r>
+            <w:r>
+              <w:rPr>
+                <w:szCs w:val="24"/>
+              </w:rPr>
+              <w:t xml:space="preserve"> telegram</w:t>
+            </w:r>
+            <w:r>
+              <w:rPr>
+                <w:szCs w:val="24"/>
+              </w:rPr>
+              <w:t>, dan mengontrol modul lain. Memiliki konektivitas WiFi &amp; Bluetooth bawaan.</w:t>
+            </w:r>
+          </w:p>
+        </w:tc>
+      </w:tr>
+      <w:tr>
+        <w:trPr>
+          <w:jc w:val="center"/>
+        </w:trPr>
+        <w:tc>
+          <w:tcPr>
+            <w:tcW w:w="704" w:type="dxa"/>
+          </w:tcPr>
+          <w:p>
+            <w:pPr>
+              <w:spacing w:line="360" w:lineRule="auto"/>
+              <w:rPr>
+                <w:szCs w:val="24"/>
+                <w:lang w:val="id-ID"/>
+              </w:rPr>
+            </w:pPr>
+            <w:r>
+              <w:rPr>
+                <w:szCs w:val="24"/>
+                <w:lang w:val="id-ID"/>
+              </w:rPr>
+              <w:t>2</w:t>
+            </w:r>
+          </w:p>
+        </w:tc>
+        <w:tc>
+          <w:tcPr>
+            <w:tcW w:w="3260" w:type="dxa"/>
+          </w:tcPr>
+          <w:p>
+            <w:pPr>
+              <w:spacing w:line="360" w:lineRule="auto"/>
+              <w:rPr>
+                <w:szCs w:val="24"/>
+                <w:lang w:val="id-ID"/>
+              </w:rPr>
+            </w:pPr>
+            <w:r>
+              <w:rPr>
+                <w:szCs w:val="24"/>
+                <w:lang w:val="id-ID"/>
+              </w:rPr>
+              <w:t>GPS Neo-6M</w:t>
+            </w:r>
+          </w:p>
+        </w:tc>
+        <w:tc>
+          <w:tcPr>
+            <w:tcW w:w="3382" w:type="dxa"/>
+          </w:tcPr>
+          <w:p>
+            <w:pPr>
+              <w:spacing w:line="360" w:lineRule="auto"/>
+              <w:rPr>
+                <w:szCs w:val="24"/>
+                <w:lang w:val="id-ID"/>
+              </w:rPr>
+            </w:pPr>
+            <w:r>
+              <w:rPr>
+                <w:szCs w:val="24"/>
+              </w:rPr>
+              <w:t xml:space="preserve">Modul GPS yang digunakan untuk mendapatkan informasi lokasi berupa </w:t>
+            </w:r>
+            <w:r>
+              <w:rPr>
+                <w:b/>
+                <w:bCs/>
+                <w:szCs w:val="24"/>
+              </w:rPr>
+              <w:t>koordinat longitude dan latitude</w:t>
+            </w:r>
+            <w:r>
+              <w:rPr>
+                <w:szCs w:val="24"/>
+              </w:rPr>
+              <w:t xml:space="preserve"> dalam sistem monitoring posisi atau tracking </w:t>
+            </w:r>
+            <w:r>
+              <w:rPr>
+                <w:szCs w:val="24"/>
+              </w:rPr>
+              <w:t>posisi hewan</w:t>
+            </w:r>
+          </w:p>
+        </w:tc>
+      </w:tr>
+      <w:tr>
+        <w:trPr>
+          <w:jc w:val="center"/>
+        </w:trPr>
+        <w:tc>
+          <w:tcPr>
+            <w:tcW w:w="704" w:type="dxa"/>
+          </w:tcPr>
+          <w:p>
+            <w:pPr>
+              <w:spacing w:line="360" w:lineRule="auto"/>
+              <w:rPr>
+                <w:szCs w:val="24"/>
+                <w:lang w:val="id-ID"/>
+              </w:rPr>
+            </w:pPr>
+            <w:r>
+              <w:rPr>
+                <w:szCs w:val="24"/>
+                <w:lang w:val="id-ID"/>
+              </w:rPr>
+              <w:t>3</w:t>
+            </w:r>
+          </w:p>
+        </w:tc>
+        <w:tc>
+          <w:tcPr>
+            <w:tcW w:w="3260" w:type="dxa"/>
+          </w:tcPr>
+          <w:p>
+            <w:pPr>
+              <w:spacing w:line="360" w:lineRule="auto"/>
+              <w:rPr>
+                <w:szCs w:val="24"/>
+                <w:lang w:val="id-ID"/>
+              </w:rPr>
+            </w:pPr>
+            <w:r>
+              <w:rPr>
+                <w:szCs w:val="24"/>
+                <w:lang w:val="id-ID"/>
+              </w:rPr>
+              <w:t>ESP32-Cam</w:t>
+            </w:r>
+          </w:p>
+        </w:tc>
+        <w:tc>
+          <w:tcPr>
+            <w:tcW w:w="3382" w:type="dxa"/>
+          </w:tcPr>
+          <w:p>
+            <w:pPr>
+              <w:spacing w:line="360" w:lineRule="auto"/>
+              <w:rPr>
+                <w:szCs w:val="24"/>
+                <w:lang w:val="id-ID"/>
+              </w:rPr>
+            </w:pPr>
+            <w:r>
+              <w:rPr>
+                <w:szCs w:val="24"/>
+              </w:rPr>
+              <w:t>Modul kamera berbasis ESP32 yang mampu mengambil gambar. Digunakan sebagai sensor visualisasi lapangan</w:t>
+            </w:r>
+            <w:r>
+              <w:rPr>
+                <w:szCs w:val="24"/>
+              </w:rPr>
+              <w:t>.</w:t>
+            </w:r>
+          </w:p>
+        </w:tc>
+      </w:tr>
+      <w:tr>
+        <w:trPr>
+          <w:jc w:val="center"/>
+        </w:trPr>
+        <w:tc>
+          <w:tcPr>
+            <w:tcW w:w="704" w:type="dxa"/>
+          </w:tcPr>
+          <w:p>
+            <w:pPr>
+              <w:spacing w:line="360" w:lineRule="auto"/>
+              <w:rPr>
+                <w:szCs w:val="24"/>
+                <w:lang w:val="id-ID"/>
+              </w:rPr>
+            </w:pPr>
+            <w:r>
+              <w:rPr>
+                <w:szCs w:val="24"/>
+                <w:lang w:val="id-ID"/>
+              </w:rPr>
+              <w:t>4</w:t>
+            </w:r>
+          </w:p>
+        </w:tc>
+        <w:tc>
+          <w:tcPr>
+            <w:tcW w:w="3260" w:type="dxa"/>
+          </w:tcPr>
+          <w:p>
+            <w:pPr>
+              <w:spacing w:line="360" w:lineRule="auto"/>
+              <w:rPr>
+                <w:szCs w:val="24"/>
+                <w:lang w:val="id-ID"/>
+              </w:rPr>
+            </w:pPr>
+            <w:r>
+              <w:rPr>
+                <w:szCs w:val="24"/>
+                <w:lang w:val="id-ID"/>
+              </w:rPr>
+              <w:t>Power Supply</w:t>
+            </w:r>
+          </w:p>
+        </w:tc>
+        <w:tc>
+          <w:tcPr>
+            <w:tcW w:w="3382" w:type="dxa"/>
+          </w:tcPr>
+          <w:p>
+            <w:pPr>
+              <w:spacing w:line="360" w:lineRule="auto"/>
+              <w:rPr>
+                <w:szCs w:val="24"/>
+                <w:lang w:val="id-ID"/>
+              </w:rPr>
+            </w:pPr>
+            <w:r>
+              <w:rPr>
+                <w:szCs w:val="24"/>
+              </w:rPr>
+              <w:t>Sumber tegangan untuk memberi daya ke ESP32, ESP32-CAM, dan GPS Neo-6M.</w:t>
+            </w:r>
+          </w:p>
+        </w:tc>
+      </w:tr>
+      <w:tr>
+        <w:trPr>
+          <w:jc w:val="center"/>
+        </w:trPr>
+        <w:tc>
+          <w:tcPr>
+            <w:tcW w:w="704" w:type="dxa"/>
+          </w:tcPr>
+          <w:p>
+            <w:pPr>
+              <w:spacing w:line="360" w:lineRule="auto"/>
+              <w:rPr>
+                <w:szCs w:val="24"/>
+                <w:lang w:val="id-ID"/>
+              </w:rPr>
+            </w:pPr>
+            <w:r>
+              <w:rPr>
+                <w:szCs w:val="24"/>
+                <w:lang w:val="id-ID"/>
+              </w:rPr>
+              <w:t>5</w:t>
+            </w:r>
+          </w:p>
+        </w:tc>
+        <w:tc>
+          <w:tcPr>
+            <w:tcW w:w="3260" w:type="dxa"/>
+          </w:tcPr>
+          <w:p>
+            <w:pPr>
+              <w:spacing w:line="360" w:lineRule="auto"/>
+              <w:rPr>
+                <w:szCs w:val="24"/>
+                <w:lang w:val="id-ID"/>
+              </w:rPr>
+            </w:pPr>
+            <w:r>
+              <w:rPr>
+                <w:szCs w:val="24"/>
+                <w:lang w:val="id-ID"/>
+              </w:rPr>
+              <w:t>Breadboard</w:t>
+            </w:r>
+          </w:p>
+        </w:tc>
+        <w:tc>
+          <w:tcPr>
+            <w:tcW w:w="3382" w:type="dxa"/>
+          </w:tcPr>
+          <w:p>
+            <w:pPr>
+              <w:spacing w:line="360" w:lineRule="auto"/>
+              <w:rPr>
+                <w:szCs w:val="24"/>
+                <w:lang w:val="id-ID"/>
+              </w:rPr>
+            </w:pPr>
+            <w:r>
+              <w:rPr>
+                <w:szCs w:val="24"/>
+              </w:rPr>
+              <w:t>Media untuk merangkai rangkaian elektronik tanpa solder.</w:t>
+            </w:r>
+          </w:p>
+        </w:tc>
+      </w:tr>
+      <w:tr>
+        <w:trPr>
+          <w:jc w:val="center"/>
+        </w:trPr>
+        <w:tc>
+          <w:tcPr>
+            <w:tcW w:w="704" w:type="dxa"/>
+          </w:tcPr>
+          <w:p>
+            <w:pPr>
+              <w:spacing w:line="360" w:lineRule="auto"/>
+              <w:rPr>
+                <w:szCs w:val="24"/>
+                <w:lang w:val="id-ID"/>
+              </w:rPr>
+            </w:pPr>
+            <w:r>
+              <w:rPr>
+                <w:szCs w:val="24"/>
+                <w:lang w:val="id-ID"/>
+              </w:rPr>
+              <w:t>6</w:t>
+            </w:r>
+          </w:p>
+        </w:tc>
+        <w:tc>
+          <w:tcPr>
+            <w:tcW w:w="3260" w:type="dxa"/>
+          </w:tcPr>
+          <w:p>
+            <w:pPr>
+              <w:spacing w:line="360" w:lineRule="auto"/>
+              <w:rPr>
+                <w:szCs w:val="24"/>
+                <w:lang w:val="id-ID"/>
+              </w:rPr>
+            </w:pPr>
+            <w:r>
+              <w:rPr>
+                <w:szCs w:val="24"/>
+                <w:lang w:val="id-ID"/>
+              </w:rPr>
+              <w:t>Kabel Jumper</w:t>
+            </w:r>
+          </w:p>
+        </w:tc>
+        <w:tc>
+          <w:tcPr>
+            <w:tcW w:w="3382" w:type="dxa"/>
+          </w:tcPr>
+          <w:p>
+            <w:pPr>
+              <w:spacing w:line="360" w:lineRule="auto"/>
+              <w:rPr>
+                <w:szCs w:val="24"/>
+                <w:lang w:val="id-ID"/>
+              </w:rPr>
+            </w:pPr>
+            <w:r>
+              <w:rPr>
+                <w:szCs w:val="24"/>
+              </w:rPr>
+              <w:t>Digunakan sebagai penghubung antar modul</w:t>
+            </w:r>
+            <w:r>
+              <w:rPr>
+                <w:szCs w:val="24"/>
+              </w:rPr>
+              <w:t>.</w:t>
+            </w:r>
+          </w:p>
+        </w:tc>
+      </w:tr>
+      <w:tr>
+        <w:trPr>
+          <w:jc w:val="center"/>
+        </w:trPr>
+        <w:tc>
+          <w:tcPr>
+            <w:tcW w:w="704" w:type="dxa"/>
+          </w:tcPr>
+          <w:p>
+            <w:pPr>
+              <w:spacing w:line="360" w:lineRule="auto"/>
+              <w:rPr>
+                <w:szCs w:val="24"/>
+                <w:lang w:val="id-ID"/>
+              </w:rPr>
+            </w:pPr>
+            <w:r>
+              <w:rPr>
+                <w:szCs w:val="24"/>
+                <w:lang w:val="id-ID"/>
+              </w:rPr>
+              <w:t>7</w:t>
+            </w:r>
+          </w:p>
+        </w:tc>
+        <w:tc>
+          <w:tcPr>
+            <w:tcW w:w="3260" w:type="dxa"/>
+          </w:tcPr>
+          <w:p>
+            <w:pPr>
+              <w:spacing w:line="360" w:lineRule="auto"/>
+              <w:rPr>
+                <w:szCs w:val="24"/>
+                <w:lang w:val="id-ID"/>
+              </w:rPr>
+            </w:pPr>
+            <w:r>
+              <w:rPr>
+                <w:szCs w:val="24"/>
+                <w:lang w:val="id-ID"/>
+              </w:rPr>
+              <w:t>Resistor 4.7k</w:t>
+            </w:r>
+          </w:p>
+        </w:tc>
+        <w:tc>
+          <w:tcPr>
+            <w:tcW w:w="3382" w:type="dxa"/>
+          </w:tcPr>
+          <w:p>
+            <w:pPr>
+              <w:spacing w:line="360" w:lineRule="auto"/>
+              <w:rPr>
+                <w:szCs w:val="24"/>
+                <w:lang w:val="id-ID"/>
+              </w:rPr>
+            </w:pPr>
+            <w:r>
+              <w:rPr>
+                <w:szCs w:val="24"/>
+              </w:rPr>
+              <w:t>Biasanya digunakan sebagai resistor pull-up terutama pada jalur komunikasi</w:t>
+            </w:r>
+            <w:r>
+              <w:rPr>
+                <w:szCs w:val="24"/>
+              </w:rPr>
+              <w:t>.</w:t>
+            </w:r>
+          </w:p>
+        </w:tc>
+      </w:tr>
+    </w:tbl>
+    <w:p>
+      <w:pPr>
+        <w:spacing w:line="360" w:lineRule="auto"/>
         <w:rPr>
           <w:i/>
           <w:iCs/>
-          <w:lang w:val="id-ID"/>
-        </w:rPr>
-        <w:t>Input</w:t>
-      </w:r>
-      <w:bookmarkEnd w:id="33"/>
-    </w:p>
-    <w:p>
-      <w:pPr>
-        <w:spacing w:line="360" w:lineRule="auto"/>
-        <w:rPr>
-          <w:lang w:val="en-ID"/>
-        </w:rPr>
-      </w:pPr>
-      <w:r>
-        <w:tab/>
-      </w:r>
-      <w:r>
-        <w:rPr>
-          <w:lang w:val="en-ID"/>
-        </w:rPr>
-        <w:t>P</w:t>
-      </w:r>
-      <w:r>
-        <w:rPr>
-          <w:lang w:val="en-ID"/>
-        </w:rPr>
-        <w:t xml:space="preserve">enerapan Internet of Things (IoT) pada sektor </w:t>
-      </w:r>
-      <w:r>
-        <w:rPr>
-          <w:lang w:val="en-ID"/>
-        </w:rPr>
-        <w:t>peternakan</w:t>
-      </w:r>
-      <w:r>
-        <w:rPr>
-          <w:lang w:val="en-ID"/>
-        </w:rPr>
-        <w:t xml:space="preserve">, diperlukan beberapa input utama yang berfungsi sebagai sumber data untuk proses monitoring dan pengambilan keputusan. Di antaranya adalah </w:t>
-      </w:r>
-      <w:r>
-        <w:rPr>
-          <w:b/>
-          <w:bCs/>
-          <w:lang w:val="en-ID"/>
-        </w:rPr>
-        <w:t>data sensor GPS Neo-6M</w:t>
-      </w:r>
-      <w:r>
-        <w:rPr>
-          <w:lang w:val="en-ID"/>
-        </w:rPr>
-        <w:t xml:space="preserve">, yang digunakan untuk memperoleh informasi koordinat lokasi secara akurat sehingga posisi objek seperti hewan ternak dapat terlacak dengan jelas. Selain itu, dibutuhkan pula </w:t>
-      </w:r>
-      <w:r>
-        <w:rPr>
-          <w:b/>
-          <w:bCs/>
-          <w:lang w:val="en-ID"/>
-        </w:rPr>
-        <w:t>data visualisasi dari ESP32-</w:t>
-      </w:r>
-      <w:r>
-        <w:rPr>
-          <w:b/>
-          <w:bCs/>
-          <w:lang w:val="en-ID"/>
-        </w:rPr>
-        <w:t>Cam</w:t>
-      </w:r>
-      <w:r>
-        <w:rPr>
-          <w:lang w:val="en-ID"/>
-        </w:rPr>
-        <w:t>, yang berperan dalam memberikan tampilan gambar atau kondisi visual secara real-time di lapangan. Kombinasi kedua jenis data ini memungkinkan sistem IoT bekerja lebih efektif, karena mampu menampilkan informasi lokasi sekaligus visualisasi kondisi objek yang dipantau dalam satu platform.</w:t>
-      </w:r>
+          <w:szCs w:val="24"/>
+          <w:lang w:val="id-ID"/>
+        </w:rPr>
+      </w:pPr>
     </w:p>
     <w:p>
       <w:pPr>
@@ -11536,301 +12770,12 @@
           <w:lang w:val="id-ID"/>
         </w:rPr>
       </w:pPr>
-      <w:bookmarkStart w:id="34" w:name="_Toc215384871"/>
-      <w:r>
-        <w:rPr>
-          <w:lang w:val="id-ID"/>
-        </w:rPr>
-        <w:t xml:space="preserve">Kebutuhan </w:t>
-      </w:r>
-      <w:r>
-        <w:rPr>
-          <w:i/>
-          <w:iCs/>
-          <w:lang w:val="id-ID"/>
-        </w:rPr>
-        <w:t>Output</w:t>
-      </w:r>
-      <w:bookmarkEnd w:id="34"/>
-    </w:p>
-    <w:p>
-      <w:pPr>
-        <w:spacing w:line="360" w:lineRule="auto"/>
-        <w:rPr>
-          <w:lang w:val="en-ID"/>
-        </w:rPr>
-      </w:pPr>
-      <w:r>
-        <w:tab/>
-      </w:r>
-      <w:r>
-        <w:rPr>
-          <w:lang w:val="en-ID"/>
-        </w:rPr>
-        <w:t>P</w:t>
-      </w:r>
-      <w:r>
-        <w:rPr>
-          <w:lang w:val="en-ID"/>
-        </w:rPr>
-        <w:t xml:space="preserve">enerapan Internet of Things (IoT) pada sektor </w:t>
-      </w:r>
-      <w:r>
-        <w:rPr>
-          <w:lang w:val="en-ID"/>
-        </w:rPr>
-        <w:t>peternakan</w:t>
-      </w:r>
-      <w:r>
-        <w:rPr>
-          <w:lang w:val="en-ID"/>
-        </w:rPr>
-        <w:t xml:space="preserve">, sistem memerlukan beberapa keluaran utama yang menjadi hasil akhir dari proses monitoring dan pengolahan data. Output tersebut meliputi </w:t>
-      </w:r>
-      <w:r>
-        <w:rPr>
-          <w:b/>
-          <w:bCs/>
-          <w:lang w:val="en-ID"/>
-        </w:rPr>
-        <w:t>informasi nilai longitude dan latitude dari sensor GPS Neo-6M</w:t>
-      </w:r>
-      <w:r>
-        <w:rPr>
-          <w:lang w:val="en-ID"/>
-        </w:rPr>
-        <w:t xml:space="preserve">, yang memberikan data koordinat akurat untuk mengetahui posisi objek seperti hewan ternak di lapangan. Selain itu, sistem juga menghasilkan </w:t>
-      </w:r>
-      <w:r>
-        <w:rPr>
-          <w:b/>
-          <w:bCs/>
-          <w:lang w:val="en-ID"/>
-        </w:rPr>
-        <w:t>tampilan visualisasi dari sensor ESP32-CAM</w:t>
-      </w:r>
-      <w:r>
-        <w:rPr>
-          <w:lang w:val="en-ID"/>
-        </w:rPr>
-        <w:t>, yang menyediakan gambaran kondisi lingkungan atau objek secara real-time. Kedua keluaran ini memungkinkan petani atau peternak memperoleh informasi lokasi dan visual secara bersamaan, sehingga pengambilan keputusan dapat dilakukan dengan lebih cepat, tepat, dan efisien.</w:t>
-      </w:r>
-    </w:p>
-    <w:p>
-      <w:pPr>
-        <w:pStyle w:val="Heading3"/>
-        <w:numPr>
-          <w:ilvl w:val="2"/>
-          <w:numId w:val="7"/>
-        </w:numPr>
-        <w:spacing w:line="480" w:lineRule="auto"/>
-        <w:ind w:left="709" w:hanging="709"/>
-        <w:rPr>
-          <w:sz w:val="28"/>
-          <w:szCs w:val="32"/>
-          <w:lang w:val="id-ID"/>
-        </w:rPr>
-      </w:pPr>
-      <w:bookmarkStart w:id="35" w:name="_Toc215384872"/>
-      <w:r>
-        <w:rPr>
-          <w:lang w:val="id-ID"/>
-        </w:rPr>
-        <w:t>Kebutuhan Hardware</w:t>
-      </w:r>
-      <w:bookmarkEnd w:id="35"/>
-    </w:p>
-    <w:p>
-      <w:pPr>
-        <w:spacing w:line="360" w:lineRule="auto"/>
-      </w:pPr>
-      <w:r>
-        <w:tab/>
-      </w:r>
-      <w:r>
-        <w:t>Berikut adalah daftar kebutuhan hardware atau perangkat keras yang diperlukan dalam penerapan Internet of Things pada sektor pertanian:</w:t>
-      </w:r>
-    </w:p>
-    <w:p>
-      <w:pPr>
-        <w:pStyle w:val="ListParagraph"/>
-        <w:numPr>
-          <w:ilvl w:val="0"/>
-          <w:numId w:val="22"/>
-        </w:numPr>
-        <w:rPr>
-          <w:szCs w:val="24"/>
-          <w:lang w:val="id-ID"/>
-        </w:rPr>
-      </w:pPr>
-      <w:r>
-        <w:rPr>
-          <w:szCs w:val="24"/>
-          <w:lang w:val="id-ID"/>
-        </w:rPr>
-        <w:t>ESP32</w:t>
-      </w:r>
-    </w:p>
-    <w:p>
-      <w:pPr>
-        <w:pStyle w:val="ListParagraph"/>
-        <w:numPr>
-          <w:ilvl w:val="0"/>
-          <w:numId w:val="22"/>
-        </w:numPr>
-        <w:rPr>
-          <w:szCs w:val="24"/>
-          <w:lang w:val="id-ID"/>
-        </w:rPr>
-      </w:pPr>
-      <w:r>
-        <w:rPr>
-          <w:szCs w:val="24"/>
-          <w:lang w:val="id-ID"/>
-        </w:rPr>
-        <w:t>GPS Neo-6M</w:t>
-      </w:r>
-    </w:p>
-    <w:p>
-      <w:pPr>
-        <w:pStyle w:val="ListParagraph"/>
-        <w:numPr>
-          <w:ilvl w:val="0"/>
-          <w:numId w:val="22"/>
-        </w:numPr>
-        <w:rPr>
-          <w:szCs w:val="24"/>
-          <w:lang w:val="id-ID"/>
-        </w:rPr>
-      </w:pPr>
-      <w:r>
-        <w:rPr>
-          <w:szCs w:val="24"/>
-          <w:lang w:val="id-ID"/>
-        </w:rPr>
-        <w:t>ESP32-CAM</w:t>
-      </w:r>
-    </w:p>
-    <w:p>
-      <w:pPr>
-        <w:pStyle w:val="ListParagraph"/>
-        <w:numPr>
-          <w:ilvl w:val="0"/>
-          <w:numId w:val="22"/>
-        </w:numPr>
-        <w:rPr>
-          <w:i/>
-          <w:iCs/>
-          <w:szCs w:val="24"/>
-          <w:lang w:val="id-ID"/>
-        </w:rPr>
-      </w:pPr>
-      <w:r>
-        <w:rPr>
-          <w:i/>
-          <w:iCs/>
-          <w:szCs w:val="24"/>
-          <w:lang w:val="id-ID"/>
-        </w:rPr>
-        <w:t>Power Supply</w:t>
-      </w:r>
-    </w:p>
-    <w:p>
-      <w:pPr>
-        <w:pStyle w:val="ListParagraph"/>
-        <w:numPr>
-          <w:ilvl w:val="0"/>
-          <w:numId w:val="22"/>
-        </w:numPr>
-        <w:rPr>
-          <w:i/>
-          <w:iCs/>
-          <w:szCs w:val="24"/>
-          <w:lang w:val="id-ID"/>
-        </w:rPr>
-      </w:pPr>
-      <w:r>
-        <w:rPr>
-          <w:i/>
-          <w:iCs/>
-          <w:szCs w:val="24"/>
-          <w:lang w:val="id-ID"/>
-        </w:rPr>
-        <w:t>BreadBoard</w:t>
-      </w:r>
-    </w:p>
-    <w:p>
-      <w:pPr>
-        <w:pStyle w:val="ListParagraph"/>
-        <w:numPr>
-          <w:ilvl w:val="0"/>
-          <w:numId w:val="22"/>
-        </w:numPr>
-        <w:rPr>
-          <w:i/>
-          <w:iCs/>
-          <w:szCs w:val="24"/>
-          <w:lang w:val="id-ID"/>
-        </w:rPr>
-      </w:pPr>
-      <w:r>
-        <w:rPr>
-          <w:szCs w:val="24"/>
-          <w:lang w:val="id-ID"/>
-        </w:rPr>
-        <w:t xml:space="preserve">Kabel </w:t>
-      </w:r>
-      <w:r>
-        <w:rPr>
-          <w:i/>
-          <w:iCs/>
-          <w:szCs w:val="24"/>
-          <w:lang w:val="id-ID"/>
-        </w:rPr>
-        <w:t>Jumper</w:t>
-      </w:r>
-    </w:p>
-    <w:p>
-      <w:pPr>
-        <w:pStyle w:val="ListParagraph"/>
-        <w:numPr>
-          <w:ilvl w:val="0"/>
-          <w:numId w:val="22"/>
-        </w:numPr>
-        <w:rPr>
-          <w:i/>
-          <w:iCs/>
-          <w:szCs w:val="24"/>
-          <w:lang w:val="id-ID"/>
-        </w:rPr>
-      </w:pPr>
-      <w:r>
-        <w:rPr>
-          <w:szCs w:val="24"/>
-          <w:lang w:val="id-ID"/>
-        </w:rPr>
-        <w:t>Resistor 4.7k</w:t>
-      </w:r>
-    </w:p>
-    <w:p>
-      <w:pPr>
-        <w:pStyle w:val="Heading3"/>
-        <w:numPr>
-          <w:ilvl w:val="2"/>
-          <w:numId w:val="7"/>
-        </w:numPr>
-        <w:spacing w:line="480" w:lineRule="auto"/>
-        <w:ind w:left="709" w:hanging="709"/>
-        <w:rPr>
-          <w:lang w:val="id-ID"/>
-        </w:rPr>
-      </w:pPr>
       <w:bookmarkStart w:id="36" w:name="_Toc215384873"/>
       <w:r>
         <w:rPr>
           <w:lang w:val="id-ID"/>
         </w:rPr>
-        <w:t>Kebutuhan Software</w:t>
+        <w:t>Software</w:t>
       </w:r>
       <w:bookmarkEnd w:id="36"/>
     </w:p>
@@ -12235,7 +13180,7 @@
                     <pic:cNvPicPr/>
                   </pic:nvPicPr>
                   <pic:blipFill rotWithShape="1">
-                    <a:blip r:embed="rId14"/>
+                    <a:blip r:embed="rId17"/>
                     <a:srcRect l="31215" t="38761" r="33516" b="10353"/>
                     <a:stretch>
                       <a:fillRect/>
@@ -12278,7 +13223,7 @@
         </w:rPr>
       </w:pPr>
       <w:bookmarkStart w:id="39" w:name="_Toc215385070"/>
-      <w:bookmarkStart w:id="40" w:name="_Toc215385580"/>
+      <w:bookmarkStart w:id="40" w:name="_Toc216192580"/>
       <w:r>
         <w:rPr>
           <w:i w:val="0"/>
@@ -12409,6 +13354,38 @@
       </w:pPr>
       <w:r>
         <w:t>Sumber : Dokumentasi pribadi</w:t>
+      </w:r>
+      <w:r>
+        <w:t xml:space="preserve"> (Desain menggunakan </w:t>
+      </w:r>
+      <w:hyperlink r:id="rId18" w:history="1">
+        <w:r>
+          <w:rPr>
+            <w:rStyle w:val="Hyperlink"/>
+          </w:rPr>
+          <w:t>D</w:t>
+        </w:r>
+        <w:r>
+          <w:rPr>
+            <w:rStyle w:val="Hyperlink"/>
+          </w:rPr>
+          <w:t>raw</w:t>
+        </w:r>
+        <w:r>
+          <w:rPr>
+            <w:rStyle w:val="Hyperlink"/>
+          </w:rPr>
+          <w:t>.</w:t>
+        </w:r>
+        <w:r>
+          <w:rPr>
+            <w:rStyle w:val="Hyperlink"/>
+          </w:rPr>
+          <w:t>io</w:t>
+        </w:r>
+      </w:hyperlink>
+      <w:r>
+        <w:t>)</w:t>
       </w:r>
     </w:p>
     <w:p>
@@ -12558,8 +13535,8 @@
           <w:noProof/>
         </w:rPr>
         <w:drawing>
-          <wp:inline distT="0" distB="0" distL="0" distR="0" wp14:anchorId="6222161A" wp14:editId="057631E8">
-            <wp:extent cx="3319942" cy="3667125"/>
+          <wp:inline distT="0" distB="0" distL="0" distR="0" wp14:anchorId="6222161A" wp14:editId="3884B9F2">
+            <wp:extent cx="4044292" cy="4467225"/>
             <wp:effectExtent l="0" t="0" r="0" b="0"/>
             <wp:docPr id="612585546" name="Picture 1"/>
             <wp:cNvGraphicFramePr>
@@ -12573,7 +13550,7 @@
                     <pic:cNvPicPr/>
                   </pic:nvPicPr>
                   <pic:blipFill rotWithShape="1">
-                    <a:blip r:embed="rId15"/>
+                    <a:blip r:embed="rId19"/>
                     <a:srcRect l="33646" t="26462" r="35155" b="12276"/>
                     <a:stretch>
                       <a:fillRect/>
@@ -12582,7 +13559,7 @@
                   <pic:spPr bwMode="auto">
                     <a:xfrm>
                       <a:off x="0" y="0"/>
-                      <a:ext cx="3328778" cy="3676886"/>
+                      <a:ext cx="4064149" cy="4489159"/>
                     </a:xfrm>
                     <a:prstGeom prst="rect">
                       <a:avLst/>
@@ -12616,7 +13593,7 @@
         </w:rPr>
       </w:pPr>
       <w:bookmarkStart w:id="42" w:name="_Toc215385071"/>
-      <w:bookmarkStart w:id="43" w:name="_Toc215385581"/>
+      <w:bookmarkStart w:id="43" w:name="_Toc216192581"/>
       <w:r>
         <w:rPr>
           <w:i w:val="0"/>
@@ -12698,6 +13675,20 @@
       </w:pPr>
       <w:r>
         <w:t>Sumber : Dokumentasi pribadi</w:t>
+      </w:r>
+      <w:r>
+        <w:t xml:space="preserve"> (desain menggunakan </w:t>
+      </w:r>
+      <w:hyperlink r:id="rId20" w:history="1">
+        <w:r>
+          <w:rPr>
+            <w:rStyle w:val="Hyperlink"/>
+          </w:rPr>
+          <w:t>Draw.io</w:t>
+        </w:r>
+      </w:hyperlink>
+      <w:r>
+        <w:t>)</w:t>
       </w:r>
     </w:p>
     <w:p>
@@ -12791,10 +13782,6 @@
         <w:pStyle w:val="ListParagraph"/>
         <w:spacing w:line="360" w:lineRule="auto"/>
         <w:ind w:left="0"/>
-        <w:jc w:val="center"/>
-        <w:rPr>
-          <w:noProof/>
-        </w:rPr>
       </w:pPr>
     </w:p>
     <w:p>
@@ -12809,10 +13796,10 @@
           <w:noProof/>
         </w:rPr>
         <w:drawing>
-          <wp:inline distT="0" distB="0" distL="0" distR="0" wp14:anchorId="2B7622FB" wp14:editId="40EFD83E">
-            <wp:extent cx="2846717" cy="2132828"/>
-            <wp:effectExtent l="0" t="0" r="0" b="1270"/>
-            <wp:docPr id="1897134509" name="Picture 1"/>
+          <wp:inline distT="0" distB="0" distL="0" distR="0" wp14:anchorId="7C1B07A0" wp14:editId="5B152C61">
+            <wp:extent cx="3923915" cy="3248025"/>
+            <wp:effectExtent l="0" t="0" r="635" b="0"/>
+            <wp:docPr id="62149507" name="Picture 1"/>
             <wp:cNvGraphicFramePr>
               <a:graphicFrameLocks xmlns:a="http://schemas.openxmlformats.org/drawingml/2006/main" noChangeAspect="1"/>
             </wp:cNvGraphicFramePr>
@@ -12820,12 +13807,12 @@
               <a:graphicData uri="http://schemas.openxmlformats.org/drawingml/2006/picture">
                 <pic:pic xmlns:pic="http://schemas.openxmlformats.org/drawingml/2006/picture">
                   <pic:nvPicPr>
-                    <pic:cNvPr id="1897134509" name=""/>
+                    <pic:cNvPr id="62149507" name=""/>
                     <pic:cNvPicPr/>
                   </pic:nvPicPr>
                   <pic:blipFill rotWithShape="1">
-                    <a:blip r:embed="rId16"/>
-                    <a:srcRect l="29918" t="28235" r="21501" b="7062"/>
+                    <a:blip r:embed="rId21"/>
+                    <a:srcRect l="27528" t="27187" r="29853" b="10102"/>
                     <a:stretch>
                       <a:fillRect/>
                     </a:stretch>
@@ -12833,7 +13820,7 @@
                   <pic:spPr bwMode="auto">
                     <a:xfrm>
                       <a:off x="0" y="0"/>
-                      <a:ext cx="2860523" cy="2143171"/>
+                      <a:ext cx="3942289" cy="3263234"/>
                     </a:xfrm>
                     <a:prstGeom prst="rect">
                       <a:avLst/>
@@ -12866,6 +13853,7 @@
           <w:szCs w:val="24"/>
         </w:rPr>
       </w:pPr>
+      <w:bookmarkStart w:id="45" w:name="_Toc216192582"/>
       <w:r>
         <w:rPr>
           <w:i w:val="0"/>
@@ -12947,6 +13935,7 @@
         </w:rPr>
         <w:t>Rancangan Hardware</w:t>
       </w:r>
+      <w:bookmarkEnd w:id="45"/>
     </w:p>
     <w:p>
       <w:pPr>
@@ -12954,6 +13943,20 @@
       </w:pPr>
       <w:r>
         <w:t>Sumber : Dokumentasi pribadi</w:t>
+      </w:r>
+      <w:r>
+        <w:t xml:space="preserve"> (desain menggunakan </w:t>
+      </w:r>
+      <w:hyperlink r:id="rId22" w:history="1">
+        <w:r>
+          <w:rPr>
+            <w:rStyle w:val="Hyperlink"/>
+          </w:rPr>
+          <w:t>cirkitdesigner</w:t>
+        </w:r>
+      </w:hyperlink>
+      <w:r>
+        <w:t>)</w:t>
       </w:r>
     </w:p>
     <w:p>
@@ -12967,7 +13970,7 @@
           <w:lang w:val="id-ID"/>
         </w:rPr>
       </w:pPr>
-      <w:bookmarkStart w:id="45" w:name="_Toc215384878"/>
+      <w:bookmarkStart w:id="46" w:name="_Toc215384878"/>
       <w:r>
         <w:rPr>
           <w:lang w:val="id-ID"/>
@@ -12994,7 +13997,7 @@
         </w:rPr>
         <w:t>Konfigurasi ESP32</w:t>
       </w:r>
-      <w:bookmarkEnd w:id="45"/>
+      <w:bookmarkEnd w:id="46"/>
     </w:p>
     <w:p>
       <w:pPr>
@@ -13050,10 +14053,10 @@
           <w:noProof/>
         </w:rPr>
         <w:drawing>
-          <wp:inline distT="0" distB="0" distL="0" distR="0" wp14:anchorId="7DEF2167" wp14:editId="6FA79FD0">
-            <wp:extent cx="2976257" cy="2475781"/>
-            <wp:effectExtent l="0" t="0" r="0" b="1270"/>
-            <wp:docPr id="1379683375" name="Picture 1"/>
+          <wp:inline distT="0" distB="0" distL="0" distR="0" wp14:anchorId="3EDD4541" wp14:editId="096579C6">
+            <wp:extent cx="3331666" cy="2600325"/>
+            <wp:effectExtent l="0" t="0" r="2540" b="0"/>
+            <wp:docPr id="378045610" name="Picture 1"/>
             <wp:cNvGraphicFramePr>
               <a:graphicFrameLocks xmlns:a="http://schemas.openxmlformats.org/drawingml/2006/main" noChangeAspect="1"/>
             </wp:cNvGraphicFramePr>
@@ -13061,12 +14064,12 @@
               <a:graphicData uri="http://schemas.openxmlformats.org/drawingml/2006/picture">
                 <pic:pic xmlns:pic="http://schemas.openxmlformats.org/drawingml/2006/picture">
                   <pic:nvPicPr>
-                    <pic:cNvPr id="1379683375" name=""/>
+                    <pic:cNvPr id="378045610" name=""/>
                     <pic:cNvPicPr/>
                   </pic:nvPicPr>
                   <pic:blipFill rotWithShape="1">
-                    <a:blip r:embed="rId17"/>
-                    <a:srcRect l="49678" t="37106" r="17443" b="14275"/>
+                    <a:blip r:embed="rId23"/>
+                    <a:srcRect l="27936" t="34800" r="38622" b="18801"/>
                     <a:stretch>
                       <a:fillRect/>
                     </a:stretch>
@@ -13074,7 +14077,7 @@
                   <pic:spPr bwMode="auto">
                     <a:xfrm>
                       <a:off x="0" y="0"/>
-                      <a:ext cx="3011988" cy="2505504"/>
+                      <a:ext cx="3342729" cy="2608959"/>
                     </a:xfrm>
                     <a:prstGeom prst="rect">
                       <a:avLst/>
@@ -13107,6 +14110,7 @@
           <w:szCs w:val="24"/>
         </w:rPr>
       </w:pPr>
+      <w:bookmarkStart w:id="47" w:name="_Toc216192583"/>
       <w:r>
         <w:rPr>
           <w:i w:val="0"/>
@@ -13178,6 +14182,7 @@
         </w:rPr>
         <w:t xml:space="preserve"> Konfigurasi ESP32</w:t>
       </w:r>
+      <w:bookmarkEnd w:id="47"/>
     </w:p>
     <w:p>
       <w:pPr>
@@ -13191,6 +14196,23 @@
       </w:r>
       <w:r>
         <w:t>ribadi</w:t>
+      </w:r>
+      <w:r>
+        <w:t xml:space="preserve"> </w:t>
+      </w:r>
+      <w:r>
+        <w:t xml:space="preserve">(desain menggunakan </w:t>
+      </w:r>
+      <w:hyperlink r:id="rId24" w:history="1">
+        <w:r>
+          <w:rPr>
+            <w:rStyle w:val="Hyperlink"/>
+          </w:rPr>
+          <w:t>cirkitdesigner</w:t>
+        </w:r>
+      </w:hyperlink>
+      <w:r>
+        <w:t>)</w:t>
       </w:r>
     </w:p>
     <w:p>
@@ -13204,7 +14226,7 @@
           <w:lang w:val="id-ID"/>
         </w:rPr>
       </w:pPr>
-      <w:bookmarkStart w:id="46" w:name="_Toc215384879"/>
+      <w:bookmarkStart w:id="48" w:name="_Toc215384879"/>
       <w:r>
         <w:rPr>
           <w:lang w:val="id-ID"/>
@@ -13261,7 +14283,7 @@
         </w:rPr>
         <w:t>M</w:t>
       </w:r>
-      <w:bookmarkEnd w:id="46"/>
+      <w:bookmarkEnd w:id="48"/>
     </w:p>
     <w:p>
       <w:pPr>
@@ -13341,10 +14363,10 @@
           <w:noProof/>
         </w:rPr>
         <w:drawing>
-          <wp:inline distT="0" distB="0" distL="0" distR="0" wp14:anchorId="50DF654B" wp14:editId="5D206C34">
-            <wp:extent cx="2770371" cy="2855344"/>
-            <wp:effectExtent l="0" t="0" r="0" b="2540"/>
-            <wp:docPr id="1767555048" name="Picture 1"/>
+          <wp:inline distT="0" distB="0" distL="0" distR="0" wp14:anchorId="4F81F0EE" wp14:editId="32398814">
+            <wp:extent cx="4139565" cy="2819400"/>
+            <wp:effectExtent l="0" t="0" r="0" b="0"/>
+            <wp:docPr id="686112904" name="Picture 1"/>
             <wp:cNvGraphicFramePr>
               <a:graphicFrameLocks xmlns:a="http://schemas.openxmlformats.org/drawingml/2006/main" noChangeAspect="1"/>
             </wp:cNvGraphicFramePr>
@@ -13352,12 +14374,12 @@
               <a:graphicData uri="http://schemas.openxmlformats.org/drawingml/2006/picture">
                 <pic:pic xmlns:pic="http://schemas.openxmlformats.org/drawingml/2006/picture">
                   <pic:nvPicPr>
-                    <pic:cNvPr id="1767555048" name=""/>
+                    <pic:cNvPr id="686112904" name=""/>
                     <pic:cNvPicPr/>
                   </pic:nvPicPr>
                   <pic:blipFill rotWithShape="1">
-                    <a:blip r:embed="rId18"/>
-                    <a:srcRect l="36015" t="29233" r="32962" b="13926"/>
+                    <a:blip r:embed="rId25"/>
+                    <a:srcRect l="27325" t="27187" r="29038" b="26051"/>
                     <a:stretch>
                       <a:fillRect/>
                     </a:stretch>
@@ -13365,7 +14387,7 @@
                   <pic:spPr bwMode="auto">
                     <a:xfrm>
                       <a:off x="0" y="0"/>
-                      <a:ext cx="2783819" cy="2869205"/>
+                      <a:ext cx="4152608" cy="2828283"/>
                     </a:xfrm>
                     <a:prstGeom prst="rect">
                       <a:avLst/>
@@ -13398,6 +14420,7 @@
           <w:szCs w:val="24"/>
         </w:rPr>
       </w:pPr>
+      <w:bookmarkStart w:id="49" w:name="_Toc216192584"/>
       <w:r>
         <w:rPr>
           <w:i w:val="0"/>
@@ -13479,6 +14502,7 @@
         </w:rPr>
         <w:t>-6M</w:t>
       </w:r>
+      <w:bookmarkEnd w:id="49"/>
     </w:p>
     <w:p>
       <w:pPr>
@@ -13486,6 +14510,23 @@
       </w:pPr>
       <w:r>
         <w:t>Sumber : Dokumentasi pribadi</w:t>
+      </w:r>
+      <w:r>
+        <w:t xml:space="preserve"> </w:t>
+      </w:r>
+      <w:r>
+        <w:t xml:space="preserve">(desain menggunakan </w:t>
+      </w:r>
+      <w:hyperlink r:id="rId26" w:history="1">
+        <w:r>
+          <w:rPr>
+            <w:rStyle w:val="Hyperlink"/>
+          </w:rPr>
+          <w:t>cirkitdesigner</w:t>
+        </w:r>
+      </w:hyperlink>
+      <w:r>
+        <w:t>)</w:t>
       </w:r>
     </w:p>
     <w:p>
@@ -13499,7 +14540,7 @@
           <w:lang w:val="id-ID"/>
         </w:rPr>
       </w:pPr>
-      <w:bookmarkStart w:id="47" w:name="_Toc215384880"/>
+      <w:bookmarkStart w:id="50" w:name="_Toc215384880"/>
       <w:r>
         <w:rPr>
           <w:lang w:val="id-ID"/>
@@ -13526,7 +14567,7 @@
         </w:rPr>
         <w:t>Konfigurasi ESP32-CAM</w:t>
       </w:r>
-      <w:bookmarkEnd w:id="47"/>
+      <w:bookmarkEnd w:id="50"/>
     </w:p>
     <w:p>
       <w:pPr>
@@ -13599,10 +14640,10 @@
           <w:noProof/>
         </w:rPr>
         <w:drawing>
-          <wp:inline distT="0" distB="0" distL="0" distR="0" wp14:anchorId="661FEE0F" wp14:editId="32A66766">
-            <wp:extent cx="3165894" cy="2087245"/>
-            <wp:effectExtent l="0" t="0" r="0" b="8255"/>
-            <wp:docPr id="1328236582" name="Picture 1"/>
+          <wp:inline distT="0" distB="0" distL="0" distR="0" wp14:anchorId="4762D96E" wp14:editId="69669788">
+            <wp:extent cx="3521143" cy="2990850"/>
+            <wp:effectExtent l="0" t="0" r="3175" b="0"/>
+            <wp:docPr id="990980859" name="Picture 1"/>
             <wp:cNvGraphicFramePr>
               <a:graphicFrameLocks xmlns:a="http://schemas.openxmlformats.org/drawingml/2006/main" noChangeAspect="1"/>
             </wp:cNvGraphicFramePr>
@@ -13610,12 +14651,12 @@
               <a:graphicData uri="http://schemas.openxmlformats.org/drawingml/2006/picture">
                 <pic:pic xmlns:pic="http://schemas.openxmlformats.org/drawingml/2006/picture">
                   <pic:nvPicPr>
-                    <pic:cNvPr id="1328236582" name=""/>
+                    <pic:cNvPr id="990980859" name=""/>
                     <pic:cNvPicPr/>
                   </pic:nvPicPr>
                   <pic:blipFill rotWithShape="1">
-                    <a:blip r:embed="rId19"/>
-                    <a:srcRect l="41558" t="40713" r="26223" b="21526"/>
+                    <a:blip r:embed="rId27"/>
+                    <a:srcRect l="29160" t="34799" r="36990" b="14089"/>
                     <a:stretch>
                       <a:fillRect/>
                     </a:stretch>
@@ -13623,7 +14664,7 @@
                   <pic:spPr bwMode="auto">
                     <a:xfrm>
                       <a:off x="0" y="0"/>
-                      <a:ext cx="3173660" cy="2092365"/>
+                      <a:ext cx="3528094" cy="2996754"/>
                     </a:xfrm>
                     <a:prstGeom prst="rect">
                       <a:avLst/>
@@ -13656,6 +14697,7 @@
           <w:szCs w:val="24"/>
         </w:rPr>
       </w:pPr>
+      <w:bookmarkStart w:id="51" w:name="_Toc216192585"/>
       <w:r>
         <w:rPr>
           <w:i w:val="0"/>
@@ -13737,6 +14779,7 @@
         </w:rPr>
         <w:t>-Cam</w:t>
       </w:r>
+      <w:bookmarkEnd w:id="51"/>
     </w:p>
     <w:p>
       <w:pPr>
@@ -13744,6 +14787,23 @@
       </w:pPr>
       <w:r>
         <w:t>Sumber : Dokumentasi pribadi</w:t>
+      </w:r>
+      <w:r>
+        <w:t xml:space="preserve"> </w:t>
+      </w:r>
+      <w:r>
+        <w:t xml:space="preserve">(desain menggunakan </w:t>
+      </w:r>
+      <w:hyperlink r:id="rId28" w:history="1">
+        <w:r>
+          <w:rPr>
+            <w:rStyle w:val="Hyperlink"/>
+          </w:rPr>
+          <w:t>cirkitdesigner</w:t>
+        </w:r>
+      </w:hyperlink>
+      <w:r>
+        <w:t>)</w:t>
       </w:r>
     </w:p>
     <w:p>
@@ -13757,7 +14817,7 @@
           <w:lang w:val="id-ID"/>
         </w:rPr>
       </w:pPr>
-      <w:bookmarkStart w:id="48" w:name="_Toc215384881"/>
+      <w:bookmarkStart w:id="52" w:name="_Toc215384881"/>
       <w:r>
         <w:rPr>
           <w:lang w:val="id-ID"/>
@@ -13783,7 +14843,7 @@
         </w:rPr>
         <w:t>Perancangan Pengujian Sistem</w:t>
       </w:r>
-      <w:bookmarkEnd w:id="48"/>
+      <w:bookmarkEnd w:id="52"/>
     </w:p>
     <w:p>
       <w:pPr>
@@ -13923,8 +14983,8 @@
           <w:szCs w:val="24"/>
         </w:rPr>
       </w:pPr>
-      <w:bookmarkStart w:id="49" w:name="_Toc215385251"/>
-      <w:bookmarkStart w:id="50" w:name="_Toc215385274"/>
+      <w:bookmarkStart w:id="53" w:name="_Toc215385251"/>
+      <w:bookmarkStart w:id="54" w:name="_Toc216192527"/>
       <w:r>
         <w:rPr>
           <w:i w:val="0"/>
@@ -13974,7 +15034,7 @@
           <w:sz w:val="24"/>
           <w:szCs w:val="24"/>
         </w:rPr>
-        <w:t>1</w:t>
+        <w:t>2</w:t>
       </w:r>
       <w:r>
         <w:rPr>
@@ -13996,8 +15056,8 @@
         </w:rPr>
         <w:t xml:space="preserve"> Perancangan pengujian sistem</w:t>
       </w:r>
-      <w:bookmarkEnd w:id="49"/>
-      <w:bookmarkEnd w:id="50"/>
+      <w:bookmarkEnd w:id="53"/>
+      <w:bookmarkEnd w:id="54"/>
     </w:p>
     <w:tbl>
       <w:tblPr>
@@ -14315,14 +15375,6 @@
     </w:tbl>
     <w:p>
       <w:pPr>
-        <w:pStyle w:val="Heading1"/>
-        <w:rPr>
-          <w:lang w:val="id-ID"/>
-        </w:rPr>
-      </w:pPr>
-    </w:p>
-    <w:p>
-      <w:pPr>
         <w:spacing w:line="259" w:lineRule="auto"/>
         <w:jc w:val="left"/>
         <w:rPr>
@@ -14333,6 +15385,20 @@
           <w:lang w:val="id-ID"/>
         </w:rPr>
       </w:pPr>
+    </w:p>
+    <w:p>
+      <w:pPr>
+        <w:spacing w:line="259" w:lineRule="auto"/>
+        <w:jc w:val="left"/>
+        <w:rPr>
+          <w:rFonts w:eastAsiaTheme="majorEastAsia" w:cstheme="majorBidi"/>
+          <w:b/>
+          <w:sz w:val="28"/>
+          <w:szCs w:val="32"/>
+          <w:lang w:val="id-ID"/>
+        </w:rPr>
+      </w:pPr>
+      <w:bookmarkStart w:id="55" w:name="_Toc215384882"/>
       <w:r>
         <w:rPr>
           <w:lang w:val="id-ID"/>
@@ -14347,14 +15413,13 @@
           <w:lang w:val="id-ID"/>
         </w:rPr>
       </w:pPr>
-      <w:bookmarkStart w:id="51" w:name="_Toc215384882"/>
       <w:r>
         <w:rPr>
           <w:lang w:val="id-ID"/>
         </w:rPr>
         <w:t>Daftar Pustaka</w:t>
       </w:r>
-      <w:bookmarkEnd w:id="51"/>
+      <w:bookmarkEnd w:id="55"/>
     </w:p>
     <w:p>
       <w:pPr>
@@ -14402,7 +15467,21 @@
         <w:fldChar w:fldCharType="separate"/>
       </w:r>
       <w:r>
-        <w:t>Al-Fajri, S. (n.d.). Rancang Bangun Alat Pengering Ikan dengan Memonitoring Suhu dan Kelembapan Berbasis Internet of Things (IoT).</w:t>
+        <w:t>[1]</w:t>
+      </w:r>
+      <w:r>
+        <w:tab/>
+        <w:t xml:space="preserve">G. H. Wibowo, M. D. Ayatullah, and J. A. Prasetyo, “SISTEM CERDAS PEMANTAU HEWAN TERNAK PADA ALAM BEBAS BERBASIS INTERNET OF THINGS (IOT),” </w:t>
+      </w:r>
+      <w:r>
+        <w:rPr>
+          <w:i/>
+          <w:iCs/>
+        </w:rPr>
+        <w:t>J. ELTEK</w:t>
+      </w:r>
+      <w:r>
+        <w:t>, vol. 17, no. 2, p. 18, Nov. 2019, doi: 10.33795/eltek.v17i2.188.</w:t>
       </w:r>
     </w:p>
     <w:p>
@@ -14410,7 +15489,11 @@
         <w:pStyle w:val="Bibliography"/>
       </w:pPr>
       <w:r>
-        <w:t>Angriawan, R., &amp; Anugraha, N. (2019). Sistem Pelacak Lokasi Sapi dengan Sistem Komunikasi LoRa. Inspiration: Jurnal Teknologi Informasi dan Komunikasi, 9(1), 33. https://doi.org/10.35585/inspir.v9i1.2494</w:t>
+        <w:t>[2]</w:t>
+      </w:r>
+      <w:r>
+        <w:tab/>
+        <w:t>kahaba.net, “Kota Bima Masih Jorok, Ternak Liar dan Pemerintah Terus Berbenah - Kabar Harian Bima,” https://kahaba.net. Accessed: Nov. 27, 2025. [Online]. Available: https://kahaba.net/kota-bima-masih-jorok-ternak-liar-dan-pemerintah-terus-berbenah</w:t>
       </w:r>
     </w:p>
     <w:p>
@@ -14418,7 +15501,11 @@
         <w:pStyle w:val="Bibliography"/>
       </w:pPr>
       <w:r>
-        <w:t>Annisa, F., Farida, I. N., Sahertian, J., Yahya, N. H., Septiawan, I., Salsabila, A. M., &amp; Setiawan, B. (n.d.). Sistem Controlling Pembuatan Pakan Ternak Silase Menggunakan ESP32 Berbasis IoT.</w:t>
+        <w:t>[3]</w:t>
+      </w:r>
+      <w:r>
+        <w:tab/>
+        <w:t>M. F. Muta’affif, M. Mujtahid, B. E. Bari, and M. Evita, “Sistem Kendali Peternakan Jarak Jauh Berbasis Internet of Things (IoT),” 2017.</w:t>
       </w:r>
     </w:p>
     <w:p>
@@ -14426,7 +15513,11 @@
         <w:pStyle w:val="Bibliography"/>
       </w:pPr>
       <w:r>
-        <w:t>Arta, I. K. C., Febriyanto, A., Nugraha, I. B. M. H. A., Widharma, I. G. S., &amp; Purnama, I. B. I. (2022). Animal Tracking Berbasis Internet of Things. Majalah Ilmiah Teknologi Elektro, 21(1), 7. https://doi.org/10.24843/MITE.2022.v21i01.P02</w:t>
+        <w:t>[4]</w:t>
+      </w:r>
+      <w:r>
+        <w:tab/>
+        <w:t>S. Al-Fajri, “Rancang Bangun Alat Pengering Ikan dengan Memonitoring Suhu dan Kelembapan Berbasis Internet of Things (IoT)”.</w:t>
       </w:r>
     </w:p>
     <w:p>
@@ -14434,7 +15525,21 @@
         <w:pStyle w:val="Bibliography"/>
       </w:pPr>
       <w:r>
-        <w:t>Gunadi, I. G. A. (2022). Wahana Matematika dan Sains: Jurnal Matematika, Sains, dan Pembelajarannya, Vol. 16  No 3,  Desember  2022                                                                                        e-ISSN: 2549-6727 ,  p-ISSN: 1858-0629. Jurnal Matematika, 16(3).</w:t>
+        <w:t>[5]</w:t>
+      </w:r>
+      <w:r>
+        <w:tab/>
+        <w:t xml:space="preserve">L. Tambunan and D. D. Putra, “SISTEM KONTROL KENDARAAN BERBASIS IOT,” </w:t>
+      </w:r>
+      <w:r>
+        <w:rPr>
+          <w:i/>
+          <w:iCs/>
+        </w:rPr>
+        <w:t>JSR Jar. Sist. Inf. Robot.</w:t>
+      </w:r>
+      <w:r>
+        <w:t>, vol. 3, no. 1, pp. 152–160, July 2019, doi: 10.58486/jsr.v3i1.41.</w:t>
       </w:r>
     </w:p>
     <w:p>
@@ -14442,7 +15547,21 @@
         <w:pStyle w:val="Bibliography"/>
       </w:pPr>
       <w:r>
-        <w:t>Humam, F., &amp; Triawan, M. A. (2024). Sistem Keamanan Ruangan Menggunakan ESP32CAM dan Sensor Gerak Berbasis IoT. Infotek: Jurnal Informatika dan Teknologi, 7(2), 575–584. https://doi.org/10.29408/jit.v7i2.26109</w:t>
+        <w:t>[6]</w:t>
+      </w:r>
+      <w:r>
+        <w:tab/>
+        <w:t xml:space="preserve">A. Rifaini, S. Sintaro, and A. Surahman, “ALAT PERANGKAP DAN KAMERA PENGAWAS DENGAN MENGGUNAKAN ESP32-CAM SEBAGAI SISTEM KEAMANAN KANDANG AYAM,” </w:t>
+      </w:r>
+      <w:r>
+        <w:rPr>
+          <w:i/>
+          <w:iCs/>
+        </w:rPr>
+        <w:t>J. Tek. Dan Sist. Komput.</w:t>
+      </w:r>
+      <w:r>
+        <w:t>, vol. 2, no. 2, pp. 52–63, Jan. 2022, doi: 10.33365/jtikom.v2i2.1486.</w:t>
       </w:r>
     </w:p>
     <w:p>
@@ -14450,7 +15569,21 @@
         <w:pStyle w:val="Bibliography"/>
       </w:pPr>
       <w:r>
-        <w:t>kahaba.net. (2024, March 5). Kota Bima Masih Jorok, Ternak Liar dan Pemerintah Terus Berbenah—Kabar Harian Bima. https://kahaba.net. https://kahaba.net/kota-bima-masih-jorok-ternak-liar-dan-pemerintah-terus-berbenah</w:t>
+        <w:t>[7]</w:t>
+      </w:r>
+      <w:r>
+        <w:tab/>
+        <w:t xml:space="preserve">R. Angriawan and N. Anugraha, “Sistem Pelacak Lokasi Sapi dengan Sistem Komunikasi LoRa,” </w:t>
+      </w:r>
+      <w:r>
+        <w:rPr>
+          <w:i/>
+          <w:iCs/>
+        </w:rPr>
+        <w:t>Inspir. J. Teknol. Inf. Dan Komun.</w:t>
+      </w:r>
+      <w:r>
+        <w:t>, vol. 9, no. 1, p. 33, June 2019, doi: 10.35585/inspir.v9i1.2494.</w:t>
       </w:r>
     </w:p>
     <w:p>
@@ -14458,7 +15591,11 @@
         <w:pStyle w:val="Bibliography"/>
       </w:pPr>
       <w:r>
-        <w:t>M Rif’an. (2024). PENERAPAN IOT DALAM PERTANIAN PRESISI UNTUK PENINGKATAN PRODUKSI DAN EFISIENSI PENGGUNAAN SUMBER DAYA.</w:t>
+        <w:t>[8]</w:t>
+      </w:r>
+      <w:r>
+        <w:tab/>
+        <w:t>N. P. Sukanteri, P. K. Suparyana, I. M. Suryana, and I. M. D. Setyawan, “TEKNOLOGI PERTANIAN TERPADU BERBASIS FILOSOFI TRI HITA KARANA DALAM USAHATANI MENUJU PERTANIAN ORGANIK”.</w:t>
       </w:r>
     </w:p>
     <w:p>
@@ -14466,7 +15603,21 @@
         <w:pStyle w:val="Bibliography"/>
       </w:pPr>
       <w:r>
-        <w:t>Muchtar, H., &amp; Ulhaq, M. Z. H. (n.d.). Rancang Bangun Smart Monitoring Farming pada Media Tanah Menggunakan Sistem IoT (Internet of Things). 6(2).</w:t>
+        <w:t>[9]</w:t>
+      </w:r>
+      <w:r>
+        <w:tab/>
+        <w:t xml:space="preserve">S. Wolfert, L. Ge, C. Verdouw, and M.-J. Bogaardt, “Big Data in Smart Farming – A review,” </w:t>
+      </w:r>
+      <w:r>
+        <w:rPr>
+          <w:i/>
+          <w:iCs/>
+        </w:rPr>
+        <w:t>Agric. Syst.</w:t>
+      </w:r>
+      <w:r>
+        <w:t>, vol. 153, pp. 69–80, May 2017, doi: 10.1016/j.agsy.2017.01.023.</w:t>
       </w:r>
     </w:p>
     <w:p>
@@ -14474,7 +15625,11 @@
         <w:pStyle w:val="Bibliography"/>
       </w:pPr>
       <w:r>
-        <w:t>Mukti, M. Z., Nandika, R., &amp; Susanti, E. (2024). PERANCANGAN SECURITY SISTEM SMART HOME BERBASIS IOT MENGGUNAKAN ESP32 CAM DAN SENSOR PIR (PASSIVE INFRARED SENSOR) MELALUI APLIKASI BLYNK. SIGMA TEKNIKA, 7(2), 349–360. https://doi.org/10.33373/sigmateknika.v7i2.6982</w:t>
+        <w:t>[10]</w:t>
+      </w:r>
+      <w:r>
+        <w:tab/>
+        <w:t>M Rif’an, “PENERAPAN IOT DALAM PERTANIAN PRESISI UNTUK PENINGKATAN PRODUKSI DAN EFISIENSI PENGGUNAAN SUMBER DAYA,” 2024.</w:t>
       </w:r>
     </w:p>
     <w:p>
@@ -14482,7 +15637,21 @@
         <w:pStyle w:val="Bibliography"/>
       </w:pPr>
       <w:r>
-        <w:t>Muta’affif, M. F., Mujtahid, M., Bari, B. E., &amp; Evita, M. (2017). Sistem Kendali Peternakan Jarak Jauh Berbasis Internet of Things (IoT).</w:t>
+        <w:t>[11]</w:t>
+      </w:r>
+      <w:r>
+        <w:tab/>
+        <w:t xml:space="preserve">A. Wijaya and M. Rivai, “Monitoring dan Kontrol Sistem irigasi Berbasis IoT Menggunakan Banana PI,” </w:t>
+      </w:r>
+      <w:r>
+        <w:rPr>
+          <w:i/>
+          <w:iCs/>
+        </w:rPr>
+        <w:t>J. Tek. ITS</w:t>
+      </w:r>
+      <w:r>
+        <w:t>, vol. 7, no. 2, pp. 288–292, Dec. 2018, doi: 10.12962/j23373539.v7i2.31113.</w:t>
       </w:r>
     </w:p>
     <w:p>
@@ -14490,7 +15659,21 @@
         <w:pStyle w:val="Bibliography"/>
       </w:pPr>
       <w:r>
-        <w:t>Nuryadi, F., Septiani, N. W. P., &amp; Lestari, M. (2025). Implementasi ESP32 Untuk Sistem Pemantauan Kesuburan Tanah Berbasis IoT. Semnas Ristek (Seminar Nasional Riset dan Inovasi Teknologi), 9(1), 79–86. https://doi.org/10.30998/semnasristek.v9i1.7550</w:t>
+        <w:t>[12]</w:t>
+      </w:r>
+      <w:r>
+        <w:tab/>
+        <w:t xml:space="preserve">I. G. A. Gunadi, “Wahana Matematika dan Sains: Jurnal Matematika, Sains, dan Pembelajarannya, Vol. 16  No 3,  Desember  2022                                                                                        e-ISSN: 2549-6727 ,  p-ISSN: 1858-0629,” </w:t>
+      </w:r>
+      <w:r>
+        <w:rPr>
+          <w:i/>
+          <w:iCs/>
+        </w:rPr>
+        <w:t>J. Mat.</w:t>
+      </w:r>
+      <w:r>
+        <w:t>, vol. 16, no. 3, 2022.</w:t>
       </w:r>
     </w:p>
     <w:p>
@@ -14498,7 +15681,21 @@
         <w:pStyle w:val="Bibliography"/>
       </w:pPr>
       <w:r>
-        <w:t>Rifaini, A., Sintaro, S., &amp; Surahman, A. (2022). ALAT PERANGKAP DAN KAMERA PENGAWAS DENGAN MENGGUNAKAN ESP32-CAM SEBAGAI SISTEM KEAMANAN KANDANG AYAM. Jurnal Teknik dan Sistem Komputer, 2(2), 52–63. https://doi.org/10.33365/jtikom.v2i2.1486</w:t>
+        <w:t>[13]</w:t>
+      </w:r>
+      <w:r>
+        <w:tab/>
+        <w:t xml:space="preserve">F. Humam and M. A. Triawan, “Sistem Keamanan Ruangan Menggunakan ESP32CAM dan Sensor Gerak Berbasis IoT,” </w:t>
+      </w:r>
+      <w:r>
+        <w:rPr>
+          <w:i/>
+          <w:iCs/>
+        </w:rPr>
+        <w:t>Infotek J. Inform. Dan Teknol.</w:t>
+      </w:r>
+      <w:r>
+        <w:t>, vol. 7, no. 2, pp. 575–584, July 2024, doi: 10.29408/jit.v7i2.26109.</w:t>
       </w:r>
     </w:p>
     <w:p>
@@ -14506,7 +15703,21 @@
         <w:pStyle w:val="Bibliography"/>
       </w:pPr>
       <w:r>
-        <w:t>Saifanis, R., Hanafi, H., &amp; Fauziah, A. (2024). RANCANG BANGUN GPS IoT DENGAN ARDUINO NANO DAN MODUL NEO-6M DALAM SISTEM PEMANTAUAN LOKASI OBJEK. Jurnal TEKTRO, 8(2), 286–290. https://doi.org/10.30811/tektro.v8i2.6323</w:t>
+        <w:t>[14]</w:t>
+      </w:r>
+      <w:r>
+        <w:tab/>
+        <w:t xml:space="preserve">R. Saifanis, H. Hanafi, and A. Fauziah, “RANCANG BANGUN GPS IoT DENGAN ARDUINO NANO DAN MODUL NEO-6M DALAM SISTEM PEMANTAUAN LOKASI OBJEK,” </w:t>
+      </w:r>
+      <w:r>
+        <w:rPr>
+          <w:i/>
+          <w:iCs/>
+        </w:rPr>
+        <w:t>J. TEKTRO</w:t>
+      </w:r>
+      <w:r>
+        <w:t>, vol. 8, no. 2, pp. 286–290, 2024, doi: 10.30811/tektro.v8i2.6323.</w:t>
       </w:r>
     </w:p>
     <w:p>
@@ -14514,7 +15725,21 @@
         <w:pStyle w:val="Bibliography"/>
       </w:pPr>
       <w:r>
-        <w:t>Sukanteri, N. P., Suparyana, P. K., Suryana, I. M., &amp; Setyawan, I. M. D. (n.d.). TEKNOLOGI PERTANIAN TERPADU BERBASIS FILOSOFI TRI HITA KARANA DALAM USAHATANI MENUJU PERTANIAN ORGANIK.</w:t>
+        <w:t>[15]</w:t>
+      </w:r>
+      <w:r>
+        <w:tab/>
+        <w:t xml:space="preserve">M. Z. Mukti, R. Nandika, and E. Susanti, “PERANCANGAN SECURITY SISTEM SMART HOME BERBASIS IOT MENGGUNAKAN ESP32 CAM DAN SENSOR PIR (PASSIVE INFRARED SENSOR) MELALUI APLIKASI BLYNK,” </w:t>
+      </w:r>
+      <w:r>
+        <w:rPr>
+          <w:i/>
+          <w:iCs/>
+        </w:rPr>
+        <w:t>SIGMA Tek.</w:t>
+      </w:r>
+      <w:r>
+        <w:t>, vol. 7, no. 2, pp. 349–360, Nov. 2024, doi: 10.33373/sigmateknika.v7i2.6982.</w:t>
       </w:r>
     </w:p>
     <w:p>
@@ -14522,7 +15747,21 @@
         <w:pStyle w:val="Bibliography"/>
       </w:pPr>
       <w:r>
-        <w:t>Tambunan, L., &amp; Putra, D. D. (2019). SISTEM KONTROL KENDARAAN BERBASIS IOT. JSR : Jaringan Sistem Informasi Robotik, 3(1), 152–160. https://doi.org/10.58486/jsr.v3i1.41</w:t>
+        <w:t>[16]</w:t>
+      </w:r>
+      <w:r>
+        <w:tab/>
+        <w:t xml:space="preserve">I. K. C. Arta, A. Febriyanto, I. B. M. H. A. Nugraha, I. G. S. Widharma, and I. B. I. Purnama, “Animal Tracking Berbasis Internet of Things,” </w:t>
+      </w:r>
+      <w:r>
+        <w:rPr>
+          <w:i/>
+          <w:iCs/>
+        </w:rPr>
+        <w:t>Maj. Ilm. Teknol. Elektro</w:t>
+      </w:r>
+      <w:r>
+        <w:t>, vol. 21, no. 1, p. 7, July 2022, doi: 10.24843/MITE.2022.v21i01.P02.</w:t>
       </w:r>
     </w:p>
     <w:p>
@@ -14530,7 +15769,21 @@
         <w:pStyle w:val="Bibliography"/>
       </w:pPr>
       <w:r>
-        <w:t>Wibowo, G. H., Ayatullah, M. D., &amp; Prasetyo, J. A. (2019). SISTEM CERDAS PEMANTAU HEWAN TERNAK PADA ALAM BEBAS BERBASIS INTERNET OF THINGS (IOT). JURNAL ELTEK, 17(2), 18. https://doi.org/10.33795/eltek.v17i2.188</w:t>
+        <w:t>[17]</w:t>
+      </w:r>
+      <w:r>
+        <w:tab/>
+        <w:t xml:space="preserve">F. Nuryadi, N. W. P. Septiani, and M. Lestari, “Implementasi ESP32 Untuk Sistem Pemantauan Kesuburan Tanah Berbasis IoT,” </w:t>
+      </w:r>
+      <w:r>
+        <w:rPr>
+          <w:i/>
+          <w:iCs/>
+        </w:rPr>
+        <w:t>Semnas Ristek Semin. Nas. Ris. Dan Inov. Teknol.</w:t>
+      </w:r>
+      <w:r>
+        <w:t>, vol. 9, no. 1, pp. 79–86, Jan. 2025, doi: 10.30998/semnasristek.v9i1.7550.</w:t>
       </w:r>
     </w:p>
     <w:p>
@@ -14538,7 +15791,21 @@
         <w:pStyle w:val="Bibliography"/>
       </w:pPr>
       <w:r>
-        <w:t>Widodo, L. (n.d.). Rancang Bangun Sistem Deteksi Posisi Sapi berbasis Smartphone.</w:t>
+        <w:t>[18]</w:t>
+      </w:r>
+      <w:r>
+        <w:tab/>
+        <w:t xml:space="preserve">F. Annisa </w:t>
+      </w:r>
+      <w:r>
+        <w:rPr>
+          <w:i/>
+          <w:iCs/>
+        </w:rPr>
+        <w:t>et al.</w:t>
+      </w:r>
+      <w:r>
+        <w:t>, “Sistem Controlling Pembuatan Pakan Ternak Silase Menggunakan ESP32 Berbasis IoT”.</w:t>
       </w:r>
     </w:p>
     <w:p>
@@ -14546,7 +15813,11 @@
         <w:pStyle w:val="Bibliography"/>
       </w:pPr>
       <w:r>
-        <w:t>Wijaya, A., &amp; Rivai, M. (2018). Monitoring dan Kontrol Sistem irigasi Berbasis IoT Menggunakan Banana PI. Jurnal Teknik ITS, 7(2), 288–292. https://doi.org/10.12962/j23373539.v7i2.31113</w:t>
+        <w:t>[19]</w:t>
+      </w:r>
+      <w:r>
+        <w:tab/>
+        <w:t>H. Muchtar and M. Z. H. Ulhaq, “Rancang Bangun Smart Monitoring Farming pada Media Tanah Menggunakan Sistem IoT (Internet of Things),” vol. 6, no. 2.</w:t>
       </w:r>
     </w:p>
     <w:p>
@@ -14554,7 +15825,11 @@
         <w:pStyle w:val="Bibliography"/>
       </w:pPr>
       <w:r>
-        <w:t>Wolfert, S., Ge, L., Verdouw, C., &amp; Bogaardt, M.-J. (2017). Big Data in Smart Farming – A review. Agricultural Systems, 153, 69–80. https://doi.org/10.1016/j.agsy.2017.01.023</w:t>
+        <w:t>[20]</w:t>
+      </w:r>
+      <w:r>
+        <w:tab/>
+        <w:t>L. Widodo, “Rancang Bangun Sistem Deteksi Posisi Sapi berbasis Smartphone”.</w:t>
       </w:r>
     </w:p>
     <w:p>
@@ -17608,8 +18883,11 @@
     <w:unhideWhenUsed/>
     <w:rsid w:val="004F0842"/>
     <w:pPr>
-      <w:spacing w:after="0" w:line="480" w:lineRule="auto"/>
-      <w:ind w:left="720" w:hanging="720"/>
+      <w:tabs>
+        <w:tab w:val="left" w:pos="504"/>
+      </w:tabs>
+      <w:spacing w:after="0" w:line="240" w:lineRule="auto"/>
+      <w:ind w:left="504" w:hanging="504"/>
     </w:pPr>
   </w:style>
   <w:style w:type="character" w:customStyle="1" w:styleId="Heading1Char">
@@ -17811,6 +19089,30 @@
       <w:rFonts w:ascii="Times New Roman" w:eastAsiaTheme="majorEastAsia" w:hAnsi="Times New Roman" w:cstheme="majorBidi"/>
       <w:iCs/>
       <w:sz w:val="24"/>
+    </w:rPr>
+  </w:style>
+  <w:style w:type="character" w:styleId="UnresolvedMention">
+    <w:name w:val="Unresolved Mention"/>
+    <w:basedOn w:val="DefaultParagraphFont"/>
+    <w:uiPriority w:val="99"/>
+    <w:semiHidden/>
+    <w:unhideWhenUsed/>
+    <w:rsid w:val="00CC39A6"/>
+    <w:rPr>
+      <w:color w:val="605E5C"/>
+      <w:shd w:val="clear" w:color="auto" w:fill="E1DFDD"/>
+    </w:rPr>
+  </w:style>
+  <w:style w:type="character" w:styleId="FollowedHyperlink">
+    <w:name w:val="FollowedHyperlink"/>
+    <w:basedOn w:val="DefaultParagraphFont"/>
+    <w:uiPriority w:val="99"/>
+    <w:semiHidden/>
+    <w:unhideWhenUsed/>
+    <w:rsid w:val="00CC39A6"/>
+    <w:rPr>
+      <w:color w:val="954F72" w:themeColor="followedHyperlink"/>
+      <w:u w:val="single"/>
     </w:rPr>
   </w:style>
 </w:styles>

--- a/Proposal Rizki Fikriansyah/Proposal Rizki Fikriansyah.docx
+++ b/Proposal Rizki Fikriansyah/Proposal Rizki Fikriansyah.docx
@@ -4,24 +4,17 @@
   <w:body>
     <w:p>
       <w:pPr>
-        <w:spacing w:after="113" w:line="240" w:lineRule="auto"/>
-        <w:ind w:left="10" w:right="20"/>
-        <w:jc w:val="center"/>
+        <w:pStyle w:val="Heading1"/>
         <w:rPr>
           <w:rFonts w:eastAsia="Times New Roman"/>
-          <w:b/>
-          <w:color w:val="000000" w:themeColor="text1"/>
-          <w:szCs w:val="24"/>
           <w:lang w:val="id-ID"/>
         </w:rPr>
       </w:pPr>
-      <w:bookmarkStart w:id="0" w:name="_Hlk186977140"/>
+      <w:bookmarkStart w:id="0" w:name="_Toc216714667"/>
+      <w:bookmarkStart w:id="1" w:name="_Hlk186977140"/>
       <w:r>
         <w:rPr>
           <w:rFonts w:eastAsia="Times New Roman"/>
-          <w:b/>
-          <w:color w:val="000000" w:themeColor="text1"/>
-          <w:szCs w:val="24"/>
           <w:lang w:val="id-ID"/>
         </w:rPr>
         <w:t>PROPOSAL</w:t>
@@ -29,13 +22,11 @@
       <w:r>
         <w:rPr>
           <w:rFonts w:eastAsia="Times New Roman"/>
-          <w:b/>
-          <w:color w:val="000000" w:themeColor="text1"/>
-          <w:szCs w:val="24"/>
           <w:lang w:val="id-ID"/>
         </w:rPr>
         <w:t xml:space="preserve"> SKRIPSI</w:t>
       </w:r>
+      <w:bookmarkEnd w:id="0"/>
     </w:p>
     <w:p>
       <w:pPr>
@@ -292,7 +283,7 @@
     <w:p>
       <w:pPr>
         <w:spacing w:after="194" w:line="240" w:lineRule="auto"/>
-        <w:ind w:left="2178"/>
+        <w:jc w:val="center"/>
         <w:rPr>
           <w:color w:val="000000" w:themeColor="text1"/>
           <w:szCs w:val="24"/>
@@ -307,9 +298,9 @@
           <w:lang w:val="id-ID"/>
         </w:rPr>
         <w:drawing>
-          <wp:inline distT="0" distB="0" distL="0" distR="0" wp14:anchorId="5FCEC406" wp14:editId="1A430D6C">
-            <wp:extent cx="1955107" cy="1917258"/>
-            <wp:effectExtent l="0" t="0" r="7620" b="6985"/>
+          <wp:inline distT="0" distB="0" distL="0" distR="0" wp14:anchorId="5FCEC406" wp14:editId="267E3A6F">
+            <wp:extent cx="2185433" cy="2143125"/>
+            <wp:effectExtent l="0" t="0" r="5715" b="0"/>
             <wp:docPr id="1" name="Picture 1"/>
             <wp:cNvGraphicFramePr>
               <a:graphicFrameLocks xmlns:a="http://schemas.openxmlformats.org/drawingml/2006/main" noChangeAspect="1"/>
@@ -339,7 +330,7 @@
                   <pic:spPr bwMode="auto">
                     <a:xfrm>
                       <a:off x="0" y="0"/>
-                      <a:ext cx="1998338" cy="1959652"/>
+                      <a:ext cx="2238382" cy="2195049"/>
                     </a:xfrm>
                     <a:prstGeom prst="rect">
                       <a:avLst/>
@@ -655,7 +646,7 @@
         </w:rPr>
         <w:t>202</w:t>
       </w:r>
-      <w:bookmarkEnd w:id="0"/>
+      <w:bookmarkEnd w:id="1"/>
       <w:r>
         <w:rPr>
           <w:b/>
@@ -674,8 +665,9 @@
         </w:rPr>
         <w:sectPr>
           <w:footerReference w:type="default" r:id="rId9"/>
+          <w:footerReference w:type="first" r:id="rId10"/>
           <w:pgSz w:w="11906" w:h="16838" w:code="9"/>
-          <w:pgMar w:top="2275" w:right="2275" w:bottom="2275" w:left="2275" w:header="720" w:footer="720" w:gutter="0"/>
+          <w:pgMar w:top="1701" w:right="1418" w:bottom="1418" w:left="1985" w:header="720" w:footer="720" w:gutter="0"/>
           <w:pgNumType w:fmt="lowerRoman" w:start="1"/>
           <w:cols w:space="720"/>
           <w:titlePg/>
@@ -687,893 +679,997 @@
       <w:pPr>
         <w:pStyle w:val="Heading1"/>
         <w:rPr>
-          <w:lang w:val="id-ID"/>
-        </w:rPr>
-      </w:pPr>
-      <w:bookmarkStart w:id="1" w:name="_Toc215384849"/>
-      <w:r>
-        <w:rPr>
-          <w:lang w:val="id-ID"/>
+          <w:rFonts w:eastAsia="Times New Roman"/>
+        </w:rPr>
+      </w:pPr>
+      <w:bookmarkStart w:id="2" w:name="_Toc215493975"/>
+      <w:bookmarkStart w:id="3" w:name="_Toc216709543"/>
+      <w:bookmarkStart w:id="4" w:name="_Toc216709885"/>
+      <w:bookmarkStart w:id="5" w:name="_Toc216714668"/>
+      <w:bookmarkStart w:id="6" w:name="_Hlk213774122"/>
+      <w:r>
+        <w:rPr>
+          <w:rFonts w:eastAsia="Times New Roman"/>
         </w:rPr>
         <w:lastRenderedPageBreak/>
-        <w:t>HALAMAN PENGESAHAN</w:t>
-      </w:r>
-      <w:bookmarkEnd w:id="1"/>
-    </w:p>
-    <w:p>
-      <w:pPr>
-        <w:spacing w:line="259" w:lineRule="auto"/>
+        <w:t>LEMBAR PERSETUJUAN</w:t>
+      </w:r>
+      <w:bookmarkEnd w:id="2"/>
+      <w:bookmarkEnd w:id="3"/>
+      <w:bookmarkEnd w:id="4"/>
+      <w:bookmarkEnd w:id="5"/>
+      <w:r>
+        <w:rPr>
+          <w:rFonts w:eastAsia="Times New Roman"/>
+        </w:rPr>
+        <w:t xml:space="preserve"> </w:t>
+      </w:r>
+    </w:p>
+    <w:p>
+      <w:pPr>
+        <w:pBdr>
+          <w:top w:val="nil"/>
+          <w:left w:val="nil"/>
+          <w:bottom w:val="nil"/>
+          <w:right w:val="nil"/>
+          <w:between w:val="nil"/>
+        </w:pBdr>
+        <w:spacing w:before="637"/>
+        <w:ind w:right="-6"/>
         <w:jc w:val="center"/>
         <w:rPr>
           <w:b/>
-          <w:bCs/>
-          <w:color w:val="000000" w:themeColor="text1"/>
-          <w:szCs w:val="24"/>
-          <w:lang w:val="id-ID"/>
-        </w:rPr>
-      </w:pPr>
-    </w:p>
-    <w:p>
-      <w:pPr>
-        <w:spacing w:after="117" w:line="240" w:lineRule="auto"/>
-        <w:ind w:left="33"/>
+          <w:sz w:val="28"/>
+          <w:szCs w:val="28"/>
+        </w:rPr>
+      </w:pPr>
+      <w:r>
+        <w:rPr>
+          <w:b/>
+          <w:sz w:val="28"/>
+          <w:szCs w:val="28"/>
+        </w:rPr>
+        <w:t>PENGEMBANGAN SISTEM SMART FARMING BERBASIS IOT MENGGUNAKAN ESP32 UNTUK TRACKING JALUR HEWAN TERNAK</w:t>
+      </w:r>
+    </w:p>
+    <w:p>
+      <w:pPr>
+        <w:pBdr>
+          <w:top w:val="nil"/>
+          <w:left w:val="nil"/>
+          <w:bottom w:val="nil"/>
+          <w:right w:val="nil"/>
+          <w:between w:val="nil"/>
+        </w:pBdr>
+        <w:spacing w:before="360" w:after="360" w:line="346" w:lineRule="auto"/>
+        <w:ind w:right="-6"/>
         <w:jc w:val="center"/>
         <w:rPr>
-          <w:rFonts w:eastAsiaTheme="minorHAnsi"/>
+          <w:color w:val="000000"/>
+          <w:sz w:val="22"/>
+        </w:rPr>
+      </w:pPr>
+      <w:r>
+        <w:rPr>
+          <w:color w:val="000000"/>
+          <w:sz w:val="22"/>
+        </w:rPr>
+        <w:t>Yang di susun dan di ajukan oleh</w:t>
+      </w:r>
+    </w:p>
+    <w:p>
+      <w:pPr>
+        <w:pBdr>
+          <w:top w:val="nil"/>
+          <w:left w:val="nil"/>
+          <w:bottom w:val="nil"/>
+          <w:right w:val="nil"/>
+          <w:between w:val="nil"/>
+        </w:pBdr>
+        <w:jc w:val="center"/>
+        <w:rPr>
           <w:b/>
-          <w:bCs/>
-          <w:color w:val="000000" w:themeColor="text1"/>
-          <w:szCs w:val="24"/>
-          <w:lang w:val="id-ID"/>
+          <w:color w:val="000000"/>
+          <w:szCs w:val="24"/>
         </w:rPr>
       </w:pPr>
       <w:r>
         <w:rPr>
           <w:b/>
-          <w:bCs/>
-          <w:color w:val="000000" w:themeColor="text1"/>
-          <w:szCs w:val="24"/>
-          <w:lang w:val="id-ID"/>
-        </w:rPr>
-        <w:t>PENGEMBANGAN SISTEM SMART FARMING BERBASIS IOT MENGGUNAKAN ESP32 UNTUK TRACKING JALUR HEWAN TERNAK</w:t>
-      </w:r>
-    </w:p>
-    <w:p>
-      <w:pPr>
-        <w:spacing w:line="259" w:lineRule="auto"/>
+          <w:szCs w:val="24"/>
+        </w:rPr>
+        <w:t>Nama : Rizki Fikriansyah</w:t>
+      </w:r>
+    </w:p>
+    <w:p>
+      <w:pPr>
+        <w:pBdr>
+          <w:top w:val="nil"/>
+          <w:left w:val="nil"/>
+          <w:bottom w:val="nil"/>
+          <w:right w:val="nil"/>
+          <w:between w:val="nil"/>
+        </w:pBdr>
+        <w:spacing w:before="132"/>
         <w:jc w:val="center"/>
         <w:rPr>
           <w:b/>
-          <w:bCs/>
-          <w:color w:val="000000" w:themeColor="text1"/>
-          <w:szCs w:val="24"/>
-          <w:lang w:val="id-ID"/>
-        </w:rPr>
-      </w:pPr>
-    </w:p>
-    <w:p>
-      <w:pPr>
-        <w:spacing w:line="259" w:lineRule="auto"/>
+          <w:color w:val="000000"/>
+          <w:szCs w:val="24"/>
+        </w:rPr>
+      </w:pPr>
+      <w:r>
+        <w:rPr>
+          <w:b/>
+          <w:szCs w:val="24"/>
+        </w:rPr>
+        <w:t>NIM</w:t>
+      </w:r>
+      <w:r>
+        <w:rPr>
+          <w:b/>
+          <w:color w:val="000000"/>
+          <w:szCs w:val="24"/>
+        </w:rPr>
+        <w:t xml:space="preserve"> : B02220117</w:t>
+      </w:r>
+    </w:p>
+    <w:p>
+      <w:pPr>
+        <w:pBdr>
+          <w:top w:val="nil"/>
+          <w:left w:val="nil"/>
+          <w:bottom w:val="nil"/>
+          <w:right w:val="nil"/>
+          <w:between w:val="nil"/>
+        </w:pBdr>
+        <w:spacing w:before="132"/>
         <w:jc w:val="center"/>
         <w:rPr>
           <w:b/>
-          <w:bCs/>
-          <w:color w:val="000000" w:themeColor="text1"/>
-          <w:szCs w:val="24"/>
-          <w:lang w:val="id-ID"/>
-        </w:rPr>
-      </w:pPr>
-    </w:p>
-    <w:p>
-      <w:pPr>
-        <w:spacing w:line="259" w:lineRule="auto"/>
+          <w:sz w:val="2"/>
+          <w:szCs w:val="2"/>
+        </w:rPr>
+      </w:pPr>
+    </w:p>
+    <w:p>
+      <w:pPr>
+        <w:pBdr>
+          <w:top w:val="nil"/>
+          <w:left w:val="nil"/>
+          <w:bottom w:val="nil"/>
+          <w:right w:val="nil"/>
+          <w:between w:val="nil"/>
+        </w:pBdr>
+        <w:spacing w:before="120"/>
         <w:jc w:val="center"/>
         <w:rPr>
-          <w:b/>
-          <w:bCs/>
-          <w:color w:val="000000" w:themeColor="text1"/>
-          <w:szCs w:val="24"/>
-          <w:lang w:val="id-ID"/>
-        </w:rPr>
-      </w:pPr>
-    </w:p>
-    <w:p>
-      <w:pPr>
-        <w:spacing w:line="259" w:lineRule="auto"/>
+          <w:szCs w:val="24"/>
+        </w:rPr>
+      </w:pPr>
+      <w:r>
+        <w:rPr>
+          <w:color w:val="000000"/>
+          <w:szCs w:val="24"/>
+        </w:rPr>
+        <w:t xml:space="preserve">Telah </w:t>
+      </w:r>
+      <w:r>
+        <w:rPr>
+          <w:szCs w:val="24"/>
+        </w:rPr>
+        <w:t xml:space="preserve">setujui </w:t>
+      </w:r>
+      <w:r>
+        <w:rPr>
+          <w:szCs w:val="24"/>
+        </w:rPr>
+        <w:t>oleh dosen pembimbing skripsi</w:t>
+      </w:r>
+      <w:r>
+        <w:rPr>
+          <w:szCs w:val="24"/>
+        </w:rPr>
+        <w:t xml:space="preserve"> </w:t>
+      </w:r>
+    </w:p>
+    <w:p>
+      <w:pPr>
+        <w:pBdr>
+          <w:top w:val="nil"/>
+          <w:left w:val="nil"/>
+          <w:bottom w:val="nil"/>
+          <w:right w:val="nil"/>
+          <w:between w:val="nil"/>
+        </w:pBdr>
+        <w:spacing w:before="40"/>
         <w:jc w:val="center"/>
         <w:rPr>
-          <w:b/>
-          <w:bCs/>
-          <w:color w:val="000000" w:themeColor="text1"/>
-          <w:szCs w:val="24"/>
-          <w:lang w:val="id-ID"/>
-        </w:rPr>
-      </w:pPr>
-    </w:p>
-    <w:p>
-      <w:pPr>
-        <w:spacing w:line="259" w:lineRule="auto"/>
-        <w:jc w:val="center"/>
-        <w:rPr>
-          <w:b/>
-          <w:bCs/>
-          <w:color w:val="000000" w:themeColor="text1"/>
-          <w:szCs w:val="24"/>
-          <w:lang w:val="id-ID"/>
-        </w:rPr>
-      </w:pPr>
-      <w:r>
-        <w:rPr>
-          <w:b/>
-          <w:bCs/>
-          <w:color w:val="000000" w:themeColor="text1"/>
-          <w:szCs w:val="24"/>
-          <w:lang w:val="id-ID"/>
-        </w:rPr>
-        <w:t xml:space="preserve">Disusun </w:t>
-      </w:r>
-      <w:r>
-        <w:rPr>
-          <w:b/>
-          <w:bCs/>
-          <w:color w:val="000000" w:themeColor="text1"/>
-          <w:szCs w:val="24"/>
-          <w:lang w:val="id-ID"/>
-        </w:rPr>
-        <w:t>Oleh</w:t>
-      </w:r>
-    </w:p>
-    <w:p>
-      <w:pPr>
-        <w:spacing w:after="0" w:line="240" w:lineRule="auto"/>
-        <w:jc w:val="center"/>
-        <w:rPr>
-          <w:b/>
-          <w:bCs/>
-          <w:color w:val="000000" w:themeColor="text1"/>
-          <w:szCs w:val="24"/>
-          <w:lang w:val="id-ID"/>
-        </w:rPr>
-      </w:pPr>
-      <w:r>
-        <w:rPr>
-          <w:b/>
-          <w:bCs/>
-          <w:color w:val="000000" w:themeColor="text1"/>
-          <w:szCs w:val="24"/>
-          <w:u w:val="single"/>
-          <w:lang w:val="id-ID"/>
-        </w:rPr>
-        <w:t>RIZKI FIKRIANSYAH</w:t>
-      </w:r>
-      <w:r>
-        <w:rPr>
-          <w:b/>
-          <w:bCs/>
-          <w:color w:val="000000" w:themeColor="text1"/>
-          <w:szCs w:val="24"/>
-          <w:u w:val="single"/>
-          <w:lang w:val="id-ID"/>
-        </w:rPr>
-        <w:t xml:space="preserve"> </w:t>
-      </w:r>
-    </w:p>
-    <w:p>
-      <w:pPr>
-        <w:spacing w:line="259" w:lineRule="auto"/>
-        <w:jc w:val="center"/>
-        <w:rPr>
-          <w:b/>
-          <w:bCs/>
-          <w:color w:val="000000" w:themeColor="text1"/>
-          <w:szCs w:val="24"/>
-          <w:lang w:val="id-ID"/>
-        </w:rPr>
-      </w:pPr>
-      <w:r>
-        <w:rPr>
-          <w:b/>
-          <w:bCs/>
-          <w:color w:val="000000" w:themeColor="text1"/>
-          <w:szCs w:val="24"/>
-          <w:lang w:val="id-ID"/>
-        </w:rPr>
-        <w:t>B02220117</w:t>
-      </w:r>
-    </w:p>
-    <w:p>
-      <w:pPr>
-        <w:spacing w:line="259" w:lineRule="auto"/>
-        <w:jc w:val="center"/>
-        <w:rPr>
-          <w:b/>
-          <w:bCs/>
-          <w:color w:val="000000" w:themeColor="text1"/>
-          <w:szCs w:val="24"/>
-          <w:lang w:val="id-ID"/>
-        </w:rPr>
-      </w:pPr>
-    </w:p>
-    <w:p>
-      <w:pPr>
-        <w:spacing w:line="259" w:lineRule="auto"/>
-        <w:jc w:val="center"/>
-        <w:rPr>
-          <w:b/>
-          <w:bCs/>
-          <w:color w:val="000000" w:themeColor="text1"/>
-          <w:szCs w:val="24"/>
-          <w:lang w:val="id-ID"/>
-        </w:rPr>
-      </w:pPr>
+          <w:szCs w:val="24"/>
+        </w:rPr>
+      </w:pPr>
+      <w:r>
+        <w:rPr>
+          <w:szCs w:val="24"/>
+        </w:rPr>
+        <w:t>pada tanggal [</w:t>
+      </w:r>
+      <w:r>
+        <w:rPr>
+          <w:szCs w:val="24"/>
+        </w:rPr>
+        <w:t xml:space="preserve">                  </w:t>
+      </w:r>
+      <w:r>
+        <w:rPr>
+          <w:szCs w:val="24"/>
+        </w:rPr>
+        <w:t>]</w:t>
+      </w:r>
     </w:p>
     <w:tbl>
       <w:tblPr>
-        <w:tblStyle w:val="TableGrid0"/>
-        <w:tblW w:w="8790" w:type="dxa"/>
-        <w:jc w:val="center"/>
-        <w:tblBorders>
-          <w:top w:val="none" w:sz="0" w:space="0" w:color="auto"/>
-          <w:left w:val="none" w:sz="0" w:space="0" w:color="auto"/>
-          <w:bottom w:val="none" w:sz="0" w:space="0" w:color="auto"/>
-          <w:right w:val="none" w:sz="0" w:space="0" w:color="auto"/>
-          <w:insideH w:val="none" w:sz="0" w:space="0" w:color="auto"/>
-          <w:insideV w:val="none" w:sz="0" w:space="0" w:color="auto"/>
-        </w:tblBorders>
-        <w:tblLook w:val="04A0" w:firstRow="1" w:lastRow="0" w:firstColumn="1" w:lastColumn="0" w:noHBand="0" w:noVBand="1"/>
+        <w:tblpPr w:leftFromText="180" w:rightFromText="180" w:vertAnchor="text" w:horzAnchor="margin" w:tblpY="24"/>
+        <w:tblW w:w="9064" w:type="dxa"/>
+        <w:tblLayout w:type="fixed"/>
+        <w:tblLook w:val="0400" w:firstRow="0" w:lastRow="0" w:firstColumn="0" w:lastColumn="0" w:noHBand="0" w:noVBand="1"/>
       </w:tblPr>
       <w:tblGrid>
-        <w:gridCol w:w="4498"/>
-        <w:gridCol w:w="4292"/>
+        <w:gridCol w:w="4532"/>
+        <w:gridCol w:w="4532"/>
       </w:tblGrid>
       <w:tr>
         <w:trPr>
-          <w:jc w:val="center"/>
+          <w:trHeight w:val="3395"/>
         </w:trPr>
         <w:tc>
           <w:tcPr>
-            <w:tcW w:w="4498" w:type="dxa"/>
+            <w:tcW w:w="4532" w:type="dxa"/>
           </w:tcPr>
           <w:p>
             <w:pPr>
-              <w:spacing w:line="259" w:lineRule="auto"/>
+              <w:spacing w:before="400"/>
               <w:jc w:val="center"/>
               <w:rPr>
                 <w:b/>
-                <w:bCs/>
-                <w:color w:val="000000" w:themeColor="text1"/>
-                <w:szCs w:val="24"/>
-                <w:lang w:val="id-ID"/>
+                <w:szCs w:val="24"/>
               </w:rPr>
             </w:pPr>
+            <w:bookmarkStart w:id="7" w:name="_Hlk216710086"/>
+            <w:r>
+              <w:rPr>
+                <w:noProof/>
+              </w:rPr>
+              <w:drawing>
+                <wp:anchor distT="0" distB="0" distL="0" distR="0" simplePos="0" relativeHeight="251661312" behindDoc="1" locked="0" layoutInCell="1" hidden="0" allowOverlap="1" wp14:anchorId="2AA36050" wp14:editId="029F22AC">
+                  <wp:simplePos x="0" y="0"/>
+                  <wp:positionH relativeFrom="column">
+                    <wp:posOffset>927100</wp:posOffset>
+                  </wp:positionH>
+                  <wp:positionV relativeFrom="paragraph">
+                    <wp:posOffset>55880</wp:posOffset>
+                  </wp:positionV>
+                  <wp:extent cx="3615690" cy="3338830"/>
+                  <wp:effectExtent l="0" t="0" r="0" b="0"/>
+                  <wp:wrapNone/>
+                  <wp:docPr id="2141668110" name="image1.png"/>
+                  <wp:cNvGraphicFramePr/>
+                  <a:graphic xmlns:a="http://schemas.openxmlformats.org/drawingml/2006/main">
+                    <a:graphicData uri="http://schemas.openxmlformats.org/drawingml/2006/picture">
+                      <pic:pic xmlns:pic="http://schemas.openxmlformats.org/drawingml/2006/picture">
+                        <pic:nvPicPr>
+                          <pic:cNvPr id="0" name="image1.png"/>
+                          <pic:cNvPicPr preferRelativeResize="0"/>
+                        </pic:nvPicPr>
+                        <pic:blipFill>
+                          <a:blip r:embed="rId11"/>
+                          <a:srcRect l="52561" t="25973" r="11145" b="11107"/>
+                          <a:stretch>
+                            <a:fillRect/>
+                          </a:stretch>
+                        </pic:blipFill>
+                        <pic:spPr>
+                          <a:xfrm>
+                            <a:off x="0" y="0"/>
+                            <a:ext cx="3615690" cy="3338830"/>
+                          </a:xfrm>
+                          <a:prstGeom prst="rect">
+                            <a:avLst/>
+                          </a:prstGeom>
+                          <a:ln/>
+                        </pic:spPr>
+                      </pic:pic>
+                    </a:graphicData>
+                  </a:graphic>
+                </wp:anchor>
+              </w:drawing>
+            </w:r>
             <w:r>
               <w:rPr>
                 <w:b/>
-                <w:bCs/>
-                <w:color w:val="000000" w:themeColor="text1"/>
-                <w:szCs w:val="24"/>
-                <w:lang w:val="id-ID"/>
-              </w:rPr>
-              <w:t>Dosen Pembimbing I,</w:t>
+                <w:szCs w:val="24"/>
+              </w:rPr>
+              <w:t xml:space="preserve">Nama </w:t>
+            </w:r>
+            <w:r>
+              <w:rPr>
+                <w:b/>
+                <w:szCs w:val="24"/>
+              </w:rPr>
+              <w:t>Pembimbing I</w:t>
             </w:r>
           </w:p>
           <w:p>
             <w:pPr>
-              <w:spacing w:line="259" w:lineRule="auto"/>
+              <w:spacing w:before="1423"/>
               <w:jc w:val="center"/>
               <w:rPr>
                 <w:b/>
-                <w:bCs/>
-                <w:color w:val="000000" w:themeColor="text1"/>
-                <w:szCs w:val="24"/>
-                <w:lang w:val="id-ID"/>
+                <w:szCs w:val="24"/>
+                <w:u w:val="single"/>
               </w:rPr>
             </w:pPr>
+            <w:r>
+              <w:rPr>
+                <w:b/>
+                <w:szCs w:val="24"/>
+                <w:u w:val="single"/>
+              </w:rPr>
+              <w:t>Siti Mutmainnah, M.Kom</w:t>
+            </w:r>
           </w:p>
           <w:p>
             <w:pPr>
-              <w:spacing w:line="259" w:lineRule="auto"/>
               <w:jc w:val="center"/>
               <w:rPr>
                 <w:b/>
-                <w:bCs/>
-                <w:color w:val="000000" w:themeColor="text1"/>
-                <w:szCs w:val="24"/>
-                <w:lang w:val="id-ID"/>
+                <w:szCs w:val="24"/>
               </w:rPr>
             </w:pPr>
-          </w:p>
-          <w:p>
-            <w:pPr>
-              <w:spacing w:line="259" w:lineRule="auto"/>
-              <w:jc w:val="center"/>
+            <w:r>
               <w:rPr>
                 <w:b/>
-                <w:bCs/>
-                <w:color w:val="000000" w:themeColor="text1"/>
-                <w:szCs w:val="24"/>
-                <w:lang w:val="id-ID"/>
-              </w:rPr>
-            </w:pPr>
-          </w:p>
-          <w:p>
-            <w:pPr>
-              <w:spacing w:line="259" w:lineRule="auto"/>
-              <w:jc w:val="center"/>
-              <w:rPr>
-                <w:b/>
-                <w:bCs/>
-                <w:color w:val="000000" w:themeColor="text1"/>
-                <w:szCs w:val="24"/>
-                <w:lang w:val="id-ID"/>
-              </w:rPr>
-            </w:pPr>
-          </w:p>
-          <w:p>
-            <w:pPr>
-              <w:spacing w:line="259" w:lineRule="auto"/>
-              <w:jc w:val="center"/>
-              <w:rPr>
-                <w:b/>
-                <w:bCs/>
-                <w:color w:val="000000" w:themeColor="text1"/>
-                <w:szCs w:val="24"/>
-                <w:lang w:val="id-ID"/>
-              </w:rPr>
-            </w:pPr>
-          </w:p>
-          <w:p>
-            <w:pPr>
-              <w:spacing w:line="259" w:lineRule="auto"/>
-              <w:jc w:val="center"/>
-              <w:rPr>
-                <w:b/>
-                <w:bCs/>
-                <w:color w:val="000000" w:themeColor="text1"/>
-                <w:szCs w:val="24"/>
-                <w:lang w:val="id-ID"/>
-              </w:rPr>
-            </w:pPr>
-            <w:r>
-              <w:rPr>
-                <w:b/>
-                <w:bCs/>
-                <w:color w:val="000000" w:themeColor="text1"/>
-                <w:szCs w:val="24"/>
-                <w:lang w:val="id-ID"/>
-              </w:rPr>
-              <w:t>Siti Mutmainah, M.Kom</w:t>
-            </w:r>
-          </w:p>
-          <w:p>
-            <w:pPr>
-              <w:spacing w:line="259" w:lineRule="auto"/>
-              <w:jc w:val="center"/>
-              <w:rPr>
-                <w:b/>
-                <w:bCs/>
-                <w:color w:val="000000" w:themeColor="text1"/>
-                <w:szCs w:val="24"/>
-                <w:lang w:val="id-ID"/>
-              </w:rPr>
-            </w:pPr>
-            <w:r>
-              <w:rPr>
-                <w:b/>
-                <w:bCs/>
-                <w:color w:val="000000" w:themeColor="text1"/>
-                <w:szCs w:val="24"/>
-                <w:lang w:val="id-ID"/>
-              </w:rPr>
-              <w:t>NIDN.</w:t>
+                <w:szCs w:val="24"/>
+              </w:rPr>
+              <w:t>NIDN/NUPTK</w:t>
             </w:r>
           </w:p>
         </w:tc>
         <w:tc>
           <w:tcPr>
-            <w:tcW w:w="4292" w:type="dxa"/>
+            <w:tcW w:w="4532" w:type="dxa"/>
           </w:tcPr>
           <w:p>
             <w:pPr>
-              <w:spacing w:line="259" w:lineRule="auto"/>
+              <w:spacing w:before="400"/>
               <w:jc w:val="center"/>
               <w:rPr>
                 <w:b/>
-                <w:bCs/>
-                <w:color w:val="000000" w:themeColor="text1"/>
-                <w:szCs w:val="24"/>
-                <w:lang w:val="id-ID"/>
+                <w:szCs w:val="24"/>
               </w:rPr>
             </w:pPr>
             <w:r>
               <w:rPr>
                 <w:b/>
-                <w:bCs/>
-                <w:color w:val="000000" w:themeColor="text1"/>
-                <w:szCs w:val="24"/>
-                <w:lang w:val="id-ID"/>
-              </w:rPr>
-              <w:t>Dosen Pembimbing II,</w:t>
+                <w:szCs w:val="24"/>
+              </w:rPr>
+              <w:t>Tanda Tangan</w:t>
             </w:r>
           </w:p>
           <w:p>
             <w:pPr>
-              <w:spacing w:line="259" w:lineRule="auto"/>
+              <w:spacing w:before="1423"/>
               <w:jc w:val="center"/>
               <w:rPr>
                 <w:b/>
-                <w:bCs/>
-                <w:color w:val="000000" w:themeColor="text1"/>
-                <w:szCs w:val="24"/>
-                <w:lang w:val="id-ID"/>
+                <w:szCs w:val="24"/>
               </w:rPr>
             </w:pPr>
-          </w:p>
-          <w:p>
-            <w:pPr>
-              <w:spacing w:line="259" w:lineRule="auto"/>
-              <w:jc w:val="center"/>
+            <w:r>
               <w:rPr>
                 <w:b/>
-                <w:bCs/>
-                <w:color w:val="000000" w:themeColor="text1"/>
-                <w:szCs w:val="24"/>
-                <w:lang w:val="id-ID"/>
-              </w:rPr>
-            </w:pPr>
-          </w:p>
-          <w:p>
-            <w:pPr>
-              <w:spacing w:line="259" w:lineRule="auto"/>
-              <w:jc w:val="center"/>
-              <w:rPr>
-                <w:b/>
-                <w:bCs/>
-                <w:color w:val="000000" w:themeColor="text1"/>
-                <w:szCs w:val="24"/>
-                <w:lang w:val="id-ID"/>
-              </w:rPr>
-            </w:pPr>
-          </w:p>
-          <w:p>
-            <w:pPr>
-              <w:spacing w:line="259" w:lineRule="auto"/>
-              <w:jc w:val="center"/>
-              <w:rPr>
-                <w:b/>
-                <w:bCs/>
-                <w:color w:val="000000" w:themeColor="text1"/>
-                <w:szCs w:val="24"/>
-                <w:lang w:val="id-ID"/>
-              </w:rPr>
-            </w:pPr>
-          </w:p>
-          <w:p>
-            <w:pPr>
-              <w:spacing w:line="259" w:lineRule="auto"/>
-              <w:jc w:val="center"/>
-              <w:rPr>
-                <w:b/>
-                <w:bCs/>
-                <w:color w:val="000000" w:themeColor="text1"/>
-                <w:szCs w:val="24"/>
-                <w:lang w:val="id-ID"/>
-              </w:rPr>
-            </w:pPr>
-          </w:p>
-          <w:p>
-            <w:pPr>
-              <w:spacing w:line="259" w:lineRule="auto"/>
-              <w:jc w:val="center"/>
-              <w:rPr>
-                <w:b/>
-                <w:bCs/>
-                <w:color w:val="000000" w:themeColor="text1"/>
-                <w:szCs w:val="24"/>
-                <w:lang w:val="id-ID"/>
-              </w:rPr>
-            </w:pPr>
-            <w:r>
-              <w:rPr>
-                <w:b/>
-                <w:bCs/>
-                <w:color w:val="000000" w:themeColor="text1"/>
-                <w:szCs w:val="24"/>
-                <w:lang w:val="id-ID"/>
-              </w:rPr>
-              <w:t>Ir</w:t>
-            </w:r>
-            <w:r>
-              <w:rPr>
-                <w:b/>
-                <w:bCs/>
-                <w:color w:val="000000" w:themeColor="text1"/>
-                <w:szCs w:val="24"/>
-                <w:lang w:val="id-ID"/>
-              </w:rPr>
-              <w:t>. Dahlan, S.T., M.Kom</w:t>
-            </w:r>
-          </w:p>
-          <w:p>
-            <w:pPr>
-              <w:spacing w:line="259" w:lineRule="auto"/>
-              <w:jc w:val="center"/>
-              <w:rPr>
-                <w:b/>
-                <w:bCs/>
-                <w:color w:val="000000" w:themeColor="text1"/>
-                <w:szCs w:val="24"/>
-                <w:lang w:val="id-ID"/>
-              </w:rPr>
-            </w:pPr>
-            <w:r>
-              <w:rPr>
-                <w:b/>
-                <w:bCs/>
-                <w:color w:val="000000" w:themeColor="text1"/>
-                <w:szCs w:val="24"/>
-                <w:lang w:val="id-ID"/>
-              </w:rPr>
-              <w:t>NIDN.</w:t>
-            </w:r>
-            <w:r>
-              <w:rPr>
-                <w:b/>
-                <w:bCs/>
-                <w:color w:val="000000" w:themeColor="text1"/>
-                <w:szCs w:val="24"/>
-                <w:lang w:val="id-ID"/>
-              </w:rPr>
-              <w:t xml:space="preserve"> </w:t>
-            </w:r>
-          </w:p>
-          <w:p>
-            <w:pPr>
-              <w:spacing w:line="259" w:lineRule="auto"/>
-              <w:jc w:val="center"/>
-              <w:rPr>
-                <w:b/>
-                <w:bCs/>
-                <w:color w:val="000000" w:themeColor="text1"/>
-                <w:szCs w:val="24"/>
-                <w:lang w:val="id-ID"/>
-              </w:rPr>
-            </w:pPr>
-          </w:p>
-          <w:p>
-            <w:pPr>
-              <w:spacing w:line="259" w:lineRule="auto"/>
-              <w:jc w:val="center"/>
-              <w:rPr>
-                <w:b/>
-                <w:bCs/>
-                <w:color w:val="000000" w:themeColor="text1"/>
-                <w:szCs w:val="24"/>
-                <w:lang w:val="id-ID"/>
-              </w:rPr>
-            </w:pPr>
-          </w:p>
-          <w:p>
-            <w:pPr>
-              <w:spacing w:line="259" w:lineRule="auto"/>
-              <w:jc w:val="center"/>
-              <w:rPr>
-                <w:b/>
-                <w:bCs/>
-                <w:color w:val="000000" w:themeColor="text1"/>
-                <w:szCs w:val="24"/>
-                <w:lang w:val="id-ID"/>
-              </w:rPr>
-            </w:pPr>
+                <w:szCs w:val="24"/>
+              </w:rPr>
+              <w:t>___________________________</w:t>
+            </w:r>
           </w:p>
         </w:tc>
       </w:tr>
       <w:tr>
         <w:trPr>
-          <w:jc w:val="center"/>
+          <w:trHeight w:val="3103"/>
         </w:trPr>
         <w:tc>
           <w:tcPr>
-            <w:tcW w:w="4498" w:type="dxa"/>
+            <w:tcW w:w="4532" w:type="dxa"/>
           </w:tcPr>
           <w:p>
             <w:pPr>
-              <w:spacing w:line="259" w:lineRule="auto"/>
+              <w:spacing w:before="1423"/>
               <w:jc w:val="center"/>
               <w:rPr>
                 <w:b/>
-                <w:bCs/>
-                <w:color w:val="000000" w:themeColor="text1"/>
-                <w:szCs w:val="24"/>
-                <w:lang w:val="id-ID"/>
+                <w:szCs w:val="24"/>
+                <w:u w:val="single"/>
               </w:rPr>
             </w:pPr>
             <w:r>
               <w:rPr>
                 <w:b/>
-                <w:bCs/>
-                <w:color w:val="000000" w:themeColor="text1"/>
-                <w:szCs w:val="24"/>
-                <w:lang w:val="id-ID"/>
-              </w:rPr>
-              <w:t>Dekan FTIK</w:t>
+                <w:szCs w:val="24"/>
+                <w:u w:val="single"/>
+              </w:rPr>
+              <w:t>Ir. Dahlan, S.T., M.Kom</w:t>
             </w:r>
           </w:p>
           <w:p>
             <w:pPr>
-              <w:spacing w:line="259" w:lineRule="auto"/>
               <w:jc w:val="center"/>
               <w:rPr>
                 <w:b/>
-                <w:bCs/>
-                <w:color w:val="000000" w:themeColor="text1"/>
-                <w:szCs w:val="24"/>
-                <w:lang w:val="id-ID"/>
+                <w:szCs w:val="24"/>
               </w:rPr>
             </w:pPr>
             <w:r>
               <w:rPr>
                 <w:b/>
-                <w:bCs/>
-                <w:color w:val="000000" w:themeColor="text1"/>
-                <w:szCs w:val="24"/>
-                <w:lang w:val="id-ID"/>
-              </w:rPr>
-              <w:t>UM Bima,</w:t>
-            </w:r>
-          </w:p>
-          <w:p>
-            <w:pPr>
-              <w:spacing w:line="259" w:lineRule="auto"/>
-              <w:jc w:val="center"/>
-              <w:rPr>
-                <w:b/>
-                <w:bCs/>
-                <w:color w:val="000000" w:themeColor="text1"/>
-                <w:szCs w:val="24"/>
-                <w:lang w:val="id-ID"/>
-              </w:rPr>
-            </w:pPr>
-          </w:p>
-          <w:p>
-            <w:pPr>
-              <w:spacing w:line="259" w:lineRule="auto"/>
-              <w:jc w:val="center"/>
-              <w:rPr>
-                <w:b/>
-                <w:bCs/>
-                <w:color w:val="000000" w:themeColor="text1"/>
-                <w:szCs w:val="24"/>
-                <w:u w:val="single"/>
-                <w:lang w:val="id-ID"/>
-              </w:rPr>
-            </w:pPr>
-          </w:p>
-          <w:p>
-            <w:pPr>
-              <w:spacing w:line="259" w:lineRule="auto"/>
-              <w:jc w:val="center"/>
-              <w:rPr>
-                <w:b/>
-                <w:bCs/>
-                <w:color w:val="000000" w:themeColor="text1"/>
-                <w:szCs w:val="24"/>
-                <w:u w:val="single"/>
-                <w:lang w:val="id-ID"/>
-              </w:rPr>
-            </w:pPr>
-          </w:p>
-          <w:p>
-            <w:pPr>
-              <w:spacing w:line="259" w:lineRule="auto"/>
-              <w:jc w:val="center"/>
-              <w:rPr>
-                <w:b/>
-                <w:bCs/>
-                <w:color w:val="000000" w:themeColor="text1"/>
-                <w:szCs w:val="24"/>
-                <w:u w:val="single"/>
-                <w:lang w:val="id-ID"/>
-              </w:rPr>
-            </w:pPr>
-          </w:p>
-          <w:p>
-            <w:pPr>
-              <w:spacing w:line="259" w:lineRule="auto"/>
-              <w:jc w:val="center"/>
-              <w:rPr>
-                <w:b/>
-                <w:bCs/>
-                <w:color w:val="000000" w:themeColor="text1"/>
-                <w:szCs w:val="24"/>
-                <w:u w:val="single"/>
-                <w:lang w:val="id-ID"/>
-              </w:rPr>
-            </w:pPr>
-            <w:r>
-              <w:rPr>
-                <w:b/>
-                <w:bCs/>
-                <w:color w:val="000000" w:themeColor="text1"/>
-                <w:szCs w:val="24"/>
-                <w:u w:val="single"/>
-                <w:lang w:val="id-ID"/>
-              </w:rPr>
-              <w:t>Dr.Syarifuddin, M.Pd</w:t>
-            </w:r>
-          </w:p>
-          <w:p>
-            <w:pPr>
-              <w:spacing w:line="259" w:lineRule="auto"/>
-              <w:jc w:val="center"/>
-              <w:rPr>
-                <w:b/>
-                <w:bCs/>
-                <w:color w:val="000000" w:themeColor="text1"/>
-                <w:szCs w:val="24"/>
-                <w:lang w:val="id-ID"/>
-              </w:rPr>
-            </w:pPr>
-            <w:r>
-              <w:rPr>
-                <w:b/>
-                <w:bCs/>
-                <w:color w:val="000000" w:themeColor="text1"/>
-                <w:szCs w:val="24"/>
-                <w:lang w:val="id-ID"/>
-              </w:rPr>
-              <w:t>NIDN.</w:t>
+                <w:szCs w:val="24"/>
+              </w:rPr>
+              <w:t>NIDN/NUPTK</w:t>
             </w:r>
           </w:p>
         </w:tc>
         <w:tc>
           <w:tcPr>
-            <w:tcW w:w="4292" w:type="dxa"/>
+            <w:tcW w:w="4532" w:type="dxa"/>
           </w:tcPr>
           <w:p>
             <w:pPr>
-              <w:spacing w:line="259" w:lineRule="auto"/>
+              <w:spacing w:before="1423"/>
               <w:jc w:val="center"/>
               <w:rPr>
                 <w:b/>
-                <w:bCs/>
-                <w:color w:val="000000" w:themeColor="text1"/>
-                <w:szCs w:val="24"/>
-                <w:lang w:val="id-ID"/>
+                <w:szCs w:val="24"/>
+                <w:u w:val="single"/>
               </w:rPr>
             </w:pPr>
             <w:r>
               <w:rPr>
                 <w:b/>
-                <w:bCs/>
-                <w:color w:val="000000" w:themeColor="text1"/>
-                <w:szCs w:val="24"/>
-                <w:lang w:val="id-ID"/>
-              </w:rPr>
-              <w:t>Ketua Program Studi</w:t>
+                <w:szCs w:val="24"/>
+              </w:rPr>
+              <w:t>___________________________</w:t>
+            </w:r>
+          </w:p>
+        </w:tc>
+      </w:tr>
+      <w:bookmarkEnd w:id="6"/>
+      <w:bookmarkEnd w:id="7"/>
+    </w:tbl>
+    <w:p>
+      <w:pPr>
+        <w:spacing w:line="259" w:lineRule="auto"/>
+        <w:jc w:val="left"/>
+        <w:rPr>
+          <w:rFonts w:eastAsiaTheme="majorEastAsia" w:cstheme="majorBidi"/>
+          <w:b/>
+          <w:sz w:val="28"/>
+          <w:szCs w:val="32"/>
+          <w:lang w:val="id-ID"/>
+        </w:rPr>
+      </w:pPr>
+    </w:p>
+    <w:p>
+      <w:pPr>
+        <w:pStyle w:val="Heading1"/>
+        <w:rPr>
+          <w:rFonts w:eastAsia="Times New Roman"/>
+        </w:rPr>
+      </w:pPr>
+      <w:bookmarkStart w:id="8" w:name="_Toc215493976"/>
+      <w:bookmarkStart w:id="9" w:name="_Toc216709544"/>
+      <w:bookmarkStart w:id="10" w:name="_Toc216709886"/>
+      <w:bookmarkStart w:id="11" w:name="_Toc216714669"/>
+      <w:r>
+        <w:rPr>
+          <w:rFonts w:eastAsia="Times New Roman"/>
+        </w:rPr>
+        <w:lastRenderedPageBreak/>
+        <w:t>LEMBAR PENGESAHAN</w:t>
+      </w:r>
+      <w:bookmarkEnd w:id="8"/>
+      <w:bookmarkEnd w:id="9"/>
+      <w:bookmarkEnd w:id="10"/>
+      <w:bookmarkEnd w:id="11"/>
+      <w:r>
+        <w:rPr>
+          <w:rFonts w:eastAsia="Times New Roman"/>
+        </w:rPr>
+        <w:t xml:space="preserve"> </w:t>
+      </w:r>
+    </w:p>
+    <w:p>
+      <w:pPr>
+        <w:pBdr>
+          <w:top w:val="nil"/>
+          <w:left w:val="nil"/>
+          <w:bottom w:val="nil"/>
+          <w:right w:val="nil"/>
+          <w:between w:val="nil"/>
+        </w:pBdr>
+        <w:spacing w:before="637" w:line="345" w:lineRule="auto"/>
+        <w:ind w:right="-6"/>
+        <w:jc w:val="center"/>
+        <w:rPr>
+          <w:b/>
+          <w:sz w:val="28"/>
+          <w:szCs w:val="28"/>
+        </w:rPr>
+      </w:pPr>
+      <w:r>
+        <w:rPr>
+          <w:b/>
+          <w:sz w:val="28"/>
+          <w:szCs w:val="28"/>
+        </w:rPr>
+        <w:t>SKRIPSI</w:t>
+      </w:r>
+    </w:p>
+    <w:p>
+      <w:pPr>
+        <w:pBdr>
+          <w:top w:val="nil"/>
+          <w:left w:val="nil"/>
+          <w:bottom w:val="nil"/>
+          <w:right w:val="nil"/>
+          <w:between w:val="nil"/>
+        </w:pBdr>
+        <w:spacing w:before="637"/>
+        <w:ind w:right="-6"/>
+        <w:jc w:val="center"/>
+        <w:rPr>
+          <w:b/>
+          <w:sz w:val="28"/>
+          <w:szCs w:val="28"/>
+        </w:rPr>
+      </w:pPr>
+      <w:r>
+        <w:rPr>
+          <w:b/>
+          <w:sz w:val="28"/>
+          <w:szCs w:val="28"/>
+        </w:rPr>
+        <w:t>PENGEMBANGAN SISTEM SMART FARMING BERBASIS IOT MENGGUNAKAN ESP32 UNTUK TRACKING JALUR HEWAN TERNAK</w:t>
+      </w:r>
+    </w:p>
+    <w:p>
+      <w:pPr>
+        <w:pBdr>
+          <w:top w:val="nil"/>
+          <w:left w:val="nil"/>
+          <w:bottom w:val="nil"/>
+          <w:right w:val="nil"/>
+          <w:between w:val="nil"/>
+        </w:pBdr>
+        <w:spacing w:before="360" w:after="360" w:line="346" w:lineRule="auto"/>
+        <w:ind w:right="-6"/>
+        <w:jc w:val="center"/>
+        <w:rPr>
+          <w:color w:val="000000"/>
+          <w:sz w:val="21"/>
+          <w:szCs w:val="21"/>
+        </w:rPr>
+      </w:pPr>
+      <w:r>
+        <w:rPr>
+          <w:color w:val="000000"/>
+          <w:sz w:val="21"/>
+          <w:szCs w:val="21"/>
+        </w:rPr>
+        <w:t>Yang di susun dan di ajukan oleh</w:t>
+      </w:r>
+    </w:p>
+    <w:p>
+      <w:pPr>
+        <w:pBdr>
+          <w:top w:val="nil"/>
+          <w:left w:val="nil"/>
+          <w:bottom w:val="nil"/>
+          <w:right w:val="nil"/>
+          <w:between w:val="nil"/>
+        </w:pBdr>
+        <w:jc w:val="center"/>
+        <w:rPr>
+          <w:b/>
+          <w:color w:val="000000"/>
+          <w:szCs w:val="24"/>
+        </w:rPr>
+      </w:pPr>
+      <w:r>
+        <w:rPr>
+          <w:b/>
+          <w:szCs w:val="24"/>
+        </w:rPr>
+        <w:t xml:space="preserve">Nama : </w:t>
+      </w:r>
+      <w:r>
+        <w:rPr>
+          <w:b/>
+          <w:szCs w:val="24"/>
+        </w:rPr>
+        <w:t>Rizki Fikriansyah</w:t>
+      </w:r>
+    </w:p>
+    <w:p>
+      <w:pPr>
+        <w:pBdr>
+          <w:top w:val="nil"/>
+          <w:left w:val="nil"/>
+          <w:bottom w:val="nil"/>
+          <w:right w:val="nil"/>
+          <w:between w:val="nil"/>
+        </w:pBdr>
+        <w:spacing w:before="132"/>
+        <w:jc w:val="center"/>
+        <w:rPr>
+          <w:b/>
+          <w:color w:val="000000"/>
+          <w:szCs w:val="24"/>
+        </w:rPr>
+      </w:pPr>
+      <w:r>
+        <w:rPr>
+          <w:b/>
+          <w:szCs w:val="24"/>
+        </w:rPr>
+        <w:t>NIM</w:t>
+      </w:r>
+      <w:r>
+        <w:rPr>
+          <w:b/>
+          <w:color w:val="000000"/>
+          <w:szCs w:val="24"/>
+        </w:rPr>
+        <w:t xml:space="preserve"> : B02220</w:t>
+      </w:r>
+      <w:r>
+        <w:rPr>
+          <w:b/>
+          <w:color w:val="000000"/>
+          <w:szCs w:val="24"/>
+        </w:rPr>
+        <w:t>117</w:t>
+      </w:r>
+    </w:p>
+    <w:p>
+      <w:pPr>
+        <w:pBdr>
+          <w:top w:val="nil"/>
+          <w:left w:val="nil"/>
+          <w:bottom w:val="nil"/>
+          <w:right w:val="nil"/>
+          <w:between w:val="nil"/>
+        </w:pBdr>
+        <w:spacing w:before="132"/>
+        <w:jc w:val="center"/>
+        <w:rPr>
+          <w:b/>
+          <w:sz w:val="2"/>
+          <w:szCs w:val="2"/>
+        </w:rPr>
+      </w:pPr>
+    </w:p>
+    <w:p>
+      <w:pPr>
+        <w:pBdr>
+          <w:top w:val="nil"/>
+          <w:left w:val="nil"/>
+          <w:bottom w:val="nil"/>
+          <w:right w:val="nil"/>
+          <w:between w:val="nil"/>
+        </w:pBdr>
+        <w:spacing w:before="120"/>
+        <w:jc w:val="center"/>
+        <w:rPr>
+          <w:szCs w:val="24"/>
+        </w:rPr>
+      </w:pPr>
+      <w:r>
+        <w:rPr>
+          <w:color w:val="000000"/>
+          <w:szCs w:val="24"/>
+        </w:rPr>
+        <w:t xml:space="preserve">Telah </w:t>
+      </w:r>
+      <w:r>
+        <w:rPr>
+          <w:szCs w:val="24"/>
+        </w:rPr>
+        <w:t xml:space="preserve">dipertahankan di depan dewan penguji </w:t>
+      </w:r>
+    </w:p>
+    <w:p>
+      <w:pPr>
+        <w:pBdr>
+          <w:top w:val="nil"/>
+          <w:left w:val="nil"/>
+          <w:bottom w:val="nil"/>
+          <w:right w:val="nil"/>
+          <w:between w:val="nil"/>
+        </w:pBdr>
+        <w:spacing w:before="40"/>
+        <w:jc w:val="center"/>
+        <w:rPr>
+          <w:szCs w:val="24"/>
+        </w:rPr>
+      </w:pPr>
+      <w:r>
+        <w:rPr>
+          <w:szCs w:val="24"/>
+        </w:rPr>
+        <w:t>pada tanggal [</w:t>
+      </w:r>
+      <w:r>
+        <w:rPr>
+          <w:szCs w:val="24"/>
+        </w:rPr>
+        <w:t xml:space="preserve">                 </w:t>
+      </w:r>
+      <w:r>
+        <w:rPr>
+          <w:szCs w:val="24"/>
+        </w:rPr>
+        <w:t>]</w:t>
+      </w:r>
+    </w:p>
+    <w:p>
+      <w:pPr>
+        <w:pBdr>
+          <w:top w:val="nil"/>
+          <w:left w:val="nil"/>
+          <w:bottom w:val="nil"/>
+          <w:right w:val="nil"/>
+          <w:between w:val="nil"/>
+        </w:pBdr>
+        <w:spacing w:before="40"/>
+        <w:jc w:val="center"/>
+        <w:rPr>
+          <w:b/>
+          <w:szCs w:val="24"/>
+        </w:rPr>
+      </w:pPr>
+      <w:r>
+        <w:rPr>
+          <w:b/>
+          <w:szCs w:val="24"/>
+        </w:rPr>
+        <w:t>Susunan Dewan Penguji</w:t>
+      </w:r>
+    </w:p>
+    <w:tbl>
+      <w:tblPr>
+        <w:tblpPr w:leftFromText="180" w:rightFromText="180" w:vertAnchor="text" w:horzAnchor="margin" w:tblpY="24"/>
+        <w:tblW w:w="9064" w:type="dxa"/>
+        <w:tblLayout w:type="fixed"/>
+        <w:tblLook w:val="0400" w:firstRow="0" w:lastRow="0" w:firstColumn="0" w:lastColumn="0" w:noHBand="0" w:noVBand="1"/>
+      </w:tblPr>
+      <w:tblGrid>
+        <w:gridCol w:w="4532"/>
+        <w:gridCol w:w="4532"/>
+      </w:tblGrid>
+      <w:tr>
+        <w:trPr>
+          <w:trHeight w:val="3395"/>
+        </w:trPr>
+        <w:tc>
+          <w:tcPr>
+            <w:tcW w:w="4532" w:type="dxa"/>
+          </w:tcPr>
+          <w:p>
+            <w:pPr>
+              <w:spacing w:before="400"/>
+              <w:jc w:val="center"/>
+              <w:rPr>
+                <w:b/>
+                <w:szCs w:val="24"/>
+              </w:rPr>
+            </w:pPr>
+            <w:r>
+              <w:rPr>
+                <w:noProof/>
+              </w:rPr>
+              <w:drawing>
+                <wp:anchor distT="0" distB="0" distL="0" distR="0" simplePos="0" relativeHeight="251663360" behindDoc="1" locked="0" layoutInCell="1" hidden="0" allowOverlap="1" wp14:anchorId="1F838216" wp14:editId="132239C5">
+                  <wp:simplePos x="0" y="0"/>
+                  <wp:positionH relativeFrom="column">
+                    <wp:posOffset>927100</wp:posOffset>
+                  </wp:positionH>
+                  <wp:positionV relativeFrom="paragraph">
+                    <wp:posOffset>55880</wp:posOffset>
+                  </wp:positionV>
+                  <wp:extent cx="3615690" cy="3338830"/>
+                  <wp:effectExtent l="0" t="0" r="0" b="0"/>
+                  <wp:wrapNone/>
+                  <wp:docPr id="408278877" name="image1.png"/>
+                  <wp:cNvGraphicFramePr/>
+                  <a:graphic xmlns:a="http://schemas.openxmlformats.org/drawingml/2006/main">
+                    <a:graphicData uri="http://schemas.openxmlformats.org/drawingml/2006/picture">
+                      <pic:pic xmlns:pic="http://schemas.openxmlformats.org/drawingml/2006/picture">
+                        <pic:nvPicPr>
+                          <pic:cNvPr id="0" name="image1.png"/>
+                          <pic:cNvPicPr preferRelativeResize="0"/>
+                        </pic:nvPicPr>
+                        <pic:blipFill>
+                          <a:blip r:embed="rId11"/>
+                          <a:srcRect l="52561" t="25973" r="11145" b="11107"/>
+                          <a:stretch>
+                            <a:fillRect/>
+                          </a:stretch>
+                        </pic:blipFill>
+                        <pic:spPr>
+                          <a:xfrm>
+                            <a:off x="0" y="0"/>
+                            <a:ext cx="3615690" cy="3338830"/>
+                          </a:xfrm>
+                          <a:prstGeom prst="rect">
+                            <a:avLst/>
+                          </a:prstGeom>
+                          <a:ln/>
+                        </pic:spPr>
+                      </pic:pic>
+                    </a:graphicData>
+                  </a:graphic>
+                </wp:anchor>
+              </w:drawing>
+            </w:r>
+            <w:r>
+              <w:rPr>
+                <w:b/>
+                <w:szCs w:val="24"/>
+              </w:rPr>
+              <w:t>Nama Penguji</w:t>
             </w:r>
           </w:p>
           <w:p>
             <w:pPr>
-              <w:spacing w:line="259" w:lineRule="auto"/>
+              <w:spacing w:before="1423"/>
               <w:jc w:val="center"/>
               <w:rPr>
                 <w:b/>
-                <w:bCs/>
-                <w:color w:val="000000" w:themeColor="text1"/>
-                <w:szCs w:val="24"/>
-                <w:lang w:val="id-ID"/>
+                <w:szCs w:val="24"/>
+                <w:u w:val="single"/>
               </w:rPr>
             </w:pPr>
             <w:r>
               <w:rPr>
                 <w:b/>
-                <w:bCs/>
-                <w:color w:val="000000" w:themeColor="text1"/>
-                <w:szCs w:val="24"/>
-                <w:lang w:val="id-ID"/>
-              </w:rPr>
-              <w:t>Ilmu Komputer,</w:t>
+                <w:szCs w:val="24"/>
+                <w:u w:val="single"/>
+              </w:rPr>
+              <w:t>Nama dan Gelar Penguji 1</w:t>
             </w:r>
           </w:p>
           <w:p>
             <w:pPr>
-              <w:spacing w:line="259" w:lineRule="auto"/>
               <w:jc w:val="center"/>
               <w:rPr>
                 <w:b/>
-                <w:bCs/>
-                <w:color w:val="000000" w:themeColor="text1"/>
-                <w:szCs w:val="24"/>
-                <w:lang w:val="id-ID"/>
+                <w:szCs w:val="24"/>
               </w:rPr>
             </w:pPr>
+            <w:r>
+              <w:rPr>
+                <w:b/>
+                <w:szCs w:val="24"/>
+              </w:rPr>
+              <w:t>NIDN/NUPTK</w:t>
+            </w:r>
+          </w:p>
+        </w:tc>
+        <w:tc>
+          <w:tcPr>
+            <w:tcW w:w="4532" w:type="dxa"/>
+          </w:tcPr>
+          <w:p>
+            <w:pPr>
+              <w:spacing w:before="400"/>
+              <w:jc w:val="center"/>
+              <w:rPr>
+                <w:b/>
+                <w:szCs w:val="24"/>
+              </w:rPr>
+            </w:pPr>
+            <w:r>
+              <w:rPr>
+                <w:b/>
+                <w:szCs w:val="24"/>
+              </w:rPr>
+              <w:t>Tanda Tangan</w:t>
+            </w:r>
           </w:p>
           <w:p>
             <w:pPr>
-              <w:spacing w:line="259" w:lineRule="auto"/>
+              <w:spacing w:before="1423"/>
               <w:jc w:val="center"/>
               <w:rPr>
                 <w:b/>
-                <w:bCs/>
-                <w:color w:val="000000" w:themeColor="text1"/>
-                <w:szCs w:val="24"/>
-                <w:lang w:val="id-ID"/>
+                <w:szCs w:val="24"/>
               </w:rPr>
             </w:pPr>
+            <w:r>
+              <w:rPr>
+                <w:b/>
+                <w:szCs w:val="24"/>
+              </w:rPr>
+              <w:t>___________________________</w:t>
+            </w:r>
+          </w:p>
+        </w:tc>
+      </w:tr>
+      <w:tr>
+        <w:trPr>
+          <w:trHeight w:val="3103"/>
+        </w:trPr>
+        <w:tc>
+          <w:tcPr>
+            <w:tcW w:w="4532" w:type="dxa"/>
+          </w:tcPr>
+          <w:p>
+            <w:pPr>
+              <w:spacing w:before="1423"/>
+              <w:jc w:val="center"/>
+              <w:rPr>
+                <w:b/>
+                <w:szCs w:val="24"/>
+                <w:u w:val="single"/>
+              </w:rPr>
+            </w:pPr>
+            <w:r>
+              <w:rPr>
+                <w:b/>
+                <w:szCs w:val="24"/>
+                <w:u w:val="single"/>
+              </w:rPr>
+              <w:t>Nama dan Gelar Penguji 2</w:t>
+            </w:r>
           </w:p>
           <w:p>
             <w:pPr>
-              <w:spacing w:line="259" w:lineRule="auto"/>
               <w:jc w:val="center"/>
               <w:rPr>
                 <w:b/>
-                <w:bCs/>
-                <w:color w:val="000000" w:themeColor="text1"/>
-                <w:szCs w:val="24"/>
-                <w:lang w:val="id-ID"/>
+                <w:szCs w:val="24"/>
               </w:rPr>
             </w:pPr>
+            <w:r>
+              <w:rPr>
+                <w:b/>
+                <w:szCs w:val="24"/>
+              </w:rPr>
+              <w:t>NIDN/NUPTK</w:t>
+            </w:r>
           </w:p>
+        </w:tc>
+        <w:tc>
+          <w:tcPr>
+            <w:tcW w:w="4532" w:type="dxa"/>
+          </w:tcPr>
           <w:p>
             <w:pPr>
-              <w:spacing w:line="259" w:lineRule="auto"/>
+              <w:spacing w:before="1423"/>
               <w:jc w:val="center"/>
               <w:rPr>
                 <w:b/>
-                <w:bCs/>
-                <w:color w:val="000000" w:themeColor="text1"/>
-                <w:szCs w:val="24"/>
-                <w:lang w:val="id-ID"/>
+                <w:szCs w:val="24"/>
+                <w:u w:val="single"/>
               </w:rPr>
             </w:pPr>
-          </w:p>
-          <w:p>
-            <w:pPr>
-              <w:spacing w:line="259" w:lineRule="auto"/>
-              <w:jc w:val="center"/>
+            <w:r>
               <w:rPr>
                 <w:b/>
-                <w:bCs/>
-                <w:color w:val="000000" w:themeColor="text1"/>
-                <w:szCs w:val="24"/>
-                <w:u w:val="single"/>
-                <w:lang w:val="id-ID"/>
-              </w:rPr>
-            </w:pPr>
-            <w:r>
-              <w:rPr>
-                <w:b/>
-                <w:bCs/>
-                <w:color w:val="000000" w:themeColor="text1"/>
-                <w:szCs w:val="24"/>
-                <w:u w:val="single"/>
-                <w:lang w:val="id-ID"/>
-              </w:rPr>
-              <w:t>Teguh Ansyor Lorosae, M.Kom</w:t>
-            </w:r>
-          </w:p>
-          <w:p>
-            <w:pPr>
-              <w:spacing w:line="259" w:lineRule="auto"/>
-              <w:jc w:val="center"/>
-              <w:rPr>
-                <w:b/>
-                <w:bCs/>
-                <w:color w:val="000000" w:themeColor="text1"/>
-                <w:szCs w:val="24"/>
-                <w:lang w:val="id-ID"/>
-              </w:rPr>
-            </w:pPr>
-            <w:r>
-              <w:rPr>
-                <w:b/>
-                <w:bCs/>
-                <w:color w:val="000000" w:themeColor="text1"/>
-                <w:szCs w:val="24"/>
-                <w:lang w:val="id-ID"/>
-              </w:rPr>
-              <w:t>NIDN.0818119501</w:t>
+                <w:szCs w:val="24"/>
+              </w:rPr>
+              <w:t>___________________________</w:t>
             </w:r>
           </w:p>
         </w:tc>
@@ -1583,11 +1679,559 @@
       <w:pPr>
         <w:pStyle w:val="Heading1"/>
         <w:rPr>
+          <w:rFonts w:eastAsia="Times New Roman"/>
+        </w:rPr>
+      </w:pPr>
+      <w:bookmarkStart w:id="12" w:name="_Toc215493977"/>
+      <w:bookmarkStart w:id="13" w:name="_Toc216709545"/>
+      <w:bookmarkStart w:id="14" w:name="_Toc216709887"/>
+      <w:bookmarkStart w:id="15" w:name="_Toc216714670"/>
+      <w:r>
+        <w:rPr>
+          <w:rFonts w:eastAsia="Times New Roman"/>
+        </w:rPr>
+        <w:lastRenderedPageBreak/>
+        <w:t>PERNYATAAN KEASLIAN SKRIPSI</w:t>
+      </w:r>
+      <w:bookmarkEnd w:id="12"/>
+      <w:bookmarkEnd w:id="13"/>
+      <w:bookmarkEnd w:id="14"/>
+      <w:bookmarkEnd w:id="15"/>
+    </w:p>
+    <w:p>
+      <w:pPr>
+        <w:pBdr>
+          <w:top w:val="nil"/>
+          <w:left w:val="nil"/>
+          <w:bottom w:val="nil"/>
+          <w:right w:val="nil"/>
+          <w:between w:val="nil"/>
+        </w:pBdr>
+        <w:rPr>
+          <w:color w:val="000000"/>
+          <w:szCs w:val="24"/>
+        </w:rPr>
+      </w:pPr>
+    </w:p>
+    <w:p>
+      <w:pPr>
+        <w:pBdr>
+          <w:top w:val="nil"/>
+          <w:left w:val="nil"/>
+          <w:bottom w:val="nil"/>
+          <w:right w:val="nil"/>
+          <w:between w:val="nil"/>
+        </w:pBdr>
+        <w:rPr>
+          <w:color w:val="000000"/>
+          <w:szCs w:val="24"/>
+        </w:rPr>
+      </w:pPr>
+    </w:p>
+    <w:p>
+      <w:pPr>
+        <w:pBdr>
+          <w:top w:val="nil"/>
+          <w:left w:val="nil"/>
+          <w:bottom w:val="nil"/>
+          <w:right w:val="nil"/>
+          <w:between w:val="nil"/>
+        </w:pBdr>
+        <w:ind w:left="426"/>
+        <w:jc w:val="left"/>
+        <w:rPr>
+          <w:szCs w:val="24"/>
+        </w:rPr>
+      </w:pPr>
+      <w:r>
+        <w:rPr>
+          <w:szCs w:val="24"/>
+        </w:rPr>
+        <w:t>Yang bertanda tangan di bawah ini,</w:t>
+      </w:r>
+      <w:r>
+        <w:rPr>
+          <w:szCs w:val="24"/>
+        </w:rPr>
+        <w:br/>
+      </w:r>
+      <w:r>
+        <w:rPr>
+          <w:szCs w:val="24"/>
+        </w:rPr>
+        <w:br/>
+      </w:r>
+      <w:r>
+        <w:rPr>
+          <w:b/>
+          <w:szCs w:val="24"/>
+        </w:rPr>
+        <w:t xml:space="preserve">Nama                    : </w:t>
+      </w:r>
+      <w:r>
+        <w:rPr>
+          <w:b/>
+          <w:szCs w:val="24"/>
+        </w:rPr>
+        <w:t>Rizki Fikriansyah</w:t>
+      </w:r>
+      <w:r>
+        <w:rPr>
+          <w:b/>
+          <w:szCs w:val="24"/>
+        </w:rPr>
+        <w:br/>
+        <w:t>NIM</w:t>
+      </w:r>
+      <w:r>
+        <w:rPr>
+          <w:b/>
+          <w:szCs w:val="24"/>
+        </w:rPr>
+        <w:tab/>
+      </w:r>
+      <w:r>
+        <w:rPr>
+          <w:b/>
+          <w:szCs w:val="24"/>
+        </w:rPr>
+        <w:tab/>
+        <w:t xml:space="preserve">  : B02220</w:t>
+      </w:r>
+      <w:r>
+        <w:rPr>
+          <w:b/>
+          <w:szCs w:val="24"/>
+        </w:rPr>
+        <w:t>117</w:t>
+      </w:r>
+      <w:r>
+        <w:rPr>
+          <w:szCs w:val="24"/>
+        </w:rPr>
+        <w:br/>
+      </w:r>
+      <w:r>
+        <w:rPr>
+          <w:szCs w:val="24"/>
+        </w:rPr>
+        <w:br/>
+        <w:t>Menyatakan bahwa Skripsi dengan judul berikut:</w:t>
+      </w:r>
+    </w:p>
+    <w:p>
+      <w:pPr>
+        <w:pBdr>
+          <w:top w:val="nil"/>
+          <w:left w:val="nil"/>
+          <w:bottom w:val="nil"/>
+          <w:right w:val="nil"/>
+          <w:between w:val="nil"/>
+        </w:pBdr>
+        <w:ind w:left="426"/>
+        <w:rPr>
+          <w:b/>
+          <w:szCs w:val="24"/>
+        </w:rPr>
+      </w:pPr>
+      <w:r>
+        <w:rPr>
+          <w:szCs w:val="24"/>
+        </w:rPr>
+        <w:br/>
+      </w:r>
+      <w:r>
+        <w:rPr>
+          <w:b/>
+          <w:szCs w:val="24"/>
+        </w:rPr>
+        <w:t xml:space="preserve">Pengembangan Sistem Smart Farming Berbasis IoT Menggunakan ESP32 untuk Tracking Jalur Hewan Ternak </w:t>
+      </w:r>
+    </w:p>
+    <w:p>
+      <w:pPr>
+        <w:pBdr>
+          <w:top w:val="nil"/>
+          <w:left w:val="nil"/>
+          <w:bottom w:val="nil"/>
+          <w:right w:val="nil"/>
+          <w:between w:val="nil"/>
+        </w:pBdr>
+        <w:ind w:left="426"/>
+        <w:rPr>
+          <w:szCs w:val="24"/>
+        </w:rPr>
+      </w:pPr>
+      <w:r>
+        <w:rPr>
+          <w:szCs w:val="24"/>
+        </w:rPr>
+        <w:br/>
+        <w:t>Dosen Pembimbing</w:t>
+      </w:r>
+      <w:r>
+        <w:rPr>
+          <w:szCs w:val="24"/>
+        </w:rPr>
+        <w:t xml:space="preserve"> I</w:t>
+      </w:r>
+      <w:r>
+        <w:rPr>
+          <w:szCs w:val="24"/>
+        </w:rPr>
+        <w:t xml:space="preserve"> : </w:t>
+      </w:r>
+      <w:r>
+        <w:rPr>
+          <w:szCs w:val="24"/>
+        </w:rPr>
+        <w:t>Siti Mutmainah M.Kom</w:t>
+      </w:r>
+    </w:p>
+    <w:p>
+      <w:pPr>
+        <w:pBdr>
+          <w:top w:val="nil"/>
+          <w:left w:val="nil"/>
+          <w:bottom w:val="nil"/>
+          <w:right w:val="nil"/>
+          <w:between w:val="nil"/>
+        </w:pBdr>
+        <w:ind w:left="426"/>
+        <w:rPr>
+          <w:szCs w:val="24"/>
+        </w:rPr>
+      </w:pPr>
+      <w:r>
+        <w:rPr>
+          <w:szCs w:val="24"/>
+        </w:rPr>
+        <w:t>Dosen Pembimbing</w:t>
+      </w:r>
+      <w:r>
+        <w:rPr>
+          <w:szCs w:val="24"/>
+        </w:rPr>
+        <w:t xml:space="preserve"> II</w:t>
+      </w:r>
+      <w:r>
+        <w:rPr>
+          <w:szCs w:val="24"/>
+        </w:rPr>
+        <w:t xml:space="preserve"> : </w:t>
+      </w:r>
+      <w:r>
+        <w:rPr>
+          <w:szCs w:val="24"/>
+        </w:rPr>
+        <w:t>Ir. Dahlan, S.T., M.Kom</w:t>
+      </w:r>
+    </w:p>
+    <w:p>
+      <w:pPr>
+        <w:widowControl w:val="0"/>
+        <w:numPr>
+          <w:ilvl w:val="0"/>
+          <w:numId w:val="24"/>
+        </w:numPr>
+        <w:pBdr>
+          <w:top w:val="nil"/>
+          <w:left w:val="nil"/>
+          <w:bottom w:val="nil"/>
+          <w:right w:val="nil"/>
+          <w:between w:val="nil"/>
+        </w:pBdr>
+        <w:spacing w:after="0" w:line="240" w:lineRule="auto"/>
+        <w:rPr>
+          <w:color w:val="000000"/>
+          <w:szCs w:val="24"/>
+        </w:rPr>
+      </w:pPr>
+      <w:r>
+        <w:rPr>
+          <w:color w:val="000000"/>
+          <w:szCs w:val="24"/>
+        </w:rPr>
+        <w:t>Karya tulis ini adalah benar-benar ASLI dan BELUM PERNAH diajukan untuk mendapatkan gelar akademik, baik di Universitas Muhammadiyah Bima maupun di Perguruan Tinggi lainnya.</w:t>
+      </w:r>
+    </w:p>
+    <w:p>
+      <w:pPr>
+        <w:widowControl w:val="0"/>
+        <w:numPr>
+          <w:ilvl w:val="0"/>
+          <w:numId w:val="24"/>
+        </w:numPr>
+        <w:pBdr>
+          <w:top w:val="nil"/>
+          <w:left w:val="nil"/>
+          <w:bottom w:val="nil"/>
+          <w:right w:val="nil"/>
+          <w:between w:val="nil"/>
+        </w:pBdr>
+        <w:spacing w:after="0" w:line="240" w:lineRule="auto"/>
+        <w:rPr>
+          <w:color w:val="000000"/>
+          <w:szCs w:val="24"/>
+        </w:rPr>
+      </w:pPr>
+      <w:r>
+        <w:rPr>
+          <w:color w:val="000000"/>
+          <w:szCs w:val="24"/>
+        </w:rPr>
+        <w:t>Karya tulis ini merupakan gagasan, rumusan dan penelitian SAYA sendiri, tanpa bantuan pihak lain kecuali arahan dari Dosen Pembimbing.</w:t>
+      </w:r>
+    </w:p>
+    <w:p>
+      <w:pPr>
+        <w:widowControl w:val="0"/>
+        <w:numPr>
+          <w:ilvl w:val="0"/>
+          <w:numId w:val="24"/>
+        </w:numPr>
+        <w:pBdr>
+          <w:top w:val="nil"/>
+          <w:left w:val="nil"/>
+          <w:bottom w:val="nil"/>
+          <w:right w:val="nil"/>
+          <w:between w:val="nil"/>
+        </w:pBdr>
+        <w:spacing w:after="0" w:line="240" w:lineRule="auto"/>
+        <w:rPr>
+          <w:color w:val="000000"/>
+          <w:szCs w:val="24"/>
+        </w:rPr>
+      </w:pPr>
+      <w:r>
+        <w:rPr>
+          <w:color w:val="000000"/>
+          <w:szCs w:val="24"/>
+        </w:rPr>
+        <w:t>Dalam karya tulis ini tidak terdapat karya atau pendapat orang lain, kecuali secara tertulis dengan jelas dicantumkan sebagai acuan dalam naskah dengan tulis.</w:t>
+      </w:r>
+    </w:p>
+    <w:p>
+      <w:pPr>
+        <w:widowControl w:val="0"/>
+        <w:numPr>
+          <w:ilvl w:val="0"/>
+          <w:numId w:val="24"/>
+        </w:numPr>
+        <w:pBdr>
+          <w:top w:val="nil"/>
+          <w:left w:val="nil"/>
+          <w:bottom w:val="nil"/>
+          <w:right w:val="nil"/>
+          <w:between w:val="nil"/>
+        </w:pBdr>
+        <w:spacing w:after="0" w:line="240" w:lineRule="auto"/>
+        <w:rPr>
+          <w:color w:val="000000"/>
+          <w:szCs w:val="24"/>
+        </w:rPr>
+      </w:pPr>
+      <w:r>
+        <w:rPr>
+          <w:color w:val="000000"/>
+          <w:szCs w:val="24"/>
+        </w:rPr>
+        <w:t>Perangkat lunak yang digunakan dalam penelitian ini sepenuhnya menjadi tanggung jawab SAYA, bukan tanggung jawab Universitas Muhammadiyah Bima.</w:t>
+      </w:r>
+    </w:p>
+    <w:p>
+      <w:pPr>
+        <w:widowControl w:val="0"/>
+        <w:numPr>
+          <w:ilvl w:val="0"/>
+          <w:numId w:val="24"/>
+        </w:numPr>
+        <w:pBdr>
+          <w:top w:val="nil"/>
+          <w:left w:val="nil"/>
+          <w:bottom w:val="nil"/>
+          <w:right w:val="nil"/>
+          <w:between w:val="nil"/>
+        </w:pBdr>
+        <w:spacing w:after="0" w:line="240" w:lineRule="auto"/>
+        <w:rPr>
+          <w:color w:val="000000"/>
+          <w:szCs w:val="24"/>
+        </w:rPr>
+      </w:pPr>
+      <w:r>
+        <w:rPr>
+          <w:color w:val="000000"/>
+          <w:szCs w:val="24"/>
+        </w:rPr>
+        <w:t>Pernyataan ini SAYA buat dengan sesungguhnya, apabila di kemudian hari terdapat penyimpangan dan tidak benaran dalam pernyataan ini, maka SAYA bersedia menerima SANKSI AKADEMIK dengan pencabutan gelar yang sudah diperoleh, serta sanksi lainnya sesuai dengan norma yang berlaku di Perguruan Tinggi.</w:t>
+      </w:r>
+    </w:p>
+    <w:p>
+      <w:pPr>
+        <w:pBdr>
+          <w:top w:val="nil"/>
+          <w:left w:val="nil"/>
+          <w:bottom w:val="nil"/>
+          <w:right w:val="nil"/>
+          <w:between w:val="nil"/>
+        </w:pBdr>
+        <w:ind w:left="786"/>
+        <w:rPr>
+          <w:color w:val="000000"/>
+          <w:szCs w:val="24"/>
+        </w:rPr>
+      </w:pPr>
+    </w:p>
+    <w:p>
+      <w:pPr>
+        <w:pBdr>
+          <w:top w:val="nil"/>
+          <w:left w:val="nil"/>
+          <w:bottom w:val="nil"/>
+          <w:right w:val="nil"/>
+          <w:between w:val="nil"/>
+        </w:pBdr>
+        <w:ind w:left="786"/>
+        <w:rPr>
+          <w:color w:val="000000"/>
+          <w:szCs w:val="24"/>
+        </w:rPr>
+      </w:pPr>
+    </w:p>
+    <w:p>
+      <w:pPr>
+        <w:pBdr>
+          <w:top w:val="nil"/>
+          <w:left w:val="nil"/>
+          <w:bottom w:val="nil"/>
+          <w:right w:val="nil"/>
+          <w:between w:val="nil"/>
+        </w:pBdr>
+        <w:ind w:firstLine="426"/>
+        <w:rPr>
+          <w:szCs w:val="24"/>
+        </w:rPr>
+      </w:pPr>
+      <w:r>
+        <w:rPr>
+          <w:szCs w:val="24"/>
+        </w:rPr>
+        <w:t>Bima, &lt;tanggal lulus ujian skripsi&gt;</w:t>
+      </w:r>
+    </w:p>
+    <w:p>
+      <w:pPr>
+        <w:pBdr>
+          <w:top w:val="nil"/>
+          <w:left w:val="nil"/>
+          <w:bottom w:val="nil"/>
+          <w:right w:val="nil"/>
+          <w:between w:val="nil"/>
+        </w:pBdr>
+        <w:ind w:firstLine="426"/>
+        <w:rPr>
+          <w:szCs w:val="24"/>
+        </w:rPr>
+      </w:pPr>
+      <w:r>
+        <w:rPr>
+          <w:szCs w:val="24"/>
+        </w:rPr>
+        <w:t>Yang Menyatakan,</w:t>
+      </w:r>
+    </w:p>
+    <w:p>
+      <w:pPr>
+        <w:pBdr>
+          <w:top w:val="nil"/>
+          <w:left w:val="nil"/>
+          <w:bottom w:val="nil"/>
+          <w:right w:val="nil"/>
+          <w:between w:val="nil"/>
+        </w:pBdr>
+        <w:ind w:left="786"/>
+        <w:rPr>
+          <w:color w:val="000000"/>
+          <w:szCs w:val="24"/>
+        </w:rPr>
+      </w:pPr>
+    </w:p>
+    <w:p>
+      <w:pPr>
+        <w:pBdr>
+          <w:top w:val="nil"/>
+          <w:left w:val="nil"/>
+          <w:bottom w:val="nil"/>
+          <w:right w:val="nil"/>
+          <w:between w:val="nil"/>
+        </w:pBdr>
+        <w:ind w:firstLine="426"/>
+        <w:rPr>
+          <w:szCs w:val="24"/>
+        </w:rPr>
+      </w:pPr>
+      <w:r>
+        <w:rPr>
+          <w:szCs w:val="24"/>
+        </w:rPr>
+        <w:t>10.000</w:t>
+      </w:r>
+    </w:p>
+    <w:p>
+      <w:pPr>
+        <w:pBdr>
+          <w:top w:val="nil"/>
+          <w:left w:val="nil"/>
+          <w:bottom w:val="nil"/>
+          <w:right w:val="nil"/>
+          <w:between w:val="nil"/>
+        </w:pBdr>
+        <w:ind w:left="786"/>
+        <w:rPr>
+          <w:color w:val="000000"/>
+          <w:szCs w:val="24"/>
+        </w:rPr>
+      </w:pPr>
+    </w:p>
+    <w:p>
+      <w:pPr>
+        <w:pBdr>
+          <w:top w:val="nil"/>
+          <w:left w:val="nil"/>
+          <w:bottom w:val="nil"/>
+          <w:right w:val="nil"/>
+          <w:between w:val="nil"/>
+        </w:pBdr>
+        <w:ind w:firstLine="426"/>
+        <w:rPr>
+          <w:szCs w:val="24"/>
+        </w:rPr>
+        <w:sectPr>
+          <w:footerReference w:type="default" r:id="rId12"/>
+          <w:pgSz w:w="11906" w:h="16838"/>
+          <w:pgMar w:top="1701" w:right="1418" w:bottom="1418" w:left="1985" w:header="709" w:footer="709" w:gutter="0"/>
+          <w:pgNumType w:fmt="lowerRoman" w:start="2"/>
+          <w:cols w:space="708"/>
+          <w:docGrid w:linePitch="360"/>
+        </w:sectPr>
+      </w:pPr>
+      <w:r>
+        <w:rPr>
+          <w:szCs w:val="24"/>
+        </w:rPr>
+        <w:t>Rizki Fikriansyah</w:t>
+      </w:r>
+    </w:p>
+    <w:p>
+      <w:pPr>
+        <w:pStyle w:val="Heading1"/>
+        <w:rPr>
           <w:sz w:val="32"/>
           <w:lang w:val="id-ID"/>
         </w:rPr>
       </w:pPr>
-      <w:bookmarkStart w:id="2" w:name="_Toc215384850"/>
+      <w:bookmarkStart w:id="16" w:name="_Toc216714671"/>
       <w:r>
         <w:rPr>
           <w:lang w:val="id-ID"/>
@@ -1595,7 +2239,7 @@
         <w:lastRenderedPageBreak/>
         <w:t>KATA PENGANTAR</w:t>
       </w:r>
-      <w:bookmarkEnd w:id="2"/>
+      <w:bookmarkEnd w:id="16"/>
     </w:p>
     <w:p>
       <w:pPr>
@@ -2450,7 +3094,7 @@
         </w:rPr>
         <w:br w:type="page"/>
       </w:r>
-      <w:bookmarkStart w:id="3" w:name="_Toc215384851"/>
+      <w:bookmarkStart w:id="17" w:name="_Toc216714672"/>
       <w:r>
         <w:rPr>
           <w:lang w:val="id-ID"/>
@@ -2458,7 +3102,7 @@
         <w:lastRenderedPageBreak/>
         <w:t>DAFTAR ISI</w:t>
       </w:r>
-      <w:bookmarkEnd w:id="3"/>
+      <w:bookmarkEnd w:id="17"/>
     </w:p>
     <w:sdt>
       <w:sdtPr>
@@ -2493,7 +3137,7 @@
           <w:pPr>
             <w:pStyle w:val="TOC1"/>
             <w:tabs>
-              <w:tab w:val="right" w:leader="dot" w:pos="7346"/>
+              <w:tab w:val="right" w:leader="dot" w:pos="8493"/>
             </w:tabs>
             <w:rPr>
               <w:rFonts w:asciiTheme="minorHAnsi" w:eastAsiaTheme="minorEastAsia" w:hAnsiTheme="minorHAnsi" w:cstheme="minorBidi"/>
@@ -2513,14 +3157,15 @@
           <w:r>
             <w:fldChar w:fldCharType="separate"/>
           </w:r>
-          <w:hyperlink w:anchor="_Toc215384849" w:history="1">
+          <w:hyperlink w:anchor="_Toc216714667" w:history="1">
             <w:r>
               <w:rPr>
                 <w:rStyle w:val="Hyperlink"/>
-                <w:noProof/>
-                <w:lang w:val="id-ID"/>
-              </w:rPr>
-              <w:t>HALAMAN PENGESAHAN</w:t>
+                <w:rFonts w:eastAsia="Times New Roman"/>
+                <w:noProof/>
+                <w:lang w:val="id-ID"/>
+              </w:rPr>
+              <w:t>HALAMAN SAMPUL</w:t>
             </w:r>
             <w:r>
               <w:rPr>
@@ -2541,7 +3186,7 @@
                 <w:noProof/>
                 <w:webHidden/>
               </w:rPr>
-              <w:instrText xml:space="preserve"> PAGEREF _Toc215384849 \h </w:instrText>
+              <w:instrText xml:space="preserve"> PAGEREF _Toc216714667 \h </w:instrText>
             </w:r>
             <w:r>
               <w:rPr>
@@ -2576,7 +3221,7 @@
           <w:pPr>
             <w:pStyle w:val="TOC1"/>
             <w:tabs>
-              <w:tab w:val="right" w:leader="dot" w:pos="7346"/>
+              <w:tab w:val="right" w:leader="dot" w:pos="8493"/>
             </w:tabs>
             <w:rPr>
               <w:rFonts w:asciiTheme="minorHAnsi" w:eastAsiaTheme="minorEastAsia" w:hAnsiTheme="minorHAnsi" w:cstheme="minorBidi"/>
@@ -2587,14 +3232,14 @@
               <w14:ligatures w14:val="standardContextual"/>
             </w:rPr>
           </w:pPr>
-          <w:hyperlink w:anchor="_Toc215384850" w:history="1">
+          <w:hyperlink w:anchor="_Toc216714668" w:history="1">
             <w:r>
               <w:rPr>
                 <w:rStyle w:val="Hyperlink"/>
-                <w:noProof/>
-                <w:lang w:val="id-ID"/>
-              </w:rPr>
-              <w:t>KATA PENGANTAR</w:t>
+                <w:rFonts w:eastAsia="Times New Roman"/>
+                <w:noProof/>
+              </w:rPr>
+              <w:t>LEMBAR PERSETUJUAN</w:t>
             </w:r>
             <w:r>
               <w:rPr>
@@ -2615,7 +3260,7 @@
                 <w:noProof/>
                 <w:webHidden/>
               </w:rPr>
-              <w:instrText xml:space="preserve"> PAGEREF _Toc215384850 \h </w:instrText>
+              <w:instrText xml:space="preserve"> PAGEREF _Toc216714668 \h </w:instrText>
             </w:r>
             <w:r>
               <w:rPr>
@@ -2650,7 +3295,7 @@
           <w:pPr>
             <w:pStyle w:val="TOC1"/>
             <w:tabs>
-              <w:tab w:val="right" w:leader="dot" w:pos="7346"/>
+              <w:tab w:val="right" w:leader="dot" w:pos="8493"/>
             </w:tabs>
             <w:rPr>
               <w:rFonts w:asciiTheme="minorHAnsi" w:eastAsiaTheme="minorEastAsia" w:hAnsiTheme="minorHAnsi" w:cstheme="minorBidi"/>
@@ -2661,14 +3306,14 @@
               <w14:ligatures w14:val="standardContextual"/>
             </w:rPr>
           </w:pPr>
-          <w:hyperlink w:anchor="_Toc215384851" w:history="1">
+          <w:hyperlink w:anchor="_Toc216714669" w:history="1">
             <w:r>
               <w:rPr>
                 <w:rStyle w:val="Hyperlink"/>
-                <w:noProof/>
-                <w:lang w:val="id-ID"/>
-              </w:rPr>
-              <w:t>DAFTAR ISI</w:t>
+                <w:rFonts w:eastAsia="Times New Roman"/>
+                <w:noProof/>
+              </w:rPr>
+              <w:t>LEMBAR PENGESAHAN</w:t>
             </w:r>
             <w:r>
               <w:rPr>
@@ -2689,7 +3334,7 @@
                 <w:noProof/>
                 <w:webHidden/>
               </w:rPr>
-              <w:instrText xml:space="preserve"> PAGEREF _Toc215384851 \h </w:instrText>
+              <w:instrText xml:space="preserve"> PAGEREF _Toc216714669 \h </w:instrText>
             </w:r>
             <w:r>
               <w:rPr>
@@ -2724,7 +3369,7 @@
           <w:pPr>
             <w:pStyle w:val="TOC1"/>
             <w:tabs>
-              <w:tab w:val="right" w:leader="dot" w:pos="7346"/>
+              <w:tab w:val="right" w:leader="dot" w:pos="8493"/>
             </w:tabs>
             <w:rPr>
               <w:rFonts w:asciiTheme="minorHAnsi" w:eastAsiaTheme="minorEastAsia" w:hAnsiTheme="minorHAnsi" w:cstheme="minorBidi"/>
@@ -2735,14 +3380,14 @@
               <w14:ligatures w14:val="standardContextual"/>
             </w:rPr>
           </w:pPr>
-          <w:hyperlink w:anchor="_Toc215384852" w:history="1">
+          <w:hyperlink w:anchor="_Toc216714670" w:history="1">
             <w:r>
               <w:rPr>
                 <w:rStyle w:val="Hyperlink"/>
-                <w:noProof/>
-                <w:lang w:val="id-ID"/>
-              </w:rPr>
-              <w:t>DAFTAR TABEL</w:t>
+                <w:rFonts w:eastAsia="Times New Roman"/>
+                <w:noProof/>
+              </w:rPr>
+              <w:t>PERNYATAAN KEASLIAN SKRIPSI</w:t>
             </w:r>
             <w:r>
               <w:rPr>
@@ -2763,7 +3408,7 @@
                 <w:noProof/>
                 <w:webHidden/>
               </w:rPr>
-              <w:instrText xml:space="preserve"> PAGEREF _Toc215384852 \h </w:instrText>
+              <w:instrText xml:space="preserve"> PAGEREF _Toc216714670 \h </w:instrText>
             </w:r>
             <w:r>
               <w:rPr>
@@ -2783,7 +3428,7 @@
                 <w:noProof/>
                 <w:webHidden/>
               </w:rPr>
-              <w:t>v</w:t>
+              <w:t>iv</w:t>
             </w:r>
             <w:r>
               <w:rPr>
@@ -2798,7 +3443,7 @@
           <w:pPr>
             <w:pStyle w:val="TOC1"/>
             <w:tabs>
-              <w:tab w:val="right" w:leader="dot" w:pos="7346"/>
+              <w:tab w:val="right" w:leader="dot" w:pos="8493"/>
             </w:tabs>
             <w:rPr>
               <w:rFonts w:asciiTheme="minorHAnsi" w:eastAsiaTheme="minorEastAsia" w:hAnsiTheme="minorHAnsi" w:cstheme="minorBidi"/>
@@ -2809,14 +3454,14 @@
               <w14:ligatures w14:val="standardContextual"/>
             </w:rPr>
           </w:pPr>
-          <w:hyperlink w:anchor="_Toc215384853" w:history="1">
+          <w:hyperlink w:anchor="_Toc216714671" w:history="1">
             <w:r>
               <w:rPr>
                 <w:rStyle w:val="Hyperlink"/>
                 <w:noProof/>
                 <w:lang w:val="id-ID"/>
               </w:rPr>
-              <w:t>DAFTAR GAMBAR</w:t>
+              <w:t>KATA PENGANTAR</w:t>
             </w:r>
             <w:r>
               <w:rPr>
@@ -2837,7 +3482,7 @@
                 <w:noProof/>
                 <w:webHidden/>
               </w:rPr>
-              <w:instrText xml:space="preserve"> PAGEREF _Toc215384853 \h </w:instrText>
+              <w:instrText xml:space="preserve"> PAGEREF _Toc216714671 \h </w:instrText>
             </w:r>
             <w:r>
               <w:rPr>
@@ -2857,7 +3502,7 @@
                 <w:noProof/>
                 <w:webHidden/>
               </w:rPr>
-              <w:t>vi</w:t>
+              <w:t>v</w:t>
             </w:r>
             <w:r>
               <w:rPr>
@@ -2872,7 +3517,7 @@
           <w:pPr>
             <w:pStyle w:val="TOC1"/>
             <w:tabs>
-              <w:tab w:val="right" w:leader="dot" w:pos="7346"/>
+              <w:tab w:val="right" w:leader="dot" w:pos="8493"/>
             </w:tabs>
             <w:rPr>
               <w:rFonts w:asciiTheme="minorHAnsi" w:eastAsiaTheme="minorEastAsia" w:hAnsiTheme="minorHAnsi" w:cstheme="minorBidi"/>
@@ -2883,13 +3528,14 @@
               <w14:ligatures w14:val="standardContextual"/>
             </w:rPr>
           </w:pPr>
-          <w:hyperlink w:anchor="_Toc215384854" w:history="1">
+          <w:hyperlink w:anchor="_Toc216714672" w:history="1">
             <w:r>
               <w:rPr>
                 <w:rStyle w:val="Hyperlink"/>
                 <w:noProof/>
-              </w:rPr>
-              <w:t>BAB I  PENDAHULUAN</w:t>
+                <w:lang w:val="id-ID"/>
+              </w:rPr>
+              <w:t>DAFTAR ISI</w:t>
             </w:r>
             <w:r>
               <w:rPr>
@@ -2910,7 +3556,7 @@
                 <w:noProof/>
                 <w:webHidden/>
               </w:rPr>
-              <w:instrText xml:space="preserve"> PAGEREF _Toc215384854 \h </w:instrText>
+              <w:instrText xml:space="preserve"> PAGEREF _Toc216714672 \h </w:instrText>
             </w:r>
             <w:r>
               <w:rPr>
@@ -2930,7 +3576,7 @@
                 <w:noProof/>
                 <w:webHidden/>
               </w:rPr>
-              <w:t>1</w:t>
+              <w:t>vi</w:t>
             </w:r>
             <w:r>
               <w:rPr>
@@ -2943,10 +3589,9 @@
         </w:p>
         <w:p>
           <w:pPr>
-            <w:pStyle w:val="TOC2"/>
+            <w:pStyle w:val="TOC1"/>
             <w:tabs>
-              <w:tab w:val="left" w:pos="960"/>
-              <w:tab w:val="right" w:leader="dot" w:pos="7346"/>
+              <w:tab w:val="right" w:leader="dot" w:pos="8493"/>
             </w:tabs>
             <w:rPr>
               <w:rFonts w:asciiTheme="minorHAnsi" w:eastAsiaTheme="minorEastAsia" w:hAnsiTheme="minorHAnsi" w:cstheme="minorBidi"/>
@@ -2957,43 +3602,24 @@
               <w14:ligatures w14:val="standardContextual"/>
             </w:rPr>
           </w:pPr>
-          <w:hyperlink w:anchor="_Toc215384855" w:history="1">
+          <w:hyperlink w:anchor="_Toc216714673" w:history="1">
             <w:r>
               <w:rPr>
                 <w:rStyle w:val="Hyperlink"/>
                 <w:noProof/>
                 <w:lang w:val="id-ID"/>
               </w:rPr>
-              <w:t>1.1</w:t>
-            </w:r>
-            <w:r>
-              <w:rPr>
-                <w:rFonts w:asciiTheme="minorHAnsi" w:eastAsiaTheme="minorEastAsia" w:hAnsiTheme="minorHAnsi" w:cstheme="minorBidi"/>
-                <w:noProof/>
-                <w:kern w:val="2"/>
-                <w:szCs w:val="24"/>
-                <w:lang w:val="en-ID" w:eastAsia="en-ID"/>
-                <w14:ligatures w14:val="standardContextual"/>
+              <w:t>DAFTAR TABEL</w:t>
+            </w:r>
+            <w:r>
+              <w:rPr>
+                <w:noProof/>
+                <w:webHidden/>
               </w:rPr>
               <w:tab/>
             </w:r>
             <w:r>
               <w:rPr>
-                <w:rStyle w:val="Hyperlink"/>
-                <w:noProof/>
-                <w:lang w:val="id-ID"/>
-              </w:rPr>
-              <w:t>Latar Belakang</w:t>
-            </w:r>
-            <w:r>
-              <w:rPr>
-                <w:noProof/>
-                <w:webHidden/>
-              </w:rPr>
-              <w:tab/>
-            </w:r>
-            <w:r>
-              <w:rPr>
                 <w:noProof/>
                 <w:webHidden/>
               </w:rPr>
@@ -3004,7 +3630,7 @@
                 <w:noProof/>
                 <w:webHidden/>
               </w:rPr>
-              <w:instrText xml:space="preserve"> PAGEREF _Toc215384855 \h </w:instrText>
+              <w:instrText xml:space="preserve"> PAGEREF _Toc216714673 \h </w:instrText>
             </w:r>
             <w:r>
               <w:rPr>
@@ -3024,7 +3650,7 @@
                 <w:noProof/>
                 <w:webHidden/>
               </w:rPr>
-              <w:t>1</w:t>
+              <w:t>viii</w:t>
             </w:r>
             <w:r>
               <w:rPr>
@@ -3037,10 +3663,9 @@
         </w:p>
         <w:p>
           <w:pPr>
-            <w:pStyle w:val="TOC2"/>
+            <w:pStyle w:val="TOC1"/>
             <w:tabs>
-              <w:tab w:val="left" w:pos="960"/>
-              <w:tab w:val="right" w:leader="dot" w:pos="7346"/>
+              <w:tab w:val="right" w:leader="dot" w:pos="8493"/>
             </w:tabs>
             <w:rPr>
               <w:rFonts w:asciiTheme="minorHAnsi" w:eastAsiaTheme="minorEastAsia" w:hAnsiTheme="minorHAnsi" w:cstheme="minorBidi"/>
@@ -3051,43 +3676,24 @@
               <w14:ligatures w14:val="standardContextual"/>
             </w:rPr>
           </w:pPr>
-          <w:hyperlink w:anchor="_Toc215384856" w:history="1">
+          <w:hyperlink w:anchor="_Toc216714674" w:history="1">
             <w:r>
               <w:rPr>
                 <w:rStyle w:val="Hyperlink"/>
                 <w:noProof/>
-                <w:lang w:val="en-ID"/>
-              </w:rPr>
-              <w:t>1.2</w:t>
-            </w:r>
-            <w:r>
-              <w:rPr>
-                <w:rFonts w:asciiTheme="minorHAnsi" w:eastAsiaTheme="minorEastAsia" w:hAnsiTheme="minorHAnsi" w:cstheme="minorBidi"/>
-                <w:noProof/>
-                <w:kern w:val="2"/>
-                <w:szCs w:val="24"/>
-                <w:lang w:val="en-ID" w:eastAsia="en-ID"/>
-                <w14:ligatures w14:val="standardContextual"/>
+                <w:lang w:val="id-ID"/>
+              </w:rPr>
+              <w:t>DAFTAR GAMBAR</w:t>
+            </w:r>
+            <w:r>
+              <w:rPr>
+                <w:noProof/>
+                <w:webHidden/>
               </w:rPr>
               <w:tab/>
             </w:r>
             <w:r>
               <w:rPr>
-                <w:rStyle w:val="Hyperlink"/>
-                <w:noProof/>
-                <w:lang w:val="en-ID"/>
-              </w:rPr>
-              <w:t>Rumusan Masalah</w:t>
-            </w:r>
-            <w:r>
-              <w:rPr>
-                <w:noProof/>
-                <w:webHidden/>
-              </w:rPr>
-              <w:tab/>
-            </w:r>
-            <w:r>
-              <w:rPr>
                 <w:noProof/>
                 <w:webHidden/>
               </w:rPr>
@@ -3098,7 +3704,7 @@
                 <w:noProof/>
                 <w:webHidden/>
               </w:rPr>
-              <w:instrText xml:space="preserve"> PAGEREF _Toc215384856 \h </w:instrText>
+              <w:instrText xml:space="preserve"> PAGEREF _Toc216714674 \h </w:instrText>
             </w:r>
             <w:r>
               <w:rPr>
@@ -3118,7 +3724,7 @@
                 <w:noProof/>
                 <w:webHidden/>
               </w:rPr>
-              <w:t>2</w:t>
+              <w:t>ix</w:t>
             </w:r>
             <w:r>
               <w:rPr>
@@ -3131,10 +3737,9 @@
         </w:p>
         <w:p>
           <w:pPr>
-            <w:pStyle w:val="TOC2"/>
+            <w:pStyle w:val="TOC1"/>
             <w:tabs>
-              <w:tab w:val="left" w:pos="960"/>
-              <w:tab w:val="right" w:leader="dot" w:pos="7346"/>
+              <w:tab w:val="right" w:leader="dot" w:pos="8493"/>
             </w:tabs>
             <w:rPr>
               <w:rFonts w:asciiTheme="minorHAnsi" w:eastAsiaTheme="minorEastAsia" w:hAnsiTheme="minorHAnsi" w:cstheme="minorBidi"/>
@@ -3145,43 +3750,23 @@
               <w14:ligatures w14:val="standardContextual"/>
             </w:rPr>
           </w:pPr>
-          <w:hyperlink w:anchor="_Toc215384857" w:history="1">
+          <w:hyperlink w:anchor="_Toc216714675" w:history="1">
             <w:r>
               <w:rPr>
                 <w:rStyle w:val="Hyperlink"/>
                 <w:noProof/>
-                <w:lang w:val="en-ID"/>
-              </w:rPr>
-              <w:t>1.3</w:t>
-            </w:r>
-            <w:r>
-              <w:rPr>
-                <w:rFonts w:asciiTheme="minorHAnsi" w:eastAsiaTheme="minorEastAsia" w:hAnsiTheme="minorHAnsi" w:cstheme="minorBidi"/>
-                <w:noProof/>
-                <w:kern w:val="2"/>
-                <w:szCs w:val="24"/>
-                <w:lang w:val="en-ID" w:eastAsia="en-ID"/>
-                <w14:ligatures w14:val="standardContextual"/>
+              </w:rPr>
+              <w:t>BAB I  PENDAHULUAN</w:t>
+            </w:r>
+            <w:r>
+              <w:rPr>
+                <w:noProof/>
+                <w:webHidden/>
               </w:rPr>
               <w:tab/>
             </w:r>
             <w:r>
               <w:rPr>
-                <w:rStyle w:val="Hyperlink"/>
-                <w:noProof/>
-                <w:lang w:val="en-ID"/>
-              </w:rPr>
-              <w:t>Batasan Masalah</w:t>
-            </w:r>
-            <w:r>
-              <w:rPr>
-                <w:noProof/>
-                <w:webHidden/>
-              </w:rPr>
-              <w:tab/>
-            </w:r>
-            <w:r>
-              <w:rPr>
                 <w:noProof/>
                 <w:webHidden/>
               </w:rPr>
@@ -3192,7 +3777,7 @@
                 <w:noProof/>
                 <w:webHidden/>
               </w:rPr>
-              <w:instrText xml:space="preserve"> PAGEREF _Toc215384857 \h </w:instrText>
+              <w:instrText xml:space="preserve"> PAGEREF _Toc216714675 \h </w:instrText>
             </w:r>
             <w:r>
               <w:rPr>
@@ -3212,7 +3797,7 @@
                 <w:noProof/>
                 <w:webHidden/>
               </w:rPr>
-              <w:t>2</w:t>
+              <w:t>1</w:t>
             </w:r>
             <w:r>
               <w:rPr>
@@ -3228,7 +3813,7 @@
             <w:pStyle w:val="TOC2"/>
             <w:tabs>
               <w:tab w:val="left" w:pos="960"/>
-              <w:tab w:val="right" w:leader="dot" w:pos="7346"/>
+              <w:tab w:val="right" w:leader="dot" w:pos="8493"/>
             </w:tabs>
             <w:rPr>
               <w:rFonts w:asciiTheme="minorHAnsi" w:eastAsiaTheme="minorEastAsia" w:hAnsiTheme="minorHAnsi" w:cstheme="minorBidi"/>
@@ -3239,14 +3824,14 @@
               <w14:ligatures w14:val="standardContextual"/>
             </w:rPr>
           </w:pPr>
-          <w:hyperlink w:anchor="_Toc215384858" w:history="1">
+          <w:hyperlink w:anchor="_Toc216714676" w:history="1">
             <w:r>
               <w:rPr>
                 <w:rStyle w:val="Hyperlink"/>
                 <w:noProof/>
-                <w:lang w:val="en-ID"/>
-              </w:rPr>
-              <w:t>1.4</w:t>
+                <w:lang w:val="id-ID"/>
+              </w:rPr>
+              <w:t>1.1</w:t>
             </w:r>
             <w:r>
               <w:rPr>
@@ -3263,9 +3848,9 @@
               <w:rPr>
                 <w:rStyle w:val="Hyperlink"/>
                 <w:noProof/>
-                <w:lang w:val="en-ID"/>
-              </w:rPr>
-              <w:t>Tujuan Penelitian dan Manfaat Penelitian</w:t>
+                <w:lang w:val="id-ID"/>
+              </w:rPr>
+              <w:t>Latar Belakang</w:t>
             </w:r>
             <w:r>
               <w:rPr>
@@ -3286,7 +3871,7 @@
                 <w:noProof/>
                 <w:webHidden/>
               </w:rPr>
-              <w:instrText xml:space="preserve"> PAGEREF _Toc215384858 \h </w:instrText>
+              <w:instrText xml:space="preserve"> PAGEREF _Toc216714676 \h </w:instrText>
             </w:r>
             <w:r>
               <w:rPr>
@@ -3306,7 +3891,7 @@
                 <w:noProof/>
                 <w:webHidden/>
               </w:rPr>
-              <w:t>3</w:t>
+              <w:t>1</w:t>
             </w:r>
             <w:r>
               <w:rPr>
@@ -3322,7 +3907,7 @@
             <w:pStyle w:val="TOC2"/>
             <w:tabs>
               <w:tab w:val="left" w:pos="960"/>
-              <w:tab w:val="right" w:leader="dot" w:pos="7346"/>
+              <w:tab w:val="right" w:leader="dot" w:pos="8493"/>
             </w:tabs>
             <w:rPr>
               <w:rFonts w:asciiTheme="minorHAnsi" w:eastAsiaTheme="minorEastAsia" w:hAnsiTheme="minorHAnsi" w:cstheme="minorBidi"/>
@@ -3333,14 +3918,14 @@
               <w14:ligatures w14:val="standardContextual"/>
             </w:rPr>
           </w:pPr>
-          <w:hyperlink w:anchor="_Toc215384859" w:history="1">
+          <w:hyperlink w:anchor="_Toc216714677" w:history="1">
             <w:r>
               <w:rPr>
                 <w:rStyle w:val="Hyperlink"/>
                 <w:noProof/>
                 <w:lang w:val="en-ID"/>
               </w:rPr>
-              <w:t>1.5</w:t>
+              <w:t>1.2</w:t>
             </w:r>
             <w:r>
               <w:rPr>
@@ -3359,7 +3944,7 @@
                 <w:noProof/>
                 <w:lang w:val="en-ID"/>
               </w:rPr>
-              <w:t>Sistematika Penulisan</w:t>
+              <w:t>Rumusan Masalah</w:t>
             </w:r>
             <w:r>
               <w:rPr>
@@ -3380,7 +3965,7 @@
                 <w:noProof/>
                 <w:webHidden/>
               </w:rPr>
-              <w:instrText xml:space="preserve"> PAGEREF _Toc215384859 \h </w:instrText>
+              <w:instrText xml:space="preserve"> PAGEREF _Toc216714677 \h </w:instrText>
             </w:r>
             <w:r>
               <w:rPr>
@@ -3400,7 +3985,7 @@
                 <w:noProof/>
                 <w:webHidden/>
               </w:rPr>
-              <w:t>4</w:t>
+              <w:t>2</w:t>
             </w:r>
             <w:r>
               <w:rPr>
@@ -3413,9 +3998,10 @@
         </w:p>
         <w:p>
           <w:pPr>
-            <w:pStyle w:val="TOC1"/>
+            <w:pStyle w:val="TOC2"/>
             <w:tabs>
-              <w:tab w:val="right" w:leader="dot" w:pos="7346"/>
+              <w:tab w:val="left" w:pos="960"/>
+              <w:tab w:val="right" w:leader="dot" w:pos="8493"/>
             </w:tabs>
             <w:rPr>
               <w:rFonts w:asciiTheme="minorHAnsi" w:eastAsiaTheme="minorEastAsia" w:hAnsiTheme="minorHAnsi" w:cstheme="minorBidi"/>
@@ -3426,24 +4012,43 @@
               <w14:ligatures w14:val="standardContextual"/>
             </w:rPr>
           </w:pPr>
-          <w:hyperlink w:anchor="_Toc215384860" w:history="1">
+          <w:hyperlink w:anchor="_Toc216714678" w:history="1">
             <w:r>
               <w:rPr>
                 <w:rStyle w:val="Hyperlink"/>
                 <w:noProof/>
-                <w:lang w:val="id-ID"/>
-              </w:rPr>
-              <w:t>BAB II  TINJAUAN PUSTAKA</w:t>
-            </w:r>
-            <w:r>
-              <w:rPr>
-                <w:noProof/>
-                <w:webHidden/>
+                <w:lang w:val="en-ID"/>
+              </w:rPr>
+              <w:t>1.3</w:t>
+            </w:r>
+            <w:r>
+              <w:rPr>
+                <w:rFonts w:asciiTheme="minorHAnsi" w:eastAsiaTheme="minorEastAsia" w:hAnsiTheme="minorHAnsi" w:cstheme="minorBidi"/>
+                <w:noProof/>
+                <w:kern w:val="2"/>
+                <w:szCs w:val="24"/>
+                <w:lang w:val="en-ID" w:eastAsia="en-ID"/>
+                <w14:ligatures w14:val="standardContextual"/>
               </w:rPr>
               <w:tab/>
             </w:r>
             <w:r>
               <w:rPr>
+                <w:rStyle w:val="Hyperlink"/>
+                <w:noProof/>
+                <w:lang w:val="en-ID"/>
+              </w:rPr>
+              <w:t>Batasan Masalah</w:t>
+            </w:r>
+            <w:r>
+              <w:rPr>
+                <w:noProof/>
+                <w:webHidden/>
+              </w:rPr>
+              <w:tab/>
+            </w:r>
+            <w:r>
+              <w:rPr>
                 <w:noProof/>
                 <w:webHidden/>
               </w:rPr>
@@ -3454,7 +4059,7 @@
                 <w:noProof/>
                 <w:webHidden/>
               </w:rPr>
-              <w:instrText xml:space="preserve"> PAGEREF _Toc215384860 \h </w:instrText>
+              <w:instrText xml:space="preserve"> PAGEREF _Toc216714678 \h </w:instrText>
             </w:r>
             <w:r>
               <w:rPr>
@@ -3474,7 +4079,7 @@
                 <w:noProof/>
                 <w:webHidden/>
               </w:rPr>
-              <w:t>5</w:t>
+              <w:t>2</w:t>
             </w:r>
             <w:r>
               <w:rPr>
@@ -3490,7 +4095,7 @@
             <w:pStyle w:val="TOC2"/>
             <w:tabs>
               <w:tab w:val="left" w:pos="960"/>
-              <w:tab w:val="right" w:leader="dot" w:pos="7346"/>
+              <w:tab w:val="right" w:leader="dot" w:pos="8493"/>
             </w:tabs>
             <w:rPr>
               <w:rFonts w:asciiTheme="minorHAnsi" w:eastAsiaTheme="minorEastAsia" w:hAnsiTheme="minorHAnsi" w:cstheme="minorBidi"/>
@@ -3501,14 +4106,14 @@
               <w14:ligatures w14:val="standardContextual"/>
             </w:rPr>
           </w:pPr>
-          <w:hyperlink w:anchor="_Toc215384861" w:history="1">
+          <w:hyperlink w:anchor="_Toc216714679" w:history="1">
             <w:r>
               <w:rPr>
                 <w:rStyle w:val="Hyperlink"/>
                 <w:noProof/>
-                <w:lang w:val="id-ID"/>
-              </w:rPr>
-              <w:t>2.1</w:t>
+                <w:lang w:val="en-ID"/>
+              </w:rPr>
+              <w:t>1.4</w:t>
             </w:r>
             <w:r>
               <w:rPr>
@@ -3525,9 +4130,9 @@
               <w:rPr>
                 <w:rStyle w:val="Hyperlink"/>
                 <w:noProof/>
-                <w:lang w:val="id-ID"/>
-              </w:rPr>
-              <w:t>Landasan Teori</w:t>
+                <w:lang w:val="en-ID"/>
+              </w:rPr>
+              <w:t>Tujuan Penelitian dan Manfaat Penelitian</w:t>
             </w:r>
             <w:r>
               <w:rPr>
@@ -3548,7 +4153,7 @@
                 <w:noProof/>
                 <w:webHidden/>
               </w:rPr>
-              <w:instrText xml:space="preserve"> PAGEREF _Toc215384861 \h </w:instrText>
+              <w:instrText xml:space="preserve"> PAGEREF _Toc216714679 \h </w:instrText>
             </w:r>
             <w:r>
               <w:rPr>
@@ -3568,7 +4173,7 @@
                 <w:noProof/>
                 <w:webHidden/>
               </w:rPr>
-              <w:t>5</w:t>
+              <w:t>3</w:t>
             </w:r>
             <w:r>
               <w:rPr>
@@ -3581,10 +4186,10 @@
         </w:p>
         <w:p>
           <w:pPr>
-            <w:pStyle w:val="TOC3"/>
+            <w:pStyle w:val="TOC2"/>
             <w:tabs>
-              <w:tab w:val="left" w:pos="1200"/>
-              <w:tab w:val="right" w:leader="dot" w:pos="7346"/>
+              <w:tab w:val="left" w:pos="960"/>
+              <w:tab w:val="right" w:leader="dot" w:pos="8493"/>
             </w:tabs>
             <w:rPr>
               <w:rFonts w:asciiTheme="minorHAnsi" w:eastAsiaTheme="minorEastAsia" w:hAnsiTheme="minorHAnsi" w:cstheme="minorBidi"/>
@@ -3595,14 +4200,14 @@
               <w14:ligatures w14:val="standardContextual"/>
             </w:rPr>
           </w:pPr>
-          <w:hyperlink w:anchor="_Toc215384862" w:history="1">
+          <w:hyperlink w:anchor="_Toc216714680" w:history="1">
             <w:r>
               <w:rPr>
                 <w:rStyle w:val="Hyperlink"/>
                 <w:noProof/>
-                <w:lang w:val="id-ID"/>
-              </w:rPr>
-              <w:t>2.1.1</w:t>
+                <w:lang w:val="en-ID"/>
+              </w:rPr>
+              <w:t>1.5</w:t>
             </w:r>
             <w:r>
               <w:rPr>
@@ -3619,9 +4224,9 @@
               <w:rPr>
                 <w:rStyle w:val="Hyperlink"/>
                 <w:noProof/>
-                <w:lang w:val="id-ID"/>
-              </w:rPr>
-              <w:t>Smart Farming</w:t>
+                <w:lang w:val="en-ID"/>
+              </w:rPr>
+              <w:t>Sistematika Penulisan</w:t>
             </w:r>
             <w:r>
               <w:rPr>
@@ -3642,7 +4247,7 @@
                 <w:noProof/>
                 <w:webHidden/>
               </w:rPr>
-              <w:instrText xml:space="preserve"> PAGEREF _Toc215384862 \h </w:instrText>
+              <w:instrText xml:space="preserve"> PAGEREF _Toc216714680 \h </w:instrText>
             </w:r>
             <w:r>
               <w:rPr>
@@ -3662,7 +4267,7 @@
                 <w:noProof/>
                 <w:webHidden/>
               </w:rPr>
-              <w:t>5</w:t>
+              <w:t>4</w:t>
             </w:r>
             <w:r>
               <w:rPr>
@@ -3675,10 +4280,9 @@
         </w:p>
         <w:p>
           <w:pPr>
-            <w:pStyle w:val="TOC3"/>
+            <w:pStyle w:val="TOC1"/>
             <w:tabs>
-              <w:tab w:val="left" w:pos="1200"/>
-              <w:tab w:val="right" w:leader="dot" w:pos="7346"/>
+              <w:tab w:val="right" w:leader="dot" w:pos="8493"/>
             </w:tabs>
             <w:rPr>
               <w:rFonts w:asciiTheme="minorHAnsi" w:eastAsiaTheme="minorEastAsia" w:hAnsiTheme="minorHAnsi" w:cstheme="minorBidi"/>
@@ -3689,43 +4293,24 @@
               <w14:ligatures w14:val="standardContextual"/>
             </w:rPr>
           </w:pPr>
-          <w:hyperlink w:anchor="_Toc215384863" w:history="1">
+          <w:hyperlink w:anchor="_Toc216714681" w:history="1">
             <w:r>
               <w:rPr>
                 <w:rStyle w:val="Hyperlink"/>
                 <w:noProof/>
                 <w:lang w:val="id-ID"/>
               </w:rPr>
-              <w:t>2.1.2</w:t>
-            </w:r>
-            <w:r>
-              <w:rPr>
-                <w:rFonts w:asciiTheme="minorHAnsi" w:eastAsiaTheme="minorEastAsia" w:hAnsiTheme="minorHAnsi" w:cstheme="minorBidi"/>
-                <w:noProof/>
-                <w:kern w:val="2"/>
-                <w:szCs w:val="24"/>
-                <w:lang w:val="en-ID" w:eastAsia="en-ID"/>
-                <w14:ligatures w14:val="standardContextual"/>
+              <w:t>BAB II  TINJAUAN PUSTAKA</w:t>
+            </w:r>
+            <w:r>
+              <w:rPr>
+                <w:noProof/>
+                <w:webHidden/>
               </w:rPr>
               <w:tab/>
             </w:r>
             <w:r>
               <w:rPr>
-                <w:rStyle w:val="Hyperlink"/>
-                <w:noProof/>
-                <w:lang w:val="id-ID"/>
-              </w:rPr>
-              <w:t>Internet of Things</w:t>
-            </w:r>
-            <w:r>
-              <w:rPr>
-                <w:noProof/>
-                <w:webHidden/>
-              </w:rPr>
-              <w:tab/>
-            </w:r>
-            <w:r>
-              <w:rPr>
                 <w:noProof/>
                 <w:webHidden/>
               </w:rPr>
@@ -3736,7 +4321,7 @@
                 <w:noProof/>
                 <w:webHidden/>
               </w:rPr>
-              <w:instrText xml:space="preserve"> PAGEREF _Toc215384863 \h </w:instrText>
+              <w:instrText xml:space="preserve"> PAGEREF _Toc216714681 \h </w:instrText>
             </w:r>
             <w:r>
               <w:rPr>
@@ -3769,10 +4354,10 @@
         </w:p>
         <w:p>
           <w:pPr>
-            <w:pStyle w:val="TOC3"/>
+            <w:pStyle w:val="TOC2"/>
             <w:tabs>
-              <w:tab w:val="left" w:pos="1200"/>
-              <w:tab w:val="right" w:leader="dot" w:pos="7346"/>
+              <w:tab w:val="left" w:pos="960"/>
+              <w:tab w:val="right" w:leader="dot" w:pos="8493"/>
             </w:tabs>
             <w:rPr>
               <w:rFonts w:asciiTheme="minorHAnsi" w:eastAsiaTheme="minorEastAsia" w:hAnsiTheme="minorHAnsi" w:cstheme="minorBidi"/>
@@ -3783,13 +4368,14 @@
               <w14:ligatures w14:val="standardContextual"/>
             </w:rPr>
           </w:pPr>
-          <w:hyperlink w:anchor="_Toc215384864" w:history="1">
+          <w:hyperlink w:anchor="_Toc216714682" w:history="1">
             <w:r>
               <w:rPr>
                 <w:rStyle w:val="Hyperlink"/>
                 <w:noProof/>
-              </w:rPr>
-              <w:t>2.1.3</w:t>
+                <w:lang w:val="id-ID"/>
+              </w:rPr>
+              <w:t>2.1</w:t>
             </w:r>
             <w:r>
               <w:rPr>
@@ -3806,8 +4392,9 @@
               <w:rPr>
                 <w:rStyle w:val="Hyperlink"/>
                 <w:noProof/>
-              </w:rPr>
-              <w:t>Sensor</w:t>
+                <w:lang w:val="id-ID"/>
+              </w:rPr>
+              <w:t>Landasan Teori</w:t>
             </w:r>
             <w:r>
               <w:rPr>
@@ -3828,7 +4415,7 @@
                 <w:noProof/>
                 <w:webHidden/>
               </w:rPr>
-              <w:instrText xml:space="preserve"> PAGEREF _Toc215384864 \h </w:instrText>
+              <w:instrText xml:space="preserve"> PAGEREF _Toc216714682 \h </w:instrText>
             </w:r>
             <w:r>
               <w:rPr>
@@ -3848,7 +4435,7 @@
                 <w:noProof/>
                 <w:webHidden/>
               </w:rPr>
-              <w:t>6</w:t>
+              <w:t>5</w:t>
             </w:r>
             <w:r>
               <w:rPr>
@@ -3864,7 +4451,7 @@
             <w:pStyle w:val="TOC3"/>
             <w:tabs>
               <w:tab w:val="left" w:pos="1200"/>
-              <w:tab w:val="right" w:leader="dot" w:pos="7346"/>
+              <w:tab w:val="right" w:leader="dot" w:pos="8493"/>
             </w:tabs>
             <w:rPr>
               <w:rFonts w:asciiTheme="minorHAnsi" w:eastAsiaTheme="minorEastAsia" w:hAnsiTheme="minorHAnsi" w:cstheme="minorBidi"/>
@@ -3875,13 +4462,14 @@
               <w14:ligatures w14:val="standardContextual"/>
             </w:rPr>
           </w:pPr>
-          <w:hyperlink w:anchor="_Toc215384865" w:history="1">
+          <w:hyperlink w:anchor="_Toc216714683" w:history="1">
             <w:r>
               <w:rPr>
                 <w:rStyle w:val="Hyperlink"/>
                 <w:noProof/>
-              </w:rPr>
-              <w:t>2.1.4</w:t>
+                <w:lang w:val="id-ID"/>
+              </w:rPr>
+              <w:t>2.1.1</w:t>
             </w:r>
             <w:r>
               <w:rPr>
@@ -3898,8 +4486,9 @@
               <w:rPr>
                 <w:rStyle w:val="Hyperlink"/>
                 <w:noProof/>
-              </w:rPr>
-              <w:t>ESP32</w:t>
+                <w:lang w:val="id-ID"/>
+              </w:rPr>
+              <w:t>Smart Farming</w:t>
             </w:r>
             <w:r>
               <w:rPr>
@@ -3920,7 +4509,7 @@
                 <w:noProof/>
                 <w:webHidden/>
               </w:rPr>
-              <w:instrText xml:space="preserve"> PAGEREF _Toc215384865 \h </w:instrText>
+              <w:instrText xml:space="preserve"> PAGEREF _Toc216714683 \h </w:instrText>
             </w:r>
             <w:r>
               <w:rPr>
@@ -3940,7 +4529,7 @@
                 <w:noProof/>
                 <w:webHidden/>
               </w:rPr>
-              <w:t>7</w:t>
+              <w:t>5</w:t>
             </w:r>
             <w:r>
               <w:rPr>
@@ -3956,7 +4545,7 @@
             <w:pStyle w:val="TOC3"/>
             <w:tabs>
               <w:tab w:val="left" w:pos="1200"/>
-              <w:tab w:val="right" w:leader="dot" w:pos="7346"/>
+              <w:tab w:val="right" w:leader="dot" w:pos="8493"/>
             </w:tabs>
             <w:rPr>
               <w:rFonts w:asciiTheme="minorHAnsi" w:eastAsiaTheme="minorEastAsia" w:hAnsiTheme="minorHAnsi" w:cstheme="minorBidi"/>
@@ -3967,13 +4556,14 @@
               <w14:ligatures w14:val="standardContextual"/>
             </w:rPr>
           </w:pPr>
-          <w:hyperlink w:anchor="_Toc215384866" w:history="1">
+          <w:hyperlink w:anchor="_Toc216714684" w:history="1">
             <w:r>
               <w:rPr>
                 <w:rStyle w:val="Hyperlink"/>
                 <w:noProof/>
-              </w:rPr>
-              <w:t>2.1.5</w:t>
+                <w:lang w:val="id-ID"/>
+              </w:rPr>
+              <w:t>2.1.2</w:t>
             </w:r>
             <w:r>
               <w:rPr>
@@ -3990,8 +4580,9 @@
               <w:rPr>
                 <w:rStyle w:val="Hyperlink"/>
                 <w:noProof/>
-              </w:rPr>
-              <w:t>GPS NEO-6M</w:t>
+                <w:lang w:val="id-ID"/>
+              </w:rPr>
+              <w:t>Internet of Things</w:t>
             </w:r>
             <w:r>
               <w:rPr>
@@ -4012,7 +4603,7 @@
                 <w:noProof/>
                 <w:webHidden/>
               </w:rPr>
-              <w:instrText xml:space="preserve"> PAGEREF _Toc215384866 \h </w:instrText>
+              <w:instrText xml:space="preserve"> PAGEREF _Toc216714684 \h </w:instrText>
             </w:r>
             <w:r>
               <w:rPr>
@@ -4032,7 +4623,7 @@
                 <w:noProof/>
                 <w:webHidden/>
               </w:rPr>
-              <w:t>8</w:t>
+              <w:t>5</w:t>
             </w:r>
             <w:r>
               <w:rPr>
@@ -4045,10 +4636,10 @@
         </w:p>
         <w:p>
           <w:pPr>
-            <w:pStyle w:val="TOC2"/>
+            <w:pStyle w:val="TOC3"/>
             <w:tabs>
-              <w:tab w:val="left" w:pos="960"/>
-              <w:tab w:val="right" w:leader="dot" w:pos="7346"/>
+              <w:tab w:val="left" w:pos="1200"/>
+              <w:tab w:val="right" w:leader="dot" w:pos="8493"/>
             </w:tabs>
             <w:rPr>
               <w:rFonts w:asciiTheme="minorHAnsi" w:eastAsiaTheme="minorEastAsia" w:hAnsiTheme="minorHAnsi" w:cstheme="minorBidi"/>
@@ -4059,13 +4650,13 @@
               <w14:ligatures w14:val="standardContextual"/>
             </w:rPr>
           </w:pPr>
-          <w:hyperlink w:anchor="_Toc215384867" w:history="1">
+          <w:hyperlink w:anchor="_Toc216714685" w:history="1">
             <w:r>
               <w:rPr>
                 <w:rStyle w:val="Hyperlink"/>
                 <w:noProof/>
               </w:rPr>
-              <w:t>2.2</w:t>
+              <w:t>2.1.3</w:t>
             </w:r>
             <w:r>
               <w:rPr>
@@ -4083,7 +4674,7 @@
                 <w:rStyle w:val="Hyperlink"/>
                 <w:noProof/>
               </w:rPr>
-              <w:t>Penelitian Sebelumnya</w:t>
+              <w:t>Sensor</w:t>
             </w:r>
             <w:r>
               <w:rPr>
@@ -4104,7 +4695,7 @@
                 <w:noProof/>
                 <w:webHidden/>
               </w:rPr>
-              <w:instrText xml:space="preserve"> PAGEREF _Toc215384867 \h </w:instrText>
+              <w:instrText xml:space="preserve"> PAGEREF _Toc216714685 \h </w:instrText>
             </w:r>
             <w:r>
               <w:rPr>
@@ -4124,7 +4715,7 @@
                 <w:noProof/>
                 <w:webHidden/>
               </w:rPr>
-              <w:t>9</w:t>
+              <w:t>6</w:t>
             </w:r>
             <w:r>
               <w:rPr>
@@ -4137,9 +4728,10 @@
         </w:p>
         <w:p>
           <w:pPr>
-            <w:pStyle w:val="TOC1"/>
+            <w:pStyle w:val="TOC3"/>
             <w:tabs>
-              <w:tab w:val="right" w:leader="dot" w:pos="7346"/>
+              <w:tab w:val="left" w:pos="1200"/>
+              <w:tab w:val="right" w:leader="dot" w:pos="8493"/>
             </w:tabs>
             <w:rPr>
               <w:rFonts w:asciiTheme="minorHAnsi" w:eastAsiaTheme="minorEastAsia" w:hAnsiTheme="minorHAnsi" w:cstheme="minorBidi"/>
@@ -4150,24 +4742,41 @@
               <w14:ligatures w14:val="standardContextual"/>
             </w:rPr>
           </w:pPr>
-          <w:hyperlink w:anchor="_Toc215384868" w:history="1">
+          <w:hyperlink w:anchor="_Toc216714686" w:history="1">
             <w:r>
               <w:rPr>
                 <w:rStyle w:val="Hyperlink"/>
                 <w:noProof/>
-                <w:lang w:val="id-ID"/>
-              </w:rPr>
-              <w:t>BAB III  METODOLOGI PENELITIAN</w:t>
-            </w:r>
-            <w:r>
-              <w:rPr>
-                <w:noProof/>
-                <w:webHidden/>
+              </w:rPr>
+              <w:t>2.1.4</w:t>
+            </w:r>
+            <w:r>
+              <w:rPr>
+                <w:rFonts w:asciiTheme="minorHAnsi" w:eastAsiaTheme="minorEastAsia" w:hAnsiTheme="minorHAnsi" w:cstheme="minorBidi"/>
+                <w:noProof/>
+                <w:kern w:val="2"/>
+                <w:szCs w:val="24"/>
+                <w:lang w:val="en-ID" w:eastAsia="en-ID"/>
+                <w14:ligatures w14:val="standardContextual"/>
               </w:rPr>
               <w:tab/>
             </w:r>
             <w:r>
               <w:rPr>
+                <w:rStyle w:val="Hyperlink"/>
+                <w:noProof/>
+              </w:rPr>
+              <w:t>ESP32</w:t>
+            </w:r>
+            <w:r>
+              <w:rPr>
+                <w:noProof/>
+                <w:webHidden/>
+              </w:rPr>
+              <w:tab/>
+            </w:r>
+            <w:r>
+              <w:rPr>
                 <w:noProof/>
                 <w:webHidden/>
               </w:rPr>
@@ -4178,7 +4787,7 @@
                 <w:noProof/>
                 <w:webHidden/>
               </w:rPr>
-              <w:instrText xml:space="preserve"> PAGEREF _Toc215384868 \h </w:instrText>
+              <w:instrText xml:space="preserve"> PAGEREF _Toc216714686 \h </w:instrText>
             </w:r>
             <w:r>
               <w:rPr>
@@ -4198,7 +4807,7 @@
                 <w:noProof/>
                 <w:webHidden/>
               </w:rPr>
-              <w:t>13</w:t>
+              <w:t>7</w:t>
             </w:r>
             <w:r>
               <w:rPr>
@@ -4211,10 +4820,10 @@
         </w:p>
         <w:p>
           <w:pPr>
-            <w:pStyle w:val="TOC2"/>
+            <w:pStyle w:val="TOC3"/>
             <w:tabs>
-              <w:tab w:val="left" w:pos="960"/>
-              <w:tab w:val="right" w:leader="dot" w:pos="7346"/>
+              <w:tab w:val="left" w:pos="1200"/>
+              <w:tab w:val="right" w:leader="dot" w:pos="8493"/>
             </w:tabs>
             <w:rPr>
               <w:rFonts w:asciiTheme="minorHAnsi" w:eastAsiaTheme="minorEastAsia" w:hAnsiTheme="minorHAnsi" w:cstheme="minorBidi"/>
@@ -4225,14 +4834,13 @@
               <w14:ligatures w14:val="standardContextual"/>
             </w:rPr>
           </w:pPr>
-          <w:hyperlink w:anchor="_Toc215384869" w:history="1">
+          <w:hyperlink w:anchor="_Toc216714687" w:history="1">
             <w:r>
               <w:rPr>
                 <w:rStyle w:val="Hyperlink"/>
                 <w:noProof/>
-                <w:lang w:val="id-ID"/>
-              </w:rPr>
-              <w:t>3.1</w:t>
+              </w:rPr>
+              <w:t>2.1.5</w:t>
             </w:r>
             <w:r>
               <w:rPr>
@@ -4250,7 +4858,7 @@
                 <w:rStyle w:val="Hyperlink"/>
                 <w:noProof/>
               </w:rPr>
-              <w:t>Analisi Kebutuhan</w:t>
+              <w:t>GPS NEO-6M</w:t>
             </w:r>
             <w:r>
               <w:rPr>
@@ -4271,7 +4879,7 @@
                 <w:noProof/>
                 <w:webHidden/>
               </w:rPr>
-              <w:instrText xml:space="preserve"> PAGEREF _Toc215384869 \h </w:instrText>
+              <w:instrText xml:space="preserve"> PAGEREF _Toc216714687 \h </w:instrText>
             </w:r>
             <w:r>
               <w:rPr>
@@ -4291,7 +4899,7 @@
                 <w:noProof/>
                 <w:webHidden/>
               </w:rPr>
-              <w:t>13</w:t>
+              <w:t>9</w:t>
             </w:r>
             <w:r>
               <w:rPr>
@@ -4304,10 +4912,10 @@
         </w:p>
         <w:p>
           <w:pPr>
-            <w:pStyle w:val="TOC3"/>
+            <w:pStyle w:val="TOC2"/>
             <w:tabs>
-              <w:tab w:val="left" w:pos="1200"/>
-              <w:tab w:val="right" w:leader="dot" w:pos="7346"/>
+              <w:tab w:val="left" w:pos="960"/>
+              <w:tab w:val="right" w:leader="dot" w:pos="8493"/>
             </w:tabs>
             <w:rPr>
               <w:rFonts w:asciiTheme="minorHAnsi" w:eastAsiaTheme="minorEastAsia" w:hAnsiTheme="minorHAnsi" w:cstheme="minorBidi"/>
@@ -4318,14 +4926,13 @@
               <w14:ligatures w14:val="standardContextual"/>
             </w:rPr>
           </w:pPr>
-          <w:hyperlink w:anchor="_Toc215384870" w:history="1">
+          <w:hyperlink w:anchor="_Toc216714688" w:history="1">
             <w:r>
               <w:rPr>
                 <w:rStyle w:val="Hyperlink"/>
                 <w:noProof/>
-                <w:lang w:val="id-ID"/>
-              </w:rPr>
-              <w:t>3.1.1</w:t>
+              </w:rPr>
+              <w:t>2.2</w:t>
             </w:r>
             <w:r>
               <w:rPr>
@@ -4342,19 +4949,8 @@
               <w:rPr>
                 <w:rStyle w:val="Hyperlink"/>
                 <w:noProof/>
-                <w:lang w:val="id-ID"/>
-              </w:rPr>
-              <w:t xml:space="preserve">Kebutuhan </w:t>
-            </w:r>
-            <w:r>
-              <w:rPr>
-                <w:rStyle w:val="Hyperlink"/>
-                <w:i/>
-                <w:iCs/>
-                <w:noProof/>
-                <w:lang w:val="id-ID"/>
-              </w:rPr>
-              <w:t>Input</w:t>
+              </w:rPr>
+              <w:t>Penelitian Sebelumnya</w:t>
             </w:r>
             <w:r>
               <w:rPr>
@@ -4375,7 +4971,7 @@
                 <w:noProof/>
                 <w:webHidden/>
               </w:rPr>
-              <w:instrText xml:space="preserve"> PAGEREF _Toc215384870 \h </w:instrText>
+              <w:instrText xml:space="preserve"> PAGEREF _Toc216714688 \h </w:instrText>
             </w:r>
             <w:r>
               <w:rPr>
@@ -4395,7 +4991,7 @@
                 <w:noProof/>
                 <w:webHidden/>
               </w:rPr>
-              <w:t>14</w:t>
+              <w:t>11</w:t>
             </w:r>
             <w:r>
               <w:rPr>
@@ -4408,10 +5004,9 @@
         </w:p>
         <w:p>
           <w:pPr>
-            <w:pStyle w:val="TOC3"/>
+            <w:pStyle w:val="TOC1"/>
             <w:tabs>
-              <w:tab w:val="left" w:pos="1200"/>
-              <w:tab w:val="right" w:leader="dot" w:pos="7346"/>
+              <w:tab w:val="right" w:leader="dot" w:pos="8493"/>
             </w:tabs>
             <w:rPr>
               <w:rFonts w:asciiTheme="minorHAnsi" w:eastAsiaTheme="minorEastAsia" w:hAnsiTheme="minorHAnsi" w:cstheme="minorBidi"/>
@@ -4422,53 +5017,24 @@
               <w14:ligatures w14:val="standardContextual"/>
             </w:rPr>
           </w:pPr>
-          <w:hyperlink w:anchor="_Toc215384871" w:history="1">
+          <w:hyperlink w:anchor="_Toc216714689" w:history="1">
             <w:r>
               <w:rPr>
                 <w:rStyle w:val="Hyperlink"/>
                 <w:noProof/>
                 <w:lang w:val="id-ID"/>
               </w:rPr>
-              <w:t>3.1.2</w:t>
-            </w:r>
-            <w:r>
-              <w:rPr>
-                <w:rFonts w:asciiTheme="minorHAnsi" w:eastAsiaTheme="minorEastAsia" w:hAnsiTheme="minorHAnsi" w:cstheme="minorBidi"/>
-                <w:noProof/>
-                <w:kern w:val="2"/>
-                <w:szCs w:val="24"/>
-                <w:lang w:val="en-ID" w:eastAsia="en-ID"/>
-                <w14:ligatures w14:val="standardContextual"/>
+              <w:t>BAB III  METODOLOGI PENELITIAN</w:t>
+            </w:r>
+            <w:r>
+              <w:rPr>
+                <w:noProof/>
+                <w:webHidden/>
               </w:rPr>
               <w:tab/>
             </w:r>
             <w:r>
               <w:rPr>
-                <w:rStyle w:val="Hyperlink"/>
-                <w:noProof/>
-                <w:lang w:val="id-ID"/>
-              </w:rPr>
-              <w:t xml:space="preserve">Kebutuhan </w:t>
-            </w:r>
-            <w:r>
-              <w:rPr>
-                <w:rStyle w:val="Hyperlink"/>
-                <w:i/>
-                <w:iCs/>
-                <w:noProof/>
-                <w:lang w:val="id-ID"/>
-              </w:rPr>
-              <w:t>Output</w:t>
-            </w:r>
-            <w:r>
-              <w:rPr>
-                <w:noProof/>
-                <w:webHidden/>
-              </w:rPr>
-              <w:tab/>
-            </w:r>
-            <w:r>
-              <w:rPr>
                 <w:noProof/>
                 <w:webHidden/>
               </w:rPr>
@@ -4479,7 +5045,7 @@
                 <w:noProof/>
                 <w:webHidden/>
               </w:rPr>
-              <w:instrText xml:space="preserve"> PAGEREF _Toc215384871 \h </w:instrText>
+              <w:instrText xml:space="preserve"> PAGEREF _Toc216714689 \h </w:instrText>
             </w:r>
             <w:r>
               <w:rPr>
@@ -4499,7 +5065,7 @@
                 <w:noProof/>
                 <w:webHidden/>
               </w:rPr>
-              <w:t>14</w:t>
+              <w:t>15</w:t>
             </w:r>
             <w:r>
               <w:rPr>
@@ -4512,10 +5078,10 @@
         </w:p>
         <w:p>
           <w:pPr>
-            <w:pStyle w:val="TOC3"/>
+            <w:pStyle w:val="TOC2"/>
             <w:tabs>
-              <w:tab w:val="left" w:pos="1200"/>
-              <w:tab w:val="right" w:leader="dot" w:pos="7346"/>
+              <w:tab w:val="left" w:pos="960"/>
+              <w:tab w:val="right" w:leader="dot" w:pos="8493"/>
             </w:tabs>
             <w:rPr>
               <w:rFonts w:asciiTheme="minorHAnsi" w:eastAsiaTheme="minorEastAsia" w:hAnsiTheme="minorHAnsi" w:cstheme="minorBidi"/>
@@ -4526,14 +5092,14 @@
               <w14:ligatures w14:val="standardContextual"/>
             </w:rPr>
           </w:pPr>
-          <w:hyperlink w:anchor="_Toc215384872" w:history="1">
+          <w:hyperlink w:anchor="_Toc216714690" w:history="1">
             <w:r>
               <w:rPr>
                 <w:rStyle w:val="Hyperlink"/>
                 <w:noProof/>
                 <w:lang w:val="id-ID"/>
               </w:rPr>
-              <w:t>3.1.3</w:t>
+              <w:t>3.1</w:t>
             </w:r>
             <w:r>
               <w:rPr>
@@ -4550,9 +5116,8 @@
               <w:rPr>
                 <w:rStyle w:val="Hyperlink"/>
                 <w:noProof/>
-                <w:lang w:val="id-ID"/>
-              </w:rPr>
-              <w:t>Kebutuhan Hardware</w:t>
+              </w:rPr>
+              <w:t>Analisis Kebutuhan</w:t>
             </w:r>
             <w:r>
               <w:rPr>
@@ -4573,7 +5138,7 @@
                 <w:noProof/>
                 <w:webHidden/>
               </w:rPr>
-              <w:instrText xml:space="preserve"> PAGEREF _Toc215384872 \h </w:instrText>
+              <w:instrText xml:space="preserve"> PAGEREF _Toc216714690 \h </w:instrText>
             </w:r>
             <w:r>
               <w:rPr>
@@ -4593,7 +5158,7 @@
                 <w:noProof/>
                 <w:webHidden/>
               </w:rPr>
-              <w:t>14</w:t>
+              <w:t>16</w:t>
             </w:r>
             <w:r>
               <w:rPr>
@@ -4609,7 +5174,7 @@
             <w:pStyle w:val="TOC3"/>
             <w:tabs>
               <w:tab w:val="left" w:pos="1200"/>
-              <w:tab w:val="right" w:leader="dot" w:pos="7346"/>
+              <w:tab w:val="right" w:leader="dot" w:pos="8493"/>
             </w:tabs>
             <w:rPr>
               <w:rFonts w:asciiTheme="minorHAnsi" w:eastAsiaTheme="minorEastAsia" w:hAnsiTheme="minorHAnsi" w:cstheme="minorBidi"/>
@@ -4620,14 +5185,14 @@
               <w14:ligatures w14:val="standardContextual"/>
             </w:rPr>
           </w:pPr>
-          <w:hyperlink w:anchor="_Toc215384873" w:history="1">
+          <w:hyperlink w:anchor="_Toc216714691" w:history="1">
             <w:r>
               <w:rPr>
                 <w:rStyle w:val="Hyperlink"/>
                 <w:noProof/>
                 <w:lang w:val="id-ID"/>
               </w:rPr>
-              <w:t>3.1.4</w:t>
+              <w:t>3.1.1</w:t>
             </w:r>
             <w:r>
               <w:rPr>
@@ -4646,7 +5211,7 @@
                 <w:noProof/>
                 <w:lang w:val="id-ID"/>
               </w:rPr>
-              <w:t>Kebutuhan Software</w:t>
+              <w:t>Hardware</w:t>
             </w:r>
             <w:r>
               <w:rPr>
@@ -4667,7 +5232,7 @@
                 <w:noProof/>
                 <w:webHidden/>
               </w:rPr>
-              <w:instrText xml:space="preserve"> PAGEREF _Toc215384873 \h </w:instrText>
+              <w:instrText xml:space="preserve"> PAGEREF _Toc216714691 \h </w:instrText>
             </w:r>
             <w:r>
               <w:rPr>
@@ -4687,7 +5252,7 @@
                 <w:noProof/>
                 <w:webHidden/>
               </w:rPr>
-              <w:t>15</w:t>
+              <w:t>16</w:t>
             </w:r>
             <w:r>
               <w:rPr>
@@ -4700,10 +5265,10 @@
         </w:p>
         <w:p>
           <w:pPr>
-            <w:pStyle w:val="TOC2"/>
+            <w:pStyle w:val="TOC3"/>
             <w:tabs>
-              <w:tab w:val="left" w:pos="960"/>
-              <w:tab w:val="right" w:leader="dot" w:pos="7346"/>
+              <w:tab w:val="left" w:pos="1200"/>
+              <w:tab w:val="right" w:leader="dot" w:pos="8493"/>
             </w:tabs>
             <w:rPr>
               <w:rFonts w:asciiTheme="minorHAnsi" w:eastAsiaTheme="minorEastAsia" w:hAnsiTheme="minorHAnsi" w:cstheme="minorBidi"/>
@@ -4714,14 +5279,14 @@
               <w14:ligatures w14:val="standardContextual"/>
             </w:rPr>
           </w:pPr>
-          <w:hyperlink w:anchor="_Toc215384874" w:history="1">
+          <w:hyperlink w:anchor="_Toc216714692" w:history="1">
             <w:r>
               <w:rPr>
                 <w:rStyle w:val="Hyperlink"/>
                 <w:noProof/>
                 <w:lang w:val="id-ID"/>
               </w:rPr>
-              <w:t>3.2</w:t>
+              <w:t>3.1.2</w:t>
             </w:r>
             <w:r>
               <w:rPr>
@@ -4740,7 +5305,7 @@
                 <w:noProof/>
                 <w:lang w:val="id-ID"/>
               </w:rPr>
-              <w:t>Perancangan Sistem</w:t>
+              <w:t>Software</w:t>
             </w:r>
             <w:r>
               <w:rPr>
@@ -4761,7 +5326,7 @@
                 <w:noProof/>
                 <w:webHidden/>
               </w:rPr>
-              <w:instrText xml:space="preserve"> PAGEREF _Toc215384874 \h </w:instrText>
+              <w:instrText xml:space="preserve"> PAGEREF _Toc216714692 \h </w:instrText>
             </w:r>
             <w:r>
               <w:rPr>
@@ -4781,7 +5346,7 @@
                 <w:noProof/>
                 <w:webHidden/>
               </w:rPr>
-              <w:t>15</w:t>
+              <w:t>17</w:t>
             </w:r>
             <w:r>
               <w:rPr>
@@ -4794,10 +5359,10 @@
         </w:p>
         <w:p>
           <w:pPr>
-            <w:pStyle w:val="TOC3"/>
+            <w:pStyle w:val="TOC2"/>
             <w:tabs>
-              <w:tab w:val="left" w:pos="1200"/>
-              <w:tab w:val="right" w:leader="dot" w:pos="7346"/>
+              <w:tab w:val="left" w:pos="960"/>
+              <w:tab w:val="right" w:leader="dot" w:pos="8493"/>
             </w:tabs>
             <w:rPr>
               <w:rFonts w:asciiTheme="minorHAnsi" w:eastAsiaTheme="minorEastAsia" w:hAnsiTheme="minorHAnsi" w:cstheme="minorBidi"/>
@@ -4808,14 +5373,14 @@
               <w14:ligatures w14:val="standardContextual"/>
             </w:rPr>
           </w:pPr>
-          <w:hyperlink w:anchor="_Toc215384875" w:history="1">
+          <w:hyperlink w:anchor="_Toc216714693" w:history="1">
             <w:r>
               <w:rPr>
                 <w:rStyle w:val="Hyperlink"/>
                 <w:noProof/>
                 <w:lang w:val="id-ID"/>
               </w:rPr>
-              <w:t>3.2.1</w:t>
+              <w:t>3.2</w:t>
             </w:r>
             <w:r>
               <w:rPr>
@@ -4834,7 +5399,7 @@
                 <w:noProof/>
                 <w:lang w:val="id-ID"/>
               </w:rPr>
-              <w:t>Rancangan Umum Sistem</w:t>
+              <w:t>Perancangan Sistem</w:t>
             </w:r>
             <w:r>
               <w:rPr>
@@ -4855,7 +5420,7 @@
                 <w:noProof/>
                 <w:webHidden/>
               </w:rPr>
-              <w:instrText xml:space="preserve"> PAGEREF _Toc215384875 \h </w:instrText>
+              <w:instrText xml:space="preserve"> PAGEREF _Toc216714693 \h </w:instrText>
             </w:r>
             <w:r>
               <w:rPr>
@@ -4875,7 +5440,7 @@
                 <w:noProof/>
                 <w:webHidden/>
               </w:rPr>
-              <w:t>16</w:t>
+              <w:t>18</w:t>
             </w:r>
             <w:r>
               <w:rPr>
@@ -4891,7 +5456,7 @@
             <w:pStyle w:val="TOC3"/>
             <w:tabs>
               <w:tab w:val="left" w:pos="1200"/>
-              <w:tab w:val="right" w:leader="dot" w:pos="7346"/>
+              <w:tab w:val="right" w:leader="dot" w:pos="8493"/>
             </w:tabs>
             <w:rPr>
               <w:rFonts w:asciiTheme="minorHAnsi" w:eastAsiaTheme="minorEastAsia" w:hAnsiTheme="minorHAnsi" w:cstheme="minorBidi"/>
@@ -4902,14 +5467,14 @@
               <w14:ligatures w14:val="standardContextual"/>
             </w:rPr>
           </w:pPr>
-          <w:hyperlink w:anchor="_Toc215384876" w:history="1">
+          <w:hyperlink w:anchor="_Toc216714694" w:history="1">
             <w:r>
               <w:rPr>
                 <w:rStyle w:val="Hyperlink"/>
                 <w:noProof/>
                 <w:lang w:val="id-ID"/>
               </w:rPr>
-              <w:t>3.2.2</w:t>
+              <w:t>3.2.1</w:t>
             </w:r>
             <w:r>
               <w:rPr>
@@ -4928,7 +5493,7 @@
                 <w:noProof/>
                 <w:lang w:val="id-ID"/>
               </w:rPr>
-              <w:t>Rancangan Alur Kerja Sistem</w:t>
+              <w:t>Rancangan Umum Sistem</w:t>
             </w:r>
             <w:r>
               <w:rPr>
@@ -4949,7 +5514,7 @@
                 <w:noProof/>
                 <w:webHidden/>
               </w:rPr>
-              <w:instrText xml:space="preserve"> PAGEREF _Toc215384876 \h </w:instrText>
+              <w:instrText xml:space="preserve"> PAGEREF _Toc216714694 \h </w:instrText>
             </w:r>
             <w:r>
               <w:rPr>
@@ -4969,7 +5534,7 @@
                 <w:noProof/>
                 <w:webHidden/>
               </w:rPr>
-              <w:t>17</w:t>
+              <w:t>18</w:t>
             </w:r>
             <w:r>
               <w:rPr>
@@ -4985,7 +5550,7 @@
             <w:pStyle w:val="TOC3"/>
             <w:tabs>
               <w:tab w:val="left" w:pos="1200"/>
-              <w:tab w:val="right" w:leader="dot" w:pos="7346"/>
+              <w:tab w:val="right" w:leader="dot" w:pos="8493"/>
             </w:tabs>
             <w:rPr>
               <w:rFonts w:asciiTheme="minorHAnsi" w:eastAsiaTheme="minorEastAsia" w:hAnsiTheme="minorHAnsi" w:cstheme="minorBidi"/>
@@ -4996,14 +5561,14 @@
               <w14:ligatures w14:val="standardContextual"/>
             </w:rPr>
           </w:pPr>
-          <w:hyperlink w:anchor="_Toc215384877" w:history="1">
+          <w:hyperlink w:anchor="_Toc216714695" w:history="1">
             <w:r>
               <w:rPr>
                 <w:rStyle w:val="Hyperlink"/>
                 <w:noProof/>
                 <w:lang w:val="id-ID"/>
               </w:rPr>
-              <w:t>3.2.3</w:t>
+              <w:t>3.2.2</w:t>
             </w:r>
             <w:r>
               <w:rPr>
@@ -5022,7 +5587,7 @@
                 <w:noProof/>
                 <w:lang w:val="id-ID"/>
               </w:rPr>
-              <w:t>Rancangan Hardware</w:t>
+              <w:t>Rancangan Alur Kerja Sistem</w:t>
             </w:r>
             <w:r>
               <w:rPr>
@@ -5043,7 +5608,7 @@
                 <w:noProof/>
                 <w:webHidden/>
               </w:rPr>
-              <w:instrText xml:space="preserve"> PAGEREF _Toc215384877 \h </w:instrText>
+              <w:instrText xml:space="preserve"> PAGEREF _Toc216714695 \h </w:instrText>
             </w:r>
             <w:r>
               <w:rPr>
@@ -5063,7 +5628,7 @@
                 <w:noProof/>
                 <w:webHidden/>
               </w:rPr>
-              <w:t>18</w:t>
+              <w:t>19</w:t>
             </w:r>
             <w:r>
               <w:rPr>
@@ -5079,7 +5644,7 @@
             <w:pStyle w:val="TOC3"/>
             <w:tabs>
               <w:tab w:val="left" w:pos="1200"/>
-              <w:tab w:val="right" w:leader="dot" w:pos="7346"/>
+              <w:tab w:val="right" w:leader="dot" w:pos="8493"/>
             </w:tabs>
             <w:rPr>
               <w:rFonts w:asciiTheme="minorHAnsi" w:eastAsiaTheme="minorEastAsia" w:hAnsiTheme="minorHAnsi" w:cstheme="minorBidi"/>
@@ -5090,14 +5655,14 @@
               <w14:ligatures w14:val="standardContextual"/>
             </w:rPr>
           </w:pPr>
-          <w:hyperlink w:anchor="_Toc215384878" w:history="1">
+          <w:hyperlink w:anchor="_Toc216714696" w:history="1">
             <w:r>
               <w:rPr>
                 <w:rStyle w:val="Hyperlink"/>
                 <w:noProof/>
                 <w:lang w:val="id-ID"/>
               </w:rPr>
-              <w:t>3.2.4</w:t>
+              <w:t>3.2.3</w:t>
             </w:r>
             <w:r>
               <w:rPr>
@@ -5116,7 +5681,7 @@
                 <w:noProof/>
                 <w:lang w:val="id-ID"/>
               </w:rPr>
-              <w:t>Konfigurasi ESP32</w:t>
+              <w:t>Rancangan Hardware</w:t>
             </w:r>
             <w:r>
               <w:rPr>
@@ -5137,7 +5702,7 @@
                 <w:noProof/>
                 <w:webHidden/>
               </w:rPr>
-              <w:instrText xml:space="preserve"> PAGEREF _Toc215384878 \h </w:instrText>
+              <w:instrText xml:space="preserve"> PAGEREF _Toc216714696 \h </w:instrText>
             </w:r>
             <w:r>
               <w:rPr>
@@ -5157,7 +5722,7 @@
                 <w:noProof/>
                 <w:webHidden/>
               </w:rPr>
-              <w:t>18</w:t>
+              <w:t>21</w:t>
             </w:r>
             <w:r>
               <w:rPr>
@@ -5173,7 +5738,7 @@
             <w:pStyle w:val="TOC3"/>
             <w:tabs>
               <w:tab w:val="left" w:pos="1200"/>
-              <w:tab w:val="right" w:leader="dot" w:pos="7346"/>
+              <w:tab w:val="right" w:leader="dot" w:pos="8493"/>
             </w:tabs>
             <w:rPr>
               <w:rFonts w:asciiTheme="minorHAnsi" w:eastAsiaTheme="minorEastAsia" w:hAnsiTheme="minorHAnsi" w:cstheme="minorBidi"/>
@@ -5184,14 +5749,14 @@
               <w14:ligatures w14:val="standardContextual"/>
             </w:rPr>
           </w:pPr>
-          <w:hyperlink w:anchor="_Toc215384879" w:history="1">
+          <w:hyperlink w:anchor="_Toc216714697" w:history="1">
             <w:r>
               <w:rPr>
                 <w:rStyle w:val="Hyperlink"/>
                 <w:noProof/>
                 <w:lang w:val="id-ID"/>
               </w:rPr>
-              <w:t>3.2.5</w:t>
+              <w:t>3.2.4</w:t>
             </w:r>
             <w:r>
               <w:rPr>
@@ -5210,7 +5775,7 @@
                 <w:noProof/>
                 <w:lang w:val="id-ID"/>
               </w:rPr>
-              <w:t>Konfigurasi GPS Neo-6M</w:t>
+              <w:t>Konfigurasi ESP32</w:t>
             </w:r>
             <w:r>
               <w:rPr>
@@ -5231,7 +5796,7 @@
                 <w:noProof/>
                 <w:webHidden/>
               </w:rPr>
-              <w:instrText xml:space="preserve"> PAGEREF _Toc215384879 \h </w:instrText>
+              <w:instrText xml:space="preserve"> PAGEREF _Toc216714697 \h </w:instrText>
             </w:r>
             <w:r>
               <w:rPr>
@@ -5251,7 +5816,7 @@
                 <w:noProof/>
                 <w:webHidden/>
               </w:rPr>
-              <w:t>19</w:t>
+              <w:t>22</w:t>
             </w:r>
             <w:r>
               <w:rPr>
@@ -5267,7 +5832,7 @@
             <w:pStyle w:val="TOC3"/>
             <w:tabs>
               <w:tab w:val="left" w:pos="1200"/>
-              <w:tab w:val="right" w:leader="dot" w:pos="7346"/>
+              <w:tab w:val="right" w:leader="dot" w:pos="8493"/>
             </w:tabs>
             <w:rPr>
               <w:rFonts w:asciiTheme="minorHAnsi" w:eastAsiaTheme="minorEastAsia" w:hAnsiTheme="minorHAnsi" w:cstheme="minorBidi"/>
@@ -5278,14 +5843,14 @@
               <w14:ligatures w14:val="standardContextual"/>
             </w:rPr>
           </w:pPr>
-          <w:hyperlink w:anchor="_Toc215384880" w:history="1">
+          <w:hyperlink w:anchor="_Toc216714698" w:history="1">
             <w:r>
               <w:rPr>
                 <w:rStyle w:val="Hyperlink"/>
                 <w:noProof/>
                 <w:lang w:val="id-ID"/>
               </w:rPr>
-              <w:t>3.2.6</w:t>
+              <w:t>3.2.5</w:t>
             </w:r>
             <w:r>
               <w:rPr>
@@ -5304,7 +5869,7 @@
                 <w:noProof/>
                 <w:lang w:val="id-ID"/>
               </w:rPr>
-              <w:t>Konfigurasi ESP32-CAM</w:t>
+              <w:t>Konfigurasi GPS Neo-6M</w:t>
             </w:r>
             <w:r>
               <w:rPr>
@@ -5325,7 +5890,7 @@
                 <w:noProof/>
                 <w:webHidden/>
               </w:rPr>
-              <w:instrText xml:space="preserve"> PAGEREF _Toc215384880 \h </w:instrText>
+              <w:instrText xml:space="preserve"> PAGEREF _Toc216714698 \h </w:instrText>
             </w:r>
             <w:r>
               <w:rPr>
@@ -5345,7 +5910,7 @@
                 <w:noProof/>
                 <w:webHidden/>
               </w:rPr>
-              <w:t>19</w:t>
+              <w:t>23</w:t>
             </w:r>
             <w:r>
               <w:rPr>
@@ -5358,10 +5923,10 @@
         </w:p>
         <w:p>
           <w:pPr>
-            <w:pStyle w:val="TOC2"/>
+            <w:pStyle w:val="TOC3"/>
             <w:tabs>
-              <w:tab w:val="left" w:pos="960"/>
-              <w:tab w:val="right" w:leader="dot" w:pos="7346"/>
+              <w:tab w:val="left" w:pos="1200"/>
+              <w:tab w:val="right" w:leader="dot" w:pos="8493"/>
             </w:tabs>
             <w:rPr>
               <w:rFonts w:asciiTheme="minorHAnsi" w:eastAsiaTheme="minorEastAsia" w:hAnsiTheme="minorHAnsi" w:cstheme="minorBidi"/>
@@ -5372,14 +5937,14 @@
               <w14:ligatures w14:val="standardContextual"/>
             </w:rPr>
           </w:pPr>
-          <w:hyperlink w:anchor="_Toc215384881" w:history="1">
+          <w:hyperlink w:anchor="_Toc216714699" w:history="1">
             <w:r>
               <w:rPr>
                 <w:rStyle w:val="Hyperlink"/>
                 <w:noProof/>
                 <w:lang w:val="id-ID"/>
               </w:rPr>
-              <w:t>3.3</w:t>
+              <w:t>3.2.6</w:t>
             </w:r>
             <w:r>
               <w:rPr>
@@ -5398,7 +5963,7 @@
                 <w:noProof/>
                 <w:lang w:val="id-ID"/>
               </w:rPr>
-              <w:t>Perancangan Pengujian Sistem</w:t>
+              <w:t>Konfigurasi ESP32-CAM</w:t>
             </w:r>
             <w:r>
               <w:rPr>
@@ -5419,7 +5984,7 @@
                 <w:noProof/>
                 <w:webHidden/>
               </w:rPr>
-              <w:instrText xml:space="preserve"> PAGEREF _Toc215384881 \h </w:instrText>
+              <w:instrText xml:space="preserve"> PAGEREF _Toc216714699 \h </w:instrText>
             </w:r>
             <w:r>
               <w:rPr>
@@ -5439,7 +6004,7 @@
                 <w:noProof/>
                 <w:webHidden/>
               </w:rPr>
-              <w:t>20</w:t>
+              <w:t>24</w:t>
             </w:r>
             <w:r>
               <w:rPr>
@@ -5452,9 +6017,10 @@
         </w:p>
         <w:p>
           <w:pPr>
-            <w:pStyle w:val="TOC1"/>
+            <w:pStyle w:val="TOC2"/>
             <w:tabs>
-              <w:tab w:val="right" w:leader="dot" w:pos="7346"/>
+              <w:tab w:val="left" w:pos="960"/>
+              <w:tab w:val="right" w:leader="dot" w:pos="8493"/>
             </w:tabs>
             <w:rPr>
               <w:rFonts w:asciiTheme="minorHAnsi" w:eastAsiaTheme="minorEastAsia" w:hAnsiTheme="minorHAnsi" w:cstheme="minorBidi"/>
@@ -5465,13 +6031,106 @@
               <w14:ligatures w14:val="standardContextual"/>
             </w:rPr>
           </w:pPr>
-          <w:hyperlink w:anchor="_Toc215384882" w:history="1">
+          <w:hyperlink w:anchor="_Toc216714700" w:history="1">
             <w:r>
               <w:rPr>
                 <w:rStyle w:val="Hyperlink"/>
                 <w:noProof/>
                 <w:lang w:val="id-ID"/>
               </w:rPr>
+              <w:t>3.3</w:t>
+            </w:r>
+            <w:r>
+              <w:rPr>
+                <w:rFonts w:asciiTheme="minorHAnsi" w:eastAsiaTheme="minorEastAsia" w:hAnsiTheme="minorHAnsi" w:cstheme="minorBidi"/>
+                <w:noProof/>
+                <w:kern w:val="2"/>
+                <w:szCs w:val="24"/>
+                <w:lang w:val="en-ID" w:eastAsia="en-ID"/>
+                <w14:ligatures w14:val="standardContextual"/>
+              </w:rPr>
+              <w:tab/>
+            </w:r>
+            <w:r>
+              <w:rPr>
+                <w:rStyle w:val="Hyperlink"/>
+                <w:noProof/>
+                <w:lang w:val="id-ID"/>
+              </w:rPr>
+              <w:t>Perancangan Pengujian Sistem</w:t>
+            </w:r>
+            <w:r>
+              <w:rPr>
+                <w:noProof/>
+                <w:webHidden/>
+              </w:rPr>
+              <w:tab/>
+            </w:r>
+            <w:r>
+              <w:rPr>
+                <w:noProof/>
+                <w:webHidden/>
+              </w:rPr>
+              <w:fldChar w:fldCharType="begin"/>
+            </w:r>
+            <w:r>
+              <w:rPr>
+                <w:noProof/>
+                <w:webHidden/>
+              </w:rPr>
+              <w:instrText xml:space="preserve"> PAGEREF _Toc216714700 \h </w:instrText>
+            </w:r>
+            <w:r>
+              <w:rPr>
+                <w:noProof/>
+                <w:webHidden/>
+              </w:rPr>
+            </w:r>
+            <w:r>
+              <w:rPr>
+                <w:noProof/>
+                <w:webHidden/>
+              </w:rPr>
+              <w:fldChar w:fldCharType="separate"/>
+            </w:r>
+            <w:r>
+              <w:rPr>
+                <w:noProof/>
+                <w:webHidden/>
+              </w:rPr>
+              <w:t>25</w:t>
+            </w:r>
+            <w:r>
+              <w:rPr>
+                <w:noProof/>
+                <w:webHidden/>
+              </w:rPr>
+              <w:fldChar w:fldCharType="end"/>
+            </w:r>
+          </w:hyperlink>
+        </w:p>
+        <w:p>
+          <w:pPr>
+            <w:pStyle w:val="TOC1"/>
+            <w:tabs>
+              <w:tab w:val="right" w:leader="dot" w:pos="8493"/>
+            </w:tabs>
+            <w:rPr>
+              <w:rFonts w:asciiTheme="minorHAnsi" w:eastAsiaTheme="minorEastAsia" w:hAnsiTheme="minorHAnsi" w:cstheme="minorBidi"/>
+              <w:noProof/>
+              <w:kern w:val="2"/>
+              <w:szCs w:val="24"/>
+              <w:lang w:val="en-ID" w:eastAsia="en-ID"/>
+              <w14:ligatures w14:val="standardContextual"/>
+            </w:rPr>
+          </w:pPr>
+          <w:hyperlink w:anchor="_Toc216714701" w:history="1">
+            <w:r>
+              <w:rPr>
+                <w:rStyle w:val="Hyperlink"/>
+                <w:noProof/>
+                <w:lang w:val="id-ID"/>
+              </w:rPr>
               <w:t>Daftar Pustaka</w:t>
             </w:r>
             <w:r>
@@ -5493,7 +6152,7 @@
                 <w:noProof/>
                 <w:webHidden/>
               </w:rPr>
-              <w:instrText xml:space="preserve"> PAGEREF _Toc215384882 \h </w:instrText>
+              <w:instrText xml:space="preserve"> PAGEREF _Toc216714701 \h </w:instrText>
             </w:r>
             <w:r>
               <w:rPr>
@@ -5513,7 +6172,7 @@
                 <w:noProof/>
                 <w:webHidden/>
               </w:rPr>
-              <w:t>22</w:t>
+              <w:t>27</w:t>
             </w:r>
             <w:r>
               <w:rPr>
@@ -5549,7 +6208,7 @@
         </w:rPr>
         <w:br w:type="page"/>
       </w:r>
-      <w:bookmarkStart w:id="4" w:name="_Toc215384852"/>
+      <w:bookmarkStart w:id="18" w:name="_Toc216714673"/>
       <w:r>
         <w:rPr>
           <w:lang w:val="id-ID"/>
@@ -5557,7 +6216,7 @@
         <w:lastRenderedPageBreak/>
         <w:t>DAFTAR TABEL</w:t>
       </w:r>
-      <w:bookmarkEnd w:id="4"/>
+      <w:bookmarkEnd w:id="18"/>
     </w:p>
     <w:p>
       <w:pPr>
@@ -5849,7 +6508,7 @@
         </w:rPr>
         <w:br w:type="page"/>
       </w:r>
-      <w:bookmarkStart w:id="5" w:name="_Toc215384853"/>
+      <w:bookmarkStart w:id="19" w:name="_Toc216714674"/>
       <w:r>
         <w:rPr>
           <w:lang w:val="id-ID"/>
@@ -5857,7 +6516,7 @@
         <w:lastRenderedPageBreak/>
         <w:t>DAFTAR GAMBAR</w:t>
       </w:r>
-      <w:bookmarkEnd w:id="5"/>
+      <w:bookmarkEnd w:id="19"/>
     </w:p>
     <w:p>
       <w:pPr>
@@ -6655,8 +7314,8 @@
         </w:rPr>
         <w:sectPr>
           <w:pgSz w:w="11906" w:h="16838" w:code="9"/>
-          <w:pgMar w:top="2275" w:right="2275" w:bottom="2275" w:left="2275" w:header="720" w:footer="720" w:gutter="0"/>
-          <w:pgNumType w:fmt="lowerRoman" w:start="1"/>
+          <w:pgMar w:top="1701" w:right="1418" w:bottom="1418" w:left="1985" w:header="720" w:footer="720" w:gutter="0"/>
+          <w:pgNumType w:fmt="lowerRoman" w:start="5"/>
           <w:cols w:space="720"/>
           <w:docGrid w:linePitch="360"/>
         </w:sectPr>
@@ -6673,13 +7332,13 @@
         <w:pStyle w:val="Heading1"/>
         <w:spacing w:line="240" w:lineRule="auto"/>
       </w:pPr>
-      <w:bookmarkStart w:id="6" w:name="_Toc213163021"/>
-      <w:bookmarkStart w:id="7" w:name="_Toc215384854"/>
+      <w:bookmarkStart w:id="20" w:name="_Toc213163021"/>
+      <w:bookmarkStart w:id="21" w:name="_Toc216714675"/>
       <w:r>
         <w:lastRenderedPageBreak/>
         <w:t>BAB I</w:t>
       </w:r>
-      <w:bookmarkEnd w:id="6"/>
+      <w:bookmarkEnd w:id="20"/>
       <w:r>
         <w:t xml:space="preserve"> </w:t>
       </w:r>
@@ -6689,7 +7348,7 @@
       <w:r>
         <w:t>PENDAHULUAN</w:t>
       </w:r>
-      <w:bookmarkEnd w:id="7"/>
+      <w:bookmarkEnd w:id="21"/>
     </w:p>
     <w:p/>
     <w:p>
@@ -6705,14 +7364,14 @@
           <w:lang w:val="id-ID"/>
         </w:rPr>
       </w:pPr>
-      <w:bookmarkStart w:id="8" w:name="_Toc215384855"/>
+      <w:bookmarkStart w:id="22" w:name="_Toc216714676"/>
       <w:r>
         <w:rPr>
           <w:lang w:val="id-ID"/>
         </w:rPr>
         <w:t>Latar Belakang</w:t>
       </w:r>
-      <w:bookmarkEnd w:id="8"/>
+      <w:bookmarkEnd w:id="22"/>
     </w:p>
     <w:p>
       <w:pPr>
@@ -7299,7 +7958,14 @@
         <w:rPr>
           <w:szCs w:val="24"/>
         </w:rPr>
-        <w:t xml:space="preserve">menggunakan mikrokontroller utama Arduino </w:t>
+        <w:t xml:space="preserve">menggunakan </w:t>
+      </w:r>
+      <w:r>
+        <w:rPr>
+          <w:szCs w:val="24"/>
+        </w:rPr>
+        <w:lastRenderedPageBreak/>
+        <w:t xml:space="preserve">mikrokontroller utama Arduino </w:t>
       </w:r>
       <w:r>
         <w:rPr>
@@ -7587,14 +8253,14 @@
           <w:lang w:val="en-ID"/>
         </w:rPr>
       </w:pPr>
-      <w:bookmarkStart w:id="9" w:name="_Toc215384856"/>
+      <w:bookmarkStart w:id="23" w:name="_Toc216714677"/>
       <w:r>
         <w:rPr>
           <w:lang w:val="en-ID"/>
         </w:rPr>
         <w:t>Rumusan Masalah</w:t>
       </w:r>
-      <w:bookmarkEnd w:id="9"/>
+      <w:bookmarkEnd w:id="23"/>
       <w:r>
         <w:rPr>
           <w:lang w:val="en-ID"/>
@@ -7673,14 +8339,14 @@
           <w:lang w:val="en-ID"/>
         </w:rPr>
       </w:pPr>
-      <w:bookmarkStart w:id="10" w:name="_Toc215384857"/>
+      <w:bookmarkStart w:id="24" w:name="_Toc216714678"/>
       <w:r>
         <w:rPr>
           <w:lang w:val="en-ID"/>
         </w:rPr>
         <w:t>Batasan Masalah</w:t>
       </w:r>
-      <w:bookmarkEnd w:id="10"/>
+      <w:bookmarkEnd w:id="24"/>
     </w:p>
     <w:p>
       <w:pPr>
@@ -7763,7 +8429,6 @@
         <w:rPr>
           <w:szCs w:val="24"/>
         </w:rPr>
-        <w:lastRenderedPageBreak/>
         <w:t>Perangkat GPS yang digunakan adalah modul GPS NEO-6M</w:t>
       </w:r>
       <w:r>
@@ -7791,6 +8456,7 @@
           <w:szCs w:val="24"/>
           <w:lang w:val="en-ID"/>
         </w:rPr>
+        <w:lastRenderedPageBreak/>
         <w:t xml:space="preserve">Sistem </w:t>
       </w:r>
       <w:r>
@@ -7897,7 +8563,7 @@
           <w:lang w:val="en-ID"/>
         </w:rPr>
       </w:pPr>
-      <w:bookmarkStart w:id="11" w:name="_Toc215384858"/>
+      <w:bookmarkStart w:id="25" w:name="_Toc216714679"/>
       <w:r>
         <w:rPr>
           <w:lang w:val="en-ID"/>
@@ -7910,7 +8576,7 @@
         </w:rPr>
         <w:t xml:space="preserve"> dan Manfaat Penelitian</w:t>
       </w:r>
-      <w:bookmarkEnd w:id="11"/>
+      <w:bookmarkEnd w:id="25"/>
     </w:p>
     <w:p>
       <w:pPr>
@@ -8188,7 +8854,6 @@
         <w:rPr>
           <w:szCs w:val="24"/>
         </w:rPr>
-        <w:lastRenderedPageBreak/>
         <w:t>sehingga menimbulkan kecelakaan hewan ternak terhadap pengguna jalan</w:t>
       </w:r>
     </w:p>
@@ -8204,14 +8869,15 @@
           <w:lang w:val="en-ID"/>
         </w:rPr>
       </w:pPr>
-      <w:bookmarkStart w:id="12" w:name="_Toc215384859"/>
+      <w:bookmarkStart w:id="26" w:name="_Toc216714680"/>
       <w:r>
         <w:rPr>
           <w:lang w:val="en-ID"/>
         </w:rPr>
+        <w:lastRenderedPageBreak/>
         <w:t>Sistematika Penulisan</w:t>
       </w:r>
-      <w:bookmarkEnd w:id="12"/>
+      <w:bookmarkEnd w:id="26"/>
     </w:p>
     <w:p>
       <w:pPr>
@@ -8378,7 +9044,7 @@
           <w:lang w:val="id-ID"/>
         </w:rPr>
       </w:pPr>
-      <w:bookmarkStart w:id="13" w:name="_Toc215384860"/>
+      <w:bookmarkStart w:id="27" w:name="_Toc216714681"/>
       <w:r>
         <w:rPr>
           <w:lang w:val="id-ID"/>
@@ -8393,7 +9059,7 @@
         <w:br/>
         <w:t>TINJAUAN PUSTAKA</w:t>
       </w:r>
-      <w:bookmarkEnd w:id="13"/>
+      <w:bookmarkEnd w:id="27"/>
     </w:p>
     <w:p>
       <w:pPr>
@@ -8407,14 +9073,14 @@
           <w:lang w:val="id-ID"/>
         </w:rPr>
       </w:pPr>
-      <w:bookmarkStart w:id="14" w:name="_Toc215384861"/>
+      <w:bookmarkStart w:id="28" w:name="_Toc216714682"/>
       <w:r>
         <w:rPr>
           <w:lang w:val="id-ID"/>
         </w:rPr>
         <w:t>Landasan Teori</w:t>
       </w:r>
-      <w:bookmarkEnd w:id="14"/>
+      <w:bookmarkEnd w:id="28"/>
     </w:p>
     <w:p>
       <w:pPr>
@@ -8429,14 +9095,14 @@
           <w:lang w:val="id-ID"/>
         </w:rPr>
       </w:pPr>
-      <w:bookmarkStart w:id="15" w:name="_Toc215384862"/>
+      <w:bookmarkStart w:id="29" w:name="_Toc216714683"/>
       <w:r>
         <w:rPr>
           <w:lang w:val="id-ID"/>
         </w:rPr>
         <w:t>Smart Farming</w:t>
       </w:r>
-      <w:bookmarkEnd w:id="15"/>
+      <w:bookmarkEnd w:id="29"/>
     </w:p>
     <w:p>
       <w:pPr>
@@ -8666,14 +9332,14 @@
           <w:lang w:val="id-ID"/>
         </w:rPr>
       </w:pPr>
-      <w:bookmarkStart w:id="16" w:name="_Toc215384863"/>
+      <w:bookmarkStart w:id="30" w:name="_Toc216714684"/>
       <w:r>
         <w:rPr>
           <w:lang w:val="id-ID"/>
         </w:rPr>
         <w:t>Internet of Things</w:t>
       </w:r>
-      <w:bookmarkEnd w:id="16"/>
+      <w:bookmarkEnd w:id="30"/>
     </w:p>
     <w:p>
       <w:pPr>
@@ -8811,12 +9477,12 @@
         <w:spacing w:line="480" w:lineRule="auto"/>
         <w:ind w:left="709"/>
       </w:pPr>
-      <w:bookmarkStart w:id="17" w:name="_Toc215384864"/>
-      <w:bookmarkStart w:id="18" w:name="_Toc213338684"/>
+      <w:bookmarkStart w:id="31" w:name="_Toc216714685"/>
+      <w:bookmarkStart w:id="32" w:name="_Toc213338684"/>
       <w:r>
         <w:t>Sensor</w:t>
       </w:r>
-      <w:bookmarkEnd w:id="17"/>
+      <w:bookmarkEnd w:id="31"/>
     </w:p>
     <w:p>
       <w:pPr>
@@ -8832,14 +9498,14 @@
         <w:rPr>
           <w:szCs w:val="24"/>
         </w:rPr>
-        <w:t xml:space="preserve">Sensor atau tranduser adalah komponen elektronik yang berfungsi mengubah berbagai besaran fisik menjadi sinyal listrik. Dalam berbagai aplikasinya, sensor-sensor ini memainkan peran kunci dalam mendeteksi dan mengukur fenomena-fenomena fisik seperti suhu, kelembapan udara, tekanan udara, konsentrasi gas, kualitas udara, dan banyak lainnya. Sensing merupakan elemen fundamental dalam kegiatan pengukuran dan instrumentasi, memungkinkan pengukuran perubahan nilai berbagai besaran yang diobservasi. Hasil pengukuran tersebut kemudian dapat divisualisasikan sebagai keluaran dari sistem pengukuran yang terintegrasi, seringkali berbasis Internet of Things (IoT), yang semakin mendominasi dunia </w:t>
+        <w:t xml:space="preserve">Sensor atau tranduser adalah komponen elektronik yang berfungsi mengubah berbagai besaran fisik menjadi sinyal listrik. Dalam berbagai aplikasinya, sensor-sensor ini memainkan peran kunci dalam mendeteksi dan mengukur fenomena-fenomena fisik seperti suhu, kelembapan udara, tekanan udara, konsentrasi gas, kualitas udara, dan banyak lainnya. Sensing merupakan elemen fundamental dalam kegiatan pengukuran dan instrumentasi, memungkinkan pengukuran perubahan nilai berbagai besaran yang diobservasi. Hasil pengukuran tersebut kemudian dapat divisualisasikan sebagai keluaran dari sistem pengukuran yang terintegrasi, seringkali berbasis Internet of Things (IoT), yang semakin mendominasi dunia teknologi saat ini. Dengan integrasi sensor dan IoT, data pengukuran dapat diakses, dipantau, dan dianalisis secara real-time, membawa kemajuan </w:t>
       </w:r>
       <w:r>
         <w:rPr>
           <w:szCs w:val="24"/>
         </w:rPr>
         <w:lastRenderedPageBreak/>
-        <w:t>teknologi saat ini. Dengan integrasi sensor dan IoT, data pengukuran dapat diakses, dipantau, dan dianalisis secara real-time, membawa kemajuan signifikan dalam pemahaman dan pengelolaan lingkungan, infrastruktur, dan berbagai aplikasi lainnya</w:t>
+        <w:t>signifikan dalam pemahaman dan pengelolaan lingkungan, infrastruktur, dan berbagai aplikasi lainnya</w:t>
       </w:r>
       <w:r>
         <w:rPr>
@@ -8891,11 +9557,11 @@
         <w:spacing w:line="480" w:lineRule="auto"/>
         <w:ind w:left="709"/>
       </w:pPr>
-      <w:bookmarkStart w:id="19" w:name="_Toc215384865"/>
+      <w:bookmarkStart w:id="33" w:name="_Toc216714686"/>
       <w:r>
         <w:t>ESP32</w:t>
       </w:r>
-      <w:bookmarkEnd w:id="19"/>
+      <w:bookmarkEnd w:id="33"/>
     </w:p>
     <w:p>
       <w:pPr>
@@ -8949,7 +9615,7 @@
                     <pic:cNvPicPr/>
                   </pic:nvPicPr>
                   <pic:blipFill rotWithShape="1">
-                    <a:blip r:embed="rId10" cstate="print">
+                    <a:blip r:embed="rId13" cstate="print">
                       <a:extLst>
                         <a:ext uri="{28A0092B-C50C-407E-A947-70E740481C1C}">
                           <a14:useLocalDpi xmlns:a14="http://schemas.microsoft.com/office/drawing/2010/main" val="0"/>
@@ -8997,9 +9663,9 @@
           <w:szCs w:val="24"/>
         </w:rPr>
       </w:pPr>
-      <w:bookmarkStart w:id="20" w:name="_Toc215385145"/>
-      <w:bookmarkStart w:id="21" w:name="_Toc215385231"/>
-      <w:bookmarkStart w:id="22" w:name="_Toc216192558"/>
+      <w:bookmarkStart w:id="34" w:name="_Toc215385145"/>
+      <w:bookmarkStart w:id="35" w:name="_Toc215385231"/>
+      <w:bookmarkStart w:id="36" w:name="_Toc216192558"/>
       <w:r>
         <w:rPr>
           <w:i w:val="0"/>
@@ -9081,9 +9747,9 @@
         </w:rPr>
         <w:t>ESP32</w:t>
       </w:r>
-      <w:bookmarkEnd w:id="20"/>
-      <w:bookmarkEnd w:id="21"/>
-      <w:bookmarkEnd w:id="22"/>
+      <w:bookmarkEnd w:id="34"/>
+      <w:bookmarkEnd w:id="35"/>
+      <w:bookmarkEnd w:id="36"/>
     </w:p>
     <w:p>
       <w:pPr>
@@ -9102,7 +9768,7 @@
       <w:r>
         <w:t>(</w:t>
       </w:r>
-      <w:hyperlink r:id="rId11" w:history="1">
+      <w:hyperlink r:id="rId14" w:history="1">
         <w:r>
           <w:rPr>
             <w:rStyle w:val="Hyperlink"/>
@@ -9141,7 +9807,14 @@
         <w:rPr>
           <w:szCs w:val="24"/>
         </w:rPr>
-        <w:t xml:space="preserve"> ESP32 merupakan alat serbaguna dalam penelitian IoT, menawarkan berbagai aplikasi mulai dari sistem keamanan, pemantauan industri dan alat pendidikan. Integrasi ESP32 dalam berbagai sistem IoT menunjukkan adaptabilitas dan efisiensinya dalam pemrosesan data dan komunikasi real time. Penggunaan ESP32 dalam sistem keamanan ruangan telah dilakukan oleh</w:t>
+        <w:t xml:space="preserve"> ESP32 merupakan alat serbaguna dalam penelitian IoT, menawarkan berbagai aplikasi mulai dari sistem keamanan, pemantauan industri dan alat pendidikan. Integrasi ESP32 dalam berbagai sistem IoT menunjukkan adaptabilitas dan efisiensinya dalam pemrosesan data dan komunikasi real time. Penggunaan ESP32 dalam sistem keamanan ruangan </w:t>
+      </w:r>
+      <w:r>
+        <w:rPr>
+          <w:szCs w:val="24"/>
+        </w:rPr>
+        <w:lastRenderedPageBreak/>
+        <w:t>telah dilakukan oleh</w:t>
       </w:r>
       <w:r>
         <w:rPr>
@@ -9219,12 +9892,12 @@
         <w:spacing w:line="480" w:lineRule="auto"/>
         <w:ind w:left="709"/>
       </w:pPr>
-      <w:bookmarkStart w:id="23" w:name="_Toc215384866"/>
+      <w:bookmarkStart w:id="37" w:name="_Toc216714687"/>
       <w:r>
         <w:lastRenderedPageBreak/>
         <w:t>GPS NEO-6M</w:t>
       </w:r>
-      <w:bookmarkEnd w:id="23"/>
+      <w:bookmarkEnd w:id="37"/>
     </w:p>
     <w:p>
       <w:pPr>
@@ -9267,7 +9940,7 @@
                     <pic:cNvPicPr/>
                   </pic:nvPicPr>
                   <pic:blipFill>
-                    <a:blip r:embed="rId12">
+                    <a:blip r:embed="rId15">
                       <a:extLst>
                         <a:ext uri="{28A0092B-C50C-407E-A947-70E740481C1C}">
                           <a14:useLocalDpi xmlns:a14="http://schemas.microsoft.com/office/drawing/2010/main" val="0"/>
@@ -9306,9 +9979,9 @@
           <w:szCs w:val="24"/>
         </w:rPr>
       </w:pPr>
-      <w:bookmarkStart w:id="24" w:name="_Toc215385146"/>
-      <w:bookmarkStart w:id="25" w:name="_Toc215385232"/>
-      <w:bookmarkStart w:id="26" w:name="_Toc216192559"/>
+      <w:bookmarkStart w:id="38" w:name="_Toc215385146"/>
+      <w:bookmarkStart w:id="39" w:name="_Toc215385232"/>
+      <w:bookmarkStart w:id="40" w:name="_Toc216192559"/>
       <w:r>
         <w:rPr>
           <w:i w:val="0"/>
@@ -9380,9 +10053,9 @@
         </w:rPr>
         <w:t xml:space="preserve"> GPS NEO-6M</w:t>
       </w:r>
-      <w:bookmarkEnd w:id="24"/>
-      <w:bookmarkEnd w:id="25"/>
-      <w:bookmarkEnd w:id="26"/>
+      <w:bookmarkEnd w:id="38"/>
+      <w:bookmarkEnd w:id="39"/>
+      <w:bookmarkEnd w:id="40"/>
     </w:p>
     <w:p>
       <w:pPr>
@@ -9391,7 +10064,7 @@
       <w:r>
         <w:t>Sumber : techtronik.store (</w:t>
       </w:r>
-      <w:hyperlink r:id="rId13" w:history="1">
+      <w:hyperlink r:id="rId16" w:history="1">
         <w:r>
           <w:rPr>
             <w:rStyle w:val="Hyperlink"/>
@@ -9596,7 +10269,7 @@
                     <pic:cNvPicPr/>
                   </pic:nvPicPr>
                   <pic:blipFill>
-                    <a:blip r:embed="rId14">
+                    <a:blip r:embed="rId17">
                       <a:extLst>
                         <a:ext uri="{28A0092B-C50C-407E-A947-70E740481C1C}">
                           <a14:useLocalDpi xmlns:a14="http://schemas.microsoft.com/office/drawing/2010/main" val="0"/>
@@ -9635,7 +10308,7 @@
           <w:szCs w:val="24"/>
         </w:rPr>
       </w:pPr>
-      <w:bookmarkStart w:id="27" w:name="_Toc216192560"/>
+      <w:bookmarkStart w:id="41" w:name="_Toc216192560"/>
       <w:r>
         <w:rPr>
           <w:i w:val="0"/>
@@ -9717,7 +10390,7 @@
         </w:rPr>
         <w:t>ESP32-CAM</w:t>
       </w:r>
-      <w:bookmarkEnd w:id="27"/>
+      <w:bookmarkEnd w:id="41"/>
     </w:p>
     <w:p>
       <w:pPr>
@@ -9761,7 +10434,7 @@
         </w:rPr>
         <w:t>programarfacil.com (</w:t>
       </w:r>
-      <w:hyperlink r:id="rId15" w:history="1">
+      <w:hyperlink r:id="rId18" w:history="1">
         <w:r>
           <w:rPr>
             <w:rStyle w:val="Hyperlink"/>
@@ -9914,11 +10587,11 @@
         </w:numPr>
         <w:ind w:left="426"/>
       </w:pPr>
-      <w:bookmarkStart w:id="28" w:name="_Toc215384867"/>
+      <w:bookmarkStart w:id="42" w:name="_Toc216714688"/>
       <w:r>
         <w:t>Penelitian Sebelumnya</w:t>
       </w:r>
-      <w:bookmarkEnd w:id="28"/>
+      <w:bookmarkEnd w:id="42"/>
     </w:p>
     <w:p>
       <w:pPr>
@@ -9932,7 +10605,7 @@
           <w:szCs w:val="24"/>
         </w:rPr>
       </w:pPr>
-      <w:bookmarkStart w:id="29" w:name="_Toc216192520"/>
+      <w:bookmarkStart w:id="43" w:name="_Toc216192520"/>
       <w:r>
         <w:rPr>
           <w:i w:val="0"/>
@@ -9984,7 +10657,7 @@
         </w:rPr>
         <w:t>1</w:t>
       </w:r>
-      <w:bookmarkEnd w:id="18"/>
+      <w:bookmarkEnd w:id="32"/>
       <w:r>
         <w:rPr>
           <w:i w:val="0"/>
@@ -10005,7 +10678,7 @@
         </w:rPr>
         <w:t>. Penelitian Sebelumnya</w:t>
       </w:r>
-      <w:bookmarkEnd w:id="29"/>
+      <w:bookmarkEnd w:id="43"/>
     </w:p>
     <w:tbl>
       <w:tblPr>
@@ -11406,6 +12079,7 @@
                 <w:szCs w:val="24"/>
                 <w:lang w:val="id-ID"/>
               </w:rPr>
+              <w:lastRenderedPageBreak/>
               <w:t>10</w:t>
             </w:r>
           </w:p>
@@ -11710,11 +12384,12 @@
           <w:lang w:val="id-ID"/>
         </w:rPr>
       </w:pPr>
-      <w:bookmarkStart w:id="30" w:name="_Toc215384868"/>
+      <w:bookmarkStart w:id="44" w:name="_Toc216714689"/>
       <w:r>
         <w:rPr>
           <w:lang w:val="id-ID"/>
         </w:rPr>
+        <w:lastRenderedPageBreak/>
         <w:t xml:space="preserve">BAB III </w:t>
       </w:r>
       <w:r>
@@ -11741,7 +12416,7 @@
         </w:rPr>
         <w:t xml:space="preserve"> PENELITIAN</w:t>
       </w:r>
-      <w:bookmarkEnd w:id="30"/>
+      <w:bookmarkEnd w:id="44"/>
     </w:p>
     <w:p>
       <w:pPr>
@@ -11792,7 +12467,7 @@
                     <pic:cNvPicPr/>
                   </pic:nvPicPr>
                   <pic:blipFill rotWithShape="1">
-                    <a:blip r:embed="rId16"/>
+                    <a:blip r:embed="rId19"/>
                     <a:srcRect l="23040" t="27912" r="46372" b="18076"/>
                     <a:stretch>
                       <a:fillRect/>
@@ -11832,8 +12507,8 @@
           <w:lang w:val="id-ID"/>
         </w:rPr>
       </w:pPr>
-      <w:bookmarkStart w:id="31" w:name="_Toc215385069"/>
-      <w:bookmarkStart w:id="32" w:name="_Toc216192579"/>
+      <w:bookmarkStart w:id="45" w:name="_Toc215385069"/>
+      <w:bookmarkStart w:id="46" w:name="_Toc216192579"/>
       <w:r>
         <w:rPr>
           <w:i w:val="0"/>
@@ -11911,8 +12586,8 @@
         </w:rPr>
         <w:t>Tahapan Pengerjaan Penelitian</w:t>
       </w:r>
-      <w:bookmarkEnd w:id="31"/>
-      <w:bookmarkEnd w:id="32"/>
+      <w:bookmarkEnd w:id="45"/>
+      <w:bookmarkEnd w:id="46"/>
     </w:p>
     <w:p>
       <w:pPr>
@@ -11926,11 +12601,18 @@
           <w:lang w:val="id-ID"/>
         </w:rPr>
       </w:pPr>
-      <w:bookmarkStart w:id="33" w:name="_Toc215384869"/>
-      <w:r>
-        <w:t>Analisi Kebutuhan</w:t>
-      </w:r>
-      <w:bookmarkEnd w:id="33"/>
+      <w:bookmarkStart w:id="47" w:name="_Toc216714690"/>
+      <w:r>
+        <w:lastRenderedPageBreak/>
+        <w:t>Analisi</w:t>
+      </w:r>
+      <w:r>
+        <w:t>s</w:t>
+      </w:r>
+      <w:r>
+        <w:t xml:space="preserve"> Kebutuhan</w:t>
+      </w:r>
+      <w:bookmarkEnd w:id="47"/>
     </w:p>
     <w:p>
       <w:pPr>
@@ -11980,14 +12662,14 @@
           <w:lang w:val="id-ID"/>
         </w:rPr>
       </w:pPr>
-      <w:bookmarkStart w:id="34" w:name="_Toc215384872"/>
+      <w:bookmarkStart w:id="48" w:name="_Toc216714691"/>
       <w:r>
         <w:rPr>
           <w:lang w:val="id-ID"/>
         </w:rPr>
         <w:t>Hardware</w:t>
       </w:r>
-      <w:bookmarkEnd w:id="34"/>
+      <w:bookmarkEnd w:id="48"/>
     </w:p>
     <w:p>
       <w:pPr>
@@ -12018,7 +12700,7 @@
           <w:lang w:val="id-ID"/>
         </w:rPr>
       </w:pPr>
-      <w:bookmarkStart w:id="35" w:name="_Toc216192526"/>
+      <w:bookmarkStart w:id="49" w:name="_Toc216192526"/>
       <w:r>
         <w:rPr>
           <w:i w:val="0"/>
@@ -12108,7 +12790,7 @@
         </w:rPr>
         <w:t>hardware</w:t>
       </w:r>
-      <w:bookmarkEnd w:id="35"/>
+      <w:bookmarkEnd w:id="49"/>
     </w:p>
     <w:tbl>
       <w:tblPr>
@@ -12381,7 +13063,14 @@
               <w:rPr>
                 <w:szCs w:val="24"/>
               </w:rPr>
-              <w:t xml:space="preserve"> dalam sistem monitoring posisi atau tracking </w:t>
+              <w:t xml:space="preserve"> dalam </w:t>
+            </w:r>
+            <w:r>
+              <w:rPr>
+                <w:szCs w:val="24"/>
+              </w:rPr>
+              <w:lastRenderedPageBreak/>
+              <w:t xml:space="preserve">sistem monitoring posisi atau tracking </w:t>
             </w:r>
             <w:r>
               <w:rPr>
@@ -12413,6 +13102,7 @@
                 <w:szCs w:val="24"/>
                 <w:lang w:val="id-ID"/>
               </w:rPr>
+              <w:lastRenderedPageBreak/>
               <w:t>3</w:t>
             </w:r>
           </w:p>
@@ -12770,14 +13460,14 @@
           <w:lang w:val="id-ID"/>
         </w:rPr>
       </w:pPr>
-      <w:bookmarkStart w:id="36" w:name="_Toc215384873"/>
+      <w:bookmarkStart w:id="50" w:name="_Toc216714692"/>
       <w:r>
         <w:rPr>
           <w:lang w:val="id-ID"/>
         </w:rPr>
         <w:t>Software</w:t>
       </w:r>
-      <w:bookmarkEnd w:id="36"/>
+      <w:bookmarkEnd w:id="50"/>
     </w:p>
     <w:p>
       <w:pPr>
@@ -12819,7 +13509,31 @@
         <w:t>Telegram</w:t>
       </w:r>
       <w:r>
-        <w:t xml:space="preserve"> dimanfaatkan sebagai media komunikasi real-time antara sistem IoT dan pengguna, sehingga petani atau peternak dapat menerima informasi, peringatan, maupun mengirim perintah langsung melalui bot yang telah diintegrasikan. Kombinasi kedua perangkat lunak ini memungkinkan sistem IoT berfungsi secara interaktif, efektif, dan mudah dioperasikan.</w:t>
+        <w:t xml:space="preserve"> </w:t>
+      </w:r>
+      <w:r>
+        <w:rPr>
+          <w:b/>
+          <w:bCs/>
+        </w:rPr>
+        <w:t>V</w:t>
+      </w:r>
+      <w:r>
+        <w:rPr>
+          <w:b/>
+          <w:bCs/>
+        </w:rPr>
+        <w:t>ersi 12.2.10</w:t>
+      </w:r>
+      <w:r>
+        <w:t xml:space="preserve"> </w:t>
+      </w:r>
+      <w:r>
+        <w:t xml:space="preserve">dimanfaatkan sebagai media komunikasi real-time antara sistem IoT dan pengguna, sehingga petani atau peternak dapat menerima informasi, peringatan, maupun mengirim perintah langsung melalui bot yang telah </w:t>
+      </w:r>
+      <w:r>
+        <w:lastRenderedPageBreak/>
+        <w:t>diintegrasikan. Kombinasi kedua perangkat lunak ini memungkinkan sistem IoT berfungsi secara interaktif, efektif, dan mudah dioperasikan.</w:t>
       </w:r>
     </w:p>
     <w:p>
@@ -12834,14 +13548,14 @@
           <w:lang w:val="id-ID"/>
         </w:rPr>
       </w:pPr>
-      <w:bookmarkStart w:id="37" w:name="_Toc215384874"/>
+      <w:bookmarkStart w:id="51" w:name="_Toc216714693"/>
       <w:r>
         <w:rPr>
           <w:lang w:val="id-ID"/>
         </w:rPr>
         <w:t>Perancangan Sistem</w:t>
       </w:r>
-      <w:bookmarkEnd w:id="37"/>
+      <w:bookmarkEnd w:id="51"/>
     </w:p>
     <w:p>
       <w:pPr>
@@ -12906,6 +13620,12 @@
       </w:r>
       <w:r>
         <w:t>yang digunakan adalah telegram</w:t>
+      </w:r>
+      <w:r>
+        <w:t xml:space="preserve"> dengan versi </w:t>
+      </w:r>
+      <w:r>
+        <w:t>12.2.10</w:t>
       </w:r>
       <w:r>
         <w:t xml:space="preserve"> yang dimiliki oleh pengguna atau </w:t>
@@ -13049,14 +13769,14 @@
           <w:lang w:val="id-ID"/>
         </w:rPr>
       </w:pPr>
-      <w:bookmarkStart w:id="38" w:name="_Toc215384875"/>
+      <w:bookmarkStart w:id="52" w:name="_Toc216714694"/>
       <w:r>
         <w:rPr>
           <w:lang w:val="id-ID"/>
         </w:rPr>
         <w:t>Rancangan Umum Sistem</w:t>
       </w:r>
-      <w:bookmarkEnd w:id="38"/>
+      <w:bookmarkEnd w:id="52"/>
     </w:p>
     <w:p>
       <w:pPr>
@@ -13080,7 +13800,11 @@
         <w:t>peternakan</w:t>
       </w:r>
       <w:r>
-        <w:t xml:space="preserve">, menggunakan sejumlah perangkat keras yang terintegrasi. Mikrokontroler utama, ESP32, bertanggung jawab atas pengumpulan data dari berbagai sensor, termasuk sensor </w:t>
+        <w:t xml:space="preserve">, menggunakan sejumlah perangkat keras yang terintegrasi. Mikrokontroler utama, ESP32, bertanggung jawab atas </w:t>
+      </w:r>
+      <w:r>
+        <w:lastRenderedPageBreak/>
+        <w:t xml:space="preserve">pengumpulan data dari berbagai sensor, termasuk sensor </w:t>
       </w:r>
       <w:r>
         <w:t>posisi</w:t>
@@ -13180,7 +13904,7 @@
                     <pic:cNvPicPr/>
                   </pic:nvPicPr>
                   <pic:blipFill rotWithShape="1">
-                    <a:blip r:embed="rId17"/>
+                    <a:blip r:embed="rId20"/>
                     <a:srcRect l="31215" t="38761" r="33516" b="10353"/>
                     <a:stretch>
                       <a:fillRect/>
@@ -13222,8 +13946,8 @@
           <w:szCs w:val="24"/>
         </w:rPr>
       </w:pPr>
-      <w:bookmarkStart w:id="39" w:name="_Toc215385070"/>
-      <w:bookmarkStart w:id="40" w:name="_Toc216192580"/>
+      <w:bookmarkStart w:id="53" w:name="_Toc215385070"/>
+      <w:bookmarkStart w:id="54" w:name="_Toc216192580"/>
       <w:r>
         <w:rPr>
           <w:i w:val="0"/>
@@ -13345,8 +14069,8 @@
         </w:rPr>
         <w:t>istem</w:t>
       </w:r>
-      <w:bookmarkEnd w:id="39"/>
-      <w:bookmarkEnd w:id="40"/>
+      <w:bookmarkEnd w:id="53"/>
+      <w:bookmarkEnd w:id="54"/>
     </w:p>
     <w:p>
       <w:pPr>
@@ -13358,7 +14082,7 @@
       <w:r>
         <w:t xml:space="preserve"> (Desain menggunakan </w:t>
       </w:r>
-      <w:hyperlink r:id="rId18" w:history="1">
+      <w:hyperlink r:id="rId21" w:history="1">
         <w:r>
           <w:rPr>
             <w:rStyle w:val="Hyperlink"/>
@@ -13369,19 +14093,7 @@
           <w:rPr>
             <w:rStyle w:val="Hyperlink"/>
           </w:rPr>
-          <w:t>raw</w:t>
-        </w:r>
-        <w:r>
-          <w:rPr>
-            <w:rStyle w:val="Hyperlink"/>
-          </w:rPr>
-          <w:t>.</w:t>
-        </w:r>
-        <w:r>
-          <w:rPr>
-            <w:rStyle w:val="Hyperlink"/>
-          </w:rPr>
-          <w:t>io</w:t>
+          <w:t>raw.io</w:t>
         </w:r>
       </w:hyperlink>
       <w:r>
@@ -13401,14 +14113,14 @@
           <w:lang w:val="id-ID"/>
         </w:rPr>
       </w:pPr>
-      <w:bookmarkStart w:id="41" w:name="_Toc215384876"/>
+      <w:bookmarkStart w:id="55" w:name="_Toc216714695"/>
       <w:r>
         <w:rPr>
           <w:lang w:val="id-ID"/>
         </w:rPr>
         <w:t>Rancangan Alur Kerja Sistem</w:t>
       </w:r>
-      <w:bookmarkEnd w:id="41"/>
+      <w:bookmarkEnd w:id="55"/>
     </w:p>
     <w:p>
       <w:pPr>
@@ -13441,7 +14153,11 @@
         <w:t xml:space="preserve"> secara mudah dan praktis melalui aplikasi seluler. Setelah </w:t>
       </w:r>
       <w:r>
-        <w:t xml:space="preserve">ESP32 menerima data dari </w:t>
+        <w:t xml:space="preserve">ESP32 </w:t>
+      </w:r>
+      <w:r>
+        <w:lastRenderedPageBreak/>
+        <w:t xml:space="preserve">menerima data dari </w:t>
       </w:r>
       <w:r>
         <w:t>GPS Neo-6M dan ESP32-Cam</w:t>
@@ -13550,7 +14266,7 @@
                     <pic:cNvPicPr/>
                   </pic:nvPicPr>
                   <pic:blipFill rotWithShape="1">
-                    <a:blip r:embed="rId19"/>
+                    <a:blip r:embed="rId22"/>
                     <a:srcRect l="33646" t="26462" r="35155" b="12276"/>
                     <a:stretch>
                       <a:fillRect/>
@@ -13592,8 +14308,8 @@
           <w:szCs w:val="24"/>
         </w:rPr>
       </w:pPr>
-      <w:bookmarkStart w:id="42" w:name="_Toc215385071"/>
-      <w:bookmarkStart w:id="43" w:name="_Toc216192581"/>
+      <w:bookmarkStart w:id="56" w:name="_Toc215385071"/>
+      <w:bookmarkStart w:id="57" w:name="_Toc216192581"/>
       <w:r>
         <w:rPr>
           <w:i w:val="0"/>
@@ -13665,8 +14381,8 @@
         </w:rPr>
         <w:t xml:space="preserve"> Alur kerja sistem</w:t>
       </w:r>
-      <w:bookmarkEnd w:id="42"/>
-      <w:bookmarkEnd w:id="43"/>
+      <w:bookmarkEnd w:id="56"/>
+      <w:bookmarkEnd w:id="57"/>
     </w:p>
     <w:p>
       <w:pPr>
@@ -13679,7 +14395,7 @@
       <w:r>
         <w:t xml:space="preserve"> (desain menggunakan </w:t>
       </w:r>
-      <w:hyperlink r:id="rId20" w:history="1">
+      <w:hyperlink r:id="rId23" w:history="1">
         <w:r>
           <w:rPr>
             <w:rStyle w:val="Hyperlink"/>
@@ -13702,7 +14418,6 @@
           <w:lang w:val="id-ID"/>
         </w:rPr>
       </w:pPr>
-      <w:bookmarkStart w:id="44" w:name="_Toc215384877"/>
       <w:r>
         <w:rPr>
           <w:lang w:val="id-ID"/>
@@ -13723,13 +14438,15 @@
           <w:lang w:val="id-ID"/>
         </w:rPr>
       </w:pPr>
+      <w:bookmarkStart w:id="58" w:name="_Toc216714696"/>
       <w:r>
         <w:rPr>
           <w:lang w:val="id-ID"/>
         </w:rPr>
+        <w:lastRenderedPageBreak/>
         <w:t>Rancangan Hardware</w:t>
       </w:r>
-      <w:bookmarkEnd w:id="44"/>
+      <w:bookmarkEnd w:id="58"/>
     </w:p>
     <w:p>
       <w:pPr>
@@ -13811,7 +14528,7 @@
                     <pic:cNvPicPr/>
                   </pic:nvPicPr>
                   <pic:blipFill rotWithShape="1">
-                    <a:blip r:embed="rId21"/>
+                    <a:blip r:embed="rId24"/>
                     <a:srcRect l="27528" t="27187" r="29853" b="10102"/>
                     <a:stretch>
                       <a:fillRect/>
@@ -13853,7 +14570,7 @@
           <w:szCs w:val="24"/>
         </w:rPr>
       </w:pPr>
-      <w:bookmarkStart w:id="45" w:name="_Toc216192582"/>
+      <w:bookmarkStart w:id="59" w:name="_Toc216192582"/>
       <w:r>
         <w:rPr>
           <w:i w:val="0"/>
@@ -13935,7 +14652,7 @@
         </w:rPr>
         <w:t>Rancangan Hardware</w:t>
       </w:r>
-      <w:bookmarkEnd w:id="45"/>
+      <w:bookmarkEnd w:id="59"/>
     </w:p>
     <w:p>
       <w:pPr>
@@ -13947,7 +14664,7 @@
       <w:r>
         <w:t xml:space="preserve"> (desain menggunakan </w:t>
       </w:r>
-      <w:hyperlink r:id="rId22" w:history="1">
+      <w:hyperlink r:id="rId25" w:history="1">
         <w:r>
           <w:rPr>
             <w:rStyle w:val="Hyperlink"/>
@@ -13970,7 +14687,6 @@
           <w:lang w:val="id-ID"/>
         </w:rPr>
       </w:pPr>
-      <w:bookmarkStart w:id="46" w:name="_Toc215384878"/>
       <w:r>
         <w:rPr>
           <w:lang w:val="id-ID"/>
@@ -13991,13 +14707,15 @@
           <w:lang w:val="id-ID"/>
         </w:rPr>
       </w:pPr>
+      <w:bookmarkStart w:id="60" w:name="_Toc216714697"/>
       <w:r>
         <w:rPr>
           <w:lang w:val="id-ID"/>
         </w:rPr>
+        <w:lastRenderedPageBreak/>
         <w:t>Konfigurasi ESP32</w:t>
       </w:r>
-      <w:bookmarkEnd w:id="46"/>
+      <w:bookmarkEnd w:id="60"/>
     </w:p>
     <w:p>
       <w:pPr>
@@ -14068,7 +14786,7 @@
                     <pic:cNvPicPr/>
                   </pic:nvPicPr>
                   <pic:blipFill rotWithShape="1">
-                    <a:blip r:embed="rId23"/>
+                    <a:blip r:embed="rId26"/>
                     <a:srcRect l="27936" t="34800" r="38622" b="18801"/>
                     <a:stretch>
                       <a:fillRect/>
@@ -14110,7 +14828,7 @@
           <w:szCs w:val="24"/>
         </w:rPr>
       </w:pPr>
-      <w:bookmarkStart w:id="47" w:name="_Toc216192583"/>
+      <w:bookmarkStart w:id="61" w:name="_Toc216192583"/>
       <w:r>
         <w:rPr>
           <w:i w:val="0"/>
@@ -14182,7 +14900,7 @@
         </w:rPr>
         <w:t xml:space="preserve"> Konfigurasi ESP32</w:t>
       </w:r>
-      <w:bookmarkEnd w:id="47"/>
+      <w:bookmarkEnd w:id="61"/>
     </w:p>
     <w:p>
       <w:pPr>
@@ -14198,12 +14916,9 @@
         <w:t>ribadi</w:t>
       </w:r>
       <w:r>
-        <w:t xml:space="preserve"> </w:t>
-      </w:r>
-      <w:r>
-        <w:t xml:space="preserve">(desain menggunakan </w:t>
-      </w:r>
-      <w:hyperlink r:id="rId24" w:history="1">
+        <w:t xml:space="preserve"> (desain menggunakan </w:t>
+      </w:r>
+      <w:hyperlink r:id="rId27" w:history="1">
         <w:r>
           <w:rPr>
             <w:rStyle w:val="Hyperlink"/>
@@ -14226,7 +14941,6 @@
           <w:lang w:val="id-ID"/>
         </w:rPr>
       </w:pPr>
-      <w:bookmarkStart w:id="48" w:name="_Toc215384879"/>
       <w:r>
         <w:rPr>
           <w:lang w:val="id-ID"/>
@@ -14247,10 +14961,12 @@
           <w:lang w:val="id-ID"/>
         </w:rPr>
       </w:pPr>
+      <w:bookmarkStart w:id="62" w:name="_Toc216714698"/>
       <w:r>
         <w:rPr>
           <w:lang w:val="id-ID"/>
         </w:rPr>
+        <w:lastRenderedPageBreak/>
         <w:t>Konfigurasi GPS</w:t>
       </w:r>
       <w:r>
@@ -14283,7 +14999,7 @@
         </w:rPr>
         <w:t>M</w:t>
       </w:r>
-      <w:bookmarkEnd w:id="48"/>
+      <w:bookmarkEnd w:id="62"/>
     </w:p>
     <w:p>
       <w:pPr>
@@ -14378,7 +15094,7 @@
                     <pic:cNvPicPr/>
                   </pic:nvPicPr>
                   <pic:blipFill rotWithShape="1">
-                    <a:blip r:embed="rId25"/>
+                    <a:blip r:embed="rId28"/>
                     <a:srcRect l="27325" t="27187" r="29038" b="26051"/>
                     <a:stretch>
                       <a:fillRect/>
@@ -14420,7 +15136,7 @@
           <w:szCs w:val="24"/>
         </w:rPr>
       </w:pPr>
-      <w:bookmarkStart w:id="49" w:name="_Toc216192584"/>
+      <w:bookmarkStart w:id="63" w:name="_Toc216192584"/>
       <w:r>
         <w:rPr>
           <w:i w:val="0"/>
@@ -14502,7 +15218,7 @@
         </w:rPr>
         <w:t>-6M</w:t>
       </w:r>
-      <w:bookmarkEnd w:id="49"/>
+      <w:bookmarkEnd w:id="63"/>
     </w:p>
     <w:p>
       <w:pPr>
@@ -14512,12 +15228,9 @@
         <w:t>Sumber : Dokumentasi pribadi</w:t>
       </w:r>
       <w:r>
-        <w:t xml:space="preserve"> </w:t>
-      </w:r>
-      <w:r>
-        <w:t xml:space="preserve">(desain menggunakan </w:t>
-      </w:r>
-      <w:hyperlink r:id="rId26" w:history="1">
+        <w:t xml:space="preserve"> (desain menggunakan </w:t>
+      </w:r>
+      <w:hyperlink r:id="rId29" w:history="1">
         <w:r>
           <w:rPr>
             <w:rStyle w:val="Hyperlink"/>
@@ -14540,7 +15253,6 @@
           <w:lang w:val="id-ID"/>
         </w:rPr>
       </w:pPr>
-      <w:bookmarkStart w:id="50" w:name="_Toc215384880"/>
       <w:r>
         <w:rPr>
           <w:lang w:val="id-ID"/>
@@ -14561,13 +15273,15 @@
           <w:lang w:val="id-ID"/>
         </w:rPr>
       </w:pPr>
+      <w:bookmarkStart w:id="64" w:name="_Toc216714699"/>
       <w:r>
         <w:rPr>
           <w:lang w:val="id-ID"/>
         </w:rPr>
+        <w:lastRenderedPageBreak/>
         <w:t>Konfigurasi ESP32-CAM</w:t>
       </w:r>
-      <w:bookmarkEnd w:id="50"/>
+      <w:bookmarkEnd w:id="64"/>
     </w:p>
     <w:p>
       <w:pPr>
@@ -14655,7 +15369,7 @@
                     <pic:cNvPicPr/>
                   </pic:nvPicPr>
                   <pic:blipFill rotWithShape="1">
-                    <a:blip r:embed="rId27"/>
+                    <a:blip r:embed="rId30"/>
                     <a:srcRect l="29160" t="34799" r="36990" b="14089"/>
                     <a:stretch>
                       <a:fillRect/>
@@ -14697,7 +15411,7 @@
           <w:szCs w:val="24"/>
         </w:rPr>
       </w:pPr>
-      <w:bookmarkStart w:id="51" w:name="_Toc216192585"/>
+      <w:bookmarkStart w:id="65" w:name="_Toc216192585"/>
       <w:r>
         <w:rPr>
           <w:i w:val="0"/>
@@ -14779,7 +15493,7 @@
         </w:rPr>
         <w:t>-Cam</w:t>
       </w:r>
-      <w:bookmarkEnd w:id="51"/>
+      <w:bookmarkEnd w:id="65"/>
     </w:p>
     <w:p>
       <w:pPr>
@@ -14789,12 +15503,9 @@
         <w:t>Sumber : Dokumentasi pribadi</w:t>
       </w:r>
       <w:r>
-        <w:t xml:space="preserve"> </w:t>
-      </w:r>
-      <w:r>
-        <w:t xml:space="preserve">(desain menggunakan </w:t>
-      </w:r>
-      <w:hyperlink r:id="rId28" w:history="1">
+        <w:t xml:space="preserve"> (desain menggunakan </w:t>
+      </w:r>
+      <w:hyperlink r:id="rId31" w:history="1">
         <w:r>
           <w:rPr>
             <w:rStyle w:val="Hyperlink"/>
@@ -14817,7 +15528,6 @@
           <w:lang w:val="id-ID"/>
         </w:rPr>
       </w:pPr>
-      <w:bookmarkStart w:id="52" w:name="_Toc215384881"/>
       <w:r>
         <w:rPr>
           <w:lang w:val="id-ID"/>
@@ -14837,13 +15547,15 @@
           <w:lang w:val="id-ID"/>
         </w:rPr>
       </w:pPr>
+      <w:bookmarkStart w:id="66" w:name="_Toc216714700"/>
       <w:r>
         <w:rPr>
           <w:lang w:val="id-ID"/>
         </w:rPr>
+        <w:lastRenderedPageBreak/>
         <w:t>Perancangan Pengujian Sistem</w:t>
       </w:r>
-      <w:bookmarkEnd w:id="52"/>
+      <w:bookmarkEnd w:id="66"/>
     </w:p>
     <w:p>
       <w:pPr>
@@ -14969,6 +15681,7 @@
         <w:ind w:left="0"/>
       </w:pPr>
       <w:r>
+        <w:lastRenderedPageBreak/>
         <w:t>Berikut adalah tabel dari hasil pengujian komponen.</w:t>
       </w:r>
     </w:p>
@@ -14983,8 +15696,8 @@
           <w:szCs w:val="24"/>
         </w:rPr>
       </w:pPr>
-      <w:bookmarkStart w:id="53" w:name="_Toc215385251"/>
-      <w:bookmarkStart w:id="54" w:name="_Toc216192527"/>
+      <w:bookmarkStart w:id="67" w:name="_Toc215385251"/>
+      <w:bookmarkStart w:id="68" w:name="_Toc216192527"/>
       <w:r>
         <w:rPr>
           <w:i w:val="0"/>
@@ -15056,8 +15769,8 @@
         </w:rPr>
         <w:t xml:space="preserve"> Perancangan pengujian sistem</w:t>
       </w:r>
-      <w:bookmarkEnd w:id="53"/>
-      <w:bookmarkEnd w:id="54"/>
+      <w:bookmarkEnd w:id="67"/>
+      <w:bookmarkEnd w:id="68"/>
     </w:p>
     <w:tbl>
       <w:tblPr>
@@ -15398,7 +16111,6 @@
           <w:lang w:val="id-ID"/>
         </w:rPr>
       </w:pPr>
-      <w:bookmarkStart w:id="55" w:name="_Toc215384882"/>
       <w:r>
         <w:rPr>
           <w:lang w:val="id-ID"/>
@@ -15413,13 +16125,15 @@
           <w:lang w:val="id-ID"/>
         </w:rPr>
       </w:pPr>
+      <w:bookmarkStart w:id="69" w:name="_Toc216714701"/>
       <w:r>
         <w:rPr>
           <w:lang w:val="id-ID"/>
         </w:rPr>
+        <w:lastRenderedPageBreak/>
         <w:t>Daftar Pustaka</w:t>
       </w:r>
-      <w:bookmarkEnd w:id="55"/>
+      <w:bookmarkEnd w:id="69"/>
     </w:p>
     <w:p>
       <w:pPr>
@@ -15681,6 +16395,7 @@
         <w:pStyle w:val="Bibliography"/>
       </w:pPr>
       <w:r>
+        <w:lastRenderedPageBreak/>
         <w:t>[13]</w:t>
       </w:r>
       <w:r>
@@ -15943,6 +16658,112 @@
 </w:ftr>
 </file>
 
+<file path=word/footer2.xml><?xml version="1.0" encoding="utf-8"?>
+<w:ftr xmlns:wpc="http://schemas.microsoft.com/office/word/2010/wordprocessingCanvas" xmlns:cx="http://schemas.microsoft.com/office/drawing/2014/chartex" xmlns:cx1="http://schemas.microsoft.com/office/drawing/2015/9/8/chartex" xmlns:cx2="http://schemas.microsoft.com/office/drawing/2015/10/21/chartex" xmlns:cx3="http://schemas.microsoft.com/office/drawing/2016/5/9/chartex" xmlns:cx4="http://schemas.microsoft.com/office/drawing/2016/5/10/chartex" xmlns:cx5="http://schemas.microsoft.com/office/drawing/2016/5/11/chartex" xmlns:cx6="http://schemas.microsoft.com/office/drawing/2016/5/12/chartex" xmlns:cx7="http://schemas.microsoft.com/office/drawing/2016/5/13/chartex" xmlns:cx8="http://schemas.microsoft.com/office/drawing/2016/5/14/chartex" xmlns:mc="http://schemas.openxmlformats.org/markup-compatibility/2006" xmlns:aink="http://schemas.microsoft.com/office/drawing/2016/ink" xmlns:am3d="http://schemas.microsoft.com/office/drawing/2017/model3d" xmlns:o="urn:schemas-microsoft-com:office:office" xmlns:oel="http://schemas.microsoft.com/office/2019/extlst" xmlns:r="http://schemas.openxmlformats.org/officeDocument/2006/relationships" xmlns:m="http://schemas.openxmlformats.org/officeDocument/2006/math" xmlns:v="urn:schemas-microsoft-com:vml" xmlns:wp14="http://schemas.microsoft.com/office/word/2010/wordprocessingDrawing" xmlns:wp="http://schemas.openxmlformats.org/drawingml/2006/wordprocessingDrawing" xmlns:w10="urn:schemas-microsoft-com:office:word" xmlns:w="http://schemas.openxmlformats.org/wordprocessingml/2006/main" xmlns:w14="http://schemas.microsoft.com/office/word/2010/wordml" xmlns:w15="http://schemas.microsoft.com/office/word/2012/wordml" xmlns:w16cex="http://schemas.microsoft.com/office/word/2018/wordml/cex" xmlns:w16cid="http://schemas.microsoft.com/office/word/2016/wordml/cid" xmlns:w16="http://schemas.microsoft.com/office/word/2018/wordml" xmlns:w16du="http://schemas.microsoft.com/office/word/2023/wordml/word16du" xmlns:w16sdtdh="http://schemas.microsoft.com/office/word/2020/wordml/sdtdatahash" xmlns:w16sdtfl="http://schemas.microsoft.com/office/word/2024/wordml/sdtformatlock" xmlns:w16se="http://schemas.microsoft.com/office/word/2015/wordml/symex" xmlns:wpg="http://schemas.microsoft.com/office/word/2010/wordprocessingGroup" xmlns:wpi="http://schemas.microsoft.com/office/word/2010/wordprocessingInk" xmlns:wne="http://schemas.microsoft.com/office/word/2006/wordml" xmlns:wps="http://schemas.microsoft.com/office/word/2010/wordprocessingShape" mc:Ignorable="w14 w15 w16se w16cid w16 w16cex w16sdtdh w16sdtfl w16du wp14">
+  <w:sdt>
+    <w:sdtPr>
+      <w:id w:val="-1362736770"/>
+      <w:docPartObj>
+        <w:docPartGallery w:val="Page Numbers (Bottom of Page)"/>
+        <w:docPartUnique/>
+      </w:docPartObj>
+    </w:sdtPr>
+    <w:sdtEndPr>
+      <w:rPr>
+        <w:noProof/>
+      </w:rPr>
+    </w:sdtEndPr>
+    <w:sdtContent>
+      <w:p>
+        <w:pPr>
+          <w:pStyle w:val="Footer"/>
+          <w:jc w:val="center"/>
+        </w:pPr>
+        <w:r>
+          <w:fldChar w:fldCharType="begin"/>
+        </w:r>
+        <w:r>
+          <w:instrText xml:space="preserve"> PAGE   \* MERGEFORMAT </w:instrText>
+        </w:r>
+        <w:r>
+          <w:fldChar w:fldCharType="separate"/>
+        </w:r>
+        <w:r>
+          <w:rPr>
+            <w:noProof/>
+          </w:rPr>
+          <w:t>2</w:t>
+        </w:r>
+        <w:r>
+          <w:rPr>
+            <w:noProof/>
+          </w:rPr>
+          <w:fldChar w:fldCharType="end"/>
+        </w:r>
+      </w:p>
+    </w:sdtContent>
+  </w:sdt>
+  <w:p>
+    <w:pPr>
+      <w:pStyle w:val="Footer"/>
+    </w:pPr>
+  </w:p>
+</w:ftr>
+</file>
+
+<file path=word/footer3.xml><?xml version="1.0" encoding="utf-8"?>
+<w:ftr xmlns:wpc="http://schemas.microsoft.com/office/word/2010/wordprocessingCanvas" xmlns:cx="http://schemas.microsoft.com/office/drawing/2014/chartex" xmlns:cx1="http://schemas.microsoft.com/office/drawing/2015/9/8/chartex" xmlns:cx2="http://schemas.microsoft.com/office/drawing/2015/10/21/chartex" xmlns:cx3="http://schemas.microsoft.com/office/drawing/2016/5/9/chartex" xmlns:cx4="http://schemas.microsoft.com/office/drawing/2016/5/10/chartex" xmlns:cx5="http://schemas.microsoft.com/office/drawing/2016/5/11/chartex" xmlns:cx6="http://schemas.microsoft.com/office/drawing/2016/5/12/chartex" xmlns:cx7="http://schemas.microsoft.com/office/drawing/2016/5/13/chartex" xmlns:cx8="http://schemas.microsoft.com/office/drawing/2016/5/14/chartex" xmlns:mc="http://schemas.openxmlformats.org/markup-compatibility/2006" xmlns:aink="http://schemas.microsoft.com/office/drawing/2016/ink" xmlns:am3d="http://schemas.microsoft.com/office/drawing/2017/model3d" xmlns:o="urn:schemas-microsoft-com:office:office" xmlns:oel="http://schemas.microsoft.com/office/2019/extlst" xmlns:r="http://schemas.openxmlformats.org/officeDocument/2006/relationships" xmlns:m="http://schemas.openxmlformats.org/officeDocument/2006/math" xmlns:v="urn:schemas-microsoft-com:vml" xmlns:wp14="http://schemas.microsoft.com/office/word/2010/wordprocessingDrawing" xmlns:wp="http://schemas.openxmlformats.org/drawingml/2006/wordprocessingDrawing" xmlns:w10="urn:schemas-microsoft-com:office:word" xmlns:w="http://schemas.openxmlformats.org/wordprocessingml/2006/main" xmlns:w14="http://schemas.microsoft.com/office/word/2010/wordml" xmlns:w15="http://schemas.microsoft.com/office/word/2012/wordml" xmlns:w16cex="http://schemas.microsoft.com/office/word/2018/wordml/cex" xmlns:w16cid="http://schemas.microsoft.com/office/word/2016/wordml/cid" xmlns:w16="http://schemas.microsoft.com/office/word/2018/wordml" xmlns:w16du="http://schemas.microsoft.com/office/word/2023/wordml/word16du" xmlns:w16sdtdh="http://schemas.microsoft.com/office/word/2020/wordml/sdtdatahash" xmlns:w16sdtfl="http://schemas.microsoft.com/office/word/2024/wordml/sdtformatlock" xmlns:w16se="http://schemas.microsoft.com/office/word/2015/wordml/symex" xmlns:wpg="http://schemas.microsoft.com/office/word/2010/wordprocessingGroup" xmlns:wpi="http://schemas.microsoft.com/office/word/2010/wordprocessingInk" xmlns:wne="http://schemas.microsoft.com/office/word/2006/wordml" xmlns:wps="http://schemas.microsoft.com/office/word/2010/wordprocessingShape" mc:Ignorable="w14 w15 w16se w16cid w16 w16cex w16sdtdh w16sdtfl w16du wp14">
+  <w:sdt>
+    <w:sdtPr>
+      <w:id w:val="-79992156"/>
+      <w:docPartObj>
+        <w:docPartGallery w:val="Page Numbers (Bottom of Page)"/>
+        <w:docPartUnique/>
+      </w:docPartObj>
+    </w:sdtPr>
+    <w:sdtEndPr>
+      <w:rPr>
+        <w:noProof/>
+      </w:rPr>
+    </w:sdtEndPr>
+    <w:sdtContent>
+      <w:p>
+        <w:pPr>
+          <w:pStyle w:val="Footer"/>
+          <w:jc w:val="center"/>
+        </w:pPr>
+        <w:r>
+          <w:fldChar w:fldCharType="begin"/>
+        </w:r>
+        <w:r>
+          <w:instrText xml:space="preserve"> PAGE   \* MERGEFORMAT </w:instrText>
+        </w:r>
+        <w:r>
+          <w:fldChar w:fldCharType="separate"/>
+        </w:r>
+        <w:r>
+          <w:rPr>
+            <w:noProof/>
+          </w:rPr>
+          <w:t>2</w:t>
+        </w:r>
+        <w:r>
+          <w:rPr>
+            <w:noProof/>
+          </w:rPr>
+          <w:fldChar w:fldCharType="end"/>
+        </w:r>
+      </w:p>
+    </w:sdtContent>
+  </w:sdt>
+  <w:p>
+    <w:pPr>
+      <w:pStyle w:val="Footer"/>
+    </w:pPr>
+  </w:p>
+</w:ftr>
+</file>
+
 <file path=word/footnotes.xml><?xml version="1.0" encoding="utf-8"?>
 <w:footnotes xmlns:wpc="http://schemas.microsoft.com/office/word/2010/wordprocessingCanvas" xmlns:cx="http://schemas.microsoft.com/office/drawing/2014/chartex" xmlns:cx1="http://schemas.microsoft.com/office/drawing/2015/9/8/chartex" xmlns:cx2="http://schemas.microsoft.com/office/drawing/2015/10/21/chartex" xmlns:cx3="http://schemas.microsoft.com/office/drawing/2016/5/9/chartex" xmlns:cx4="http://schemas.microsoft.com/office/drawing/2016/5/10/chartex" xmlns:cx5="http://schemas.microsoft.com/office/drawing/2016/5/11/chartex" xmlns:cx6="http://schemas.microsoft.com/office/drawing/2016/5/12/chartex" xmlns:cx7="http://schemas.microsoft.com/office/drawing/2016/5/13/chartex" xmlns:cx8="http://schemas.microsoft.com/office/drawing/2016/5/14/chartex" xmlns:mc="http://schemas.openxmlformats.org/markup-compatibility/2006" xmlns:aink="http://schemas.microsoft.com/office/drawing/2016/ink" xmlns:am3d="http://schemas.microsoft.com/office/drawing/2017/model3d" xmlns:o="urn:schemas-microsoft-com:office:office" xmlns:oel="http://schemas.microsoft.com/office/2019/extlst" xmlns:r="http://schemas.openxmlformats.org/officeDocument/2006/relationships" xmlns:m="http://schemas.openxmlformats.org/officeDocument/2006/math" xmlns:v="urn:schemas-microsoft-com:vml" xmlns:wp14="http://schemas.microsoft.com/office/word/2010/wordprocessingDrawing" xmlns:wp="http://schemas.openxmlformats.org/drawingml/2006/wordprocessingDrawing" xmlns:w10="urn:schemas-microsoft-com:office:word" xmlns:w="http://schemas.openxmlformats.org/wordprocessingml/2006/main" xmlns:w14="http://schemas.microsoft.com/office/word/2010/wordml" xmlns:w15="http://schemas.microsoft.com/office/word/2012/wordml" xmlns:w16cex="http://schemas.microsoft.com/office/word/2018/wordml/cex" xmlns:w16cid="http://schemas.microsoft.com/office/word/2016/wordml/cid" xmlns:w16="http://schemas.microsoft.com/office/word/2018/wordml" xmlns:w16du="http://schemas.microsoft.com/office/word/2023/wordml/word16du" xmlns:w16sdtdh="http://schemas.microsoft.com/office/word/2020/wordml/sdtdatahash" xmlns:w16sdtfl="http://schemas.microsoft.com/office/word/2024/wordml/sdtformatlock" xmlns:w16se="http://schemas.microsoft.com/office/word/2015/wordml/symex" xmlns:wpg="http://schemas.microsoft.com/office/word/2010/wordprocessingGroup" xmlns:wpi="http://schemas.microsoft.com/office/word/2010/wordprocessingInk" xmlns:wne="http://schemas.microsoft.com/office/word/2006/wordml" xmlns:wps="http://schemas.microsoft.com/office/word/2010/wordprocessingShape" mc:Ignorable="w14 w15 w16se w16cid w16 w16cex w16sdtdh w16sdtfl w16du wp14">
   <w:footnote w:type="separator" w:id="-1">
@@ -16410,6 +17231,92 @@
     </w:lvl>
   </w:abstractNum>
   <w:abstractNum w:abstractNumId="5" w15:restartNumberingAfterBreak="0">
+    <w:nsid w:val="1A1A0AA0"/>
+    <w:multiLevelType w:val="multilevel"/>
+    <w:tmpl w:val="794A7CF4"/>
+    <w:lvl w:ilvl="0">
+      <w:start w:val="1"/>
+      <w:numFmt w:val="decimal"/>
+      <w:lvlText w:val="%1."/>
+      <w:lvlJc w:val="left"/>
+      <w:pPr>
+        <w:ind w:left="786" w:hanging="360"/>
+      </w:pPr>
+    </w:lvl>
+    <w:lvl w:ilvl="1">
+      <w:start w:val="1"/>
+      <w:numFmt w:val="lowerLetter"/>
+      <w:lvlText w:val="%2."/>
+      <w:lvlJc w:val="left"/>
+      <w:pPr>
+        <w:ind w:left="1506" w:hanging="360"/>
+      </w:pPr>
+    </w:lvl>
+    <w:lvl w:ilvl="2">
+      <w:start w:val="1"/>
+      <w:numFmt w:val="lowerRoman"/>
+      <w:lvlText w:val="%3."/>
+      <w:lvlJc w:val="right"/>
+      <w:pPr>
+        <w:ind w:left="2226" w:hanging="180"/>
+      </w:pPr>
+    </w:lvl>
+    <w:lvl w:ilvl="3">
+      <w:start w:val="1"/>
+      <w:numFmt w:val="decimal"/>
+      <w:lvlText w:val="%4."/>
+      <w:lvlJc w:val="left"/>
+      <w:pPr>
+        <w:ind w:left="2946" w:hanging="360"/>
+      </w:pPr>
+    </w:lvl>
+    <w:lvl w:ilvl="4">
+      <w:start w:val="1"/>
+      <w:numFmt w:val="lowerLetter"/>
+      <w:lvlText w:val="%5."/>
+      <w:lvlJc w:val="left"/>
+      <w:pPr>
+        <w:ind w:left="3666" w:hanging="360"/>
+      </w:pPr>
+    </w:lvl>
+    <w:lvl w:ilvl="5">
+      <w:start w:val="1"/>
+      <w:numFmt w:val="lowerRoman"/>
+      <w:lvlText w:val="%6."/>
+      <w:lvlJc w:val="right"/>
+      <w:pPr>
+        <w:ind w:left="4386" w:hanging="180"/>
+      </w:pPr>
+    </w:lvl>
+    <w:lvl w:ilvl="6">
+      <w:start w:val="1"/>
+      <w:numFmt w:val="decimal"/>
+      <w:lvlText w:val="%7."/>
+      <w:lvlJc w:val="left"/>
+      <w:pPr>
+        <w:ind w:left="5106" w:hanging="360"/>
+      </w:pPr>
+    </w:lvl>
+    <w:lvl w:ilvl="7">
+      <w:start w:val="1"/>
+      <w:numFmt w:val="lowerLetter"/>
+      <w:lvlText w:val="%8."/>
+      <w:lvlJc w:val="left"/>
+      <w:pPr>
+        <w:ind w:left="5826" w:hanging="360"/>
+      </w:pPr>
+    </w:lvl>
+    <w:lvl w:ilvl="8">
+      <w:start w:val="1"/>
+      <w:numFmt w:val="lowerRoman"/>
+      <w:lvlText w:val="%9."/>
+      <w:lvlJc w:val="right"/>
+      <w:pPr>
+        <w:ind w:left="6546" w:hanging="180"/>
+      </w:pPr>
+    </w:lvl>
+  </w:abstractNum>
+  <w:abstractNum w:abstractNumId="6" w15:restartNumberingAfterBreak="0">
     <w:nsid w:val="1E8454BA"/>
     <w:multiLevelType w:val="hybridMultilevel"/>
     <w:tmpl w:val="742073B8"/>
@@ -16501,7 +17408,7 @@
       </w:pPr>
     </w:lvl>
   </w:abstractNum>
-  <w:abstractNum w:abstractNumId="6" w15:restartNumberingAfterBreak="0">
+  <w:abstractNum w:abstractNumId="7" w15:restartNumberingAfterBreak="0">
     <w:nsid w:val="1FCA333F"/>
     <w:multiLevelType w:val="hybridMultilevel"/>
     <w:tmpl w:val="A41C36EE"/>
@@ -16587,7 +17494,7 @@
       </w:pPr>
     </w:lvl>
   </w:abstractNum>
-  <w:abstractNum w:abstractNumId="7" w15:restartNumberingAfterBreak="0">
+  <w:abstractNum w:abstractNumId="8" w15:restartNumberingAfterBreak="0">
     <w:nsid w:val="32337C1C"/>
     <w:multiLevelType w:val="hybridMultilevel"/>
     <w:tmpl w:val="106A0F98"/>
@@ -16673,7 +17580,7 @@
       </w:pPr>
     </w:lvl>
   </w:abstractNum>
-  <w:abstractNum w:abstractNumId="8" w15:restartNumberingAfterBreak="0">
+  <w:abstractNum w:abstractNumId="9" w15:restartNumberingAfterBreak="0">
     <w:nsid w:val="33910ECA"/>
     <w:multiLevelType w:val="multilevel"/>
     <w:tmpl w:val="0630AD7E"/>
@@ -16786,7 +17693,7 @@
       </w:rPr>
     </w:lvl>
   </w:abstractNum>
-  <w:abstractNum w:abstractNumId="9" w15:restartNumberingAfterBreak="0">
+  <w:abstractNum w:abstractNumId="10" w15:restartNumberingAfterBreak="0">
     <w:nsid w:val="35BB0569"/>
     <w:multiLevelType w:val="hybridMultilevel"/>
     <w:tmpl w:val="72909792"/>
@@ -16872,7 +17779,7 @@
       </w:pPr>
     </w:lvl>
   </w:abstractNum>
-  <w:abstractNum w:abstractNumId="10" w15:restartNumberingAfterBreak="0">
+  <w:abstractNum w:abstractNumId="11" w15:restartNumberingAfterBreak="0">
     <w:nsid w:val="469E56A1"/>
     <w:multiLevelType w:val="hybridMultilevel"/>
     <w:tmpl w:val="3876974E"/>
@@ -16958,7 +17865,7 @@
       </w:pPr>
     </w:lvl>
   </w:abstractNum>
-  <w:abstractNum w:abstractNumId="11" w15:restartNumberingAfterBreak="0">
+  <w:abstractNum w:abstractNumId="12" w15:restartNumberingAfterBreak="0">
     <w:nsid w:val="47926659"/>
     <w:multiLevelType w:val="hybridMultilevel"/>
     <w:tmpl w:val="7326DB6A"/>
@@ -17044,7 +17951,7 @@
       </w:pPr>
     </w:lvl>
   </w:abstractNum>
-  <w:abstractNum w:abstractNumId="12" w15:restartNumberingAfterBreak="0">
+  <w:abstractNum w:abstractNumId="13" w15:restartNumberingAfterBreak="0">
     <w:nsid w:val="4A347C18"/>
     <w:multiLevelType w:val="multilevel"/>
     <w:tmpl w:val="DC2C2E5A"/>
@@ -17157,7 +18064,7 @@
       </w:rPr>
     </w:lvl>
   </w:abstractNum>
-  <w:abstractNum w:abstractNumId="13" w15:restartNumberingAfterBreak="0">
+  <w:abstractNum w:abstractNumId="14" w15:restartNumberingAfterBreak="0">
     <w:nsid w:val="51C2448F"/>
     <w:multiLevelType w:val="hybridMultilevel"/>
     <w:tmpl w:val="E5907FAC"/>
@@ -17243,7 +18150,7 @@
       </w:pPr>
     </w:lvl>
   </w:abstractNum>
-  <w:abstractNum w:abstractNumId="14" w15:restartNumberingAfterBreak="0">
+  <w:abstractNum w:abstractNumId="15" w15:restartNumberingAfterBreak="0">
     <w:nsid w:val="52195E91"/>
     <w:multiLevelType w:val="hybridMultilevel"/>
     <w:tmpl w:val="699E405E"/>
@@ -17329,7 +18236,7 @@
       </w:pPr>
     </w:lvl>
   </w:abstractNum>
-  <w:abstractNum w:abstractNumId="15" w15:restartNumberingAfterBreak="0">
+  <w:abstractNum w:abstractNumId="16" w15:restartNumberingAfterBreak="0">
     <w:nsid w:val="53745FDF"/>
     <w:multiLevelType w:val="multilevel"/>
     <w:tmpl w:val="590CB830"/>
@@ -17442,7 +18349,7 @@
       </w:rPr>
     </w:lvl>
   </w:abstractNum>
-  <w:abstractNum w:abstractNumId="16" w15:restartNumberingAfterBreak="0">
+  <w:abstractNum w:abstractNumId="17" w15:restartNumberingAfterBreak="0">
     <w:nsid w:val="57146D4E"/>
     <w:multiLevelType w:val="hybridMultilevel"/>
     <w:tmpl w:val="9FEE18BE"/>
@@ -17528,7 +18435,7 @@
       </w:pPr>
     </w:lvl>
   </w:abstractNum>
-  <w:abstractNum w:abstractNumId="17" w15:restartNumberingAfterBreak="0">
+  <w:abstractNum w:abstractNumId="18" w15:restartNumberingAfterBreak="0">
     <w:nsid w:val="59B25D02"/>
     <w:multiLevelType w:val="hybridMultilevel"/>
     <w:tmpl w:val="6ECE3A86"/>
@@ -17617,7 +18524,7 @@
       </w:pPr>
     </w:lvl>
   </w:abstractNum>
-  <w:abstractNum w:abstractNumId="18" w15:restartNumberingAfterBreak="0">
+  <w:abstractNum w:abstractNumId="19" w15:restartNumberingAfterBreak="0">
     <w:nsid w:val="60F84324"/>
     <w:multiLevelType w:val="hybridMultilevel"/>
     <w:tmpl w:val="0BB0C288"/>
@@ -17703,7 +18610,7 @@
       </w:pPr>
     </w:lvl>
   </w:abstractNum>
-  <w:abstractNum w:abstractNumId="19" w15:restartNumberingAfterBreak="0">
+  <w:abstractNum w:abstractNumId="20" w15:restartNumberingAfterBreak="0">
     <w:nsid w:val="64AB427B"/>
     <w:multiLevelType w:val="hybridMultilevel"/>
     <w:tmpl w:val="47E8F418"/>
@@ -17792,7 +18699,7 @@
       </w:pPr>
     </w:lvl>
   </w:abstractNum>
-  <w:abstractNum w:abstractNumId="20" w15:restartNumberingAfterBreak="0">
+  <w:abstractNum w:abstractNumId="21" w15:restartNumberingAfterBreak="0">
     <w:nsid w:val="651B17C7"/>
     <w:multiLevelType w:val="hybridMultilevel"/>
     <w:tmpl w:val="C05C1626"/>
@@ -17878,7 +18785,7 @@
       </w:pPr>
     </w:lvl>
   </w:abstractNum>
-  <w:abstractNum w:abstractNumId="21" w15:restartNumberingAfterBreak="0">
+  <w:abstractNum w:abstractNumId="22" w15:restartNumberingAfterBreak="0">
     <w:nsid w:val="6F530583"/>
     <w:multiLevelType w:val="hybridMultilevel"/>
     <w:tmpl w:val="15E076C4"/>
@@ -17968,7 +18875,7 @@
       </w:pPr>
     </w:lvl>
   </w:abstractNum>
-  <w:abstractNum w:abstractNumId="22" w15:restartNumberingAfterBreak="0">
+  <w:abstractNum w:abstractNumId="23" w15:restartNumberingAfterBreak="0">
     <w:nsid w:val="79D1185E"/>
     <w:multiLevelType w:val="multilevel"/>
     <w:tmpl w:val="0630AD7E"/>
@@ -18082,37 +18989,37 @@
     </w:lvl>
   </w:abstractNum>
   <w:num w:numId="1" w16cid:durableId="1975013937">
-    <w:abstractNumId w:val="17"/>
+    <w:abstractNumId w:val="18"/>
   </w:num>
   <w:num w:numId="2" w16cid:durableId="1681196853">
     <w:abstractNumId w:val="2"/>
   </w:num>
   <w:num w:numId="3" w16cid:durableId="1858418897">
+    <w:abstractNumId w:val="17"/>
+  </w:num>
+  <w:num w:numId="4" w16cid:durableId="495728335">
+    <w:abstractNumId w:val="14"/>
+  </w:num>
+  <w:num w:numId="5" w16cid:durableId="1483082932">
     <w:abstractNumId w:val="16"/>
   </w:num>
-  <w:num w:numId="4" w16cid:durableId="495728335">
-    <w:abstractNumId w:val="13"/>
-  </w:num>
-  <w:num w:numId="5" w16cid:durableId="1483082932">
-    <w:abstractNumId w:val="15"/>
-  </w:num>
   <w:num w:numId="6" w16cid:durableId="435056827">
-    <w:abstractNumId w:val="8"/>
+    <w:abstractNumId w:val="9"/>
   </w:num>
   <w:num w:numId="7" w16cid:durableId="1037320137">
-    <w:abstractNumId w:val="12"/>
+    <w:abstractNumId w:val="13"/>
   </w:num>
   <w:num w:numId="8" w16cid:durableId="1239711369">
     <w:abstractNumId w:val="4"/>
   </w:num>
   <w:num w:numId="9" w16cid:durableId="1577981921">
-    <w:abstractNumId w:val="9"/>
+    <w:abstractNumId w:val="10"/>
   </w:num>
   <w:num w:numId="10" w16cid:durableId="1664776945">
-    <w:abstractNumId w:val="7"/>
+    <w:abstractNumId w:val="8"/>
   </w:num>
   <w:num w:numId="11" w16cid:durableId="925311883">
-    <w:abstractNumId w:val="11"/>
+    <w:abstractNumId w:val="12"/>
   </w:num>
   <w:num w:numId="12" w16cid:durableId="1378701457">
     <w:abstractNumId w:val="0"/>
@@ -18121,34 +19028,37 @@
     <w:abstractNumId w:val="3"/>
   </w:num>
   <w:num w:numId="14" w16cid:durableId="970404328">
+    <w:abstractNumId w:val="20"/>
+  </w:num>
+  <w:num w:numId="15" w16cid:durableId="1677032181">
     <w:abstractNumId w:val="19"/>
   </w:num>
-  <w:num w:numId="15" w16cid:durableId="1677032181">
-    <w:abstractNumId w:val="18"/>
-  </w:num>
   <w:num w:numId="16" w16cid:durableId="1904174925">
-    <w:abstractNumId w:val="10"/>
+    <w:abstractNumId w:val="11"/>
   </w:num>
   <w:num w:numId="17" w16cid:durableId="486672017">
-    <w:abstractNumId w:val="5"/>
+    <w:abstractNumId w:val="6"/>
   </w:num>
   <w:num w:numId="18" w16cid:durableId="1396048247">
-    <w:abstractNumId w:val="20"/>
+    <w:abstractNumId w:val="21"/>
   </w:num>
   <w:num w:numId="19" w16cid:durableId="3632331">
     <w:abstractNumId w:val="1"/>
   </w:num>
   <w:num w:numId="20" w16cid:durableId="607280710">
+    <w:abstractNumId w:val="23"/>
+  </w:num>
+  <w:num w:numId="21" w16cid:durableId="1064715793">
+    <w:abstractNumId w:val="7"/>
+  </w:num>
+  <w:num w:numId="22" w16cid:durableId="522591899">
     <w:abstractNumId w:val="22"/>
   </w:num>
-  <w:num w:numId="21" w16cid:durableId="1064715793">
-    <w:abstractNumId w:val="6"/>
+  <w:num w:numId="23" w16cid:durableId="879242680">
+    <w:abstractNumId w:val="15"/>
   </w:num>
-  <w:num w:numId="22" w16cid:durableId="522591899">
-    <w:abstractNumId w:val="21"/>
-  </w:num>
-  <w:num w:numId="23" w16cid:durableId="879242680">
-    <w:abstractNumId w:val="14"/>
+  <w:num w:numId="24" w16cid:durableId="608853795">
+    <w:abstractNumId w:val="5"/>
   </w:num>
   <w:numIdMacAtCleanup w:val="8"/>
 </w:numbering>
@@ -18652,6 +19562,7 @@
   <w:style w:type="character" w:default="1" w:styleId="DefaultParagraphFont">
     <w:name w:val="Default Paragraph Font"/>
     <w:uiPriority w:val="1"/>
+    <w:semiHidden/>
     <w:unhideWhenUsed/>
   </w:style>
   <w:style w:type="table" w:default="1" w:styleId="TableNormal">

--- a/Proposal Rizki Fikriansyah/Proposal Rizki Fikriansyah.docx
+++ b/Proposal Rizki Fikriansyah/Proposal Rizki Fikriansyah.docx
@@ -10,7 +10,7 @@
           <w:lang w:val="id-ID"/>
         </w:rPr>
       </w:pPr>
-      <w:bookmarkStart w:id="0" w:name="_Toc216714667"/>
+      <w:bookmarkStart w:id="0" w:name="_Toc217027492"/>
       <w:bookmarkStart w:id="1" w:name="_Hlk186977140"/>
       <w:r>
         <w:rPr>
@@ -428,7 +428,7 @@
     </w:p>
     <w:p>
       <w:pPr>
-        <w:spacing w:line="240" w:lineRule="auto"/>
+        <w:spacing w:line="480" w:lineRule="auto"/>
         <w:jc w:val="center"/>
         <w:rPr>
           <w:rFonts w:asciiTheme="minorHAnsi" w:hAnsiTheme="minorHAnsi" w:cstheme="minorBidi"/>
@@ -498,6 +498,36 @@
           <w:lang w:val="id-ID"/>
         </w:rPr>
       </w:pPr>
+      <w:r>
+        <w:rPr>
+          <w:b/>
+          <w:bCs/>
+          <w:color w:val="000000" w:themeColor="text1"/>
+          <w:szCs w:val="24"/>
+          <w:lang w:val="id-ID"/>
+        </w:rPr>
+        <w:t>Bidang Minat</w:t>
+      </w:r>
+      <w:r>
+        <w:rPr>
+          <w:b/>
+          <w:bCs/>
+          <w:color w:val="000000" w:themeColor="text1"/>
+          <w:szCs w:val="24"/>
+          <w:lang w:val="id-ID"/>
+        </w:rPr>
+        <w:t xml:space="preserve"> : </w:t>
+      </w:r>
+      <w:r>
+        <w:rPr>
+          <w:b/>
+          <w:bCs/>
+          <w:color w:val="000000" w:themeColor="text1"/>
+          <w:szCs w:val="24"/>
+          <w:lang w:val="id-ID"/>
+        </w:rPr>
+        <w:t>Pemrograman</w:t>
+      </w:r>
     </w:p>
     <w:p>
       <w:pPr>
@@ -685,7 +715,7 @@
       <w:bookmarkStart w:id="2" w:name="_Toc215493975"/>
       <w:bookmarkStart w:id="3" w:name="_Toc216709543"/>
       <w:bookmarkStart w:id="4" w:name="_Toc216709885"/>
-      <w:bookmarkStart w:id="5" w:name="_Toc216714668"/>
+      <w:bookmarkStart w:id="5" w:name="_Toc217027493"/>
       <w:bookmarkStart w:id="6" w:name="_Hlk213774122"/>
       <w:r>
         <w:rPr>
@@ -898,7 +928,19 @@
         <w:rPr>
           <w:szCs w:val="24"/>
         </w:rPr>
-        <w:t xml:space="preserve">                  </w:t>
+        <w:t xml:space="preserve">            </w:t>
+      </w:r>
+      <w:r>
+        <w:rPr>
+          <w:szCs w:val="24"/>
+        </w:rPr>
+        <w:t xml:space="preserve">  </w:t>
+      </w:r>
+      <w:r>
+        <w:rPr>
+          <w:szCs w:val="24"/>
+        </w:rPr>
+        <w:t xml:space="preserve">      </w:t>
       </w:r>
       <w:r>
         <w:rPr>
@@ -1001,7 +1043,7 @@
           </w:p>
           <w:p>
             <w:pPr>
-              <w:spacing w:before="1423"/>
+              <w:spacing w:before="1423" w:line="240" w:lineRule="auto"/>
               <w:jc w:val="center"/>
               <w:rPr>
                 <w:b/>
@@ -1016,6 +1058,44 @@
                 <w:u w:val="single"/>
               </w:rPr>
               <w:t>Siti Mutmainnah, M.Kom</w:t>
+            </w:r>
+          </w:p>
+          <w:p>
+            <w:pPr>
+              <w:spacing w:line="240" w:lineRule="auto"/>
+              <w:jc w:val="center"/>
+              <w:rPr>
+                <w:b/>
+                <w:szCs w:val="24"/>
+              </w:rPr>
+            </w:pPr>
+            <w:r>
+              <w:rPr>
+                <w:b/>
+                <w:szCs w:val="24"/>
+              </w:rPr>
+              <w:t>N</w:t>
+            </w:r>
+            <w:r>
+              <w:rPr>
+                <w:b/>
+                <w:szCs w:val="24"/>
+              </w:rPr>
+              <w:t>IDN</w:t>
+            </w:r>
+            <w:r>
+              <w:rPr>
+                <w:b/>
+                <w:szCs w:val="24"/>
+              </w:rPr>
+              <w:t>.</w:t>
+            </w:r>
+            <w:r>
+              <w:rPr>
+                <w:b/>
+                <w:szCs w:val="24"/>
+              </w:rPr>
+              <w:t>080</w:t>
             </w:r>
           </w:p>
           <w:p>
@@ -1031,7 +1111,7 @@
                 <w:b/>
                 <w:szCs w:val="24"/>
               </w:rPr>
-              <w:t>NIDN/NUPTK</w:t>
+              <w:t>Nama Pembimbing II</w:t>
             </w:r>
           </w:p>
         </w:tc>
@@ -1085,7 +1165,7 @@
           </w:tcPr>
           <w:p>
             <w:pPr>
-              <w:spacing w:before="1423"/>
+              <w:spacing w:before="1423" w:line="240" w:lineRule="auto"/>
               <w:jc w:val="center"/>
               <w:rPr>
                 <w:b/>
@@ -1104,10 +1184,12 @@
           </w:p>
           <w:p>
             <w:pPr>
+              <w:spacing w:line="240" w:lineRule="auto"/>
               <w:jc w:val="center"/>
               <w:rPr>
                 <w:b/>
                 <w:szCs w:val="24"/>
+                <w:u w:val="single"/>
               </w:rPr>
             </w:pPr>
             <w:r>
@@ -1115,7 +1197,21 @@
                 <w:b/>
                 <w:szCs w:val="24"/>
               </w:rPr>
-              <w:t>NIDN/NUPTK</w:t>
+              <w:t>NUPTK</w:t>
+            </w:r>
+            <w:r>
+              <w:rPr>
+                <w:b/>
+                <w:szCs w:val="24"/>
+              </w:rPr>
+              <w:t>.</w:t>
+            </w:r>
+            <w:r>
+              <w:rPr>
+                <w:b/>
+                <w:szCs w:val="24"/>
+              </w:rPr>
+              <w:t>5940773674130302</w:t>
             </w:r>
           </w:p>
         </w:tc>
@@ -1163,1075 +1259,11 @@
       <w:pPr>
         <w:pStyle w:val="Heading1"/>
         <w:rPr>
-          <w:rFonts w:eastAsia="Times New Roman"/>
-        </w:rPr>
-      </w:pPr>
-      <w:bookmarkStart w:id="8" w:name="_Toc215493976"/>
-      <w:bookmarkStart w:id="9" w:name="_Toc216709544"/>
-      <w:bookmarkStart w:id="10" w:name="_Toc216709886"/>
-      <w:bookmarkStart w:id="11" w:name="_Toc216714669"/>
-      <w:r>
-        <w:rPr>
-          <w:rFonts w:eastAsia="Times New Roman"/>
-        </w:rPr>
-        <w:lastRenderedPageBreak/>
-        <w:t>LEMBAR PENGESAHAN</w:t>
-      </w:r>
-      <w:bookmarkEnd w:id="8"/>
-      <w:bookmarkEnd w:id="9"/>
-      <w:bookmarkEnd w:id="10"/>
-      <w:bookmarkEnd w:id="11"/>
-      <w:r>
-        <w:rPr>
-          <w:rFonts w:eastAsia="Times New Roman"/>
-        </w:rPr>
-        <w:t xml:space="preserve"> </w:t>
-      </w:r>
-    </w:p>
-    <w:p>
-      <w:pPr>
-        <w:pBdr>
-          <w:top w:val="nil"/>
-          <w:left w:val="nil"/>
-          <w:bottom w:val="nil"/>
-          <w:right w:val="nil"/>
-          <w:between w:val="nil"/>
-        </w:pBdr>
-        <w:spacing w:before="637" w:line="345" w:lineRule="auto"/>
-        <w:ind w:right="-6"/>
-        <w:jc w:val="center"/>
-        <w:rPr>
-          <w:b/>
-          <w:sz w:val="28"/>
-          <w:szCs w:val="28"/>
-        </w:rPr>
-      </w:pPr>
-      <w:r>
-        <w:rPr>
-          <w:b/>
-          <w:sz w:val="28"/>
-          <w:szCs w:val="28"/>
-        </w:rPr>
-        <w:t>SKRIPSI</w:t>
-      </w:r>
-    </w:p>
-    <w:p>
-      <w:pPr>
-        <w:pBdr>
-          <w:top w:val="nil"/>
-          <w:left w:val="nil"/>
-          <w:bottom w:val="nil"/>
-          <w:right w:val="nil"/>
-          <w:between w:val="nil"/>
-        </w:pBdr>
-        <w:spacing w:before="637"/>
-        <w:ind w:right="-6"/>
-        <w:jc w:val="center"/>
-        <w:rPr>
-          <w:b/>
-          <w:sz w:val="28"/>
-          <w:szCs w:val="28"/>
-        </w:rPr>
-      </w:pPr>
-      <w:r>
-        <w:rPr>
-          <w:b/>
-          <w:sz w:val="28"/>
-          <w:szCs w:val="28"/>
-        </w:rPr>
-        <w:t>PENGEMBANGAN SISTEM SMART FARMING BERBASIS IOT MENGGUNAKAN ESP32 UNTUK TRACKING JALUR HEWAN TERNAK</w:t>
-      </w:r>
-    </w:p>
-    <w:p>
-      <w:pPr>
-        <w:pBdr>
-          <w:top w:val="nil"/>
-          <w:left w:val="nil"/>
-          <w:bottom w:val="nil"/>
-          <w:right w:val="nil"/>
-          <w:between w:val="nil"/>
-        </w:pBdr>
-        <w:spacing w:before="360" w:after="360" w:line="346" w:lineRule="auto"/>
-        <w:ind w:right="-6"/>
-        <w:jc w:val="center"/>
-        <w:rPr>
-          <w:color w:val="000000"/>
-          <w:sz w:val="21"/>
-          <w:szCs w:val="21"/>
-        </w:rPr>
-      </w:pPr>
-      <w:r>
-        <w:rPr>
-          <w:color w:val="000000"/>
-          <w:sz w:val="21"/>
-          <w:szCs w:val="21"/>
-        </w:rPr>
-        <w:t>Yang di susun dan di ajukan oleh</w:t>
-      </w:r>
-    </w:p>
-    <w:p>
-      <w:pPr>
-        <w:pBdr>
-          <w:top w:val="nil"/>
-          <w:left w:val="nil"/>
-          <w:bottom w:val="nil"/>
-          <w:right w:val="nil"/>
-          <w:between w:val="nil"/>
-        </w:pBdr>
-        <w:jc w:val="center"/>
-        <w:rPr>
-          <w:b/>
-          <w:color w:val="000000"/>
-          <w:szCs w:val="24"/>
-        </w:rPr>
-      </w:pPr>
-      <w:r>
-        <w:rPr>
-          <w:b/>
-          <w:szCs w:val="24"/>
-        </w:rPr>
-        <w:t xml:space="preserve">Nama : </w:t>
-      </w:r>
-      <w:r>
-        <w:rPr>
-          <w:b/>
-          <w:szCs w:val="24"/>
-        </w:rPr>
-        <w:t>Rizki Fikriansyah</w:t>
-      </w:r>
-    </w:p>
-    <w:p>
-      <w:pPr>
-        <w:pBdr>
-          <w:top w:val="nil"/>
-          <w:left w:val="nil"/>
-          <w:bottom w:val="nil"/>
-          <w:right w:val="nil"/>
-          <w:between w:val="nil"/>
-        </w:pBdr>
-        <w:spacing w:before="132"/>
-        <w:jc w:val="center"/>
-        <w:rPr>
-          <w:b/>
-          <w:color w:val="000000"/>
-          <w:szCs w:val="24"/>
-        </w:rPr>
-      </w:pPr>
-      <w:r>
-        <w:rPr>
-          <w:b/>
-          <w:szCs w:val="24"/>
-        </w:rPr>
-        <w:t>NIM</w:t>
-      </w:r>
-      <w:r>
-        <w:rPr>
-          <w:b/>
-          <w:color w:val="000000"/>
-          <w:szCs w:val="24"/>
-        </w:rPr>
-        <w:t xml:space="preserve"> : B02220</w:t>
-      </w:r>
-      <w:r>
-        <w:rPr>
-          <w:b/>
-          <w:color w:val="000000"/>
-          <w:szCs w:val="24"/>
-        </w:rPr>
-        <w:t>117</w:t>
-      </w:r>
-    </w:p>
-    <w:p>
-      <w:pPr>
-        <w:pBdr>
-          <w:top w:val="nil"/>
-          <w:left w:val="nil"/>
-          <w:bottom w:val="nil"/>
-          <w:right w:val="nil"/>
-          <w:between w:val="nil"/>
-        </w:pBdr>
-        <w:spacing w:before="132"/>
-        <w:jc w:val="center"/>
-        <w:rPr>
-          <w:b/>
-          <w:sz w:val="2"/>
-          <w:szCs w:val="2"/>
-        </w:rPr>
-      </w:pPr>
-    </w:p>
-    <w:p>
-      <w:pPr>
-        <w:pBdr>
-          <w:top w:val="nil"/>
-          <w:left w:val="nil"/>
-          <w:bottom w:val="nil"/>
-          <w:right w:val="nil"/>
-          <w:between w:val="nil"/>
-        </w:pBdr>
-        <w:spacing w:before="120"/>
-        <w:jc w:val="center"/>
-        <w:rPr>
-          <w:szCs w:val="24"/>
-        </w:rPr>
-      </w:pPr>
-      <w:r>
-        <w:rPr>
-          <w:color w:val="000000"/>
-          <w:szCs w:val="24"/>
-        </w:rPr>
-        <w:t xml:space="preserve">Telah </w:t>
-      </w:r>
-      <w:r>
-        <w:rPr>
-          <w:szCs w:val="24"/>
-        </w:rPr>
-        <w:t xml:space="preserve">dipertahankan di depan dewan penguji </w:t>
-      </w:r>
-    </w:p>
-    <w:p>
-      <w:pPr>
-        <w:pBdr>
-          <w:top w:val="nil"/>
-          <w:left w:val="nil"/>
-          <w:bottom w:val="nil"/>
-          <w:right w:val="nil"/>
-          <w:between w:val="nil"/>
-        </w:pBdr>
-        <w:spacing w:before="40"/>
-        <w:jc w:val="center"/>
-        <w:rPr>
-          <w:szCs w:val="24"/>
-        </w:rPr>
-      </w:pPr>
-      <w:r>
-        <w:rPr>
-          <w:szCs w:val="24"/>
-        </w:rPr>
-        <w:t>pada tanggal [</w:t>
-      </w:r>
-      <w:r>
-        <w:rPr>
-          <w:szCs w:val="24"/>
-        </w:rPr>
-        <w:t xml:space="preserve">                 </w:t>
-      </w:r>
-      <w:r>
-        <w:rPr>
-          <w:szCs w:val="24"/>
-        </w:rPr>
-        <w:t>]</w:t>
-      </w:r>
-    </w:p>
-    <w:p>
-      <w:pPr>
-        <w:pBdr>
-          <w:top w:val="nil"/>
-          <w:left w:val="nil"/>
-          <w:bottom w:val="nil"/>
-          <w:right w:val="nil"/>
-          <w:between w:val="nil"/>
-        </w:pBdr>
-        <w:spacing w:before="40"/>
-        <w:jc w:val="center"/>
-        <w:rPr>
-          <w:b/>
-          <w:szCs w:val="24"/>
-        </w:rPr>
-      </w:pPr>
-      <w:r>
-        <w:rPr>
-          <w:b/>
-          <w:szCs w:val="24"/>
-        </w:rPr>
-        <w:t>Susunan Dewan Penguji</w:t>
-      </w:r>
-    </w:p>
-    <w:tbl>
-      <w:tblPr>
-        <w:tblpPr w:leftFromText="180" w:rightFromText="180" w:vertAnchor="text" w:horzAnchor="margin" w:tblpY="24"/>
-        <w:tblW w:w="9064" w:type="dxa"/>
-        <w:tblLayout w:type="fixed"/>
-        <w:tblLook w:val="0400" w:firstRow="0" w:lastRow="0" w:firstColumn="0" w:lastColumn="0" w:noHBand="0" w:noVBand="1"/>
-      </w:tblPr>
-      <w:tblGrid>
-        <w:gridCol w:w="4532"/>
-        <w:gridCol w:w="4532"/>
-      </w:tblGrid>
-      <w:tr>
-        <w:trPr>
-          <w:trHeight w:val="3395"/>
-        </w:trPr>
-        <w:tc>
-          <w:tcPr>
-            <w:tcW w:w="4532" w:type="dxa"/>
-          </w:tcPr>
-          <w:p>
-            <w:pPr>
-              <w:spacing w:before="400"/>
-              <w:jc w:val="center"/>
-              <w:rPr>
-                <w:b/>
-                <w:szCs w:val="24"/>
-              </w:rPr>
-            </w:pPr>
-            <w:r>
-              <w:rPr>
-                <w:noProof/>
-              </w:rPr>
-              <w:drawing>
-                <wp:anchor distT="0" distB="0" distL="0" distR="0" simplePos="0" relativeHeight="251663360" behindDoc="1" locked="0" layoutInCell="1" hidden="0" allowOverlap="1" wp14:anchorId="1F838216" wp14:editId="132239C5">
-                  <wp:simplePos x="0" y="0"/>
-                  <wp:positionH relativeFrom="column">
-                    <wp:posOffset>927100</wp:posOffset>
-                  </wp:positionH>
-                  <wp:positionV relativeFrom="paragraph">
-                    <wp:posOffset>55880</wp:posOffset>
-                  </wp:positionV>
-                  <wp:extent cx="3615690" cy="3338830"/>
-                  <wp:effectExtent l="0" t="0" r="0" b="0"/>
-                  <wp:wrapNone/>
-                  <wp:docPr id="408278877" name="image1.png"/>
-                  <wp:cNvGraphicFramePr/>
-                  <a:graphic xmlns:a="http://schemas.openxmlformats.org/drawingml/2006/main">
-                    <a:graphicData uri="http://schemas.openxmlformats.org/drawingml/2006/picture">
-                      <pic:pic xmlns:pic="http://schemas.openxmlformats.org/drawingml/2006/picture">
-                        <pic:nvPicPr>
-                          <pic:cNvPr id="0" name="image1.png"/>
-                          <pic:cNvPicPr preferRelativeResize="0"/>
-                        </pic:nvPicPr>
-                        <pic:blipFill>
-                          <a:blip r:embed="rId11"/>
-                          <a:srcRect l="52561" t="25973" r="11145" b="11107"/>
-                          <a:stretch>
-                            <a:fillRect/>
-                          </a:stretch>
-                        </pic:blipFill>
-                        <pic:spPr>
-                          <a:xfrm>
-                            <a:off x="0" y="0"/>
-                            <a:ext cx="3615690" cy="3338830"/>
-                          </a:xfrm>
-                          <a:prstGeom prst="rect">
-                            <a:avLst/>
-                          </a:prstGeom>
-                          <a:ln/>
-                        </pic:spPr>
-                      </pic:pic>
-                    </a:graphicData>
-                  </a:graphic>
-                </wp:anchor>
-              </w:drawing>
-            </w:r>
-            <w:r>
-              <w:rPr>
-                <w:b/>
-                <w:szCs w:val="24"/>
-              </w:rPr>
-              <w:t>Nama Penguji</w:t>
-            </w:r>
-          </w:p>
-          <w:p>
-            <w:pPr>
-              <w:spacing w:before="1423"/>
-              <w:jc w:val="center"/>
-              <w:rPr>
-                <w:b/>
-                <w:szCs w:val="24"/>
-                <w:u w:val="single"/>
-              </w:rPr>
-            </w:pPr>
-            <w:r>
-              <w:rPr>
-                <w:b/>
-                <w:szCs w:val="24"/>
-                <w:u w:val="single"/>
-              </w:rPr>
-              <w:t>Nama dan Gelar Penguji 1</w:t>
-            </w:r>
-          </w:p>
-          <w:p>
-            <w:pPr>
-              <w:jc w:val="center"/>
-              <w:rPr>
-                <w:b/>
-                <w:szCs w:val="24"/>
-              </w:rPr>
-            </w:pPr>
-            <w:r>
-              <w:rPr>
-                <w:b/>
-                <w:szCs w:val="24"/>
-              </w:rPr>
-              <w:t>NIDN/NUPTK</w:t>
-            </w:r>
-          </w:p>
-        </w:tc>
-        <w:tc>
-          <w:tcPr>
-            <w:tcW w:w="4532" w:type="dxa"/>
-          </w:tcPr>
-          <w:p>
-            <w:pPr>
-              <w:spacing w:before="400"/>
-              <w:jc w:val="center"/>
-              <w:rPr>
-                <w:b/>
-                <w:szCs w:val="24"/>
-              </w:rPr>
-            </w:pPr>
-            <w:r>
-              <w:rPr>
-                <w:b/>
-                <w:szCs w:val="24"/>
-              </w:rPr>
-              <w:t>Tanda Tangan</w:t>
-            </w:r>
-          </w:p>
-          <w:p>
-            <w:pPr>
-              <w:spacing w:before="1423"/>
-              <w:jc w:val="center"/>
-              <w:rPr>
-                <w:b/>
-                <w:szCs w:val="24"/>
-              </w:rPr>
-            </w:pPr>
-            <w:r>
-              <w:rPr>
-                <w:b/>
-                <w:szCs w:val="24"/>
-              </w:rPr>
-              <w:t>___________________________</w:t>
-            </w:r>
-          </w:p>
-        </w:tc>
-      </w:tr>
-      <w:tr>
-        <w:trPr>
-          <w:trHeight w:val="3103"/>
-        </w:trPr>
-        <w:tc>
-          <w:tcPr>
-            <w:tcW w:w="4532" w:type="dxa"/>
-          </w:tcPr>
-          <w:p>
-            <w:pPr>
-              <w:spacing w:before="1423"/>
-              <w:jc w:val="center"/>
-              <w:rPr>
-                <w:b/>
-                <w:szCs w:val="24"/>
-                <w:u w:val="single"/>
-              </w:rPr>
-            </w:pPr>
-            <w:r>
-              <w:rPr>
-                <w:b/>
-                <w:szCs w:val="24"/>
-                <w:u w:val="single"/>
-              </w:rPr>
-              <w:t>Nama dan Gelar Penguji 2</w:t>
-            </w:r>
-          </w:p>
-          <w:p>
-            <w:pPr>
-              <w:jc w:val="center"/>
-              <w:rPr>
-                <w:b/>
-                <w:szCs w:val="24"/>
-              </w:rPr>
-            </w:pPr>
-            <w:r>
-              <w:rPr>
-                <w:b/>
-                <w:szCs w:val="24"/>
-              </w:rPr>
-              <w:t>NIDN/NUPTK</w:t>
-            </w:r>
-          </w:p>
-        </w:tc>
-        <w:tc>
-          <w:tcPr>
-            <w:tcW w:w="4532" w:type="dxa"/>
-          </w:tcPr>
-          <w:p>
-            <w:pPr>
-              <w:spacing w:before="1423"/>
-              <w:jc w:val="center"/>
-              <w:rPr>
-                <w:b/>
-                <w:szCs w:val="24"/>
-                <w:u w:val="single"/>
-              </w:rPr>
-            </w:pPr>
-            <w:r>
-              <w:rPr>
-                <w:b/>
-                <w:szCs w:val="24"/>
-              </w:rPr>
-              <w:t>___________________________</w:t>
-            </w:r>
-          </w:p>
-        </w:tc>
-      </w:tr>
-    </w:tbl>
-    <w:p>
-      <w:pPr>
-        <w:pStyle w:val="Heading1"/>
-        <w:rPr>
-          <w:rFonts w:eastAsia="Times New Roman"/>
-        </w:rPr>
-      </w:pPr>
-      <w:bookmarkStart w:id="12" w:name="_Toc215493977"/>
-      <w:bookmarkStart w:id="13" w:name="_Toc216709545"/>
-      <w:bookmarkStart w:id="14" w:name="_Toc216709887"/>
-      <w:bookmarkStart w:id="15" w:name="_Toc216714670"/>
-      <w:r>
-        <w:rPr>
-          <w:rFonts w:eastAsia="Times New Roman"/>
-        </w:rPr>
-        <w:lastRenderedPageBreak/>
-        <w:t>PERNYATAAN KEASLIAN SKRIPSI</w:t>
-      </w:r>
-      <w:bookmarkEnd w:id="12"/>
-      <w:bookmarkEnd w:id="13"/>
-      <w:bookmarkEnd w:id="14"/>
-      <w:bookmarkEnd w:id="15"/>
-    </w:p>
-    <w:p>
-      <w:pPr>
-        <w:pBdr>
-          <w:top w:val="nil"/>
-          <w:left w:val="nil"/>
-          <w:bottom w:val="nil"/>
-          <w:right w:val="nil"/>
-          <w:between w:val="nil"/>
-        </w:pBdr>
-        <w:rPr>
-          <w:color w:val="000000"/>
-          <w:szCs w:val="24"/>
-        </w:rPr>
-      </w:pPr>
-    </w:p>
-    <w:p>
-      <w:pPr>
-        <w:pBdr>
-          <w:top w:val="nil"/>
-          <w:left w:val="nil"/>
-          <w:bottom w:val="nil"/>
-          <w:right w:val="nil"/>
-          <w:between w:val="nil"/>
-        </w:pBdr>
-        <w:rPr>
-          <w:color w:val="000000"/>
-          <w:szCs w:val="24"/>
-        </w:rPr>
-      </w:pPr>
-    </w:p>
-    <w:p>
-      <w:pPr>
-        <w:pBdr>
-          <w:top w:val="nil"/>
-          <w:left w:val="nil"/>
-          <w:bottom w:val="nil"/>
-          <w:right w:val="nil"/>
-          <w:between w:val="nil"/>
-        </w:pBdr>
-        <w:ind w:left="426"/>
-        <w:jc w:val="left"/>
-        <w:rPr>
-          <w:szCs w:val="24"/>
-        </w:rPr>
-      </w:pPr>
-      <w:r>
-        <w:rPr>
-          <w:szCs w:val="24"/>
-        </w:rPr>
-        <w:t>Yang bertanda tangan di bawah ini,</w:t>
-      </w:r>
-      <w:r>
-        <w:rPr>
-          <w:szCs w:val="24"/>
-        </w:rPr>
-        <w:br/>
-      </w:r>
-      <w:r>
-        <w:rPr>
-          <w:szCs w:val="24"/>
-        </w:rPr>
-        <w:br/>
-      </w:r>
-      <w:r>
-        <w:rPr>
-          <w:b/>
-          <w:szCs w:val="24"/>
-        </w:rPr>
-        <w:t xml:space="preserve">Nama                    : </w:t>
-      </w:r>
-      <w:r>
-        <w:rPr>
-          <w:b/>
-          <w:szCs w:val="24"/>
-        </w:rPr>
-        <w:t>Rizki Fikriansyah</w:t>
-      </w:r>
-      <w:r>
-        <w:rPr>
-          <w:b/>
-          <w:szCs w:val="24"/>
-        </w:rPr>
-        <w:br/>
-        <w:t>NIM</w:t>
-      </w:r>
-      <w:r>
-        <w:rPr>
-          <w:b/>
-          <w:szCs w:val="24"/>
-        </w:rPr>
-        <w:tab/>
-      </w:r>
-      <w:r>
-        <w:rPr>
-          <w:b/>
-          <w:szCs w:val="24"/>
-        </w:rPr>
-        <w:tab/>
-        <w:t xml:space="preserve">  : B02220</w:t>
-      </w:r>
-      <w:r>
-        <w:rPr>
-          <w:b/>
-          <w:szCs w:val="24"/>
-        </w:rPr>
-        <w:t>117</w:t>
-      </w:r>
-      <w:r>
-        <w:rPr>
-          <w:szCs w:val="24"/>
-        </w:rPr>
-        <w:br/>
-      </w:r>
-      <w:r>
-        <w:rPr>
-          <w:szCs w:val="24"/>
-        </w:rPr>
-        <w:br/>
-        <w:t>Menyatakan bahwa Skripsi dengan judul berikut:</w:t>
-      </w:r>
-    </w:p>
-    <w:p>
-      <w:pPr>
-        <w:pBdr>
-          <w:top w:val="nil"/>
-          <w:left w:val="nil"/>
-          <w:bottom w:val="nil"/>
-          <w:right w:val="nil"/>
-          <w:between w:val="nil"/>
-        </w:pBdr>
-        <w:ind w:left="426"/>
-        <w:rPr>
-          <w:b/>
-          <w:szCs w:val="24"/>
-        </w:rPr>
-      </w:pPr>
-      <w:r>
-        <w:rPr>
-          <w:szCs w:val="24"/>
-        </w:rPr>
-        <w:br/>
-      </w:r>
-      <w:r>
-        <w:rPr>
-          <w:b/>
-          <w:szCs w:val="24"/>
-        </w:rPr>
-        <w:t xml:space="preserve">Pengembangan Sistem Smart Farming Berbasis IoT Menggunakan ESP32 untuk Tracking Jalur Hewan Ternak </w:t>
-      </w:r>
-    </w:p>
-    <w:p>
-      <w:pPr>
-        <w:pBdr>
-          <w:top w:val="nil"/>
-          <w:left w:val="nil"/>
-          <w:bottom w:val="nil"/>
-          <w:right w:val="nil"/>
-          <w:between w:val="nil"/>
-        </w:pBdr>
-        <w:ind w:left="426"/>
-        <w:rPr>
-          <w:szCs w:val="24"/>
-        </w:rPr>
-      </w:pPr>
-      <w:r>
-        <w:rPr>
-          <w:szCs w:val="24"/>
-        </w:rPr>
-        <w:br/>
-        <w:t>Dosen Pembimbing</w:t>
-      </w:r>
-      <w:r>
-        <w:rPr>
-          <w:szCs w:val="24"/>
-        </w:rPr>
-        <w:t xml:space="preserve"> I</w:t>
-      </w:r>
-      <w:r>
-        <w:rPr>
-          <w:szCs w:val="24"/>
-        </w:rPr>
-        <w:t xml:space="preserve"> : </w:t>
-      </w:r>
-      <w:r>
-        <w:rPr>
-          <w:szCs w:val="24"/>
-        </w:rPr>
-        <w:t>Siti Mutmainah M.Kom</w:t>
-      </w:r>
-    </w:p>
-    <w:p>
-      <w:pPr>
-        <w:pBdr>
-          <w:top w:val="nil"/>
-          <w:left w:val="nil"/>
-          <w:bottom w:val="nil"/>
-          <w:right w:val="nil"/>
-          <w:between w:val="nil"/>
-        </w:pBdr>
-        <w:ind w:left="426"/>
-        <w:rPr>
-          <w:szCs w:val="24"/>
-        </w:rPr>
-      </w:pPr>
-      <w:r>
-        <w:rPr>
-          <w:szCs w:val="24"/>
-        </w:rPr>
-        <w:t>Dosen Pembimbing</w:t>
-      </w:r>
-      <w:r>
-        <w:rPr>
-          <w:szCs w:val="24"/>
-        </w:rPr>
-        <w:t xml:space="preserve"> II</w:t>
-      </w:r>
-      <w:r>
-        <w:rPr>
-          <w:szCs w:val="24"/>
-        </w:rPr>
-        <w:t xml:space="preserve"> : </w:t>
-      </w:r>
-      <w:r>
-        <w:rPr>
-          <w:szCs w:val="24"/>
-        </w:rPr>
-        <w:t>Ir. Dahlan, S.T., M.Kom</w:t>
-      </w:r>
-    </w:p>
-    <w:p>
-      <w:pPr>
-        <w:widowControl w:val="0"/>
-        <w:numPr>
-          <w:ilvl w:val="0"/>
-          <w:numId w:val="24"/>
-        </w:numPr>
-        <w:pBdr>
-          <w:top w:val="nil"/>
-          <w:left w:val="nil"/>
-          <w:bottom w:val="nil"/>
-          <w:right w:val="nil"/>
-          <w:between w:val="nil"/>
-        </w:pBdr>
-        <w:spacing w:after="0" w:line="240" w:lineRule="auto"/>
-        <w:rPr>
-          <w:color w:val="000000"/>
-          <w:szCs w:val="24"/>
-        </w:rPr>
-      </w:pPr>
-      <w:r>
-        <w:rPr>
-          <w:color w:val="000000"/>
-          <w:szCs w:val="24"/>
-        </w:rPr>
-        <w:t>Karya tulis ini adalah benar-benar ASLI dan BELUM PERNAH diajukan untuk mendapatkan gelar akademik, baik di Universitas Muhammadiyah Bima maupun di Perguruan Tinggi lainnya.</w:t>
-      </w:r>
-    </w:p>
-    <w:p>
-      <w:pPr>
-        <w:widowControl w:val="0"/>
-        <w:numPr>
-          <w:ilvl w:val="0"/>
-          <w:numId w:val="24"/>
-        </w:numPr>
-        <w:pBdr>
-          <w:top w:val="nil"/>
-          <w:left w:val="nil"/>
-          <w:bottom w:val="nil"/>
-          <w:right w:val="nil"/>
-          <w:between w:val="nil"/>
-        </w:pBdr>
-        <w:spacing w:after="0" w:line="240" w:lineRule="auto"/>
-        <w:rPr>
-          <w:color w:val="000000"/>
-          <w:szCs w:val="24"/>
-        </w:rPr>
-      </w:pPr>
-      <w:r>
-        <w:rPr>
-          <w:color w:val="000000"/>
-          <w:szCs w:val="24"/>
-        </w:rPr>
-        <w:t>Karya tulis ini merupakan gagasan, rumusan dan penelitian SAYA sendiri, tanpa bantuan pihak lain kecuali arahan dari Dosen Pembimbing.</w:t>
-      </w:r>
-    </w:p>
-    <w:p>
-      <w:pPr>
-        <w:widowControl w:val="0"/>
-        <w:numPr>
-          <w:ilvl w:val="0"/>
-          <w:numId w:val="24"/>
-        </w:numPr>
-        <w:pBdr>
-          <w:top w:val="nil"/>
-          <w:left w:val="nil"/>
-          <w:bottom w:val="nil"/>
-          <w:right w:val="nil"/>
-          <w:between w:val="nil"/>
-        </w:pBdr>
-        <w:spacing w:after="0" w:line="240" w:lineRule="auto"/>
-        <w:rPr>
-          <w:color w:val="000000"/>
-          <w:szCs w:val="24"/>
-        </w:rPr>
-      </w:pPr>
-      <w:r>
-        <w:rPr>
-          <w:color w:val="000000"/>
-          <w:szCs w:val="24"/>
-        </w:rPr>
-        <w:t>Dalam karya tulis ini tidak terdapat karya atau pendapat orang lain, kecuali secara tertulis dengan jelas dicantumkan sebagai acuan dalam naskah dengan tulis.</w:t>
-      </w:r>
-    </w:p>
-    <w:p>
-      <w:pPr>
-        <w:widowControl w:val="0"/>
-        <w:numPr>
-          <w:ilvl w:val="0"/>
-          <w:numId w:val="24"/>
-        </w:numPr>
-        <w:pBdr>
-          <w:top w:val="nil"/>
-          <w:left w:val="nil"/>
-          <w:bottom w:val="nil"/>
-          <w:right w:val="nil"/>
-          <w:between w:val="nil"/>
-        </w:pBdr>
-        <w:spacing w:after="0" w:line="240" w:lineRule="auto"/>
-        <w:rPr>
-          <w:color w:val="000000"/>
-          <w:szCs w:val="24"/>
-        </w:rPr>
-      </w:pPr>
-      <w:r>
-        <w:rPr>
-          <w:color w:val="000000"/>
-          <w:szCs w:val="24"/>
-        </w:rPr>
-        <w:t>Perangkat lunak yang digunakan dalam penelitian ini sepenuhnya menjadi tanggung jawab SAYA, bukan tanggung jawab Universitas Muhammadiyah Bima.</w:t>
-      </w:r>
-    </w:p>
-    <w:p>
-      <w:pPr>
-        <w:widowControl w:val="0"/>
-        <w:numPr>
-          <w:ilvl w:val="0"/>
-          <w:numId w:val="24"/>
-        </w:numPr>
-        <w:pBdr>
-          <w:top w:val="nil"/>
-          <w:left w:val="nil"/>
-          <w:bottom w:val="nil"/>
-          <w:right w:val="nil"/>
-          <w:between w:val="nil"/>
-        </w:pBdr>
-        <w:spacing w:after="0" w:line="240" w:lineRule="auto"/>
-        <w:rPr>
-          <w:color w:val="000000"/>
-          <w:szCs w:val="24"/>
-        </w:rPr>
-      </w:pPr>
-      <w:r>
-        <w:rPr>
-          <w:color w:val="000000"/>
-          <w:szCs w:val="24"/>
-        </w:rPr>
-        <w:t>Pernyataan ini SAYA buat dengan sesungguhnya, apabila di kemudian hari terdapat penyimpangan dan tidak benaran dalam pernyataan ini, maka SAYA bersedia menerima SANKSI AKADEMIK dengan pencabutan gelar yang sudah diperoleh, serta sanksi lainnya sesuai dengan norma yang berlaku di Perguruan Tinggi.</w:t>
-      </w:r>
-    </w:p>
-    <w:p>
-      <w:pPr>
-        <w:pBdr>
-          <w:top w:val="nil"/>
-          <w:left w:val="nil"/>
-          <w:bottom w:val="nil"/>
-          <w:right w:val="nil"/>
-          <w:between w:val="nil"/>
-        </w:pBdr>
-        <w:ind w:left="786"/>
-        <w:rPr>
-          <w:color w:val="000000"/>
-          <w:szCs w:val="24"/>
-        </w:rPr>
-      </w:pPr>
-    </w:p>
-    <w:p>
-      <w:pPr>
-        <w:pBdr>
-          <w:top w:val="nil"/>
-          <w:left w:val="nil"/>
-          <w:bottom w:val="nil"/>
-          <w:right w:val="nil"/>
-          <w:between w:val="nil"/>
-        </w:pBdr>
-        <w:ind w:left="786"/>
-        <w:rPr>
-          <w:color w:val="000000"/>
-          <w:szCs w:val="24"/>
-        </w:rPr>
-      </w:pPr>
-    </w:p>
-    <w:p>
-      <w:pPr>
-        <w:pBdr>
-          <w:top w:val="nil"/>
-          <w:left w:val="nil"/>
-          <w:bottom w:val="nil"/>
-          <w:right w:val="nil"/>
-          <w:between w:val="nil"/>
-        </w:pBdr>
-        <w:ind w:firstLine="426"/>
-        <w:rPr>
-          <w:szCs w:val="24"/>
-        </w:rPr>
-      </w:pPr>
-      <w:r>
-        <w:rPr>
-          <w:szCs w:val="24"/>
-        </w:rPr>
-        <w:t>Bima, &lt;tanggal lulus ujian skripsi&gt;</w:t>
-      </w:r>
-    </w:p>
-    <w:p>
-      <w:pPr>
-        <w:pBdr>
-          <w:top w:val="nil"/>
-          <w:left w:val="nil"/>
-          <w:bottom w:val="nil"/>
-          <w:right w:val="nil"/>
-          <w:between w:val="nil"/>
-        </w:pBdr>
-        <w:ind w:firstLine="426"/>
-        <w:rPr>
-          <w:szCs w:val="24"/>
-        </w:rPr>
-      </w:pPr>
-      <w:r>
-        <w:rPr>
-          <w:szCs w:val="24"/>
-        </w:rPr>
-        <w:t>Yang Menyatakan,</w:t>
-      </w:r>
-    </w:p>
-    <w:p>
-      <w:pPr>
-        <w:pBdr>
-          <w:top w:val="nil"/>
-          <w:left w:val="nil"/>
-          <w:bottom w:val="nil"/>
-          <w:right w:val="nil"/>
-          <w:between w:val="nil"/>
-        </w:pBdr>
-        <w:ind w:left="786"/>
-        <w:rPr>
-          <w:color w:val="000000"/>
-          <w:szCs w:val="24"/>
-        </w:rPr>
-      </w:pPr>
-    </w:p>
-    <w:p>
-      <w:pPr>
-        <w:pBdr>
-          <w:top w:val="nil"/>
-          <w:left w:val="nil"/>
-          <w:bottom w:val="nil"/>
-          <w:right w:val="nil"/>
-          <w:between w:val="nil"/>
-        </w:pBdr>
-        <w:ind w:firstLine="426"/>
-        <w:rPr>
-          <w:szCs w:val="24"/>
-        </w:rPr>
-      </w:pPr>
-      <w:r>
-        <w:rPr>
-          <w:szCs w:val="24"/>
-        </w:rPr>
-        <w:t>10.000</w:t>
-      </w:r>
-    </w:p>
-    <w:p>
-      <w:pPr>
-        <w:pBdr>
-          <w:top w:val="nil"/>
-          <w:left w:val="nil"/>
-          <w:bottom w:val="nil"/>
-          <w:right w:val="nil"/>
-          <w:between w:val="nil"/>
-        </w:pBdr>
-        <w:ind w:left="786"/>
-        <w:rPr>
-          <w:color w:val="000000"/>
-          <w:szCs w:val="24"/>
-        </w:rPr>
-      </w:pPr>
-    </w:p>
-    <w:p>
-      <w:pPr>
-        <w:pBdr>
-          <w:top w:val="nil"/>
-          <w:left w:val="nil"/>
-          <w:bottom w:val="nil"/>
-          <w:right w:val="nil"/>
-          <w:between w:val="nil"/>
-        </w:pBdr>
-        <w:ind w:firstLine="426"/>
-        <w:rPr>
-          <w:szCs w:val="24"/>
-        </w:rPr>
-        <w:sectPr>
-          <w:footerReference w:type="default" r:id="rId12"/>
-          <w:pgSz w:w="11906" w:h="16838"/>
-          <w:pgMar w:top="1701" w:right="1418" w:bottom="1418" w:left="1985" w:header="709" w:footer="709" w:gutter="0"/>
-          <w:pgNumType w:fmt="lowerRoman" w:start="2"/>
-          <w:cols w:space="708"/>
-          <w:docGrid w:linePitch="360"/>
-        </w:sectPr>
-      </w:pPr>
-      <w:r>
-        <w:rPr>
-          <w:szCs w:val="24"/>
-        </w:rPr>
-        <w:t>Rizki Fikriansyah</w:t>
-      </w:r>
-    </w:p>
-    <w:p>
-      <w:pPr>
-        <w:pStyle w:val="Heading1"/>
-        <w:rPr>
           <w:sz w:val="32"/>
           <w:lang w:val="id-ID"/>
         </w:rPr>
       </w:pPr>
-      <w:bookmarkStart w:id="16" w:name="_Toc216714671"/>
+      <w:bookmarkStart w:id="8" w:name="_Toc217027494"/>
       <w:r>
         <w:rPr>
           <w:lang w:val="id-ID"/>
@@ -2239,7 +1271,7 @@
         <w:lastRenderedPageBreak/>
         <w:t>KATA PENGANTAR</w:t>
       </w:r>
-      <w:bookmarkEnd w:id="16"/>
+      <w:bookmarkEnd w:id="8"/>
     </w:p>
     <w:p>
       <w:pPr>
@@ -3094,7 +2126,7 @@
         </w:rPr>
         <w:br w:type="page"/>
       </w:r>
-      <w:bookmarkStart w:id="17" w:name="_Toc216714672"/>
+      <w:bookmarkStart w:id="9" w:name="_Toc217027495"/>
       <w:r>
         <w:rPr>
           <w:lang w:val="id-ID"/>
@@ -3102,7 +2134,7 @@
         <w:lastRenderedPageBreak/>
         <w:t>DAFTAR ISI</w:t>
       </w:r>
-      <w:bookmarkEnd w:id="17"/>
+      <w:bookmarkEnd w:id="9"/>
     </w:p>
     <w:sdt>
       <w:sdtPr>
@@ -3157,7 +2189,7 @@
           <w:r>
             <w:fldChar w:fldCharType="separate"/>
           </w:r>
-          <w:hyperlink w:anchor="_Toc216714667" w:history="1">
+          <w:hyperlink w:anchor="_Toc217027492" w:history="1">
             <w:r>
               <w:rPr>
                 <w:rStyle w:val="Hyperlink"/>
@@ -3165,7 +2197,7 @@
                 <w:noProof/>
                 <w:lang w:val="id-ID"/>
               </w:rPr>
-              <w:t>HALAMAN SAMPUL</w:t>
+              <w:t>PROPOSAL SKRIPSI</w:t>
             </w:r>
             <w:r>
               <w:rPr>
@@ -3186,7 +2218,7 @@
                 <w:noProof/>
                 <w:webHidden/>
               </w:rPr>
-              <w:instrText xml:space="preserve"> PAGEREF _Toc216714667 \h </w:instrText>
+              <w:instrText xml:space="preserve"> PAGEREF _Toc217027492 \h </w:instrText>
             </w:r>
             <w:r>
               <w:rPr>
@@ -3232,7 +2264,7 @@
               <w14:ligatures w14:val="standardContextual"/>
             </w:rPr>
           </w:pPr>
-          <w:hyperlink w:anchor="_Toc216714668" w:history="1">
+          <w:hyperlink w:anchor="_Toc217027493" w:history="1">
             <w:r>
               <w:rPr>
                 <w:rStyle w:val="Hyperlink"/>
@@ -3260,7 +2292,7 @@
                 <w:noProof/>
                 <w:webHidden/>
               </w:rPr>
-              <w:instrText xml:space="preserve"> PAGEREF _Toc216714668 \h </w:instrText>
+              <w:instrText xml:space="preserve"> PAGEREF _Toc217027493 \h </w:instrText>
             </w:r>
             <w:r>
               <w:rPr>
@@ -3306,14 +2338,14 @@
               <w14:ligatures w14:val="standardContextual"/>
             </w:rPr>
           </w:pPr>
-          <w:hyperlink w:anchor="_Toc216714669" w:history="1">
+          <w:hyperlink w:anchor="_Toc217027494" w:history="1">
             <w:r>
               <w:rPr>
                 <w:rStyle w:val="Hyperlink"/>
-                <w:rFonts w:eastAsia="Times New Roman"/>
-                <w:noProof/>
-              </w:rPr>
-              <w:t>LEMBAR PENGESAHAN</w:t>
+                <w:noProof/>
+                <w:lang w:val="id-ID"/>
+              </w:rPr>
+              <w:t>KATA PENGANTAR</w:t>
             </w:r>
             <w:r>
               <w:rPr>
@@ -3334,7 +2366,7 @@
                 <w:noProof/>
                 <w:webHidden/>
               </w:rPr>
-              <w:instrText xml:space="preserve"> PAGEREF _Toc216714669 \h </w:instrText>
+              <w:instrText xml:space="preserve"> PAGEREF _Toc217027494 \h </w:instrText>
             </w:r>
             <w:r>
               <w:rPr>
@@ -3380,14 +2412,14 @@
               <w14:ligatures w14:val="standardContextual"/>
             </w:rPr>
           </w:pPr>
-          <w:hyperlink w:anchor="_Toc216714670" w:history="1">
+          <w:hyperlink w:anchor="_Toc217027495" w:history="1">
             <w:r>
               <w:rPr>
                 <w:rStyle w:val="Hyperlink"/>
-                <w:rFonts w:eastAsia="Times New Roman"/>
-                <w:noProof/>
-              </w:rPr>
-              <w:t>PERNYATAAN KEASLIAN SKRIPSI</w:t>
+                <w:noProof/>
+                <w:lang w:val="id-ID"/>
+              </w:rPr>
+              <w:t>DAFTAR ISI</w:t>
             </w:r>
             <w:r>
               <w:rPr>
@@ -3408,7 +2440,7 @@
                 <w:noProof/>
                 <w:webHidden/>
               </w:rPr>
-              <w:instrText xml:space="preserve"> PAGEREF _Toc216714670 \h </w:instrText>
+              <w:instrText xml:space="preserve"> PAGEREF _Toc217027495 \h </w:instrText>
             </w:r>
             <w:r>
               <w:rPr>
@@ -3454,14 +2486,14 @@
               <w14:ligatures w14:val="standardContextual"/>
             </w:rPr>
           </w:pPr>
-          <w:hyperlink w:anchor="_Toc216714671" w:history="1">
+          <w:hyperlink w:anchor="_Toc217027496" w:history="1">
             <w:r>
               <w:rPr>
                 <w:rStyle w:val="Hyperlink"/>
                 <w:noProof/>
                 <w:lang w:val="id-ID"/>
               </w:rPr>
-              <w:t>KATA PENGANTAR</w:t>
+              <w:t>DAFTAR TABEL</w:t>
             </w:r>
             <w:r>
               <w:rPr>
@@ -3482,7 +2514,7 @@
                 <w:noProof/>
                 <w:webHidden/>
               </w:rPr>
-              <w:instrText xml:space="preserve"> PAGEREF _Toc216714671 \h </w:instrText>
+              <w:instrText xml:space="preserve"> PAGEREF _Toc217027496 \h </w:instrText>
             </w:r>
             <w:r>
               <w:rPr>
@@ -3502,7 +2534,7 @@
                 <w:noProof/>
                 <w:webHidden/>
               </w:rPr>
-              <w:t>v</w:t>
+              <w:t>vi</w:t>
             </w:r>
             <w:r>
               <w:rPr>
@@ -3528,14 +2560,14 @@
               <w14:ligatures w14:val="standardContextual"/>
             </w:rPr>
           </w:pPr>
-          <w:hyperlink w:anchor="_Toc216714672" w:history="1">
+          <w:hyperlink w:anchor="_Toc217027497" w:history="1">
             <w:r>
               <w:rPr>
                 <w:rStyle w:val="Hyperlink"/>
                 <w:noProof/>
                 <w:lang w:val="id-ID"/>
               </w:rPr>
-              <w:t>DAFTAR ISI</w:t>
+              <w:t>DAFTAR GAMBAR</w:t>
             </w:r>
             <w:r>
               <w:rPr>
@@ -3556,7 +2588,7 @@
                 <w:noProof/>
                 <w:webHidden/>
               </w:rPr>
-              <w:instrText xml:space="preserve"> PAGEREF _Toc216714672 \h </w:instrText>
+              <w:instrText xml:space="preserve"> PAGEREF _Toc217027497 \h </w:instrText>
             </w:r>
             <w:r>
               <w:rPr>
@@ -3576,7 +2608,7 @@
                 <w:noProof/>
                 <w:webHidden/>
               </w:rPr>
-              <w:t>vi</w:t>
+              <w:t>vii</w:t>
             </w:r>
             <w:r>
               <w:rPr>
@@ -3602,14 +2634,13 @@
               <w14:ligatures w14:val="standardContextual"/>
             </w:rPr>
           </w:pPr>
-          <w:hyperlink w:anchor="_Toc216714673" w:history="1">
+          <w:hyperlink w:anchor="_Toc217027498" w:history="1">
             <w:r>
               <w:rPr>
                 <w:rStyle w:val="Hyperlink"/>
                 <w:noProof/>
-                <w:lang w:val="id-ID"/>
-              </w:rPr>
-              <w:t>DAFTAR TABEL</w:t>
+              </w:rPr>
+              <w:t>BAB I  PENDAHULUAN</w:t>
             </w:r>
             <w:r>
               <w:rPr>
@@ -3630,154 +2661,7 @@
                 <w:noProof/>
                 <w:webHidden/>
               </w:rPr>
-              <w:instrText xml:space="preserve"> PAGEREF _Toc216714673 \h </w:instrText>
-            </w:r>
-            <w:r>
-              <w:rPr>
-                <w:noProof/>
-                <w:webHidden/>
-              </w:rPr>
-            </w:r>
-            <w:r>
-              <w:rPr>
-                <w:noProof/>
-                <w:webHidden/>
-              </w:rPr>
-              <w:fldChar w:fldCharType="separate"/>
-            </w:r>
-            <w:r>
-              <w:rPr>
-                <w:noProof/>
-                <w:webHidden/>
-              </w:rPr>
-              <w:t>viii</w:t>
-            </w:r>
-            <w:r>
-              <w:rPr>
-                <w:noProof/>
-                <w:webHidden/>
-              </w:rPr>
-              <w:fldChar w:fldCharType="end"/>
-            </w:r>
-          </w:hyperlink>
-        </w:p>
-        <w:p>
-          <w:pPr>
-            <w:pStyle w:val="TOC1"/>
-            <w:tabs>
-              <w:tab w:val="right" w:leader="dot" w:pos="8493"/>
-            </w:tabs>
-            <w:rPr>
-              <w:rFonts w:asciiTheme="minorHAnsi" w:eastAsiaTheme="minorEastAsia" w:hAnsiTheme="minorHAnsi" w:cstheme="minorBidi"/>
-              <w:noProof/>
-              <w:kern w:val="2"/>
-              <w:szCs w:val="24"/>
-              <w:lang w:val="en-ID" w:eastAsia="en-ID"/>
-              <w14:ligatures w14:val="standardContextual"/>
-            </w:rPr>
-          </w:pPr>
-          <w:hyperlink w:anchor="_Toc216714674" w:history="1">
-            <w:r>
-              <w:rPr>
-                <w:rStyle w:val="Hyperlink"/>
-                <w:noProof/>
-                <w:lang w:val="id-ID"/>
-              </w:rPr>
-              <w:t>DAFTAR GAMBAR</w:t>
-            </w:r>
-            <w:r>
-              <w:rPr>
-                <w:noProof/>
-                <w:webHidden/>
-              </w:rPr>
-              <w:tab/>
-            </w:r>
-            <w:r>
-              <w:rPr>
-                <w:noProof/>
-                <w:webHidden/>
-              </w:rPr>
-              <w:fldChar w:fldCharType="begin"/>
-            </w:r>
-            <w:r>
-              <w:rPr>
-                <w:noProof/>
-                <w:webHidden/>
-              </w:rPr>
-              <w:instrText xml:space="preserve"> PAGEREF _Toc216714674 \h </w:instrText>
-            </w:r>
-            <w:r>
-              <w:rPr>
-                <w:noProof/>
-                <w:webHidden/>
-              </w:rPr>
-            </w:r>
-            <w:r>
-              <w:rPr>
-                <w:noProof/>
-                <w:webHidden/>
-              </w:rPr>
-              <w:fldChar w:fldCharType="separate"/>
-            </w:r>
-            <w:r>
-              <w:rPr>
-                <w:noProof/>
-                <w:webHidden/>
-              </w:rPr>
-              <w:t>ix</w:t>
-            </w:r>
-            <w:r>
-              <w:rPr>
-                <w:noProof/>
-                <w:webHidden/>
-              </w:rPr>
-              <w:fldChar w:fldCharType="end"/>
-            </w:r>
-          </w:hyperlink>
-        </w:p>
-        <w:p>
-          <w:pPr>
-            <w:pStyle w:val="TOC1"/>
-            <w:tabs>
-              <w:tab w:val="right" w:leader="dot" w:pos="8493"/>
-            </w:tabs>
-            <w:rPr>
-              <w:rFonts w:asciiTheme="minorHAnsi" w:eastAsiaTheme="minorEastAsia" w:hAnsiTheme="minorHAnsi" w:cstheme="minorBidi"/>
-              <w:noProof/>
-              <w:kern w:val="2"/>
-              <w:szCs w:val="24"/>
-              <w:lang w:val="en-ID" w:eastAsia="en-ID"/>
-              <w14:ligatures w14:val="standardContextual"/>
-            </w:rPr>
-          </w:pPr>
-          <w:hyperlink w:anchor="_Toc216714675" w:history="1">
-            <w:r>
-              <w:rPr>
-                <w:rStyle w:val="Hyperlink"/>
-                <w:noProof/>
-              </w:rPr>
-              <w:t>BAB I  PENDAHULUAN</w:t>
-            </w:r>
-            <w:r>
-              <w:rPr>
-                <w:noProof/>
-                <w:webHidden/>
-              </w:rPr>
-              <w:tab/>
-            </w:r>
-            <w:r>
-              <w:rPr>
-                <w:noProof/>
-                <w:webHidden/>
-              </w:rPr>
-              <w:fldChar w:fldCharType="begin"/>
-            </w:r>
-            <w:r>
-              <w:rPr>
-                <w:noProof/>
-                <w:webHidden/>
-              </w:rPr>
-              <w:instrText xml:space="preserve"> PAGEREF _Toc216714675 \h </w:instrText>
+              <w:instrText xml:space="preserve"> PAGEREF _Toc217027498 \h </w:instrText>
             </w:r>
             <w:r>
               <w:rPr>
@@ -3824,7 +2708,7 @@
               <w14:ligatures w14:val="standardContextual"/>
             </w:rPr>
           </w:pPr>
-          <w:hyperlink w:anchor="_Toc216714676" w:history="1">
+          <w:hyperlink w:anchor="_Toc217027499" w:history="1">
             <w:r>
               <w:rPr>
                 <w:rStyle w:val="Hyperlink"/>
@@ -3871,7 +2755,7 @@
                 <w:noProof/>
                 <w:webHidden/>
               </w:rPr>
-              <w:instrText xml:space="preserve"> PAGEREF _Toc216714676 \h </w:instrText>
+              <w:instrText xml:space="preserve"> PAGEREF _Toc217027499 \h </w:instrText>
             </w:r>
             <w:r>
               <w:rPr>
@@ -3918,7 +2802,7 @@
               <w14:ligatures w14:val="standardContextual"/>
             </w:rPr>
           </w:pPr>
-          <w:hyperlink w:anchor="_Toc216714677" w:history="1">
+          <w:hyperlink w:anchor="_Toc217027500" w:history="1">
             <w:r>
               <w:rPr>
                 <w:rStyle w:val="Hyperlink"/>
@@ -3965,7 +2849,7 @@
                 <w:noProof/>
                 <w:webHidden/>
               </w:rPr>
-              <w:instrText xml:space="preserve"> PAGEREF _Toc216714677 \h </w:instrText>
+              <w:instrText xml:space="preserve"> PAGEREF _Toc217027500 \h </w:instrText>
             </w:r>
             <w:r>
               <w:rPr>
@@ -4012,7 +2896,7 @@
               <w14:ligatures w14:val="standardContextual"/>
             </w:rPr>
           </w:pPr>
-          <w:hyperlink w:anchor="_Toc216714678" w:history="1">
+          <w:hyperlink w:anchor="_Toc217027501" w:history="1">
             <w:r>
               <w:rPr>
                 <w:rStyle w:val="Hyperlink"/>
@@ -4059,7 +2943,7 @@
                 <w:noProof/>
                 <w:webHidden/>
               </w:rPr>
-              <w:instrText xml:space="preserve"> PAGEREF _Toc216714678 \h </w:instrText>
+              <w:instrText xml:space="preserve"> PAGEREF _Toc217027501 \h </w:instrText>
             </w:r>
             <w:r>
               <w:rPr>
@@ -4106,7 +2990,7 @@
               <w14:ligatures w14:val="standardContextual"/>
             </w:rPr>
           </w:pPr>
-          <w:hyperlink w:anchor="_Toc216714679" w:history="1">
+          <w:hyperlink w:anchor="_Toc217027502" w:history="1">
             <w:r>
               <w:rPr>
                 <w:rStyle w:val="Hyperlink"/>
@@ -4153,7 +3037,7 @@
                 <w:noProof/>
                 <w:webHidden/>
               </w:rPr>
-              <w:instrText xml:space="preserve"> PAGEREF _Toc216714679 \h </w:instrText>
+              <w:instrText xml:space="preserve"> PAGEREF _Toc217027502 \h </w:instrText>
             </w:r>
             <w:r>
               <w:rPr>
@@ -4173,7 +3057,7 @@
                 <w:noProof/>
                 <w:webHidden/>
               </w:rPr>
-              <w:t>3</w:t>
+              <w:t>2</w:t>
             </w:r>
             <w:r>
               <w:rPr>
@@ -4200,7 +3084,7 @@
               <w14:ligatures w14:val="standardContextual"/>
             </w:rPr>
           </w:pPr>
-          <w:hyperlink w:anchor="_Toc216714680" w:history="1">
+          <w:hyperlink w:anchor="_Toc217027503" w:history="1">
             <w:r>
               <w:rPr>
                 <w:rStyle w:val="Hyperlink"/>
@@ -4247,7 +3131,7 @@
                 <w:noProof/>
                 <w:webHidden/>
               </w:rPr>
-              <w:instrText xml:space="preserve"> PAGEREF _Toc216714680 \h </w:instrText>
+              <w:instrText xml:space="preserve"> PAGEREF _Toc217027503 \h </w:instrText>
             </w:r>
             <w:r>
               <w:rPr>
@@ -4267,7 +3151,7 @@
                 <w:noProof/>
                 <w:webHidden/>
               </w:rPr>
-              <w:t>4</w:t>
+              <w:t>3</w:t>
             </w:r>
             <w:r>
               <w:rPr>
@@ -4293,7 +3177,7 @@
               <w14:ligatures w14:val="standardContextual"/>
             </w:rPr>
           </w:pPr>
-          <w:hyperlink w:anchor="_Toc216714681" w:history="1">
+          <w:hyperlink w:anchor="_Toc217027504" w:history="1">
             <w:r>
               <w:rPr>
                 <w:rStyle w:val="Hyperlink"/>
@@ -4321,7 +3205,7 @@
                 <w:noProof/>
                 <w:webHidden/>
               </w:rPr>
-              <w:instrText xml:space="preserve"> PAGEREF _Toc216714681 \h </w:instrText>
+              <w:instrText xml:space="preserve"> PAGEREF _Toc217027504 \h </w:instrText>
             </w:r>
             <w:r>
               <w:rPr>
@@ -4341,7 +3225,7 @@
                 <w:noProof/>
                 <w:webHidden/>
               </w:rPr>
-              <w:t>5</w:t>
+              <w:t>4</w:t>
             </w:r>
             <w:r>
               <w:rPr>
@@ -4368,7 +3252,7 @@
               <w14:ligatures w14:val="standardContextual"/>
             </w:rPr>
           </w:pPr>
-          <w:hyperlink w:anchor="_Toc216714682" w:history="1">
+          <w:hyperlink w:anchor="_Toc217027505" w:history="1">
             <w:r>
               <w:rPr>
                 <w:rStyle w:val="Hyperlink"/>
@@ -4415,7 +3299,7 @@
                 <w:noProof/>
                 <w:webHidden/>
               </w:rPr>
-              <w:instrText xml:space="preserve"> PAGEREF _Toc216714682 \h </w:instrText>
+              <w:instrText xml:space="preserve"> PAGEREF _Toc217027505 \h </w:instrText>
             </w:r>
             <w:r>
               <w:rPr>
@@ -4435,7 +3319,7 @@
                 <w:noProof/>
                 <w:webHidden/>
               </w:rPr>
-              <w:t>5</w:t>
+              <w:t>4</w:t>
             </w:r>
             <w:r>
               <w:rPr>
@@ -4462,7 +3346,7 @@
               <w14:ligatures w14:val="standardContextual"/>
             </w:rPr>
           </w:pPr>
-          <w:hyperlink w:anchor="_Toc216714683" w:history="1">
+          <w:hyperlink w:anchor="_Toc217027506" w:history="1">
             <w:r>
               <w:rPr>
                 <w:rStyle w:val="Hyperlink"/>
@@ -4509,7 +3393,7 @@
                 <w:noProof/>
                 <w:webHidden/>
               </w:rPr>
-              <w:instrText xml:space="preserve"> PAGEREF _Toc216714683 \h </w:instrText>
+              <w:instrText xml:space="preserve"> PAGEREF _Toc217027506 \h </w:instrText>
             </w:r>
             <w:r>
               <w:rPr>
@@ -4529,7 +3413,7 @@
                 <w:noProof/>
                 <w:webHidden/>
               </w:rPr>
-              <w:t>5</w:t>
+              <w:t>4</w:t>
             </w:r>
             <w:r>
               <w:rPr>
@@ -4556,7 +3440,7 @@
               <w14:ligatures w14:val="standardContextual"/>
             </w:rPr>
           </w:pPr>
-          <w:hyperlink w:anchor="_Toc216714684" w:history="1">
+          <w:hyperlink w:anchor="_Toc217027507" w:history="1">
             <w:r>
               <w:rPr>
                 <w:rStyle w:val="Hyperlink"/>
@@ -4603,7 +3487,7 @@
                 <w:noProof/>
                 <w:webHidden/>
               </w:rPr>
-              <w:instrText xml:space="preserve"> PAGEREF _Toc216714684 \h </w:instrText>
+              <w:instrText xml:space="preserve"> PAGEREF _Toc217027507 \h </w:instrText>
             </w:r>
             <w:r>
               <w:rPr>
@@ -4623,7 +3507,7 @@
                 <w:noProof/>
                 <w:webHidden/>
               </w:rPr>
-              <w:t>5</w:t>
+              <w:t>4</w:t>
             </w:r>
             <w:r>
               <w:rPr>
@@ -4650,7 +3534,7 @@
               <w14:ligatures w14:val="standardContextual"/>
             </w:rPr>
           </w:pPr>
-          <w:hyperlink w:anchor="_Toc216714685" w:history="1">
+          <w:hyperlink w:anchor="_Toc217027508" w:history="1">
             <w:r>
               <w:rPr>
                 <w:rStyle w:val="Hyperlink"/>
@@ -4695,7 +3579,7 @@
                 <w:noProof/>
                 <w:webHidden/>
               </w:rPr>
-              <w:instrText xml:space="preserve"> PAGEREF _Toc216714685 \h </w:instrText>
+              <w:instrText xml:space="preserve"> PAGEREF _Toc217027508 \h </w:instrText>
             </w:r>
             <w:r>
               <w:rPr>
@@ -4715,7 +3599,7 @@
                 <w:noProof/>
                 <w:webHidden/>
               </w:rPr>
-              <w:t>6</w:t>
+              <w:t>5</w:t>
             </w:r>
             <w:r>
               <w:rPr>
@@ -4742,7 +3626,7 @@
               <w14:ligatures w14:val="standardContextual"/>
             </w:rPr>
           </w:pPr>
-          <w:hyperlink w:anchor="_Toc216714686" w:history="1">
+          <w:hyperlink w:anchor="_Toc217027509" w:history="1">
             <w:r>
               <w:rPr>
                 <w:rStyle w:val="Hyperlink"/>
@@ -4787,7 +3671,7 @@
                 <w:noProof/>
                 <w:webHidden/>
               </w:rPr>
-              <w:instrText xml:space="preserve"> PAGEREF _Toc216714686 \h </w:instrText>
+              <w:instrText xml:space="preserve"> PAGEREF _Toc217027509 \h </w:instrText>
             </w:r>
             <w:r>
               <w:rPr>
@@ -4807,7 +3691,7 @@
                 <w:noProof/>
                 <w:webHidden/>
               </w:rPr>
-              <w:t>7</w:t>
+              <w:t>6</w:t>
             </w:r>
             <w:r>
               <w:rPr>
@@ -4834,7 +3718,7 @@
               <w14:ligatures w14:val="standardContextual"/>
             </w:rPr>
           </w:pPr>
-          <w:hyperlink w:anchor="_Toc216714687" w:history="1">
+          <w:hyperlink w:anchor="_Toc217027510" w:history="1">
             <w:r>
               <w:rPr>
                 <w:rStyle w:val="Hyperlink"/>
@@ -4879,7 +3763,7 @@
                 <w:noProof/>
                 <w:webHidden/>
               </w:rPr>
-              <w:instrText xml:space="preserve"> PAGEREF _Toc216714687 \h </w:instrText>
+              <w:instrText xml:space="preserve"> PAGEREF _Toc217027510 \h </w:instrText>
             </w:r>
             <w:r>
               <w:rPr>
@@ -4899,7 +3783,7 @@
                 <w:noProof/>
                 <w:webHidden/>
               </w:rPr>
-              <w:t>9</w:t>
+              <w:t>7</w:t>
             </w:r>
             <w:r>
               <w:rPr>
@@ -4926,7 +3810,7 @@
               <w14:ligatures w14:val="standardContextual"/>
             </w:rPr>
           </w:pPr>
-          <w:hyperlink w:anchor="_Toc216714688" w:history="1">
+          <w:hyperlink w:anchor="_Toc217027511" w:history="1">
             <w:r>
               <w:rPr>
                 <w:rStyle w:val="Hyperlink"/>
@@ -4971,7 +3855,7 @@
                 <w:noProof/>
                 <w:webHidden/>
               </w:rPr>
-              <w:instrText xml:space="preserve"> PAGEREF _Toc216714688 \h </w:instrText>
+              <w:instrText xml:space="preserve"> PAGEREF _Toc217027511 \h </w:instrText>
             </w:r>
             <w:r>
               <w:rPr>
@@ -4991,7 +3875,7 @@
                 <w:noProof/>
                 <w:webHidden/>
               </w:rPr>
-              <w:t>11</w:t>
+              <w:t>9</w:t>
             </w:r>
             <w:r>
               <w:rPr>
@@ -5017,7 +3901,7 @@
               <w14:ligatures w14:val="standardContextual"/>
             </w:rPr>
           </w:pPr>
-          <w:hyperlink w:anchor="_Toc216714689" w:history="1">
+          <w:hyperlink w:anchor="_Toc217027512" w:history="1">
             <w:r>
               <w:rPr>
                 <w:rStyle w:val="Hyperlink"/>
@@ -5045,7 +3929,7 @@
                 <w:noProof/>
                 <w:webHidden/>
               </w:rPr>
-              <w:instrText xml:space="preserve"> PAGEREF _Toc216714689 \h </w:instrText>
+              <w:instrText xml:space="preserve"> PAGEREF _Toc217027512 \h </w:instrText>
             </w:r>
             <w:r>
               <w:rPr>
@@ -5065,7 +3949,7 @@
                 <w:noProof/>
                 <w:webHidden/>
               </w:rPr>
-              <w:t>15</w:t>
+              <w:t>13</w:t>
             </w:r>
             <w:r>
               <w:rPr>
@@ -5092,7 +3976,7 @@
               <w14:ligatures w14:val="standardContextual"/>
             </w:rPr>
           </w:pPr>
-          <w:hyperlink w:anchor="_Toc216714690" w:history="1">
+          <w:hyperlink w:anchor="_Toc217027513" w:history="1">
             <w:r>
               <w:rPr>
                 <w:rStyle w:val="Hyperlink"/>
@@ -5138,7 +4022,7 @@
                 <w:noProof/>
                 <w:webHidden/>
               </w:rPr>
-              <w:instrText xml:space="preserve"> PAGEREF _Toc216714690 \h </w:instrText>
+              <w:instrText xml:space="preserve"> PAGEREF _Toc217027513 \h </w:instrText>
             </w:r>
             <w:r>
               <w:rPr>
@@ -5158,7 +4042,7 @@
                 <w:noProof/>
                 <w:webHidden/>
               </w:rPr>
-              <w:t>16</w:t>
+              <w:t>13</w:t>
             </w:r>
             <w:r>
               <w:rPr>
@@ -5185,7 +4069,7 @@
               <w14:ligatures w14:val="standardContextual"/>
             </w:rPr>
           </w:pPr>
-          <w:hyperlink w:anchor="_Toc216714691" w:history="1">
+          <w:hyperlink w:anchor="_Toc217027514" w:history="1">
             <w:r>
               <w:rPr>
                 <w:rStyle w:val="Hyperlink"/>
@@ -5232,7 +4116,7 @@
                 <w:noProof/>
                 <w:webHidden/>
               </w:rPr>
-              <w:instrText xml:space="preserve"> PAGEREF _Toc216714691 \h </w:instrText>
+              <w:instrText xml:space="preserve"> PAGEREF _Toc217027514 \h </w:instrText>
             </w:r>
             <w:r>
               <w:rPr>
@@ -5252,7 +4136,7 @@
                 <w:noProof/>
                 <w:webHidden/>
               </w:rPr>
-              <w:t>16</w:t>
+              <w:t>14</w:t>
             </w:r>
             <w:r>
               <w:rPr>
@@ -5279,7 +4163,7 @@
               <w14:ligatures w14:val="standardContextual"/>
             </w:rPr>
           </w:pPr>
-          <w:hyperlink w:anchor="_Toc216714692" w:history="1">
+          <w:hyperlink w:anchor="_Toc217027515" w:history="1">
             <w:r>
               <w:rPr>
                 <w:rStyle w:val="Hyperlink"/>
@@ -5326,7 +4210,7 @@
                 <w:noProof/>
                 <w:webHidden/>
               </w:rPr>
-              <w:instrText xml:space="preserve"> PAGEREF _Toc216714692 \h </w:instrText>
+              <w:instrText xml:space="preserve"> PAGEREF _Toc217027515 \h </w:instrText>
             </w:r>
             <w:r>
               <w:rPr>
@@ -5346,7 +4230,7 @@
                 <w:noProof/>
                 <w:webHidden/>
               </w:rPr>
-              <w:t>17</w:t>
+              <w:t>15</w:t>
             </w:r>
             <w:r>
               <w:rPr>
@@ -5373,7 +4257,7 @@
               <w14:ligatures w14:val="standardContextual"/>
             </w:rPr>
           </w:pPr>
-          <w:hyperlink w:anchor="_Toc216714693" w:history="1">
+          <w:hyperlink w:anchor="_Toc217027516" w:history="1">
             <w:r>
               <w:rPr>
                 <w:rStyle w:val="Hyperlink"/>
@@ -5420,7 +4304,7 @@
                 <w:noProof/>
                 <w:webHidden/>
               </w:rPr>
-              <w:instrText xml:space="preserve"> PAGEREF _Toc216714693 \h </w:instrText>
+              <w:instrText xml:space="preserve"> PAGEREF _Toc217027516 \h </w:instrText>
             </w:r>
             <w:r>
               <w:rPr>
@@ -5440,7 +4324,7 @@
                 <w:noProof/>
                 <w:webHidden/>
               </w:rPr>
-              <w:t>18</w:t>
+              <w:t>15</w:t>
             </w:r>
             <w:r>
               <w:rPr>
@@ -5467,7 +4351,7 @@
               <w14:ligatures w14:val="standardContextual"/>
             </w:rPr>
           </w:pPr>
-          <w:hyperlink w:anchor="_Toc216714694" w:history="1">
+          <w:hyperlink w:anchor="_Toc217027517" w:history="1">
             <w:r>
               <w:rPr>
                 <w:rStyle w:val="Hyperlink"/>
@@ -5514,7 +4398,7 @@
                 <w:noProof/>
                 <w:webHidden/>
               </w:rPr>
-              <w:instrText xml:space="preserve"> PAGEREF _Toc216714694 \h </w:instrText>
+              <w:instrText xml:space="preserve"> PAGEREF _Toc217027517 \h </w:instrText>
             </w:r>
             <w:r>
               <w:rPr>
@@ -5534,7 +4418,7 @@
                 <w:noProof/>
                 <w:webHidden/>
               </w:rPr>
-              <w:t>18</w:t>
+              <w:t>16</w:t>
             </w:r>
             <w:r>
               <w:rPr>
@@ -5561,7 +4445,7 @@
               <w14:ligatures w14:val="standardContextual"/>
             </w:rPr>
           </w:pPr>
-          <w:hyperlink w:anchor="_Toc216714695" w:history="1">
+          <w:hyperlink w:anchor="_Toc217027518" w:history="1">
             <w:r>
               <w:rPr>
                 <w:rStyle w:val="Hyperlink"/>
@@ -5608,7 +4492,7 @@
                 <w:noProof/>
                 <w:webHidden/>
               </w:rPr>
-              <w:instrText xml:space="preserve"> PAGEREF _Toc216714695 \h </w:instrText>
+              <w:instrText xml:space="preserve"> PAGEREF _Toc217027518 \h </w:instrText>
             </w:r>
             <w:r>
               <w:rPr>
@@ -5628,7 +4512,7 @@
                 <w:noProof/>
                 <w:webHidden/>
               </w:rPr>
-              <w:t>19</w:t>
+              <w:t>17</w:t>
             </w:r>
             <w:r>
               <w:rPr>
@@ -5655,7 +4539,7 @@
               <w14:ligatures w14:val="standardContextual"/>
             </w:rPr>
           </w:pPr>
-          <w:hyperlink w:anchor="_Toc216714696" w:history="1">
+          <w:hyperlink w:anchor="_Toc217027519" w:history="1">
             <w:r>
               <w:rPr>
                 <w:rStyle w:val="Hyperlink"/>
@@ -5702,7 +4586,7 @@
                 <w:noProof/>
                 <w:webHidden/>
               </w:rPr>
-              <w:instrText xml:space="preserve"> PAGEREF _Toc216714696 \h </w:instrText>
+              <w:instrText xml:space="preserve"> PAGEREF _Toc217027519 \h </w:instrText>
             </w:r>
             <w:r>
               <w:rPr>
@@ -5722,7 +4606,7 @@
                 <w:noProof/>
                 <w:webHidden/>
               </w:rPr>
-              <w:t>21</w:t>
+              <w:t>18</w:t>
             </w:r>
             <w:r>
               <w:rPr>
@@ -5749,7 +4633,7 @@
               <w14:ligatures w14:val="standardContextual"/>
             </w:rPr>
           </w:pPr>
-          <w:hyperlink w:anchor="_Toc216714697" w:history="1">
+          <w:hyperlink w:anchor="_Toc217027520" w:history="1">
             <w:r>
               <w:rPr>
                 <w:rStyle w:val="Hyperlink"/>
@@ -5796,7 +4680,7 @@
                 <w:noProof/>
                 <w:webHidden/>
               </w:rPr>
-              <w:instrText xml:space="preserve"> PAGEREF _Toc216714697 \h </w:instrText>
+              <w:instrText xml:space="preserve"> PAGEREF _Toc217027520 \h </w:instrText>
             </w:r>
             <w:r>
               <w:rPr>
@@ -5816,7 +4700,7 @@
                 <w:noProof/>
                 <w:webHidden/>
               </w:rPr>
-              <w:t>22</w:t>
+              <w:t>19</w:t>
             </w:r>
             <w:r>
               <w:rPr>
@@ -5843,7 +4727,7 @@
               <w14:ligatures w14:val="standardContextual"/>
             </w:rPr>
           </w:pPr>
-          <w:hyperlink w:anchor="_Toc216714698" w:history="1">
+          <w:hyperlink w:anchor="_Toc217027521" w:history="1">
             <w:r>
               <w:rPr>
                 <w:rStyle w:val="Hyperlink"/>
@@ -5890,7 +4774,7 @@
                 <w:noProof/>
                 <w:webHidden/>
               </w:rPr>
-              <w:instrText xml:space="preserve"> PAGEREF _Toc216714698 \h </w:instrText>
+              <w:instrText xml:space="preserve"> PAGEREF _Toc217027521 \h </w:instrText>
             </w:r>
             <w:r>
               <w:rPr>
@@ -5910,7 +4794,7 @@
                 <w:noProof/>
                 <w:webHidden/>
               </w:rPr>
-              <w:t>23</w:t>
+              <w:t>20</w:t>
             </w:r>
             <w:r>
               <w:rPr>
@@ -5937,7 +4821,7 @@
               <w14:ligatures w14:val="standardContextual"/>
             </w:rPr>
           </w:pPr>
-          <w:hyperlink w:anchor="_Toc216714699" w:history="1">
+          <w:hyperlink w:anchor="_Toc217027522" w:history="1">
             <w:r>
               <w:rPr>
                 <w:rStyle w:val="Hyperlink"/>
@@ -5984,7 +4868,7 @@
                 <w:noProof/>
                 <w:webHidden/>
               </w:rPr>
-              <w:instrText xml:space="preserve"> PAGEREF _Toc216714699 \h </w:instrText>
+              <w:instrText xml:space="preserve"> PAGEREF _Toc217027522 \h </w:instrText>
             </w:r>
             <w:r>
               <w:rPr>
@@ -6004,7 +4888,7 @@
                 <w:noProof/>
                 <w:webHidden/>
               </w:rPr>
-              <w:t>24</w:t>
+              <w:t>21</w:t>
             </w:r>
             <w:r>
               <w:rPr>
@@ -6031,7 +4915,7 @@
               <w14:ligatures w14:val="standardContextual"/>
             </w:rPr>
           </w:pPr>
-          <w:hyperlink w:anchor="_Toc216714700" w:history="1">
+          <w:hyperlink w:anchor="_Toc217027523" w:history="1">
             <w:r>
               <w:rPr>
                 <w:rStyle w:val="Hyperlink"/>
@@ -6078,7 +4962,7 @@
                 <w:noProof/>
                 <w:webHidden/>
               </w:rPr>
-              <w:instrText xml:space="preserve"> PAGEREF _Toc216714700 \h </w:instrText>
+              <w:instrText xml:space="preserve"> PAGEREF _Toc217027523 \h </w:instrText>
             </w:r>
             <w:r>
               <w:rPr>
@@ -6098,7 +4982,7 @@
                 <w:noProof/>
                 <w:webHidden/>
               </w:rPr>
-              <w:t>25</w:t>
+              <w:t>22</w:t>
             </w:r>
             <w:r>
               <w:rPr>
@@ -6124,7 +5008,7 @@
               <w14:ligatures w14:val="standardContextual"/>
             </w:rPr>
           </w:pPr>
-          <w:hyperlink w:anchor="_Toc216714701" w:history="1">
+          <w:hyperlink w:anchor="_Toc217027524" w:history="1">
             <w:r>
               <w:rPr>
                 <w:rStyle w:val="Hyperlink"/>
@@ -6152,7 +5036,7 @@
                 <w:noProof/>
                 <w:webHidden/>
               </w:rPr>
-              <w:instrText xml:space="preserve"> PAGEREF _Toc216714701 \h </w:instrText>
+              <w:instrText xml:space="preserve"> PAGEREF _Toc217027524 \h </w:instrText>
             </w:r>
             <w:r>
               <w:rPr>
@@ -6172,7 +5056,7 @@
                 <w:noProof/>
                 <w:webHidden/>
               </w:rPr>
-              <w:t>27</w:t>
+              <w:t>24</w:t>
             </w:r>
             <w:r>
               <w:rPr>
@@ -6208,7 +5092,7 @@
         </w:rPr>
         <w:br w:type="page"/>
       </w:r>
-      <w:bookmarkStart w:id="18" w:name="_Toc216714673"/>
+      <w:bookmarkStart w:id="10" w:name="_Toc217027496"/>
       <w:r>
         <w:rPr>
           <w:lang w:val="id-ID"/>
@@ -6216,13 +5100,13 @@
         <w:lastRenderedPageBreak/>
         <w:t>DAFTAR TABEL</w:t>
       </w:r>
-      <w:bookmarkEnd w:id="18"/>
+      <w:bookmarkEnd w:id="10"/>
     </w:p>
     <w:p>
       <w:pPr>
         <w:pStyle w:val="TableofFigures"/>
         <w:tabs>
-          <w:tab w:val="right" w:leader="dot" w:pos="7346"/>
+          <w:tab w:val="right" w:leader="dot" w:pos="8493"/>
         </w:tabs>
         <w:spacing w:line="480" w:lineRule="auto"/>
         <w:rPr>
@@ -6247,7 +5131,7 @@
         </w:rPr>
         <w:fldChar w:fldCharType="separate"/>
       </w:r>
-      <w:hyperlink w:anchor="_Toc216192520" w:history="1">
+      <w:hyperlink w:anchor="_Toc217026273" w:history="1">
         <w:r>
           <w:rPr>
             <w:rStyle w:val="Hyperlink"/>
@@ -6274,7 +5158,7 @@
             <w:noProof/>
             <w:webHidden/>
           </w:rPr>
-          <w:instrText xml:space="preserve"> PAGEREF _Toc216192520 \h </w:instrText>
+          <w:instrText xml:space="preserve"> PAGEREF _Toc217026273 \h </w:instrText>
         </w:r>
         <w:r>
           <w:rPr>
@@ -6294,7 +5178,7 @@
             <w:noProof/>
             <w:webHidden/>
           </w:rPr>
-          <w:t>10</w:t>
+          <w:t>9</w:t>
         </w:r>
         <w:r>
           <w:rPr>
@@ -6333,7 +5217,7 @@
       <w:pPr>
         <w:pStyle w:val="TableofFigures"/>
         <w:tabs>
-          <w:tab w:val="right" w:leader="dot" w:pos="7346"/>
+          <w:tab w:val="right" w:leader="dot" w:pos="8493"/>
         </w:tabs>
         <w:spacing w:line="480" w:lineRule="auto"/>
         <w:rPr>
@@ -6345,7 +5229,7 @@
           <w14:ligatures w14:val="standardContextual"/>
         </w:rPr>
       </w:pPr>
-      <w:hyperlink w:anchor="_Toc216192526" w:history="1">
+      <w:hyperlink w:anchor="_Toc217026278" w:history="1">
         <w:r>
           <w:rPr>
             <w:rStyle w:val="Hyperlink"/>
@@ -6372,7 +5256,7 @@
             <w:noProof/>
             <w:webHidden/>
           </w:rPr>
-          <w:instrText xml:space="preserve"> PAGEREF _Toc216192526 \h </w:instrText>
+          <w:instrText xml:space="preserve"> PAGEREF _Toc217026278 \h </w:instrText>
         </w:r>
         <w:r>
           <w:rPr>
@@ -6392,7 +5276,7 @@
             <w:noProof/>
             <w:webHidden/>
           </w:rPr>
-          <w:t>15</w:t>
+          <w:t>14</w:t>
         </w:r>
         <w:r>
           <w:rPr>
@@ -6407,7 +5291,7 @@
       <w:pPr>
         <w:pStyle w:val="TableofFigures"/>
         <w:tabs>
-          <w:tab w:val="right" w:leader="dot" w:pos="7346"/>
+          <w:tab w:val="right" w:leader="dot" w:pos="8493"/>
         </w:tabs>
         <w:spacing w:line="480" w:lineRule="auto"/>
         <w:rPr>
@@ -6419,7 +5303,7 @@
           <w14:ligatures w14:val="standardContextual"/>
         </w:rPr>
       </w:pPr>
-      <w:hyperlink w:anchor="_Toc216192527" w:history="1">
+      <w:hyperlink w:anchor="_Toc217026279" w:history="1">
         <w:r>
           <w:rPr>
             <w:rStyle w:val="Hyperlink"/>
@@ -6446,7 +5330,7 @@
             <w:noProof/>
             <w:webHidden/>
           </w:rPr>
-          <w:instrText xml:space="preserve"> PAGEREF _Toc216192527 \h </w:instrText>
+          <w:instrText xml:space="preserve"> PAGEREF _Toc217026279 \h </w:instrText>
         </w:r>
         <w:r>
           <w:rPr>
@@ -6466,7 +5350,7 @@
             <w:noProof/>
             <w:webHidden/>
           </w:rPr>
-          <w:t>25</w:t>
+          <w:t>23</w:t>
         </w:r>
         <w:r>
           <w:rPr>
@@ -6508,7 +5392,7 @@
         </w:rPr>
         <w:br w:type="page"/>
       </w:r>
-      <w:bookmarkStart w:id="19" w:name="_Toc216714674"/>
+      <w:bookmarkStart w:id="11" w:name="_Toc217027497"/>
       <w:r>
         <w:rPr>
           <w:lang w:val="id-ID"/>
@@ -6516,10 +5400,11 @@
         <w:lastRenderedPageBreak/>
         <w:t>DAFTAR GAMBAR</w:t>
       </w:r>
-      <w:bookmarkEnd w:id="19"/>
-    </w:p>
-    <w:p>
-      <w:pPr>
+      <w:bookmarkEnd w:id="11"/>
+    </w:p>
+    <w:p>
+      <w:pPr>
+        <w:spacing w:line="480" w:lineRule="auto"/>
         <w:rPr>
           <w:lang w:val="id-ID"/>
         </w:rPr>
@@ -6529,7 +5414,7 @@
       <w:pPr>
         <w:pStyle w:val="TableofFigures"/>
         <w:tabs>
-          <w:tab w:val="right" w:leader="dot" w:pos="7346"/>
+          <w:tab w:val="right" w:leader="dot" w:pos="8493"/>
         </w:tabs>
         <w:spacing w:line="480" w:lineRule="auto"/>
         <w:rPr>
@@ -6559,7 +5444,7 @@
         </w:rPr>
         <w:fldChar w:fldCharType="separate"/>
       </w:r>
-      <w:hyperlink w:anchor="_Toc216192558" w:history="1">
+      <w:hyperlink w:anchor="_Toc217026310" w:history="1">
         <w:r>
           <w:rPr>
             <w:rStyle w:val="Hyperlink"/>
@@ -6586,7 +5471,81 @@
             <w:noProof/>
             <w:webHidden/>
           </w:rPr>
-          <w:instrText xml:space="preserve"> PAGEREF _Toc216192558 \h </w:instrText>
+          <w:instrText xml:space="preserve"> PAGEREF _Toc217026310 \h </w:instrText>
+        </w:r>
+        <w:r>
+          <w:rPr>
+            <w:noProof/>
+            <w:webHidden/>
+          </w:rPr>
+        </w:r>
+        <w:r>
+          <w:rPr>
+            <w:noProof/>
+            <w:webHidden/>
+          </w:rPr>
+          <w:fldChar w:fldCharType="separate"/>
+        </w:r>
+        <w:r>
+          <w:rPr>
+            <w:noProof/>
+            <w:webHidden/>
+          </w:rPr>
+          <w:t>6</w:t>
+        </w:r>
+        <w:r>
+          <w:rPr>
+            <w:noProof/>
+            <w:webHidden/>
+          </w:rPr>
+          <w:fldChar w:fldCharType="end"/>
+        </w:r>
+      </w:hyperlink>
+    </w:p>
+    <w:p>
+      <w:pPr>
+        <w:pStyle w:val="TableofFigures"/>
+        <w:tabs>
+          <w:tab w:val="right" w:leader="dot" w:pos="8493"/>
+        </w:tabs>
+        <w:spacing w:line="480" w:lineRule="auto"/>
+        <w:rPr>
+          <w:rFonts w:asciiTheme="minorHAnsi" w:eastAsiaTheme="minorEastAsia" w:hAnsiTheme="minorHAnsi" w:cstheme="minorBidi"/>
+          <w:noProof/>
+          <w:kern w:val="2"/>
+          <w:szCs w:val="24"/>
+          <w:lang w:val="en-ID" w:eastAsia="en-ID"/>
+          <w14:ligatures w14:val="standardContextual"/>
+        </w:rPr>
+      </w:pPr>
+      <w:hyperlink w:anchor="_Toc217026311" w:history="1">
+        <w:r>
+          <w:rPr>
+            <w:rStyle w:val="Hyperlink"/>
+            <w:noProof/>
+          </w:rPr>
+          <w:t>Gambar 2. 2 GPS NEO-6M</w:t>
+        </w:r>
+        <w:r>
+          <w:rPr>
+            <w:noProof/>
+            <w:webHidden/>
+          </w:rPr>
+          <w:tab/>
+        </w:r>
+        <w:r>
+          <w:rPr>
+            <w:noProof/>
+            <w:webHidden/>
+          </w:rPr>
+          <w:fldChar w:fldCharType="begin"/>
+        </w:r>
+        <w:r>
+          <w:rPr>
+            <w:noProof/>
+            <w:webHidden/>
+          </w:rPr>
+          <w:instrText xml:space="preserve"> PAGEREF _Toc217026311 \h </w:instrText>
         </w:r>
         <w:r>
           <w:rPr>
@@ -6621,25 +5580,20 @@
       <w:pPr>
         <w:pStyle w:val="TableofFigures"/>
         <w:tabs>
-          <w:tab w:val="right" w:leader="dot" w:pos="7346"/>
+          <w:tab w:val="right" w:leader="dot" w:pos="8493"/>
         </w:tabs>
         <w:spacing w:line="480" w:lineRule="auto"/>
         <w:rPr>
-          <w:rFonts w:asciiTheme="minorHAnsi" w:eastAsiaTheme="minorEastAsia" w:hAnsiTheme="minorHAnsi" w:cstheme="minorBidi"/>
           <w:noProof/>
-          <w:kern w:val="2"/>
-          <w:szCs w:val="24"/>
-          <w:lang w:val="en-ID" w:eastAsia="en-ID"/>
-          <w14:ligatures w14:val="standardContextual"/>
-        </w:rPr>
-      </w:pPr>
-      <w:hyperlink w:anchor="_Toc216192559" w:history="1">
+        </w:rPr>
+      </w:pPr>
+      <w:hyperlink w:anchor="_Toc217026312" w:history="1">
         <w:r>
           <w:rPr>
             <w:rStyle w:val="Hyperlink"/>
             <w:noProof/>
           </w:rPr>
-          <w:t>Gambar 2. 2 GPS NEO-6M</w:t>
+          <w:t>Gambar 2. 3 ESP32-CAM</w:t>
         </w:r>
         <w:r>
           <w:rPr>
@@ -6660,7 +5614,7 @@
             <w:noProof/>
             <w:webHidden/>
           </w:rPr>
-          <w:instrText xml:space="preserve"> PAGEREF _Toc216192559 \h </w:instrText>
+          <w:instrText xml:space="preserve"> PAGEREF _Toc217026312 \h </w:instrText>
         </w:r>
         <w:r>
           <w:rPr>
@@ -6690,105 +5644,36 @@
           <w:fldChar w:fldCharType="end"/>
         </w:r>
       </w:hyperlink>
+      <w:r>
+        <w:rPr>
+          <w:lang w:val="id-ID"/>
+        </w:rPr>
+        <w:fldChar w:fldCharType="end"/>
+      </w:r>
+      <w:r>
+        <w:rPr>
+          <w:lang w:val="id-ID"/>
+        </w:rPr>
+        <w:fldChar w:fldCharType="begin"/>
+      </w:r>
+      <w:r>
+        <w:rPr>
+          <w:lang w:val="id-ID"/>
+        </w:rPr>
+        <w:instrText xml:space="preserve"> TOC \h \z \c "Gambar 3." </w:instrText>
+      </w:r>
+      <w:r>
+        <w:rPr>
+          <w:lang w:val="id-ID"/>
+        </w:rPr>
+        <w:fldChar w:fldCharType="separate"/>
+      </w:r>
     </w:p>
     <w:p>
       <w:pPr>
         <w:pStyle w:val="TableofFigures"/>
         <w:tabs>
-          <w:tab w:val="right" w:leader="dot" w:pos="7346"/>
-        </w:tabs>
-        <w:spacing w:line="480" w:lineRule="auto"/>
-        <w:rPr>
-          <w:noProof/>
-        </w:rPr>
-      </w:pPr>
-      <w:hyperlink w:anchor="_Toc216192560" w:history="1">
-        <w:r>
-          <w:rPr>
-            <w:rStyle w:val="Hyperlink"/>
-            <w:noProof/>
-          </w:rPr>
-          <w:t>Gambar 2. 3 ESP32-CAM</w:t>
-        </w:r>
-        <w:r>
-          <w:rPr>
-            <w:noProof/>
-            <w:webHidden/>
-          </w:rPr>
-          <w:tab/>
-        </w:r>
-        <w:r>
-          <w:rPr>
-            <w:noProof/>
-            <w:webHidden/>
-          </w:rPr>
-          <w:fldChar w:fldCharType="begin"/>
-        </w:r>
-        <w:r>
-          <w:rPr>
-            <w:noProof/>
-            <w:webHidden/>
-          </w:rPr>
-          <w:instrText xml:space="preserve"> PAGEREF _Toc216192560 \h </w:instrText>
-        </w:r>
-        <w:r>
-          <w:rPr>
-            <w:noProof/>
-            <w:webHidden/>
-          </w:rPr>
-        </w:r>
-        <w:r>
-          <w:rPr>
-            <w:noProof/>
-            <w:webHidden/>
-          </w:rPr>
-          <w:fldChar w:fldCharType="separate"/>
-        </w:r>
-        <w:r>
-          <w:rPr>
-            <w:noProof/>
-            <w:webHidden/>
-          </w:rPr>
-          <w:t>9</w:t>
-        </w:r>
-        <w:r>
-          <w:rPr>
-            <w:noProof/>
-            <w:webHidden/>
-          </w:rPr>
-          <w:fldChar w:fldCharType="end"/>
-        </w:r>
-      </w:hyperlink>
-      <w:r>
-        <w:rPr>
-          <w:lang w:val="id-ID"/>
-        </w:rPr>
-        <w:fldChar w:fldCharType="end"/>
-      </w:r>
-      <w:r>
-        <w:rPr>
-          <w:lang w:val="id-ID"/>
-        </w:rPr>
-        <w:fldChar w:fldCharType="begin"/>
-      </w:r>
-      <w:r>
-        <w:rPr>
-          <w:lang w:val="id-ID"/>
-        </w:rPr>
-        <w:instrText xml:space="preserve"> TOC \h \z \c "Gambar 3." </w:instrText>
-      </w:r>
-      <w:r>
-        <w:rPr>
-          <w:lang w:val="id-ID"/>
-        </w:rPr>
-        <w:fldChar w:fldCharType="separate"/>
-      </w:r>
-    </w:p>
-    <w:p>
-      <w:pPr>
-        <w:pStyle w:val="TableofFigures"/>
-        <w:tabs>
-          <w:tab w:val="right" w:leader="dot" w:pos="7346"/>
+          <w:tab w:val="right" w:leader="dot" w:pos="8493"/>
         </w:tabs>
         <w:spacing w:line="480" w:lineRule="auto"/>
         <w:rPr>
@@ -6800,7 +5685,7 @@
           <w14:ligatures w14:val="standardContextual"/>
         </w:rPr>
       </w:pPr>
-      <w:hyperlink w:anchor="_Toc216192579" w:history="1">
+      <w:hyperlink w:anchor="_Toc217026313" w:history="1">
         <w:r>
           <w:rPr>
             <w:rStyle w:val="Hyperlink"/>
@@ -6827,7 +5712,7 @@
             <w:noProof/>
             <w:webHidden/>
           </w:rPr>
-          <w:instrText xml:space="preserve"> PAGEREF _Toc216192579 \h </w:instrText>
+          <w:instrText xml:space="preserve"> PAGEREF _Toc217026313 \h </w:instrText>
         </w:r>
         <w:r>
           <w:rPr>
@@ -6847,7 +5732,7 @@
             <w:noProof/>
             <w:webHidden/>
           </w:rPr>
-          <w:t>14</w:t>
+          <w:t>13</w:t>
         </w:r>
         <w:r>
           <w:rPr>
@@ -6862,7 +5747,7 @@
       <w:pPr>
         <w:pStyle w:val="TableofFigures"/>
         <w:tabs>
-          <w:tab w:val="right" w:leader="dot" w:pos="7346"/>
+          <w:tab w:val="right" w:leader="dot" w:pos="8493"/>
         </w:tabs>
         <w:spacing w:line="480" w:lineRule="auto"/>
         <w:rPr>
@@ -6874,7 +5759,7 @@
           <w14:ligatures w14:val="standardContextual"/>
         </w:rPr>
       </w:pPr>
-      <w:hyperlink w:anchor="_Toc216192580" w:history="1">
+      <w:hyperlink w:anchor="_Toc217026314" w:history="1">
         <w:r>
           <w:rPr>
             <w:rStyle w:val="Hyperlink"/>
@@ -6901,7 +5786,155 @@
             <w:noProof/>
             <w:webHidden/>
           </w:rPr>
-          <w:instrText xml:space="preserve"> PAGEREF _Toc216192580 \h </w:instrText>
+          <w:instrText xml:space="preserve"> PAGEREF _Toc217026314 \h </w:instrText>
+        </w:r>
+        <w:r>
+          <w:rPr>
+            <w:noProof/>
+            <w:webHidden/>
+          </w:rPr>
+        </w:r>
+        <w:r>
+          <w:rPr>
+            <w:noProof/>
+            <w:webHidden/>
+          </w:rPr>
+          <w:fldChar w:fldCharType="separate"/>
+        </w:r>
+        <w:r>
+          <w:rPr>
+            <w:noProof/>
+            <w:webHidden/>
+          </w:rPr>
+          <w:t>16</w:t>
+        </w:r>
+        <w:r>
+          <w:rPr>
+            <w:noProof/>
+            <w:webHidden/>
+          </w:rPr>
+          <w:fldChar w:fldCharType="end"/>
+        </w:r>
+      </w:hyperlink>
+    </w:p>
+    <w:p>
+      <w:pPr>
+        <w:pStyle w:val="TableofFigures"/>
+        <w:tabs>
+          <w:tab w:val="right" w:leader="dot" w:pos="8493"/>
+        </w:tabs>
+        <w:spacing w:line="480" w:lineRule="auto"/>
+        <w:rPr>
+          <w:rFonts w:asciiTheme="minorHAnsi" w:eastAsiaTheme="minorEastAsia" w:hAnsiTheme="minorHAnsi" w:cstheme="minorBidi"/>
+          <w:noProof/>
+          <w:kern w:val="2"/>
+          <w:szCs w:val="24"/>
+          <w:lang w:val="en-ID" w:eastAsia="en-ID"/>
+          <w14:ligatures w14:val="standardContextual"/>
+        </w:rPr>
+      </w:pPr>
+      <w:hyperlink w:anchor="_Toc217026315" w:history="1">
+        <w:r>
+          <w:rPr>
+            <w:rStyle w:val="Hyperlink"/>
+            <w:noProof/>
+          </w:rPr>
+          <w:t>Gambar 3. 3 Alur kerja sistem</w:t>
+        </w:r>
+        <w:r>
+          <w:rPr>
+            <w:noProof/>
+            <w:webHidden/>
+          </w:rPr>
+          <w:tab/>
+        </w:r>
+        <w:r>
+          <w:rPr>
+            <w:noProof/>
+            <w:webHidden/>
+          </w:rPr>
+          <w:fldChar w:fldCharType="begin"/>
+        </w:r>
+        <w:r>
+          <w:rPr>
+            <w:noProof/>
+            <w:webHidden/>
+          </w:rPr>
+          <w:instrText xml:space="preserve"> PAGEREF _Toc217026315 \h </w:instrText>
+        </w:r>
+        <w:r>
+          <w:rPr>
+            <w:noProof/>
+            <w:webHidden/>
+          </w:rPr>
+        </w:r>
+        <w:r>
+          <w:rPr>
+            <w:noProof/>
+            <w:webHidden/>
+          </w:rPr>
+          <w:fldChar w:fldCharType="separate"/>
+        </w:r>
+        <w:r>
+          <w:rPr>
+            <w:noProof/>
+            <w:webHidden/>
+          </w:rPr>
+          <w:t>17</w:t>
+        </w:r>
+        <w:r>
+          <w:rPr>
+            <w:noProof/>
+            <w:webHidden/>
+          </w:rPr>
+          <w:fldChar w:fldCharType="end"/>
+        </w:r>
+      </w:hyperlink>
+    </w:p>
+    <w:p>
+      <w:pPr>
+        <w:pStyle w:val="TableofFigures"/>
+        <w:tabs>
+          <w:tab w:val="right" w:leader="dot" w:pos="8493"/>
+        </w:tabs>
+        <w:spacing w:line="480" w:lineRule="auto"/>
+        <w:rPr>
+          <w:rFonts w:asciiTheme="minorHAnsi" w:eastAsiaTheme="minorEastAsia" w:hAnsiTheme="minorHAnsi" w:cstheme="minorBidi"/>
+          <w:noProof/>
+          <w:kern w:val="2"/>
+          <w:szCs w:val="24"/>
+          <w:lang w:val="en-ID" w:eastAsia="en-ID"/>
+          <w14:ligatures w14:val="standardContextual"/>
+        </w:rPr>
+      </w:pPr>
+      <w:hyperlink w:anchor="_Toc217026316" w:history="1">
+        <w:r>
+          <w:rPr>
+            <w:rStyle w:val="Hyperlink"/>
+            <w:noProof/>
+          </w:rPr>
+          <w:t>Gambar 3. 4 Rancangan Hardware</w:t>
+        </w:r>
+        <w:r>
+          <w:rPr>
+            <w:noProof/>
+            <w:webHidden/>
+          </w:rPr>
+          <w:tab/>
+        </w:r>
+        <w:r>
+          <w:rPr>
+            <w:noProof/>
+            <w:webHidden/>
+          </w:rPr>
+          <w:fldChar w:fldCharType="begin"/>
+        </w:r>
+        <w:r>
+          <w:rPr>
+            <w:noProof/>
+            <w:webHidden/>
+          </w:rPr>
+          <w:instrText xml:space="preserve"> PAGEREF _Toc217026316 \h </w:instrText>
         </w:r>
         <w:r>
           <w:rPr>
@@ -6936,7 +5969,7 @@
       <w:pPr>
         <w:pStyle w:val="TableofFigures"/>
         <w:tabs>
-          <w:tab w:val="right" w:leader="dot" w:pos="7346"/>
+          <w:tab w:val="right" w:leader="dot" w:pos="8493"/>
         </w:tabs>
         <w:spacing w:line="480" w:lineRule="auto"/>
         <w:rPr>
@@ -6948,13 +5981,13 @@
           <w14:ligatures w14:val="standardContextual"/>
         </w:rPr>
       </w:pPr>
-      <w:hyperlink w:anchor="_Toc216192581" w:history="1">
+      <w:hyperlink w:anchor="_Toc217026317" w:history="1">
         <w:r>
           <w:rPr>
             <w:rStyle w:val="Hyperlink"/>
             <w:noProof/>
           </w:rPr>
-          <w:t>Gambar 3. 3 Alur kerja sistem</w:t>
+          <w:t>Gambar 3. 5 Konfigurasi ESP32</w:t>
         </w:r>
         <w:r>
           <w:rPr>
@@ -6975,7 +6008,7 @@
             <w:noProof/>
             <w:webHidden/>
           </w:rPr>
-          <w:instrText xml:space="preserve"> PAGEREF _Toc216192581 \h </w:instrText>
+          <w:instrText xml:space="preserve"> PAGEREF _Toc217026317 \h </w:instrText>
         </w:r>
         <w:r>
           <w:rPr>
@@ -7010,7 +6043,7 @@
       <w:pPr>
         <w:pStyle w:val="TableofFigures"/>
         <w:tabs>
-          <w:tab w:val="right" w:leader="dot" w:pos="7346"/>
+          <w:tab w:val="right" w:leader="dot" w:pos="8493"/>
         </w:tabs>
         <w:spacing w:line="480" w:lineRule="auto"/>
         <w:rPr>
@@ -7022,13 +6055,13 @@
           <w14:ligatures w14:val="standardContextual"/>
         </w:rPr>
       </w:pPr>
-      <w:hyperlink w:anchor="_Toc216192582" w:history="1">
+      <w:hyperlink w:anchor="_Toc217026318" w:history="1">
         <w:r>
           <w:rPr>
             <w:rStyle w:val="Hyperlink"/>
             <w:noProof/>
           </w:rPr>
-          <w:t>Gambar 3. 4 Rancangan Hardware</w:t>
+          <w:t>Gambar 3. 6 Konfigurasi GPS Neo-6M</w:t>
         </w:r>
         <w:r>
           <w:rPr>
@@ -7049,7 +6082,7 @@
             <w:noProof/>
             <w:webHidden/>
           </w:rPr>
-          <w:instrText xml:space="preserve"> PAGEREF _Toc216192582 \h </w:instrText>
+          <w:instrText xml:space="preserve"> PAGEREF _Toc217026318 \h </w:instrText>
         </w:r>
         <w:r>
           <w:rPr>
@@ -7084,7 +6117,7 @@
       <w:pPr>
         <w:pStyle w:val="TableofFigures"/>
         <w:tabs>
-          <w:tab w:val="right" w:leader="dot" w:pos="7346"/>
+          <w:tab w:val="right" w:leader="dot" w:pos="8493"/>
         </w:tabs>
         <w:spacing w:line="480" w:lineRule="auto"/>
         <w:rPr>
@@ -7096,13 +6129,13 @@
           <w14:ligatures w14:val="standardContextual"/>
         </w:rPr>
       </w:pPr>
-      <w:hyperlink w:anchor="_Toc216192583" w:history="1">
+      <w:hyperlink w:anchor="_Toc217026319" w:history="1">
         <w:r>
           <w:rPr>
             <w:rStyle w:val="Hyperlink"/>
             <w:noProof/>
           </w:rPr>
-          <w:t>Gambar 3. 5 Konfigurasi ESP32</w:t>
+          <w:t>Gambar 3. 7 Konfigurasi ESP32-Cam</w:t>
         </w:r>
         <w:r>
           <w:rPr>
@@ -7123,7 +6156,7 @@
             <w:noProof/>
             <w:webHidden/>
           </w:rPr>
-          <w:instrText xml:space="preserve"> PAGEREF _Toc216192583 \h </w:instrText>
+          <w:instrText xml:space="preserve"> PAGEREF _Toc217026319 \h </w:instrText>
         </w:r>
         <w:r>
           <w:rPr>
@@ -7162,160 +6195,13 @@
         </w:tabs>
         <w:spacing w:line="480" w:lineRule="auto"/>
         <w:rPr>
-          <w:rFonts w:asciiTheme="minorHAnsi" w:eastAsiaTheme="minorEastAsia" w:hAnsiTheme="minorHAnsi" w:cstheme="minorBidi"/>
-          <w:noProof/>
-          <w:kern w:val="2"/>
-          <w:szCs w:val="24"/>
-          <w:lang w:val="en-ID" w:eastAsia="en-ID"/>
-          <w14:ligatures w14:val="standardContextual"/>
-        </w:rPr>
-      </w:pPr>
-      <w:hyperlink w:anchor="_Toc216192584" w:history="1">
-        <w:r>
-          <w:rPr>
-            <w:rStyle w:val="Hyperlink"/>
-            <w:noProof/>
-          </w:rPr>
-          <w:t>Gambar 3. 6 Konfigurasi GPS Neo-6M</w:t>
-        </w:r>
-        <w:r>
-          <w:rPr>
-            <w:noProof/>
-            <w:webHidden/>
-          </w:rPr>
-          <w:tab/>
-        </w:r>
-        <w:r>
-          <w:rPr>
-            <w:noProof/>
-            <w:webHidden/>
-          </w:rPr>
-          <w:fldChar w:fldCharType="begin"/>
-        </w:r>
-        <w:r>
-          <w:rPr>
-            <w:noProof/>
-            <w:webHidden/>
-          </w:rPr>
-          <w:instrText xml:space="preserve"> PAGEREF _Toc216192584 \h </w:instrText>
-        </w:r>
-        <w:r>
-          <w:rPr>
-            <w:noProof/>
-            <w:webHidden/>
-          </w:rPr>
-        </w:r>
-        <w:r>
-          <w:rPr>
-            <w:noProof/>
-            <w:webHidden/>
-          </w:rPr>
-          <w:fldChar w:fldCharType="separate"/>
-        </w:r>
-        <w:r>
-          <w:rPr>
-            <w:noProof/>
-            <w:webHidden/>
-          </w:rPr>
-          <w:t>22</w:t>
-        </w:r>
-        <w:r>
-          <w:rPr>
-            <w:noProof/>
-            <w:webHidden/>
-          </w:rPr>
-          <w:fldChar w:fldCharType="end"/>
-        </w:r>
-      </w:hyperlink>
-    </w:p>
-    <w:p>
-      <w:pPr>
-        <w:pStyle w:val="TableofFigures"/>
-        <w:tabs>
-          <w:tab w:val="right" w:leader="dot" w:pos="7346"/>
-        </w:tabs>
-        <w:spacing w:line="480" w:lineRule="auto"/>
-        <w:rPr>
-          <w:rFonts w:asciiTheme="minorHAnsi" w:eastAsiaTheme="minorEastAsia" w:hAnsiTheme="minorHAnsi" w:cstheme="minorBidi"/>
-          <w:noProof/>
-          <w:kern w:val="2"/>
-          <w:szCs w:val="24"/>
-          <w:lang w:val="en-ID" w:eastAsia="en-ID"/>
-          <w14:ligatures w14:val="standardContextual"/>
-        </w:rPr>
-      </w:pPr>
-      <w:hyperlink w:anchor="_Toc216192585" w:history="1">
-        <w:r>
-          <w:rPr>
-            <w:rStyle w:val="Hyperlink"/>
-            <w:noProof/>
-          </w:rPr>
-          <w:t>Gambar 3. 7 Konfigurasi ESP32-Cam</w:t>
-        </w:r>
-        <w:r>
-          <w:rPr>
-            <w:noProof/>
-            <w:webHidden/>
-          </w:rPr>
-          <w:tab/>
-        </w:r>
-        <w:r>
-          <w:rPr>
-            <w:noProof/>
-            <w:webHidden/>
-          </w:rPr>
-          <w:fldChar w:fldCharType="begin"/>
-        </w:r>
-        <w:r>
-          <w:rPr>
-            <w:noProof/>
-            <w:webHidden/>
-          </w:rPr>
-          <w:instrText xml:space="preserve"> PAGEREF _Toc216192585 \h </w:instrText>
-        </w:r>
-        <w:r>
-          <w:rPr>
-            <w:noProof/>
-            <w:webHidden/>
-          </w:rPr>
-        </w:r>
-        <w:r>
-          <w:rPr>
-            <w:noProof/>
-            <w:webHidden/>
-          </w:rPr>
-          <w:fldChar w:fldCharType="separate"/>
-        </w:r>
-        <w:r>
-          <w:rPr>
-            <w:noProof/>
-            <w:webHidden/>
-          </w:rPr>
-          <w:t>23</w:t>
-        </w:r>
-        <w:r>
-          <w:rPr>
-            <w:noProof/>
-            <w:webHidden/>
-          </w:rPr>
-          <w:fldChar w:fldCharType="end"/>
-        </w:r>
-      </w:hyperlink>
-    </w:p>
-    <w:p>
-      <w:pPr>
-        <w:pStyle w:val="TableofFigures"/>
-        <w:tabs>
-          <w:tab w:val="right" w:leader="dot" w:pos="7346"/>
-        </w:tabs>
-        <w:spacing w:line="480" w:lineRule="auto"/>
-        <w:rPr>
           <w:lang w:val="id-ID"/>
         </w:rPr>
         <w:sectPr>
+          <w:footerReference w:type="default" r:id="rId12"/>
           <w:pgSz w:w="11906" w:h="16838" w:code="9"/>
           <w:pgMar w:top="1701" w:right="1418" w:bottom="1418" w:left="1985" w:header="720" w:footer="720" w:gutter="0"/>
-          <w:pgNumType w:fmt="lowerRoman" w:start="5"/>
+          <w:pgNumType w:fmt="lowerRoman" w:start="2"/>
           <w:cols w:space="720"/>
           <w:docGrid w:linePitch="360"/>
         </w:sectPr>
@@ -7332,13 +6218,13 @@
         <w:pStyle w:val="Heading1"/>
         <w:spacing w:line="240" w:lineRule="auto"/>
       </w:pPr>
-      <w:bookmarkStart w:id="20" w:name="_Toc213163021"/>
-      <w:bookmarkStart w:id="21" w:name="_Toc216714675"/>
+      <w:bookmarkStart w:id="12" w:name="_Toc213163021"/>
+      <w:bookmarkStart w:id="13" w:name="_Toc217027498"/>
       <w:r>
         <w:lastRenderedPageBreak/>
         <w:t>BAB I</w:t>
       </w:r>
-      <w:bookmarkEnd w:id="20"/>
+      <w:bookmarkEnd w:id="12"/>
       <w:r>
         <w:t xml:space="preserve"> </w:t>
       </w:r>
@@ -7348,7 +6234,7 @@
       <w:r>
         <w:t>PENDAHULUAN</w:t>
       </w:r>
-      <w:bookmarkEnd w:id="21"/>
+      <w:bookmarkEnd w:id="13"/>
     </w:p>
     <w:p/>
     <w:p>
@@ -7364,14 +6250,14 @@
           <w:lang w:val="id-ID"/>
         </w:rPr>
       </w:pPr>
-      <w:bookmarkStart w:id="22" w:name="_Toc216714676"/>
+      <w:bookmarkStart w:id="14" w:name="_Toc217027499"/>
       <w:r>
         <w:rPr>
           <w:lang w:val="id-ID"/>
         </w:rPr>
         <w:t>Latar Belakang</w:t>
       </w:r>
-      <w:bookmarkEnd w:id="22"/>
+      <w:bookmarkEnd w:id="14"/>
     </w:p>
     <w:p>
       <w:pPr>
@@ -7395,7 +6281,13 @@
         <w:t xml:space="preserve">ternak </w:t>
       </w:r>
       <w:r>
-        <w:t>tersesat, mengalami kecelakaan, atau dicuri</w:t>
+        <w:t xml:space="preserve">tersesat, mengalami kecelakaan, atau </w:t>
+      </w:r>
+      <w:r>
+        <w:t xml:space="preserve">bahkan </w:t>
+      </w:r>
+      <w:r>
+        <w:t>dicuri</w:t>
       </w:r>
       <w:r>
         <w:t xml:space="preserve"> </w:t>
@@ -7958,14 +6850,7 @@
         <w:rPr>
           <w:szCs w:val="24"/>
         </w:rPr>
-        <w:t xml:space="preserve">menggunakan </w:t>
-      </w:r>
-      <w:r>
-        <w:rPr>
-          <w:szCs w:val="24"/>
-        </w:rPr>
-        <w:lastRenderedPageBreak/>
-        <w:t xml:space="preserve">mikrokontroller utama Arduino </w:t>
+        <w:t xml:space="preserve">menggunakan mikrokontroller utama Arduino </w:t>
       </w:r>
       <w:r>
         <w:rPr>
@@ -8170,7 +7055,14 @@
         <w:rPr>
           <w:szCs w:val="24"/>
         </w:rPr>
-        <w:t>. Oleh karena itu, topik penelitian ini adalah “</w:t>
+        <w:t xml:space="preserve">. Oleh karena itu, topik penelitian ini adalah </w:t>
+      </w:r>
+      <w:r>
+        <w:rPr>
+          <w:szCs w:val="24"/>
+        </w:rPr>
+        <w:lastRenderedPageBreak/>
+        <w:t>“</w:t>
       </w:r>
       <w:r>
         <w:rPr>
@@ -8253,14 +7145,14 @@
           <w:lang w:val="en-ID"/>
         </w:rPr>
       </w:pPr>
-      <w:bookmarkStart w:id="23" w:name="_Toc216714677"/>
+      <w:bookmarkStart w:id="15" w:name="_Toc217027500"/>
       <w:r>
         <w:rPr>
           <w:lang w:val="en-ID"/>
         </w:rPr>
         <w:t>Rumusan Masalah</w:t>
       </w:r>
-      <w:bookmarkEnd w:id="23"/>
+      <w:bookmarkEnd w:id="15"/>
       <w:r>
         <w:rPr>
           <w:lang w:val="en-ID"/>
@@ -8339,14 +7231,14 @@
           <w:lang w:val="en-ID"/>
         </w:rPr>
       </w:pPr>
-      <w:bookmarkStart w:id="24" w:name="_Toc216714678"/>
+      <w:bookmarkStart w:id="16" w:name="_Toc217027501"/>
       <w:r>
         <w:rPr>
           <w:lang w:val="en-ID"/>
         </w:rPr>
         <w:t>Batasan Masalah</w:t>
       </w:r>
-      <w:bookmarkEnd w:id="24"/>
+      <w:bookmarkEnd w:id="16"/>
     </w:p>
     <w:p>
       <w:pPr>
@@ -8456,7 +7348,6 @@
           <w:szCs w:val="24"/>
           <w:lang w:val="en-ID"/>
         </w:rPr>
-        <w:lastRenderedPageBreak/>
         <w:t xml:space="preserve">Sistem </w:t>
       </w:r>
       <w:r>
@@ -8563,7 +7454,7 @@
           <w:lang w:val="en-ID"/>
         </w:rPr>
       </w:pPr>
-      <w:bookmarkStart w:id="25" w:name="_Toc216714679"/>
+      <w:bookmarkStart w:id="17" w:name="_Toc217027502"/>
       <w:r>
         <w:rPr>
           <w:lang w:val="en-ID"/>
@@ -8576,7 +7467,7 @@
         </w:rPr>
         <w:t xml:space="preserve"> dan Manfaat Penelitian</w:t>
       </w:r>
-      <w:bookmarkEnd w:id="25"/>
+      <w:bookmarkEnd w:id="17"/>
     </w:p>
     <w:p>
       <w:pPr>
@@ -8669,6 +7560,7 @@
         <w:rPr>
           <w:szCs w:val="24"/>
         </w:rPr>
+        <w:lastRenderedPageBreak/>
         <w:t>Diharapkan meningkatkan efektivitas pengelolaan dan pemantauan hewan ternak melalui penyediaan informasi real-time yang akurat dan mudah diakses oleh peternak dari jarak jauh</w:t>
       </w:r>
     </w:p>
@@ -8869,15 +7761,14 @@
           <w:lang w:val="en-ID"/>
         </w:rPr>
       </w:pPr>
-      <w:bookmarkStart w:id="26" w:name="_Toc216714680"/>
+      <w:bookmarkStart w:id="18" w:name="_Toc217027503"/>
       <w:r>
         <w:rPr>
           <w:lang w:val="en-ID"/>
         </w:rPr>
-        <w:lastRenderedPageBreak/>
         <w:t>Sistematika Penulisan</w:t>
       </w:r>
-      <w:bookmarkEnd w:id="26"/>
+      <w:bookmarkEnd w:id="18"/>
     </w:p>
     <w:p>
       <w:pPr>
@@ -9044,7 +7935,7 @@
           <w:lang w:val="id-ID"/>
         </w:rPr>
       </w:pPr>
-      <w:bookmarkStart w:id="27" w:name="_Toc216714681"/>
+      <w:bookmarkStart w:id="19" w:name="_Toc217027504"/>
       <w:r>
         <w:rPr>
           <w:lang w:val="id-ID"/>
@@ -9059,7 +7950,7 @@
         <w:br/>
         <w:t>TINJAUAN PUSTAKA</w:t>
       </w:r>
-      <w:bookmarkEnd w:id="27"/>
+      <w:bookmarkEnd w:id="19"/>
     </w:p>
     <w:p>
       <w:pPr>
@@ -9073,14 +7964,14 @@
           <w:lang w:val="id-ID"/>
         </w:rPr>
       </w:pPr>
-      <w:bookmarkStart w:id="28" w:name="_Toc216714682"/>
+      <w:bookmarkStart w:id="20" w:name="_Toc217027505"/>
       <w:r>
         <w:rPr>
           <w:lang w:val="id-ID"/>
         </w:rPr>
         <w:t>Landasan Teori</w:t>
       </w:r>
-      <w:bookmarkEnd w:id="28"/>
+      <w:bookmarkEnd w:id="20"/>
     </w:p>
     <w:p>
       <w:pPr>
@@ -9095,14 +7986,14 @@
           <w:lang w:val="id-ID"/>
         </w:rPr>
       </w:pPr>
-      <w:bookmarkStart w:id="29" w:name="_Toc216714683"/>
+      <w:bookmarkStart w:id="21" w:name="_Toc217027506"/>
       <w:r>
         <w:rPr>
           <w:lang w:val="id-ID"/>
         </w:rPr>
         <w:t>Smart Farming</w:t>
       </w:r>
-      <w:bookmarkEnd w:id="29"/>
+      <w:bookmarkEnd w:id="21"/>
     </w:p>
     <w:p>
       <w:pPr>
@@ -9332,14 +8223,14 @@
           <w:lang w:val="id-ID"/>
         </w:rPr>
       </w:pPr>
-      <w:bookmarkStart w:id="30" w:name="_Toc216714684"/>
+      <w:bookmarkStart w:id="22" w:name="_Toc217027507"/>
       <w:r>
         <w:rPr>
           <w:lang w:val="id-ID"/>
         </w:rPr>
         <w:t>Internet of Things</w:t>
       </w:r>
-      <w:bookmarkEnd w:id="30"/>
+      <w:bookmarkEnd w:id="22"/>
     </w:p>
     <w:p>
       <w:pPr>
@@ -9358,74 +8249,74 @@
         <w:rPr>
           <w:szCs w:val="24"/>
         </w:rPr>
-        <w:t xml:space="preserve">Internet of Things (IoT) adalah ide menghubungkan berbagai perangkat cerdas dengan perangkat cerdas lainnya, baik untuk pertukaran data maupun pengendalian melalui internet. Saat ini, konsep IoT telah mengalami perkembangan pesat dan diterapkan dalam banyak objek di </w:t>
+        <w:t>Internet of Things (IoT) adalah ide menghubungkan berbagai perangkat cerdas dengan perangkat cerdas lainnya, baik untuk pertukaran data maupun pengendalian melalui internet. Saat ini, konsep IoT telah mengalami perkembangan pesat dan diterapkan dalam banyak objek di sekitar kita. Diperkirakan bahwa pada tahun 2020, sekitar 50 miliar objek telah terhubung ke internet. Meskipun telah banyak digunakan dalam berbagai perangkat untuk meningkatkan kehidupan sehari-hari, IoT belum memiliki definisi resmi yang dapat diterima secara universal</w:t>
+      </w:r>
+      <w:r>
+        <w:rPr>
+          <w:szCs w:val="24"/>
+        </w:rPr>
+        <w:t xml:space="preserve"> </w:t>
+      </w:r>
+      <w:r>
+        <w:rPr>
+          <w:szCs w:val="24"/>
+        </w:rPr>
+        <w:fldChar w:fldCharType="begin"/>
+      </w:r>
+      <w:r>
+        <w:rPr>
+          <w:szCs w:val="24"/>
+        </w:rPr>
+        <w:instrText xml:space="preserve"> ADDIN ZOTERO_ITEM CSL_CITATION {"citationID":"6MTXv5RO","properties":{"formattedCitation":"[10]","plainCitation":"[10]","noteIndex":0},"citationItems":[{"id":79,"uris":["http://zotero.org/users/local/40ttfIiH/items/KI8PA2NT"],"itemData":{"id":79,"type":"article-journal","language":"id","source":"Zotero","title":"PENERAPAN IOT DALAM PERTANIAN PRESISI UNTUK PENINGKATAN PRODUKSI DAN EFISIENSI PENGGUNAAN SUMBER DAYA","author":[{"family":"M Rif'an","given":""}],"issued":{"date-parts":[["2024"]]}}}],"schema":"https://github.com/citation-style-language/schema/raw/master/csl-citation.json"} </w:instrText>
+      </w:r>
+      <w:r>
+        <w:rPr>
+          <w:szCs w:val="24"/>
+        </w:rPr>
+        <w:fldChar w:fldCharType="separate"/>
+      </w:r>
+      <w:r>
+        <w:t>[10]</w:t>
+      </w:r>
+      <w:r>
+        <w:rPr>
+          <w:szCs w:val="24"/>
+        </w:rPr>
+        <w:fldChar w:fldCharType="end"/>
+      </w:r>
+      <w:r>
+        <w:rPr>
+          <w:szCs w:val="24"/>
+        </w:rPr>
+        <w:t>.</w:t>
+      </w:r>
+    </w:p>
+    <w:p>
+      <w:pPr>
+        <w:spacing w:line="360" w:lineRule="auto"/>
+        <w:rPr>
+          <w:szCs w:val="24"/>
+          <w:lang w:val="id-ID"/>
+        </w:rPr>
+      </w:pPr>
+      <w:r>
+        <w:rPr>
+          <w:szCs w:val="24"/>
+        </w:rPr>
+        <w:tab/>
+      </w:r>
+      <w:r>
+        <w:rPr>
+          <w:szCs w:val="24"/>
+        </w:rPr>
+        <w:t xml:space="preserve">Pemanfaatan Internet of Things (IoT) dalam sektor pertanian memiliki potensi besar untuk menghadirkan kemajuan dan presisi yang signifikan dalam praktik pertanian. Dengan bantuan IoT, petani dan semua pihak terlibat dalam kegiatan pertanian dapat terhubung dengan data yang sesuai dengan kebutuhan mereka. Tujuan utama penerapan </w:t>
       </w:r>
       <w:r>
         <w:rPr>
           <w:szCs w:val="24"/>
         </w:rPr>
         <w:lastRenderedPageBreak/>
-        <w:t>sekitar kita. Diperkirakan bahwa pada tahun 2020, sekitar 50 miliar objek telah terhubung ke internet. Meskipun telah banyak digunakan dalam berbagai perangkat untuk meningkatkan kehidupan sehari-hari, IoT belum memiliki definisi resmi yang dapat diterima secara universal</w:t>
-      </w:r>
-      <w:r>
-        <w:rPr>
-          <w:szCs w:val="24"/>
-        </w:rPr>
-        <w:t xml:space="preserve"> </w:t>
-      </w:r>
-      <w:r>
-        <w:rPr>
-          <w:szCs w:val="24"/>
-        </w:rPr>
-        <w:fldChar w:fldCharType="begin"/>
-      </w:r>
-      <w:r>
-        <w:rPr>
-          <w:szCs w:val="24"/>
-        </w:rPr>
-        <w:instrText xml:space="preserve"> ADDIN ZOTERO_ITEM CSL_CITATION {"citationID":"6MTXv5RO","properties":{"formattedCitation":"[10]","plainCitation":"[10]","noteIndex":0},"citationItems":[{"id":79,"uris":["http://zotero.org/users/local/40ttfIiH/items/KI8PA2NT"],"itemData":{"id":79,"type":"article-journal","language":"id","source":"Zotero","title":"PENERAPAN IOT DALAM PERTANIAN PRESISI UNTUK PENINGKATAN PRODUKSI DAN EFISIENSI PENGGUNAAN SUMBER DAYA","author":[{"family":"M Rif'an","given":""}],"issued":{"date-parts":[["2024"]]}}}],"schema":"https://github.com/citation-style-language/schema/raw/master/csl-citation.json"} </w:instrText>
-      </w:r>
-      <w:r>
-        <w:rPr>
-          <w:szCs w:val="24"/>
-        </w:rPr>
-        <w:fldChar w:fldCharType="separate"/>
-      </w:r>
-      <w:r>
-        <w:t>[10]</w:t>
-      </w:r>
-      <w:r>
-        <w:rPr>
-          <w:szCs w:val="24"/>
-        </w:rPr>
-        <w:fldChar w:fldCharType="end"/>
-      </w:r>
-      <w:r>
-        <w:rPr>
-          <w:szCs w:val="24"/>
-        </w:rPr>
-        <w:t>.</w:t>
-      </w:r>
-    </w:p>
-    <w:p>
-      <w:pPr>
-        <w:spacing w:line="360" w:lineRule="auto"/>
-        <w:rPr>
-          <w:szCs w:val="24"/>
-          <w:lang w:val="id-ID"/>
-        </w:rPr>
-      </w:pPr>
-      <w:r>
-        <w:rPr>
-          <w:szCs w:val="24"/>
-        </w:rPr>
-        <w:tab/>
-      </w:r>
-      <w:r>
-        <w:rPr>
-          <w:szCs w:val="24"/>
-        </w:rPr>
-        <w:t>Pemanfaatan Internet of Things (IoT) dalam sektor pertanian memiliki potensi besar untuk menghadirkan kemajuan dan presisi yang signifikan dalam praktik pertanian. Dengan bantuan IoT, petani dan semua pihak terlibat dalam kegiatan pertanian dapat terhubung dengan data yang sesuai dengan kebutuhan mereka. Tujuan utama penerapan IoT dalam pertanian adalah untuk memberikan kontribusi positif dalam meningkatkan, menjaga, dan mengoptimalkan hasil produksi pertanian, serta menyederhanakan dan meningkatkan distribusi makanan. Pengembangan aplikasi IoT dalam pertanian dapat disesuaikan dengan berbagai keperluan, seperti peningkatan kualitas dan kuantitas produksi, peningkatan ketahanan pertanian, serta efisiensi biaya dalam seluruh rantai produksi pertanian</w:t>
+        <w:t>IoT dalam pertanian adalah untuk memberikan kontribusi positif dalam meningkatkan, menjaga, dan mengoptimalkan hasil produksi pertanian, serta menyederhanakan dan meningkatkan distribusi makanan. Pengembangan aplikasi IoT dalam pertanian dapat disesuaikan dengan berbagai keperluan, seperti peningkatan kualitas dan kuantitas produksi, peningkatan ketahanan pertanian, serta efisiensi biaya dalam seluruh rantai produksi pertanian</w:t>
       </w:r>
       <w:r>
         <w:rPr>
@@ -9477,12 +8368,12 @@
         <w:spacing w:line="480" w:lineRule="auto"/>
         <w:ind w:left="709"/>
       </w:pPr>
-      <w:bookmarkStart w:id="31" w:name="_Toc216714685"/>
-      <w:bookmarkStart w:id="32" w:name="_Toc213338684"/>
+      <w:bookmarkStart w:id="23" w:name="_Toc217027508"/>
+      <w:bookmarkStart w:id="24" w:name="_Toc213338684"/>
       <w:r>
         <w:t>Sensor</w:t>
       </w:r>
-      <w:bookmarkEnd w:id="31"/>
+      <w:bookmarkEnd w:id="23"/>
     </w:p>
     <w:p>
       <w:pPr>
@@ -9498,14 +8389,7 @@
         <w:rPr>
           <w:szCs w:val="24"/>
         </w:rPr>
-        <w:t xml:space="preserve">Sensor atau tranduser adalah komponen elektronik yang berfungsi mengubah berbagai besaran fisik menjadi sinyal listrik. Dalam berbagai aplikasinya, sensor-sensor ini memainkan peran kunci dalam mendeteksi dan mengukur fenomena-fenomena fisik seperti suhu, kelembapan udara, tekanan udara, konsentrasi gas, kualitas udara, dan banyak lainnya. Sensing merupakan elemen fundamental dalam kegiatan pengukuran dan instrumentasi, memungkinkan pengukuran perubahan nilai berbagai besaran yang diobservasi. Hasil pengukuran tersebut kemudian dapat divisualisasikan sebagai keluaran dari sistem pengukuran yang terintegrasi, seringkali berbasis Internet of Things (IoT), yang semakin mendominasi dunia teknologi saat ini. Dengan integrasi sensor dan IoT, data pengukuran dapat diakses, dipantau, dan dianalisis secara real-time, membawa kemajuan </w:t>
-      </w:r>
-      <w:r>
-        <w:rPr>
-          <w:szCs w:val="24"/>
-        </w:rPr>
-        <w:lastRenderedPageBreak/>
-        <w:t>signifikan dalam pemahaman dan pengelolaan lingkungan, infrastruktur, dan berbagai aplikasi lainnya</w:t>
+        <w:t>Sensor atau tranduser adalah komponen elektronik yang berfungsi mengubah berbagai besaran fisik menjadi sinyal listrik. Dalam berbagai aplikasinya, sensor-sensor ini memainkan peran kunci dalam mendeteksi dan mengukur fenomena-fenomena fisik seperti suhu, kelembapan udara, tekanan udara, konsentrasi gas, kualitas udara, dan banyak lainnya. Sensing merupakan elemen fundamental dalam kegiatan pengukuran dan instrumentasi, memungkinkan pengukuran perubahan nilai berbagai besaran yang diobservasi. Hasil pengukuran tersebut kemudian dapat divisualisasikan sebagai keluaran dari sistem pengukuran yang terintegrasi, seringkali berbasis Internet of Things (IoT), yang semakin mendominasi dunia teknologi saat ini. Dengan integrasi sensor dan IoT, data pengukuran dapat diakses, dipantau, dan dianalisis secara real-time, membawa kemajuan signifikan dalam pemahaman dan pengelolaan lingkungan, infrastruktur, dan berbagai aplikasi lainnya</w:t>
       </w:r>
       <w:r>
         <w:rPr>
@@ -9545,6 +8429,20 @@
           <w:szCs w:val="24"/>
         </w:rPr>
         <w:t>.</w:t>
+      </w:r>
+    </w:p>
+    <w:p>
+      <w:pPr>
+        <w:spacing w:line="259" w:lineRule="auto"/>
+        <w:jc w:val="left"/>
+        <w:rPr>
+          <w:rFonts w:eastAsiaTheme="majorEastAsia" w:cstheme="majorBidi"/>
+          <w:b/>
+          <w:szCs w:val="24"/>
+        </w:rPr>
+      </w:pPr>
+      <w:r>
+        <w:br w:type="page"/>
       </w:r>
     </w:p>
     <w:p>
@@ -9557,11 +8455,12 @@
         <w:spacing w:line="480" w:lineRule="auto"/>
         <w:ind w:left="709"/>
       </w:pPr>
-      <w:bookmarkStart w:id="33" w:name="_Toc216714686"/>
-      <w:r>
+      <w:bookmarkStart w:id="25" w:name="_Toc217027509"/>
+      <w:r>
+        <w:lastRenderedPageBreak/>
         <w:t>ESP32</w:t>
       </w:r>
-      <w:bookmarkEnd w:id="33"/>
+      <w:bookmarkEnd w:id="25"/>
     </w:p>
     <w:p>
       <w:pPr>
@@ -9663,9 +8562,9 @@
           <w:szCs w:val="24"/>
         </w:rPr>
       </w:pPr>
-      <w:bookmarkStart w:id="34" w:name="_Toc215385145"/>
-      <w:bookmarkStart w:id="35" w:name="_Toc215385231"/>
-      <w:bookmarkStart w:id="36" w:name="_Toc216192558"/>
+      <w:bookmarkStart w:id="26" w:name="_Toc215385145"/>
+      <w:bookmarkStart w:id="27" w:name="_Toc215385231"/>
+      <w:bookmarkStart w:id="28" w:name="_Toc217026310"/>
       <w:r>
         <w:rPr>
           <w:i w:val="0"/>
@@ -9747,9 +8646,9 @@
         </w:rPr>
         <w:t>ESP32</w:t>
       </w:r>
-      <w:bookmarkEnd w:id="34"/>
-      <w:bookmarkEnd w:id="35"/>
-      <w:bookmarkEnd w:id="36"/>
+      <w:bookmarkEnd w:id="26"/>
+      <w:bookmarkEnd w:id="27"/>
+      <w:bookmarkEnd w:id="28"/>
     </w:p>
     <w:p>
       <w:pPr>
@@ -9807,14 +8706,7 @@
         <w:rPr>
           <w:szCs w:val="24"/>
         </w:rPr>
-        <w:t xml:space="preserve"> ESP32 merupakan alat serbaguna dalam penelitian IoT, menawarkan berbagai aplikasi mulai dari sistem keamanan, pemantauan industri dan alat pendidikan. Integrasi ESP32 dalam berbagai sistem IoT menunjukkan adaptabilitas dan efisiensinya dalam pemrosesan data dan komunikasi real time. Penggunaan ESP32 dalam sistem keamanan ruangan </w:t>
-      </w:r>
-      <w:r>
-        <w:rPr>
-          <w:szCs w:val="24"/>
-        </w:rPr>
-        <w:lastRenderedPageBreak/>
-        <w:t>telah dilakukan oleh</w:t>
+        <w:t xml:space="preserve"> ESP32 merupakan alat serbaguna dalam penelitian IoT, menawarkan berbagai aplikasi mulai dari sistem keamanan, pemantauan industri dan alat pendidikan. Integrasi ESP32 dalam berbagai sistem IoT menunjukkan adaptabilitas dan efisiensinya dalam pemrosesan data dan komunikasi real time. Penggunaan ESP32 dalam sistem keamanan ruangan telah dilakukan oleh</w:t>
       </w:r>
       <w:r>
         <w:rPr>
@@ -9892,12 +8784,12 @@
         <w:spacing w:line="480" w:lineRule="auto"/>
         <w:ind w:left="709"/>
       </w:pPr>
-      <w:bookmarkStart w:id="37" w:name="_Toc216714687"/>
+      <w:bookmarkStart w:id="29" w:name="_Toc217027510"/>
       <w:r>
         <w:lastRenderedPageBreak/>
         <w:t>GPS NEO-6M</w:t>
       </w:r>
-      <w:bookmarkEnd w:id="37"/>
+      <w:bookmarkEnd w:id="29"/>
     </w:p>
     <w:p>
       <w:pPr>
@@ -9979,9 +8871,9 @@
           <w:szCs w:val="24"/>
         </w:rPr>
       </w:pPr>
-      <w:bookmarkStart w:id="38" w:name="_Toc215385146"/>
-      <w:bookmarkStart w:id="39" w:name="_Toc215385232"/>
-      <w:bookmarkStart w:id="40" w:name="_Toc216192559"/>
+      <w:bookmarkStart w:id="30" w:name="_Toc215385146"/>
+      <w:bookmarkStart w:id="31" w:name="_Toc215385232"/>
+      <w:bookmarkStart w:id="32" w:name="_Toc217026311"/>
       <w:r>
         <w:rPr>
           <w:i w:val="0"/>
@@ -10053,9 +8945,9 @@
         </w:rPr>
         <w:t xml:space="preserve"> GPS NEO-6M</w:t>
       </w:r>
-      <w:bookmarkEnd w:id="38"/>
-      <w:bookmarkEnd w:id="39"/>
-      <w:bookmarkEnd w:id="40"/>
+      <w:bookmarkEnd w:id="30"/>
+      <w:bookmarkEnd w:id="31"/>
+      <w:bookmarkEnd w:id="32"/>
     </w:p>
     <w:p>
       <w:pPr>
@@ -10308,7 +9200,7 @@
           <w:szCs w:val="24"/>
         </w:rPr>
       </w:pPr>
-      <w:bookmarkStart w:id="41" w:name="_Toc216192560"/>
+      <w:bookmarkStart w:id="33" w:name="_Toc217026312"/>
       <w:r>
         <w:rPr>
           <w:i w:val="0"/>
@@ -10390,7 +9282,7 @@
         </w:rPr>
         <w:t>ESP32-CAM</w:t>
       </w:r>
-      <w:bookmarkEnd w:id="41"/>
+      <w:bookmarkEnd w:id="33"/>
     </w:p>
     <w:p>
       <w:pPr>
@@ -10587,11 +9479,11 @@
         </w:numPr>
         <w:ind w:left="426"/>
       </w:pPr>
-      <w:bookmarkStart w:id="42" w:name="_Toc216714688"/>
+      <w:bookmarkStart w:id="34" w:name="_Toc217027511"/>
       <w:r>
         <w:t>Penelitian Sebelumnya</w:t>
       </w:r>
-      <w:bookmarkEnd w:id="42"/>
+      <w:bookmarkEnd w:id="34"/>
     </w:p>
     <w:p>
       <w:pPr>
@@ -10605,7 +9497,7 @@
           <w:szCs w:val="24"/>
         </w:rPr>
       </w:pPr>
-      <w:bookmarkStart w:id="43" w:name="_Toc216192520"/>
+      <w:bookmarkStart w:id="35" w:name="_Toc217026273"/>
       <w:r>
         <w:rPr>
           <w:i w:val="0"/>
@@ -10657,7 +9549,7 @@
         </w:rPr>
         <w:t>1</w:t>
       </w:r>
-      <w:bookmarkEnd w:id="32"/>
+      <w:bookmarkEnd w:id="24"/>
       <w:r>
         <w:rPr>
           <w:i w:val="0"/>
@@ -10678,7 +9570,7 @@
         </w:rPr>
         <w:t>. Penelitian Sebelumnya</w:t>
       </w:r>
-      <w:bookmarkEnd w:id="43"/>
+      <w:bookmarkEnd w:id="35"/>
     </w:p>
     <w:tbl>
       <w:tblPr>
@@ -12384,7 +11276,7 @@
           <w:lang w:val="id-ID"/>
         </w:rPr>
       </w:pPr>
-      <w:bookmarkStart w:id="44" w:name="_Toc216714689"/>
+      <w:bookmarkStart w:id="36" w:name="_Toc217027512"/>
       <w:r>
         <w:rPr>
           <w:lang w:val="id-ID"/>
@@ -12416,7 +11308,7 @@
         </w:rPr>
         <w:t xml:space="preserve"> PENELITIAN</w:t>
       </w:r>
-      <w:bookmarkEnd w:id="44"/>
+      <w:bookmarkEnd w:id="36"/>
     </w:p>
     <w:p>
       <w:pPr>
@@ -12507,8 +11399,8 @@
           <w:lang w:val="id-ID"/>
         </w:rPr>
       </w:pPr>
-      <w:bookmarkStart w:id="45" w:name="_Toc215385069"/>
-      <w:bookmarkStart w:id="46" w:name="_Toc216192579"/>
+      <w:bookmarkStart w:id="37" w:name="_Toc215385069"/>
+      <w:bookmarkStart w:id="38" w:name="_Toc217026313"/>
       <w:r>
         <w:rPr>
           <w:i w:val="0"/>
@@ -12586,8 +11478,8 @@
         </w:rPr>
         <w:t>Tahapan Pengerjaan Penelitian</w:t>
       </w:r>
-      <w:bookmarkEnd w:id="45"/>
-      <w:bookmarkEnd w:id="46"/>
+      <w:bookmarkEnd w:id="37"/>
+      <w:bookmarkEnd w:id="38"/>
     </w:p>
     <w:p>
       <w:pPr>
@@ -12601,52 +11493,61 @@
           <w:lang w:val="id-ID"/>
         </w:rPr>
       </w:pPr>
-      <w:bookmarkStart w:id="47" w:name="_Toc216714690"/>
+      <w:bookmarkStart w:id="39" w:name="_Toc217027513"/>
+      <w:r>
+        <w:t>Analisi</w:t>
+      </w:r>
+      <w:r>
+        <w:t>s</w:t>
+      </w:r>
+      <w:r>
+        <w:t xml:space="preserve"> Kebutuhan</w:t>
+      </w:r>
+      <w:bookmarkEnd w:id="39"/>
+    </w:p>
+    <w:p>
+      <w:pPr>
+        <w:spacing w:line="360" w:lineRule="auto"/>
+      </w:pPr>
+      <w:r>
+        <w:tab/>
+      </w:r>
+      <w:r>
+        <w:t xml:space="preserve">Berdasarkan hasil analisis, implementasi penerapan Internet of Things (IoT) pada sektor </w:t>
+      </w:r>
+      <w:r>
+        <w:t>peternakan</w:t>
+      </w:r>
+      <w:r>
+        <w:t xml:space="preserve"> menunjukkan bahwa ada sejumlah kebutuhan yang perlu diperhatikan dalam proses perancangan sistem ini. Dalam konteks </w:t>
+      </w:r>
+      <w:r>
+        <w:t>peternakan</w:t>
+      </w:r>
+      <w:r>
+        <w:t xml:space="preserve"> berbasis IoT, keberhasilan implementasi sangat bergantung pada pemahaman mendalam terhadap </w:t>
+      </w:r>
       <w:r>
         <w:lastRenderedPageBreak/>
-        <w:t>Analisi</w:t>
-      </w:r>
-      <w:r>
-        <w:t>s</w:t>
-      </w:r>
-      <w:r>
-        <w:t xml:space="preserve"> Kebutuhan</w:t>
-      </w:r>
-      <w:bookmarkEnd w:id="47"/>
-    </w:p>
-    <w:p>
-      <w:pPr>
-        <w:spacing w:line="360" w:lineRule="auto"/>
-      </w:pPr>
-      <w:r>
-        <w:tab/>
-      </w:r>
-      <w:r>
-        <w:t xml:space="preserve">Berdasarkan hasil analisis, implementasi penerapan Internet of Things (IoT) pada sektor </w:t>
+        <w:t xml:space="preserve">dinamika lingkungan </w:t>
       </w:r>
       <w:r>
         <w:t>peternakan</w:t>
       </w:r>
       <w:r>
-        <w:t xml:space="preserve"> menunjukkan bahwa ada sejumlah kebutuhan yang perlu diperhatikan dalam proses perancangan sistem ini. Dalam konteks </w:t>
+        <w:t>,</w:t>
+      </w:r>
+      <w:r>
+        <w:t xml:space="preserve"> </w:t>
+      </w:r>
+      <w:r>
+        <w:t xml:space="preserve">Berikut adalah beberapa kebutuhan kunci yang perlu diperhatikan dalam merancang sistem IoT untuk </w:t>
       </w:r>
       <w:r>
         <w:t>peternakan</w:t>
       </w:r>
       <w:r>
-        <w:t xml:space="preserve"> berbasis IoT, keberhasilan implementasi sangat bergantung pada pemahaman mendalam terhadap dinamika lingkungan </w:t>
-      </w:r>
-      <w:r>
-        <w:t>peternakan</w:t>
-      </w:r>
-      <w:r>
-        <w:t>,</w:t>
-      </w:r>
-      <w:r>
-        <w:t xml:space="preserve"> </w:t>
-      </w:r>
-      <w:r>
-        <w:t xml:space="preserve">Berikut adalah beberapa kebutuhan kunci yang perlu diperhatikan dalam merancang sistem IoT untuk pertanian. </w:t>
+        <w:t xml:space="preserve">. </w:t>
       </w:r>
     </w:p>
     <w:p>
@@ -12662,21 +11563,30 @@
           <w:lang w:val="id-ID"/>
         </w:rPr>
       </w:pPr>
-      <w:bookmarkStart w:id="48" w:name="_Toc216714691"/>
+      <w:bookmarkStart w:id="40" w:name="_Toc217027514"/>
       <w:r>
         <w:rPr>
           <w:lang w:val="id-ID"/>
         </w:rPr>
         <w:t>Hardware</w:t>
       </w:r>
-      <w:bookmarkEnd w:id="48"/>
+      <w:bookmarkEnd w:id="40"/>
     </w:p>
     <w:p>
       <w:pPr>
         <w:spacing w:line="360" w:lineRule="auto"/>
       </w:pPr>
       <w:r>
-        <w:t>kebutuhan hardware atau perangkat keras yang digunakan dalam penerapan Internet of Things (IoT) pada sektor pertanian. Setiap perangkat memiliki fungsi spesifik untuk mendukung proses pengumpulan data</w:t>
+        <w:tab/>
+      </w:r>
+      <w:r>
+        <w:t xml:space="preserve">kebutuhan hardware atau perangkat keras yang digunakan dalam penerapan Internet of Things (IoT) pada sektor </w:t>
+      </w:r>
+      <w:r>
+        <w:t>peternakan</w:t>
+      </w:r>
+      <w:r>
+        <w:t>. Setiap perangkat memiliki fungsi spesifik untuk mendukung proses pengumpulan data</w:t>
       </w:r>
       <w:r>
         <w:t xml:space="preserve"> </w:t>
@@ -12700,7 +11610,7 @@
           <w:lang w:val="id-ID"/>
         </w:rPr>
       </w:pPr>
-      <w:bookmarkStart w:id="49" w:name="_Toc216192526"/>
+      <w:bookmarkStart w:id="41" w:name="_Toc217026278"/>
       <w:r>
         <w:rPr>
           <w:i w:val="0"/>
@@ -12790,7 +11700,7 @@
         </w:rPr>
         <w:t>hardware</w:t>
       </w:r>
-      <w:bookmarkEnd w:id="49"/>
+      <w:bookmarkEnd w:id="41"/>
     </w:p>
     <w:tbl>
       <w:tblPr>
@@ -12964,7 +11874,19 @@
               <w:rPr>
                 <w:szCs w:val="24"/>
               </w:rPr>
-              <w:t xml:space="preserve">Berfungsi sebagai otak sistem IoT yang mengolah data dari sensor, mengirimkan data ke </w:t>
+              <w:t xml:space="preserve">Berfungsi sebagai otak sistem IoT yang mengolah data dari </w:t>
+            </w:r>
+            <w:r>
+              <w:rPr>
+                <w:szCs w:val="24"/>
+              </w:rPr>
+              <w:t xml:space="preserve">berbagai </w:t>
+            </w:r>
+            <w:r>
+              <w:rPr>
+                <w:szCs w:val="24"/>
+              </w:rPr>
+              <w:t xml:space="preserve">sensor, mengirimkan data ke </w:t>
             </w:r>
             <w:r>
               <w:rPr>
@@ -12982,7 +11904,19 @@
               <w:rPr>
                 <w:szCs w:val="24"/>
               </w:rPr>
-              <w:t>, dan mengontrol modul lain. Memiliki konektivitas WiFi &amp; Bluetooth bawaan.</w:t>
+              <w:t xml:space="preserve">, dan mengontrol modul lain. Memiliki </w:t>
+            </w:r>
+            <w:r>
+              <w:rPr>
+                <w:szCs w:val="24"/>
+              </w:rPr>
+              <w:t xml:space="preserve">bawaan </w:t>
+            </w:r>
+            <w:r>
+              <w:rPr>
+                <w:szCs w:val="24"/>
+              </w:rPr>
+              <w:t>konektivitas WiFi &amp; Bluetooth.</w:t>
             </w:r>
           </w:p>
         </w:tc>
@@ -13063,14 +11997,7 @@
               <w:rPr>
                 <w:szCs w:val="24"/>
               </w:rPr>
-              <w:t xml:space="preserve"> dalam </w:t>
-            </w:r>
-            <w:r>
-              <w:rPr>
-                <w:szCs w:val="24"/>
-              </w:rPr>
-              <w:lastRenderedPageBreak/>
-              <w:t xml:space="preserve">sistem monitoring posisi atau tracking </w:t>
+              <w:t xml:space="preserve"> dalam sistem monitoring posisi atau tracking </w:t>
             </w:r>
             <w:r>
               <w:rPr>
@@ -13102,7 +12029,6 @@
                 <w:szCs w:val="24"/>
                 <w:lang w:val="id-ID"/>
               </w:rPr>
-              <w:lastRenderedPageBreak/>
               <w:t>3</w:t>
             </w:r>
           </w:p>
@@ -13243,6 +12169,7 @@
                 <w:szCs w:val="24"/>
                 <w:lang w:val="id-ID"/>
               </w:rPr>
+              <w:lastRenderedPageBreak/>
               <w:t>5</w:t>
             </w:r>
           </w:p>
@@ -13460,14 +12387,14 @@
           <w:lang w:val="id-ID"/>
         </w:rPr>
       </w:pPr>
-      <w:bookmarkStart w:id="50" w:name="_Toc216714692"/>
+      <w:bookmarkStart w:id="42" w:name="_Toc217027515"/>
       <w:r>
         <w:rPr>
           <w:lang w:val="id-ID"/>
         </w:rPr>
         <w:t>Software</w:t>
       </w:r>
-      <w:bookmarkEnd w:id="50"/>
+      <w:bookmarkEnd w:id="42"/>
     </w:p>
     <w:p>
       <w:pPr>
@@ -13529,11 +12456,7 @@
         <w:t xml:space="preserve"> </w:t>
       </w:r>
       <w:r>
-        <w:t xml:space="preserve">dimanfaatkan sebagai media komunikasi real-time antara sistem IoT dan pengguna, sehingga petani atau peternak dapat menerima informasi, peringatan, maupun mengirim perintah langsung melalui bot yang telah </w:t>
-      </w:r>
-      <w:r>
-        <w:lastRenderedPageBreak/>
-        <w:t>diintegrasikan. Kombinasi kedua perangkat lunak ini memungkinkan sistem IoT berfungsi secara interaktif, efektif, dan mudah dioperasikan.</w:t>
+        <w:t>dimanfaatkan sebagai media komunikasi real-time antara sistem IoT dan pengguna, sehingga peternak dapat menerima informasi, maupun mengirim perintah langsung melalui bot yang telah diintegrasikan. Kombinasi kedua perangkat lunak ini memungkinkan sistem IoT berfungsi secara interaktif, efektif, dan mudah dioperasikan.</w:t>
       </w:r>
     </w:p>
     <w:p>
@@ -13548,14 +12471,14 @@
           <w:lang w:val="id-ID"/>
         </w:rPr>
       </w:pPr>
-      <w:bookmarkStart w:id="51" w:name="_Toc216714693"/>
+      <w:bookmarkStart w:id="43" w:name="_Toc217027516"/>
       <w:r>
         <w:rPr>
           <w:lang w:val="id-ID"/>
         </w:rPr>
         <w:t>Perancangan Sistem</w:t>
       </w:r>
-      <w:bookmarkEnd w:id="51"/>
+      <w:bookmarkEnd w:id="43"/>
     </w:p>
     <w:p>
       <w:pPr>
@@ -13705,6 +12628,7 @@
         <w:t xml:space="preserve">, memungkinkan </w:t>
       </w:r>
       <w:r>
+        <w:lastRenderedPageBreak/>
         <w:t>peternak</w:t>
       </w:r>
       <w:r>
@@ -13769,14 +12693,14 @@
           <w:lang w:val="id-ID"/>
         </w:rPr>
       </w:pPr>
-      <w:bookmarkStart w:id="52" w:name="_Toc216714694"/>
+      <w:bookmarkStart w:id="44" w:name="_Toc217027517"/>
       <w:r>
         <w:rPr>
           <w:lang w:val="id-ID"/>
         </w:rPr>
         <w:t>Rancangan Umum Sistem</w:t>
       </w:r>
-      <w:bookmarkEnd w:id="52"/>
+      <w:bookmarkEnd w:id="44"/>
     </w:p>
     <w:p>
       <w:pPr>
@@ -13800,11 +12724,7 @@
         <w:t>peternakan</w:t>
       </w:r>
       <w:r>
-        <w:t xml:space="preserve">, menggunakan sejumlah perangkat keras yang terintegrasi. Mikrokontroler utama, ESP32, bertanggung jawab atas </w:t>
-      </w:r>
-      <w:r>
-        <w:lastRenderedPageBreak/>
-        <w:t xml:space="preserve">pengumpulan data dari berbagai sensor, termasuk sensor </w:t>
+        <w:t xml:space="preserve">, menggunakan sejumlah perangkat keras yang terintegrasi. Mikrokontroler utama, ESP32, bertanggung jawab atas pengumpulan data dari berbagai sensor, termasuk sensor </w:t>
       </w:r>
       <w:r>
         <w:t>posisi</w:t>
@@ -13866,16 +12786,6 @@
       <w:r>
         <w:t xml:space="preserve"> rancangan umum sistem ada pada gambar 3.2.</w:t>
       </w:r>
-    </w:p>
-    <w:p>
-      <w:pPr>
-        <w:pStyle w:val="ListParagraph"/>
-        <w:spacing w:line="360" w:lineRule="auto"/>
-        <w:ind w:left="0"/>
-        <w:rPr>
-          <w:noProof/>
-        </w:rPr>
-      </w:pPr>
     </w:p>
     <w:p>
       <w:pPr>
@@ -13889,9 +12799,9 @@
           <w:noProof/>
         </w:rPr>
         <w:drawing>
-          <wp:inline distT="0" distB="0" distL="0" distR="0" wp14:anchorId="41971A62" wp14:editId="7D79E414">
-            <wp:extent cx="4136065" cy="3356835"/>
-            <wp:effectExtent l="0" t="0" r="0" b="0"/>
+          <wp:inline distT="0" distB="0" distL="0" distR="0" wp14:anchorId="41971A62" wp14:editId="0669C7D0">
+            <wp:extent cx="2979970" cy="2602523"/>
+            <wp:effectExtent l="0" t="0" r="0" b="7620"/>
             <wp:docPr id="2043988524" name="Picture 1"/>
             <wp:cNvGraphicFramePr>
               <a:graphicFrameLocks xmlns:a="http://schemas.openxmlformats.org/drawingml/2006/main" noChangeAspect="1"/>
@@ -13905,7 +12815,7 @@
                   </pic:nvPicPr>
                   <pic:blipFill rotWithShape="1">
                     <a:blip r:embed="rId20"/>
-                    <a:srcRect l="31215" t="38761" r="33516" b="10353"/>
+                    <a:srcRect l="31215" t="38761" r="36009" b="10353"/>
                     <a:stretch>
                       <a:fillRect/>
                     </a:stretch>
@@ -13913,7 +12823,7 @@
                   <pic:spPr bwMode="auto">
                     <a:xfrm>
                       <a:off x="0" y="0"/>
-                      <a:ext cx="4172996" cy="3386808"/>
+                      <a:ext cx="3020394" cy="2637827"/>
                     </a:xfrm>
                     <a:prstGeom prst="rect">
                       <a:avLst/>
@@ -13946,8 +12856,8 @@
           <w:szCs w:val="24"/>
         </w:rPr>
       </w:pPr>
-      <w:bookmarkStart w:id="53" w:name="_Toc215385070"/>
-      <w:bookmarkStart w:id="54" w:name="_Toc216192580"/>
+      <w:bookmarkStart w:id="45" w:name="_Toc215385070"/>
+      <w:bookmarkStart w:id="46" w:name="_Toc217026314"/>
       <w:r>
         <w:rPr>
           <w:i w:val="0"/>
@@ -14069,8 +12979,8 @@
         </w:rPr>
         <w:t>istem</w:t>
       </w:r>
-      <w:bookmarkEnd w:id="53"/>
-      <w:bookmarkEnd w:id="54"/>
+      <w:bookmarkEnd w:id="45"/>
+      <w:bookmarkEnd w:id="46"/>
     </w:p>
     <w:p>
       <w:pPr>
@@ -14113,14 +13023,15 @@
           <w:lang w:val="id-ID"/>
         </w:rPr>
       </w:pPr>
-      <w:bookmarkStart w:id="55" w:name="_Toc216714695"/>
+      <w:bookmarkStart w:id="47" w:name="_Toc217027518"/>
       <w:r>
         <w:rPr>
           <w:lang w:val="id-ID"/>
         </w:rPr>
+        <w:lastRenderedPageBreak/>
         <w:t>Rancangan Alur Kerja Sistem</w:t>
       </w:r>
-      <w:bookmarkEnd w:id="55"/>
+      <w:bookmarkEnd w:id="47"/>
     </w:p>
     <w:p>
       <w:pPr>
@@ -14153,11 +13064,7 @@
         <w:t xml:space="preserve"> secara mudah dan praktis melalui aplikasi seluler. Setelah </w:t>
       </w:r>
       <w:r>
-        <w:t xml:space="preserve">ESP32 </w:t>
-      </w:r>
-      <w:r>
-        <w:lastRenderedPageBreak/>
-        <w:t xml:space="preserve">menerima data dari </w:t>
+        <w:t xml:space="preserve">ESP32 menerima data dari </w:t>
       </w:r>
       <w:r>
         <w:t>GPS Neo-6M dan ESP32-Cam</w:t>
@@ -14308,8 +13215,8 @@
           <w:szCs w:val="24"/>
         </w:rPr>
       </w:pPr>
-      <w:bookmarkStart w:id="56" w:name="_Toc215385071"/>
-      <w:bookmarkStart w:id="57" w:name="_Toc216192581"/>
+      <w:bookmarkStart w:id="48" w:name="_Toc215385071"/>
+      <w:bookmarkStart w:id="49" w:name="_Toc217026315"/>
       <w:r>
         <w:rPr>
           <w:i w:val="0"/>
@@ -14381,8 +13288,8 @@
         </w:rPr>
         <w:t xml:space="preserve"> Alur kerja sistem</w:t>
       </w:r>
-      <w:bookmarkEnd w:id="56"/>
-      <w:bookmarkEnd w:id="57"/>
+      <w:bookmarkEnd w:id="48"/>
+      <w:bookmarkEnd w:id="49"/>
     </w:p>
     <w:p>
       <w:pPr>
@@ -14438,7 +13345,7 @@
           <w:lang w:val="id-ID"/>
         </w:rPr>
       </w:pPr>
-      <w:bookmarkStart w:id="58" w:name="_Toc216714696"/>
+      <w:bookmarkStart w:id="50" w:name="_Toc217027519"/>
       <w:r>
         <w:rPr>
           <w:lang w:val="id-ID"/>
@@ -14446,7 +13353,7 @@
         <w:lastRenderedPageBreak/>
         <w:t>Rancangan Hardware</w:t>
       </w:r>
-      <w:bookmarkEnd w:id="58"/>
+      <w:bookmarkEnd w:id="50"/>
     </w:p>
     <w:p>
       <w:pPr>
@@ -14570,7 +13477,7 @@
           <w:szCs w:val="24"/>
         </w:rPr>
       </w:pPr>
-      <w:bookmarkStart w:id="59" w:name="_Toc216192582"/>
+      <w:bookmarkStart w:id="51" w:name="_Toc217026316"/>
       <w:r>
         <w:rPr>
           <w:i w:val="0"/>
@@ -14652,7 +13559,7 @@
         </w:rPr>
         <w:t>Rancangan Hardware</w:t>
       </w:r>
-      <w:bookmarkEnd w:id="59"/>
+      <w:bookmarkEnd w:id="51"/>
     </w:p>
     <w:p>
       <w:pPr>
@@ -14707,7 +13614,7 @@
           <w:lang w:val="id-ID"/>
         </w:rPr>
       </w:pPr>
-      <w:bookmarkStart w:id="60" w:name="_Toc216714697"/>
+      <w:bookmarkStart w:id="52" w:name="_Toc217027520"/>
       <w:r>
         <w:rPr>
           <w:lang w:val="id-ID"/>
@@ -14715,7 +13622,7 @@
         <w:lastRenderedPageBreak/>
         <w:t>Konfigurasi ESP32</w:t>
       </w:r>
-      <w:bookmarkEnd w:id="60"/>
+      <w:bookmarkEnd w:id="52"/>
     </w:p>
     <w:p>
       <w:pPr>
@@ -14828,7 +13735,7 @@
           <w:szCs w:val="24"/>
         </w:rPr>
       </w:pPr>
-      <w:bookmarkStart w:id="61" w:name="_Toc216192583"/>
+      <w:bookmarkStart w:id="53" w:name="_Toc217026317"/>
       <w:r>
         <w:rPr>
           <w:i w:val="0"/>
@@ -14900,7 +13807,7 @@
         </w:rPr>
         <w:t xml:space="preserve"> Konfigurasi ESP32</w:t>
       </w:r>
-      <w:bookmarkEnd w:id="61"/>
+      <w:bookmarkEnd w:id="53"/>
     </w:p>
     <w:p>
       <w:pPr>
@@ -14961,7 +13868,7 @@
           <w:lang w:val="id-ID"/>
         </w:rPr>
       </w:pPr>
-      <w:bookmarkStart w:id="62" w:name="_Toc216714698"/>
+      <w:bookmarkStart w:id="54" w:name="_Toc217027521"/>
       <w:r>
         <w:rPr>
           <w:lang w:val="id-ID"/>
@@ -14999,7 +13906,7 @@
         </w:rPr>
         <w:t>M</w:t>
       </w:r>
-      <w:bookmarkEnd w:id="62"/>
+      <w:bookmarkEnd w:id="54"/>
     </w:p>
     <w:p>
       <w:pPr>
@@ -15136,7 +14043,7 @@
           <w:szCs w:val="24"/>
         </w:rPr>
       </w:pPr>
-      <w:bookmarkStart w:id="63" w:name="_Toc216192584"/>
+      <w:bookmarkStart w:id="55" w:name="_Toc217026318"/>
       <w:r>
         <w:rPr>
           <w:i w:val="0"/>
@@ -15218,7 +14125,7 @@
         </w:rPr>
         <w:t>-6M</w:t>
       </w:r>
-      <w:bookmarkEnd w:id="63"/>
+      <w:bookmarkEnd w:id="55"/>
     </w:p>
     <w:p>
       <w:pPr>
@@ -15273,7 +14180,7 @@
           <w:lang w:val="id-ID"/>
         </w:rPr>
       </w:pPr>
-      <w:bookmarkStart w:id="64" w:name="_Toc216714699"/>
+      <w:bookmarkStart w:id="56" w:name="_Toc217027522"/>
       <w:r>
         <w:rPr>
           <w:lang w:val="id-ID"/>
@@ -15281,7 +14188,7 @@
         <w:lastRenderedPageBreak/>
         <w:t>Konfigurasi ESP32-CAM</w:t>
       </w:r>
-      <w:bookmarkEnd w:id="64"/>
+      <w:bookmarkEnd w:id="56"/>
     </w:p>
     <w:p>
       <w:pPr>
@@ -15411,7 +14318,7 @@
           <w:szCs w:val="24"/>
         </w:rPr>
       </w:pPr>
-      <w:bookmarkStart w:id="65" w:name="_Toc216192585"/>
+      <w:bookmarkStart w:id="57" w:name="_Toc217026319"/>
       <w:r>
         <w:rPr>
           <w:i w:val="0"/>
@@ -15493,7 +14400,7 @@
         </w:rPr>
         <w:t>-Cam</w:t>
       </w:r>
-      <w:bookmarkEnd w:id="65"/>
+      <w:bookmarkEnd w:id="57"/>
     </w:p>
     <w:p>
       <w:pPr>
@@ -15547,7 +14454,7 @@
           <w:lang w:val="id-ID"/>
         </w:rPr>
       </w:pPr>
-      <w:bookmarkStart w:id="66" w:name="_Toc216714700"/>
+      <w:bookmarkStart w:id="58" w:name="_Toc217027523"/>
       <w:r>
         <w:rPr>
           <w:lang w:val="id-ID"/>
@@ -15555,7 +14462,7 @@
         <w:lastRenderedPageBreak/>
         <w:t>Perancangan Pengujian Sistem</w:t>
       </w:r>
-      <w:bookmarkEnd w:id="66"/>
+      <w:bookmarkEnd w:id="58"/>
     </w:p>
     <w:p>
       <w:pPr>
@@ -15696,8 +14603,8 @@
           <w:szCs w:val="24"/>
         </w:rPr>
       </w:pPr>
-      <w:bookmarkStart w:id="67" w:name="_Toc215385251"/>
-      <w:bookmarkStart w:id="68" w:name="_Toc216192527"/>
+      <w:bookmarkStart w:id="59" w:name="_Toc215385251"/>
+      <w:bookmarkStart w:id="60" w:name="_Toc217026279"/>
       <w:r>
         <w:rPr>
           <w:i w:val="0"/>
@@ -15769,8 +14676,8 @@
         </w:rPr>
         <w:t xml:space="preserve"> Perancangan pengujian sistem</w:t>
       </w:r>
-      <w:bookmarkEnd w:id="67"/>
-      <w:bookmarkEnd w:id="68"/>
+      <w:bookmarkEnd w:id="59"/>
+      <w:bookmarkEnd w:id="60"/>
     </w:p>
     <w:tbl>
       <w:tblPr>
@@ -16125,7 +15032,7 @@
           <w:lang w:val="id-ID"/>
         </w:rPr>
       </w:pPr>
-      <w:bookmarkStart w:id="69" w:name="_Toc216714701"/>
+      <w:bookmarkStart w:id="61" w:name="_Toc217027524"/>
       <w:r>
         <w:rPr>
           <w:lang w:val="id-ID"/>
@@ -16133,7 +15040,7 @@
         <w:lastRenderedPageBreak/>
         <w:t>Daftar Pustaka</w:t>
       </w:r>
-      <w:bookmarkEnd w:id="69"/>
+      <w:bookmarkEnd w:id="61"/>
     </w:p>
     <w:p>
       <w:pPr>
@@ -16395,7 +15302,6 @@
         <w:pStyle w:val="Bibliography"/>
       </w:pPr>
       <w:r>
-        <w:lastRenderedPageBreak/>
         <w:t>[13]</w:t>
       </w:r>
       <w:r>
@@ -16444,7 +15350,11 @@
       </w:r>
       <w:r>
         <w:tab/>
-        <w:t xml:space="preserve">M. Z. Mukti, R. Nandika, and E. Susanti, “PERANCANGAN SECURITY SISTEM SMART HOME BERBASIS IOT MENGGUNAKAN ESP32 CAM DAN SENSOR PIR (PASSIVE INFRARED SENSOR) MELALUI APLIKASI BLYNK,” </w:t>
+        <w:t xml:space="preserve">M. Z. Mukti, R. Nandika, and E. Susanti, “PERANCANGAN SECURITY SISTEM SMART HOME BERBASIS IOT MENGGUNAKAN ESP32 CAM DAN </w:t>
+      </w:r>
+      <w:r>
+        <w:lastRenderedPageBreak/>
+        <w:t xml:space="preserve">SENSOR PIR (PASSIVE INFRARED SENSOR) MELALUI APLIKASI BLYNK,” </w:t>
       </w:r>
       <w:r>
         <w:rPr>
@@ -16570,7 +15480,7 @@
     </w:p>
     <w:sectPr>
       <w:pgSz w:w="11906" w:h="16838" w:code="9"/>
-      <w:pgMar w:top="2275" w:right="2275" w:bottom="2275" w:left="2275" w:header="720" w:footer="720" w:gutter="0"/>
+      <w:pgMar w:top="1701" w:right="1418" w:bottom="1418" w:left="1985" w:header="720" w:footer="720" w:gutter="0"/>
       <w:pgNumType w:start="1"/>
       <w:cols w:space="720"/>
       <w:docGrid w:linePitch="360"/>

--- a/Proposal Rizki Fikriansyah/Proposal Rizki Fikriansyah.docx
+++ b/Proposal Rizki Fikriansyah/Proposal Rizki Fikriansyah.docx
@@ -10,8 +10,8 @@
           <w:lang w:val="id-ID"/>
         </w:rPr>
       </w:pPr>
-      <w:bookmarkStart w:id="0" w:name="_Toc217027492"/>
-      <w:bookmarkStart w:id="1" w:name="_Hlk186977140"/>
+      <w:bookmarkStart w:id="0" w:name="_Hlk186977140"/>
+      <w:bookmarkStart w:id="1" w:name="_Toc219132873"/>
       <w:r>
         <w:rPr>
           <w:rFonts w:eastAsia="Times New Roman"/>
@@ -26,7 +26,7 @@
         </w:rPr>
         <w:t xml:space="preserve"> SKRIPSI</w:t>
       </w:r>
-      <w:bookmarkEnd w:id="0"/>
+      <w:bookmarkEnd w:id="1"/>
     </w:p>
     <w:p>
       <w:pPr>
@@ -676,7 +676,7 @@
         </w:rPr>
         <w:t>202</w:t>
       </w:r>
-      <w:bookmarkEnd w:id="1"/>
+      <w:bookmarkEnd w:id="0"/>
       <w:r>
         <w:rPr>
           <w:b/>
@@ -684,7 +684,7 @@
           <w:color w:val="000000" w:themeColor="text1"/>
           <w:szCs w:val="24"/>
         </w:rPr>
-        <w:t>5</w:t>
+        <w:t>6</w:t>
       </w:r>
     </w:p>
     <w:p>
@@ -715,8 +715,8 @@
       <w:bookmarkStart w:id="2" w:name="_Toc215493975"/>
       <w:bookmarkStart w:id="3" w:name="_Toc216709543"/>
       <w:bookmarkStart w:id="4" w:name="_Toc216709885"/>
-      <w:bookmarkStart w:id="5" w:name="_Toc217027493"/>
-      <w:bookmarkStart w:id="6" w:name="_Hlk213774122"/>
+      <w:bookmarkStart w:id="5" w:name="_Hlk213774122"/>
+      <w:bookmarkStart w:id="6" w:name="_Toc219132874"/>
       <w:r>
         <w:rPr>
           <w:rFonts w:eastAsia="Times New Roman"/>
@@ -727,7 +727,7 @@
       <w:bookmarkEnd w:id="2"/>
       <w:bookmarkEnd w:id="3"/>
       <w:bookmarkEnd w:id="4"/>
-      <w:bookmarkEnd w:id="5"/>
+      <w:bookmarkEnd w:id="6"/>
       <w:r>
         <w:rPr>
           <w:rFonts w:eastAsia="Times New Roman"/>
@@ -1239,7 +1239,7 @@
           </w:p>
         </w:tc>
       </w:tr>
-      <w:bookmarkEnd w:id="6"/>
+      <w:bookmarkEnd w:id="5"/>
       <w:bookmarkEnd w:id="7"/>
     </w:tbl>
     <w:p>
@@ -1263,7 +1263,7 @@
           <w:lang w:val="id-ID"/>
         </w:rPr>
       </w:pPr>
-      <w:bookmarkStart w:id="8" w:name="_Toc217027494"/>
+      <w:bookmarkStart w:id="8" w:name="_Toc219132875"/>
       <w:r>
         <w:rPr>
           <w:lang w:val="id-ID"/>
@@ -2126,7 +2126,7 @@
         </w:rPr>
         <w:br w:type="page"/>
       </w:r>
-      <w:bookmarkStart w:id="9" w:name="_Toc217027495"/>
+      <w:bookmarkStart w:id="9" w:name="_Toc219132876"/>
       <w:r>
         <w:rPr>
           <w:lang w:val="id-ID"/>
@@ -2189,7 +2189,7 @@
           <w:r>
             <w:fldChar w:fldCharType="separate"/>
           </w:r>
-          <w:hyperlink w:anchor="_Toc217027492" w:history="1">
+          <w:hyperlink w:anchor="_Toc219132873" w:history="1">
             <w:r>
               <w:rPr>
                 <w:rStyle w:val="Hyperlink"/>
@@ -2218,7 +2218,7 @@
                 <w:noProof/>
                 <w:webHidden/>
               </w:rPr>
-              <w:instrText xml:space="preserve"> PAGEREF _Toc217027492 \h </w:instrText>
+              <w:instrText xml:space="preserve"> PAGEREF _Toc219132873 \h </w:instrText>
             </w:r>
             <w:r>
               <w:rPr>
@@ -2264,7 +2264,7 @@
               <w14:ligatures w14:val="standardContextual"/>
             </w:rPr>
           </w:pPr>
-          <w:hyperlink w:anchor="_Toc217027493" w:history="1">
+          <w:hyperlink w:anchor="_Toc219132874" w:history="1">
             <w:r>
               <w:rPr>
                 <w:rStyle w:val="Hyperlink"/>
@@ -2292,7 +2292,7 @@
                 <w:noProof/>
                 <w:webHidden/>
               </w:rPr>
-              <w:instrText xml:space="preserve"> PAGEREF _Toc217027493 \h </w:instrText>
+              <w:instrText xml:space="preserve"> PAGEREF _Toc219132874 \h </w:instrText>
             </w:r>
             <w:r>
               <w:rPr>
@@ -2338,7 +2338,7 @@
               <w14:ligatures w14:val="standardContextual"/>
             </w:rPr>
           </w:pPr>
-          <w:hyperlink w:anchor="_Toc217027494" w:history="1">
+          <w:hyperlink w:anchor="_Toc219132875" w:history="1">
             <w:r>
               <w:rPr>
                 <w:rStyle w:val="Hyperlink"/>
@@ -2366,7 +2366,7 @@
                 <w:noProof/>
                 <w:webHidden/>
               </w:rPr>
-              <w:instrText xml:space="preserve"> PAGEREF _Toc217027494 \h </w:instrText>
+              <w:instrText xml:space="preserve"> PAGEREF _Toc219132875 \h </w:instrText>
             </w:r>
             <w:r>
               <w:rPr>
@@ -2412,7 +2412,7 @@
               <w14:ligatures w14:val="standardContextual"/>
             </w:rPr>
           </w:pPr>
-          <w:hyperlink w:anchor="_Toc217027495" w:history="1">
+          <w:hyperlink w:anchor="_Toc219132876" w:history="1">
             <w:r>
               <w:rPr>
                 <w:rStyle w:val="Hyperlink"/>
@@ -2440,7 +2440,7 @@
                 <w:noProof/>
                 <w:webHidden/>
               </w:rPr>
-              <w:instrText xml:space="preserve"> PAGEREF _Toc217027495 \h </w:instrText>
+              <w:instrText xml:space="preserve"> PAGEREF _Toc219132876 \h </w:instrText>
             </w:r>
             <w:r>
               <w:rPr>
@@ -2486,7 +2486,7 @@
               <w14:ligatures w14:val="standardContextual"/>
             </w:rPr>
           </w:pPr>
-          <w:hyperlink w:anchor="_Toc217027496" w:history="1">
+          <w:hyperlink w:anchor="_Toc219132877" w:history="1">
             <w:r>
               <w:rPr>
                 <w:rStyle w:val="Hyperlink"/>
@@ -2514,7 +2514,7 @@
                 <w:noProof/>
                 <w:webHidden/>
               </w:rPr>
-              <w:instrText xml:space="preserve"> PAGEREF _Toc217027496 \h </w:instrText>
+              <w:instrText xml:space="preserve"> PAGEREF _Toc219132877 \h </w:instrText>
             </w:r>
             <w:r>
               <w:rPr>
@@ -2560,7 +2560,7 @@
               <w14:ligatures w14:val="standardContextual"/>
             </w:rPr>
           </w:pPr>
-          <w:hyperlink w:anchor="_Toc217027497" w:history="1">
+          <w:hyperlink w:anchor="_Toc219132878" w:history="1">
             <w:r>
               <w:rPr>
                 <w:rStyle w:val="Hyperlink"/>
@@ -2588,7 +2588,7 @@
                 <w:noProof/>
                 <w:webHidden/>
               </w:rPr>
-              <w:instrText xml:space="preserve"> PAGEREF _Toc217027497 \h </w:instrText>
+              <w:instrText xml:space="preserve"> PAGEREF _Toc219132878 \h </w:instrText>
             </w:r>
             <w:r>
               <w:rPr>
@@ -2634,7 +2634,7 @@
               <w14:ligatures w14:val="standardContextual"/>
             </w:rPr>
           </w:pPr>
-          <w:hyperlink w:anchor="_Toc217027498" w:history="1">
+          <w:hyperlink w:anchor="_Toc219132879" w:history="1">
             <w:r>
               <w:rPr>
                 <w:rStyle w:val="Hyperlink"/>
@@ -2661,7 +2661,7 @@
                 <w:noProof/>
                 <w:webHidden/>
               </w:rPr>
-              <w:instrText xml:space="preserve"> PAGEREF _Toc217027498 \h </w:instrText>
+              <w:instrText xml:space="preserve"> PAGEREF _Toc219132879 \h </w:instrText>
             </w:r>
             <w:r>
               <w:rPr>
@@ -2708,7 +2708,7 @@
               <w14:ligatures w14:val="standardContextual"/>
             </w:rPr>
           </w:pPr>
-          <w:hyperlink w:anchor="_Toc217027499" w:history="1">
+          <w:hyperlink w:anchor="_Toc219132880" w:history="1">
             <w:r>
               <w:rPr>
                 <w:rStyle w:val="Hyperlink"/>
@@ -2755,7 +2755,7 @@
                 <w:noProof/>
                 <w:webHidden/>
               </w:rPr>
-              <w:instrText xml:space="preserve"> PAGEREF _Toc217027499 \h </w:instrText>
+              <w:instrText xml:space="preserve"> PAGEREF _Toc219132880 \h </w:instrText>
             </w:r>
             <w:r>
               <w:rPr>
@@ -2802,7 +2802,7 @@
               <w14:ligatures w14:val="standardContextual"/>
             </w:rPr>
           </w:pPr>
-          <w:hyperlink w:anchor="_Toc217027500" w:history="1">
+          <w:hyperlink w:anchor="_Toc219132881" w:history="1">
             <w:r>
               <w:rPr>
                 <w:rStyle w:val="Hyperlink"/>
@@ -2849,7 +2849,7 @@
                 <w:noProof/>
                 <w:webHidden/>
               </w:rPr>
-              <w:instrText xml:space="preserve"> PAGEREF _Toc217027500 \h </w:instrText>
+              <w:instrText xml:space="preserve"> PAGEREF _Toc219132881 \h </w:instrText>
             </w:r>
             <w:r>
               <w:rPr>
@@ -2896,7 +2896,7 @@
               <w14:ligatures w14:val="standardContextual"/>
             </w:rPr>
           </w:pPr>
-          <w:hyperlink w:anchor="_Toc217027501" w:history="1">
+          <w:hyperlink w:anchor="_Toc219132882" w:history="1">
             <w:r>
               <w:rPr>
                 <w:rStyle w:val="Hyperlink"/>
@@ -2943,7 +2943,7 @@
                 <w:noProof/>
                 <w:webHidden/>
               </w:rPr>
-              <w:instrText xml:space="preserve"> PAGEREF _Toc217027501 \h </w:instrText>
+              <w:instrText xml:space="preserve"> PAGEREF _Toc219132882 \h </w:instrText>
             </w:r>
             <w:r>
               <w:rPr>
@@ -2990,7 +2990,7 @@
               <w14:ligatures w14:val="standardContextual"/>
             </w:rPr>
           </w:pPr>
-          <w:hyperlink w:anchor="_Toc217027502" w:history="1">
+          <w:hyperlink w:anchor="_Toc219132883" w:history="1">
             <w:r>
               <w:rPr>
                 <w:rStyle w:val="Hyperlink"/>
@@ -3037,7 +3037,7 @@
                 <w:noProof/>
                 <w:webHidden/>
               </w:rPr>
-              <w:instrText xml:space="preserve"> PAGEREF _Toc217027502 \h </w:instrText>
+              <w:instrText xml:space="preserve"> PAGEREF _Toc219132883 \h </w:instrText>
             </w:r>
             <w:r>
               <w:rPr>
@@ -3084,7 +3084,7 @@
               <w14:ligatures w14:val="standardContextual"/>
             </w:rPr>
           </w:pPr>
-          <w:hyperlink w:anchor="_Toc217027503" w:history="1">
+          <w:hyperlink w:anchor="_Toc219132884" w:history="1">
             <w:r>
               <w:rPr>
                 <w:rStyle w:val="Hyperlink"/>
@@ -3131,7 +3131,7 @@
                 <w:noProof/>
                 <w:webHidden/>
               </w:rPr>
-              <w:instrText xml:space="preserve"> PAGEREF _Toc217027503 \h </w:instrText>
+              <w:instrText xml:space="preserve"> PAGEREF _Toc219132884 \h </w:instrText>
             </w:r>
             <w:r>
               <w:rPr>
@@ -3177,7 +3177,7 @@
               <w14:ligatures w14:val="standardContextual"/>
             </w:rPr>
           </w:pPr>
-          <w:hyperlink w:anchor="_Toc217027504" w:history="1">
+          <w:hyperlink w:anchor="_Toc219132885" w:history="1">
             <w:r>
               <w:rPr>
                 <w:rStyle w:val="Hyperlink"/>
@@ -3205,7 +3205,7 @@
                 <w:noProof/>
                 <w:webHidden/>
               </w:rPr>
-              <w:instrText xml:space="preserve"> PAGEREF _Toc217027504 \h </w:instrText>
+              <w:instrText xml:space="preserve"> PAGEREF _Toc219132885 \h </w:instrText>
             </w:r>
             <w:r>
               <w:rPr>
@@ -3252,7 +3252,7 @@
               <w14:ligatures w14:val="standardContextual"/>
             </w:rPr>
           </w:pPr>
-          <w:hyperlink w:anchor="_Toc217027505" w:history="1">
+          <w:hyperlink w:anchor="_Toc219132886" w:history="1">
             <w:r>
               <w:rPr>
                 <w:rStyle w:val="Hyperlink"/>
@@ -3299,7 +3299,7 @@
                 <w:noProof/>
                 <w:webHidden/>
               </w:rPr>
-              <w:instrText xml:space="preserve"> PAGEREF _Toc217027505 \h </w:instrText>
+              <w:instrText xml:space="preserve"> PAGEREF _Toc219132886 \h </w:instrText>
             </w:r>
             <w:r>
               <w:rPr>
@@ -3346,7 +3346,7 @@
               <w14:ligatures w14:val="standardContextual"/>
             </w:rPr>
           </w:pPr>
-          <w:hyperlink w:anchor="_Toc217027506" w:history="1">
+          <w:hyperlink w:anchor="_Toc219132887" w:history="1">
             <w:r>
               <w:rPr>
                 <w:rStyle w:val="Hyperlink"/>
@@ -3393,7 +3393,7 @@
                 <w:noProof/>
                 <w:webHidden/>
               </w:rPr>
-              <w:instrText xml:space="preserve"> PAGEREF _Toc217027506 \h </w:instrText>
+              <w:instrText xml:space="preserve"> PAGEREF _Toc219132887 \h </w:instrText>
             </w:r>
             <w:r>
               <w:rPr>
@@ -3440,7 +3440,7 @@
               <w14:ligatures w14:val="standardContextual"/>
             </w:rPr>
           </w:pPr>
-          <w:hyperlink w:anchor="_Toc217027507" w:history="1">
+          <w:hyperlink w:anchor="_Toc219132888" w:history="1">
             <w:r>
               <w:rPr>
                 <w:rStyle w:val="Hyperlink"/>
@@ -3487,7 +3487,7 @@
                 <w:noProof/>
                 <w:webHidden/>
               </w:rPr>
-              <w:instrText xml:space="preserve"> PAGEREF _Toc217027507 \h </w:instrText>
+              <w:instrText xml:space="preserve"> PAGEREF _Toc219132888 \h </w:instrText>
             </w:r>
             <w:r>
               <w:rPr>
@@ -3534,7 +3534,7 @@
               <w14:ligatures w14:val="standardContextual"/>
             </w:rPr>
           </w:pPr>
-          <w:hyperlink w:anchor="_Toc217027508" w:history="1">
+          <w:hyperlink w:anchor="_Toc219132889" w:history="1">
             <w:r>
               <w:rPr>
                 <w:rStyle w:val="Hyperlink"/>
@@ -3579,7 +3579,7 @@
                 <w:noProof/>
                 <w:webHidden/>
               </w:rPr>
-              <w:instrText xml:space="preserve"> PAGEREF _Toc217027508 \h </w:instrText>
+              <w:instrText xml:space="preserve"> PAGEREF _Toc219132889 \h </w:instrText>
             </w:r>
             <w:r>
               <w:rPr>
@@ -3626,7 +3626,7 @@
               <w14:ligatures w14:val="standardContextual"/>
             </w:rPr>
           </w:pPr>
-          <w:hyperlink w:anchor="_Toc217027509" w:history="1">
+          <w:hyperlink w:anchor="_Toc219132890" w:history="1">
             <w:r>
               <w:rPr>
                 <w:rStyle w:val="Hyperlink"/>
@@ -3671,7 +3671,7 @@
                 <w:noProof/>
                 <w:webHidden/>
               </w:rPr>
-              <w:instrText xml:space="preserve"> PAGEREF _Toc217027509 \h </w:instrText>
+              <w:instrText xml:space="preserve"> PAGEREF _Toc219132890 \h </w:instrText>
             </w:r>
             <w:r>
               <w:rPr>
@@ -3718,7 +3718,7 @@
               <w14:ligatures w14:val="standardContextual"/>
             </w:rPr>
           </w:pPr>
-          <w:hyperlink w:anchor="_Toc217027510" w:history="1">
+          <w:hyperlink w:anchor="_Toc219132891" w:history="1">
             <w:r>
               <w:rPr>
                 <w:rStyle w:val="Hyperlink"/>
@@ -3763,7 +3763,7 @@
                 <w:noProof/>
                 <w:webHidden/>
               </w:rPr>
-              <w:instrText xml:space="preserve"> PAGEREF _Toc217027510 \h </w:instrText>
+              <w:instrText xml:space="preserve"> PAGEREF _Toc219132891 \h </w:instrText>
             </w:r>
             <w:r>
               <w:rPr>
@@ -3810,7 +3810,7 @@
               <w14:ligatures w14:val="standardContextual"/>
             </w:rPr>
           </w:pPr>
-          <w:hyperlink w:anchor="_Toc217027511" w:history="1">
+          <w:hyperlink w:anchor="_Toc219132892" w:history="1">
             <w:r>
               <w:rPr>
                 <w:rStyle w:val="Hyperlink"/>
@@ -3855,7 +3855,7 @@
                 <w:noProof/>
                 <w:webHidden/>
               </w:rPr>
-              <w:instrText xml:space="preserve"> PAGEREF _Toc217027511 \h </w:instrText>
+              <w:instrText xml:space="preserve"> PAGEREF _Toc219132892 \h </w:instrText>
             </w:r>
             <w:r>
               <w:rPr>
@@ -3901,7 +3901,7 @@
               <w14:ligatures w14:val="standardContextual"/>
             </w:rPr>
           </w:pPr>
-          <w:hyperlink w:anchor="_Toc217027512" w:history="1">
+          <w:hyperlink w:anchor="_Toc219132893" w:history="1">
             <w:r>
               <w:rPr>
                 <w:rStyle w:val="Hyperlink"/>
@@ -3929,7 +3929,7 @@
                 <w:noProof/>
                 <w:webHidden/>
               </w:rPr>
-              <w:instrText xml:space="preserve"> PAGEREF _Toc217027512 \h </w:instrText>
+              <w:instrText xml:space="preserve"> PAGEREF _Toc219132893 \h </w:instrText>
             </w:r>
             <w:r>
               <w:rPr>
@@ -3976,7 +3976,7 @@
               <w14:ligatures w14:val="standardContextual"/>
             </w:rPr>
           </w:pPr>
-          <w:hyperlink w:anchor="_Toc217027513" w:history="1">
+          <w:hyperlink w:anchor="_Toc219132894" w:history="1">
             <w:r>
               <w:rPr>
                 <w:rStyle w:val="Hyperlink"/>
@@ -4022,7 +4022,7 @@
                 <w:noProof/>
                 <w:webHidden/>
               </w:rPr>
-              <w:instrText xml:space="preserve"> PAGEREF _Toc217027513 \h </w:instrText>
+              <w:instrText xml:space="preserve"> PAGEREF _Toc219132894 \h </w:instrText>
             </w:r>
             <w:r>
               <w:rPr>
@@ -4069,7 +4069,7 @@
               <w14:ligatures w14:val="standardContextual"/>
             </w:rPr>
           </w:pPr>
-          <w:hyperlink w:anchor="_Toc217027514" w:history="1">
+          <w:hyperlink w:anchor="_Toc219132895" w:history="1">
             <w:r>
               <w:rPr>
                 <w:rStyle w:val="Hyperlink"/>
@@ -4116,7 +4116,7 @@
                 <w:noProof/>
                 <w:webHidden/>
               </w:rPr>
-              <w:instrText xml:space="preserve"> PAGEREF _Toc217027514 \h </w:instrText>
+              <w:instrText xml:space="preserve"> PAGEREF _Toc219132895 \h </w:instrText>
             </w:r>
             <w:r>
               <w:rPr>
@@ -4163,7 +4163,7 @@
               <w14:ligatures w14:val="standardContextual"/>
             </w:rPr>
           </w:pPr>
-          <w:hyperlink w:anchor="_Toc217027515" w:history="1">
+          <w:hyperlink w:anchor="_Toc219132896" w:history="1">
             <w:r>
               <w:rPr>
                 <w:rStyle w:val="Hyperlink"/>
@@ -4210,7 +4210,7 @@
                 <w:noProof/>
                 <w:webHidden/>
               </w:rPr>
-              <w:instrText xml:space="preserve"> PAGEREF _Toc217027515 \h </w:instrText>
+              <w:instrText xml:space="preserve"> PAGEREF _Toc219132896 \h </w:instrText>
             </w:r>
             <w:r>
               <w:rPr>
@@ -4257,7 +4257,7 @@
               <w14:ligatures w14:val="standardContextual"/>
             </w:rPr>
           </w:pPr>
-          <w:hyperlink w:anchor="_Toc217027516" w:history="1">
+          <w:hyperlink w:anchor="_Toc219132897" w:history="1">
             <w:r>
               <w:rPr>
                 <w:rStyle w:val="Hyperlink"/>
@@ -4304,7 +4304,7 @@
                 <w:noProof/>
                 <w:webHidden/>
               </w:rPr>
-              <w:instrText xml:space="preserve"> PAGEREF _Toc217027516 \h </w:instrText>
+              <w:instrText xml:space="preserve"> PAGEREF _Toc219132897 \h </w:instrText>
             </w:r>
             <w:r>
               <w:rPr>
@@ -4324,7 +4324,7 @@
                 <w:noProof/>
                 <w:webHidden/>
               </w:rPr>
-              <w:t>15</w:t>
+              <w:t>16</w:t>
             </w:r>
             <w:r>
               <w:rPr>
@@ -4351,7 +4351,7 @@
               <w14:ligatures w14:val="standardContextual"/>
             </w:rPr>
           </w:pPr>
-          <w:hyperlink w:anchor="_Toc217027517" w:history="1">
+          <w:hyperlink w:anchor="_Toc219132898" w:history="1">
             <w:r>
               <w:rPr>
                 <w:rStyle w:val="Hyperlink"/>
@@ -4398,7 +4398,7 @@
                 <w:noProof/>
                 <w:webHidden/>
               </w:rPr>
-              <w:instrText xml:space="preserve"> PAGEREF _Toc217027517 \h </w:instrText>
+              <w:instrText xml:space="preserve"> PAGEREF _Toc219132898 \h </w:instrText>
             </w:r>
             <w:r>
               <w:rPr>
@@ -4445,7 +4445,7 @@
               <w14:ligatures w14:val="standardContextual"/>
             </w:rPr>
           </w:pPr>
-          <w:hyperlink w:anchor="_Toc217027518" w:history="1">
+          <w:hyperlink w:anchor="_Toc219132899" w:history="1">
             <w:r>
               <w:rPr>
                 <w:rStyle w:val="Hyperlink"/>
@@ -4492,7 +4492,7 @@
                 <w:noProof/>
                 <w:webHidden/>
               </w:rPr>
-              <w:instrText xml:space="preserve"> PAGEREF _Toc217027518 \h </w:instrText>
+              <w:instrText xml:space="preserve"> PAGEREF _Toc219132899 \h </w:instrText>
             </w:r>
             <w:r>
               <w:rPr>
@@ -4539,7 +4539,7 @@
               <w14:ligatures w14:val="standardContextual"/>
             </w:rPr>
           </w:pPr>
-          <w:hyperlink w:anchor="_Toc217027519" w:history="1">
+          <w:hyperlink w:anchor="_Toc219132900" w:history="1">
             <w:r>
               <w:rPr>
                 <w:rStyle w:val="Hyperlink"/>
@@ -4586,7 +4586,7 @@
                 <w:noProof/>
                 <w:webHidden/>
               </w:rPr>
-              <w:instrText xml:space="preserve"> PAGEREF _Toc217027519 \h </w:instrText>
+              <w:instrText xml:space="preserve"> PAGEREF _Toc219132900 \h </w:instrText>
             </w:r>
             <w:r>
               <w:rPr>
@@ -4633,7 +4633,7 @@
               <w14:ligatures w14:val="standardContextual"/>
             </w:rPr>
           </w:pPr>
-          <w:hyperlink w:anchor="_Toc217027520" w:history="1">
+          <w:hyperlink w:anchor="_Toc219132901" w:history="1">
             <w:r>
               <w:rPr>
                 <w:rStyle w:val="Hyperlink"/>
@@ -4680,7 +4680,7 @@
                 <w:noProof/>
                 <w:webHidden/>
               </w:rPr>
-              <w:instrText xml:space="preserve"> PAGEREF _Toc217027520 \h </w:instrText>
+              <w:instrText xml:space="preserve"> PAGEREF _Toc219132901 \h </w:instrText>
             </w:r>
             <w:r>
               <w:rPr>
@@ -4727,7 +4727,7 @@
               <w14:ligatures w14:val="standardContextual"/>
             </w:rPr>
           </w:pPr>
-          <w:hyperlink w:anchor="_Toc217027521" w:history="1">
+          <w:hyperlink w:anchor="_Toc219132902" w:history="1">
             <w:r>
               <w:rPr>
                 <w:rStyle w:val="Hyperlink"/>
@@ -4774,7 +4774,7 @@
                 <w:noProof/>
                 <w:webHidden/>
               </w:rPr>
-              <w:instrText xml:space="preserve"> PAGEREF _Toc217027521 \h </w:instrText>
+              <w:instrText xml:space="preserve"> PAGEREF _Toc219132902 \h </w:instrText>
             </w:r>
             <w:r>
               <w:rPr>
@@ -4821,7 +4821,7 @@
               <w14:ligatures w14:val="standardContextual"/>
             </w:rPr>
           </w:pPr>
-          <w:hyperlink w:anchor="_Toc217027522" w:history="1">
+          <w:hyperlink w:anchor="_Toc219132903" w:history="1">
             <w:r>
               <w:rPr>
                 <w:rStyle w:val="Hyperlink"/>
@@ -4868,7 +4868,7 @@
                 <w:noProof/>
                 <w:webHidden/>
               </w:rPr>
-              <w:instrText xml:space="preserve"> PAGEREF _Toc217027522 \h </w:instrText>
+              <w:instrText xml:space="preserve"> PAGEREF _Toc219132903 \h </w:instrText>
             </w:r>
             <w:r>
               <w:rPr>
@@ -4915,7 +4915,7 @@
               <w14:ligatures w14:val="standardContextual"/>
             </w:rPr>
           </w:pPr>
-          <w:hyperlink w:anchor="_Toc217027523" w:history="1">
+          <w:hyperlink w:anchor="_Toc219132904" w:history="1">
             <w:r>
               <w:rPr>
                 <w:rStyle w:val="Hyperlink"/>
@@ -4962,7 +4962,7 @@
                 <w:noProof/>
                 <w:webHidden/>
               </w:rPr>
-              <w:instrText xml:space="preserve"> PAGEREF _Toc217027523 \h </w:instrText>
+              <w:instrText xml:space="preserve"> PAGEREF _Toc219132904 \h </w:instrText>
             </w:r>
             <w:r>
               <w:rPr>
@@ -5008,7 +5008,7 @@
               <w14:ligatures w14:val="standardContextual"/>
             </w:rPr>
           </w:pPr>
-          <w:hyperlink w:anchor="_Toc217027524" w:history="1">
+          <w:hyperlink w:anchor="_Toc219132905" w:history="1">
             <w:r>
               <w:rPr>
                 <w:rStyle w:val="Hyperlink"/>
@@ -5036,7 +5036,7 @@
                 <w:noProof/>
                 <w:webHidden/>
               </w:rPr>
-              <w:instrText xml:space="preserve"> PAGEREF _Toc217027524 \h </w:instrText>
+              <w:instrText xml:space="preserve"> PAGEREF _Toc219132905 \h </w:instrText>
             </w:r>
             <w:r>
               <w:rPr>
@@ -5092,7 +5092,7 @@
         </w:rPr>
         <w:br w:type="page"/>
       </w:r>
-      <w:bookmarkStart w:id="10" w:name="_Toc217027496"/>
+      <w:bookmarkStart w:id="10" w:name="_Toc219132877"/>
       <w:r>
         <w:rPr>
           <w:lang w:val="id-ID"/>
@@ -5392,7 +5392,7 @@
         </w:rPr>
         <w:br w:type="page"/>
       </w:r>
-      <w:bookmarkStart w:id="11" w:name="_Toc217027497"/>
+      <w:bookmarkStart w:id="11" w:name="_Toc219132878"/>
       <w:r>
         <w:rPr>
           <w:lang w:val="id-ID"/>
@@ -5806,7 +5806,7 @@
             <w:noProof/>
             <w:webHidden/>
           </w:rPr>
-          <w:t>16</w:t>
+          <w:t>17</w:t>
         </w:r>
         <w:r>
           <w:rPr>
@@ -5880,7 +5880,7 @@
             <w:noProof/>
             <w:webHidden/>
           </w:rPr>
-          <w:t>17</w:t>
+          <w:t>18</w:t>
         </w:r>
         <w:r>
           <w:rPr>
@@ -5954,7 +5954,7 @@
             <w:noProof/>
             <w:webHidden/>
           </w:rPr>
-          <w:t>18</w:t>
+          <w:t>19</w:t>
         </w:r>
         <w:r>
           <w:rPr>
@@ -6219,7 +6219,7 @@
         <w:spacing w:line="240" w:lineRule="auto"/>
       </w:pPr>
       <w:bookmarkStart w:id="12" w:name="_Toc213163021"/>
-      <w:bookmarkStart w:id="13" w:name="_Toc217027498"/>
+      <w:bookmarkStart w:id="13" w:name="_Toc219132879"/>
       <w:r>
         <w:lastRenderedPageBreak/>
         <w:t>BAB I</w:t>
@@ -6250,7 +6250,7 @@
           <w:lang w:val="id-ID"/>
         </w:rPr>
       </w:pPr>
-      <w:bookmarkStart w:id="14" w:name="_Toc217027499"/>
+      <w:bookmarkStart w:id="14" w:name="_Toc219132880"/>
       <w:r>
         <w:rPr>
           <w:lang w:val="id-ID"/>
@@ -6715,7 +6715,7 @@
         <w:rPr>
           <w:szCs w:val="24"/>
         </w:rPr>
-        <w:instrText xml:space="preserve"> ADDIN ZOTERO_ITEM CSL_CITATION {"citationID":"xAziw3I1","properties":{"formattedCitation":"[3]","plainCitation":"[3]","noteIndex":0},"citationItems":[{"id":67,"uris":["http://zotero.org/users/local/40ttfIiH/items/2CRGJ33Q"],"itemData":{"id":67,"type":"article-journal","language":"id","source":"Zotero","title":"Sistem Kendali Peternakan Jarak Jauh Berbasis Internet of Things (IoT)","author":[{"family":"Muta’affif","given":"Muhammad Farish"},{"family":"Mujtahid","given":"Muhammad"},{"family":"Bari","given":"Bilal El"},{"family":"Evita","given":"Maria"}],"issued":{"date-parts":[["2017"]]}}}],"schema":"https://github.com/citation-style-language/schema/raw/master/csl-citation.json"} </w:instrText>
+        <w:instrText xml:space="preserve"> ADDIN ZOTERO_ITEM CSL_CITATION {"citationID":"WxgsLyy5","properties":{"formattedCitation":"[1], [3], [7]","plainCitation":"[1], [3], [7]","noteIndex":0},"citationItems":[{"id":67,"uris":["http://zotero.org/users/local/40ttfIiH/items/2CRGJ33Q"],"itemData":{"id":67,"type":"article-journal","language":"id","source":"Zotero","title":"Sistem Kendali Peternakan Jarak Jauh Berbasis Internet of Things (IoT)","author":[{"family":"Muta’affif","given":"Muhammad Farish"},{"family":"Mujtahid","given":"Muhammad"},{"family":"Bari","given":"Bilal El"},{"family":"Evita","given":"Maria"}],"issued":{"date-parts":[["2017"]]}}},{"id":47,"uris":["http://zotero.org/users/local/40ttfIiH/items/7H6GF88R"],"itemData":{"id":47,"type":"article-journal","abstract":"One of the common problems experienced by animal farmers is heat stress or cold stress caused by changes in the environment. This resulted in a decrease in the productivity of livestock, cattle. Early monitoring needs to be done to avoid problems through monitoring tools for temperature, heart rate, and internet-based location of things (IoT). The monitor receives the value through the paired sensor and is sent to the web server. Users or breeders get information about the condition of farm animals and observe changes in value through graphs through the android application. The system built is able to receive values in a short interval time (10 seconds) so that the value obtained is the most recent value. Based on observations on the graph, the user can identify drastic changes, both decreases or increases, in the temperature and heart rate of the animal's condition and take precautions as early as possible.","container-title":"JURNAL ELTEK","DOI":"10.33795/eltek.v17i2.188","ISSN":"2355-0740, 1693-4024","issue":"2","journalAbbreviation":"eltek","language":"id","license":"http://creativecommons.org/licenses/by-nc-nd/4.0","page":"18","source":"DOI.org (Crossref)","title":"SISTEM CERDAS PEMANTAU HEWAN TERNAK PADA ALAM BEBAS BERBASIS INTERNET OF THINGS (IOT)","volume":"17","author":[{"family":"Wibowo","given":"Galih Hendra"},{"family":"Ayatullah","given":"Mohamad Dimyati"},{"family":"Prasetyo","given":"Junaedi Adi"}],"issued":{"date-parts":[["2019",11,11]]}}},{"id":49,"uris":["http://zotero.org/users/local/40ttfIiH/items/RJBYXNBW"],"itemData":{"id":49,"type":"article-journal","abstract":"The development of communication technology is currently growing rapidly in the Internet of Things (IoT), it has developed in various aspects of human life. One of them is the efficiency of tracking mobile objects. There are many types of communication available. Cellular communication is one of the most common and widely used, but it has a problem like some locations are not covered by cellular networks. To overcome this problem, in this paper we proposed to use Lora for sending the location of the cow. LoRa sending data from Node to the Gateway and forwarded to the internet. The implementation results of sending data from Node to Gateway shows that the distance is directly proportional to the loss of data and signal strength (RSSI). For example, a distance of 1 km with the RSSI -98 the number of lost packages is around 2 and the furthest distance is 2.5 km with RSSI -128 the number of lost packages is about 19.","container-title":"Inspiration: Jurnal Teknologi Informasi dan Komunikasi","DOI":"10.35585/inspir.v9i1.2494","ISSN":"2621-5608, 2088-6705","issue":"1","journalAbbreviation":"j. inspir.","language":"id","page":"33","source":"DOI.org (Crossref)","title":"Sistem Pelacak Lokasi Sapi dengan Sistem Komunikasi LoRa","volume":"9","author":[{"family":"Angriawan","given":"Randy"},{"family":"Anugraha","given":"Nurhajar"}],"issued":{"date-parts":[["2019",6,15]]}}}],"schema":"https://github.com/citation-style-language/schema/raw/master/csl-citation.json"} </w:instrText>
       </w:r>
       <w:r>
         <w:rPr>
@@ -6724,73 +6724,7 @@
         <w:fldChar w:fldCharType="separate"/>
       </w:r>
       <w:r>
-        <w:t>[3]</w:t>
-      </w:r>
-      <w:r>
-        <w:rPr>
-          <w:szCs w:val="24"/>
-        </w:rPr>
-        <w:fldChar w:fldCharType="end"/>
-      </w:r>
-      <w:r>
-        <w:rPr>
-          <w:szCs w:val="24"/>
-        </w:rPr>
-        <w:t xml:space="preserve"> </w:t>
-      </w:r>
-      <w:r>
-        <w:rPr>
-          <w:szCs w:val="24"/>
-        </w:rPr>
-        <w:fldChar w:fldCharType="begin"/>
-      </w:r>
-      <w:r>
-        <w:rPr>
-          <w:szCs w:val="24"/>
-        </w:rPr>
-        <w:instrText xml:space="preserve"> ADDIN ZOTERO_ITEM CSL_CITATION {"citationID":"tQPPkeel","properties":{"formattedCitation":"[1]","plainCitation":"[1]","noteIndex":0},"citationItems":[{"id":47,"uris":["http://zotero.org/users/local/40ttfIiH/items/7H6GF88R"],"itemData":{"id":47,"type":"article-journal","abstract":"One of the common problems experienced by animal farmers is heat stress or cold stress caused by changes in the environment. This resulted in a decrease in the productivity of livestock, cattle. Early monitoring needs to be done to avoid problems through monitoring tools for temperature, heart rate, and internet-based location of things (IoT). The monitor receives the value through the paired sensor and is sent to the web server. Users or breeders get information about the condition of farm animals and observe changes in value through graphs through the android application. The system built is able to receive values in a short interval time (10 seconds) so that the value obtained is the most recent value. Based on observations on the graph, the user can identify drastic changes, both decreases or increases, in the temperature and heart rate of the animal's condition and take precautions as early as possible.","container-title":"JURNAL ELTEK","DOI":"10.33795/eltek.v17i2.188","ISSN":"2355-0740, 1693-4024","issue":"2","journalAbbreviation":"eltek","language":"id","license":"http://creativecommons.org/licenses/by-nc-nd/4.0","page":"18","source":"DOI.org (Crossref)","title":"SISTEM CERDAS PEMANTAU HEWAN TERNAK PADA ALAM BEBAS BERBASIS INTERNET OF THINGS (IOT)","volume":"17","author":[{"family":"Wibowo","given":"Galih Hendra"},{"family":"Ayatullah","given":"Mohamad Dimyati"},{"family":"Prasetyo","given":"Junaedi Adi"}],"issued":{"date-parts":[["2019",11,11]]}}}],"schema":"https://github.com/citation-style-language/schema/raw/master/csl-citation.json"} </w:instrText>
-      </w:r>
-      <w:r>
-        <w:rPr>
-          <w:szCs w:val="24"/>
-        </w:rPr>
-        <w:fldChar w:fldCharType="separate"/>
-      </w:r>
-      <w:r>
-        <w:t>[1]</w:t>
-      </w:r>
-      <w:r>
-        <w:rPr>
-          <w:szCs w:val="24"/>
-        </w:rPr>
-        <w:fldChar w:fldCharType="end"/>
-      </w:r>
-      <w:r>
-        <w:rPr>
-          <w:szCs w:val="24"/>
-        </w:rPr>
-        <w:t xml:space="preserve"> </w:t>
-      </w:r>
-      <w:r>
-        <w:rPr>
-          <w:szCs w:val="24"/>
-        </w:rPr>
-        <w:fldChar w:fldCharType="begin"/>
-      </w:r>
-      <w:r>
-        <w:rPr>
-          <w:szCs w:val="24"/>
-        </w:rPr>
-        <w:instrText xml:space="preserve"> ADDIN ZOTERO_ITEM CSL_CITATION {"citationID":"mxDvLDXT","properties":{"formattedCitation":"[7]","plainCitation":"[7]","noteIndex":0},"citationItems":[{"id":49,"uris":["http://zotero.org/users/local/40ttfIiH/items/RJBYXNBW"],"itemData":{"id":49,"type":"article-journal","abstract":"The development of communication technology is currently growing rapidly in the Internet of Things (IoT), it has developed in various aspects of human life. One of them is the efficiency of tracking mobile objects. There are many types of communication available. Cellular communication is one of the most common and widely used, but it has a problem like some locations are not covered by cellular networks. To overcome this problem, in this paper we proposed to use Lora for sending the location of the cow. LoRa sending data from Node to the Gateway and forwarded to the internet. The implementation results of sending data from Node to Gateway shows that the distance is directly proportional to the loss of data and signal strength (RSSI). For example, a distance of 1 km with the RSSI -98 the number of lost packages is around 2 and the furthest distance is 2.5 km with RSSI -128 the number of lost packages is about 19.","container-title":"Inspiration: Jurnal Teknologi Informasi dan Komunikasi","DOI":"10.35585/inspir.v9i1.2494","ISSN":"2621-5608, 2088-6705","issue":"1","journalAbbreviation":"j. inspir.","language":"id","page":"33","source":"DOI.org (Crossref)","title":"Sistem Pelacak Lokasi Sapi dengan Sistem Komunikasi LoRa","volume":"9","author":[{"family":"Angriawan","given":"Randy"},{"family":"Anugraha","given":"Nurhajar"}],"issued":{"date-parts":[["2019",6,15]]}}}],"schema":"https://github.com/citation-style-language/schema/raw/master/csl-citation.json"} </w:instrText>
-      </w:r>
-      <w:r>
-        <w:rPr>
-          <w:szCs w:val="24"/>
-        </w:rPr>
-        <w:fldChar w:fldCharType="separate"/>
-      </w:r>
-      <w:r>
-        <w:t>[7]</w:t>
+        <w:t>[1], [3], [7]</w:t>
       </w:r>
       <w:r>
         <w:rPr>
@@ -7145,7 +7079,7 @@
           <w:lang w:val="en-ID"/>
         </w:rPr>
       </w:pPr>
-      <w:bookmarkStart w:id="15" w:name="_Toc217027500"/>
+      <w:bookmarkStart w:id="15" w:name="_Toc219132881"/>
       <w:r>
         <w:rPr>
           <w:lang w:val="en-ID"/>
@@ -7231,7 +7165,7 @@
           <w:lang w:val="en-ID"/>
         </w:rPr>
       </w:pPr>
-      <w:bookmarkStart w:id="16" w:name="_Toc217027501"/>
+      <w:bookmarkStart w:id="16" w:name="_Toc219132882"/>
       <w:r>
         <w:rPr>
           <w:lang w:val="en-ID"/>
@@ -7454,7 +7388,7 @@
           <w:lang w:val="en-ID"/>
         </w:rPr>
       </w:pPr>
-      <w:bookmarkStart w:id="17" w:name="_Toc217027502"/>
+      <w:bookmarkStart w:id="17" w:name="_Toc219132883"/>
       <w:r>
         <w:rPr>
           <w:lang w:val="en-ID"/>
@@ -7761,7 +7695,7 @@
           <w:lang w:val="en-ID"/>
         </w:rPr>
       </w:pPr>
-      <w:bookmarkStart w:id="18" w:name="_Toc217027503"/>
+      <w:bookmarkStart w:id="18" w:name="_Toc219132884"/>
       <w:r>
         <w:rPr>
           <w:lang w:val="en-ID"/>
@@ -7935,7 +7869,7 @@
           <w:lang w:val="id-ID"/>
         </w:rPr>
       </w:pPr>
-      <w:bookmarkStart w:id="19" w:name="_Toc217027504"/>
+      <w:bookmarkStart w:id="19" w:name="_Toc219132885"/>
       <w:r>
         <w:rPr>
           <w:lang w:val="id-ID"/>
@@ -7964,7 +7898,7 @@
           <w:lang w:val="id-ID"/>
         </w:rPr>
       </w:pPr>
-      <w:bookmarkStart w:id="20" w:name="_Toc217027505"/>
+      <w:bookmarkStart w:id="20" w:name="_Toc219132886"/>
       <w:r>
         <w:rPr>
           <w:lang w:val="id-ID"/>
@@ -7986,7 +7920,7 @@
           <w:lang w:val="id-ID"/>
         </w:rPr>
       </w:pPr>
-      <w:bookmarkStart w:id="21" w:name="_Toc217027506"/>
+      <w:bookmarkStart w:id="21" w:name="_Toc219132887"/>
       <w:r>
         <w:rPr>
           <w:lang w:val="id-ID"/>
@@ -8223,7 +8157,7 @@
           <w:lang w:val="id-ID"/>
         </w:rPr>
       </w:pPr>
-      <w:bookmarkStart w:id="22" w:name="_Toc217027507"/>
+      <w:bookmarkStart w:id="22" w:name="_Toc219132888"/>
       <w:r>
         <w:rPr>
           <w:lang w:val="id-ID"/>
@@ -8309,14 +8243,7 @@
         <w:rPr>
           <w:szCs w:val="24"/>
         </w:rPr>
-        <w:t xml:space="preserve">Pemanfaatan Internet of Things (IoT) dalam sektor pertanian memiliki potensi besar untuk menghadirkan kemajuan dan presisi yang signifikan dalam praktik pertanian. Dengan bantuan IoT, petani dan semua pihak terlibat dalam kegiatan pertanian dapat terhubung dengan data yang sesuai dengan kebutuhan mereka. Tujuan utama penerapan </w:t>
-      </w:r>
-      <w:r>
-        <w:rPr>
-          <w:szCs w:val="24"/>
-        </w:rPr>
-        <w:lastRenderedPageBreak/>
-        <w:t>IoT dalam pertanian adalah untuk memberikan kontribusi positif dalam meningkatkan, menjaga, dan mengoptimalkan hasil produksi pertanian, serta menyederhanakan dan meningkatkan distribusi makanan. Pengembangan aplikasi IoT dalam pertanian dapat disesuaikan dengan berbagai keperluan, seperti peningkatan kualitas dan kuantitas produksi, peningkatan ketahanan pertanian, serta efisiensi biaya dalam seluruh rantai produksi pertanian</w:t>
+        <w:t>Pemanfaatan Internet of Things (IoT) dalam sektor pertanian memiliki potensi besar untuk menghadirkan kemajuan dan presisi yang signifikan dalam praktik pertanian. Dengan bantuan IoT, petani dan semua pihak terlibat dalam kegiatan pertanian dapat terhubung dengan data yang sesuai dengan kebutuhan mereka. Tujuan utama penerapan IoT dalam pertanian adalah untuk memberikan kontribusi positif dalam meningkatkan, menjaga, dan mengoptimalkan hasil produksi pertanian, serta menyederhanakan dan meningkatkan distribusi makanan. Pengembangan aplikasi IoT dalam pertanian dapat disesuaikan dengan berbagai keperluan, seperti peningkatan kualitas dan kuantitas produksi, peningkatan ketahanan pertanian, serta efisiensi biaya dalam seluruh rantai produksi pertanian</w:t>
       </w:r>
       <w:r>
         <w:rPr>
@@ -8368,12 +8295,12 @@
         <w:spacing w:line="480" w:lineRule="auto"/>
         <w:ind w:left="709"/>
       </w:pPr>
-      <w:bookmarkStart w:id="23" w:name="_Toc217027508"/>
-      <w:bookmarkStart w:id="24" w:name="_Toc213338684"/>
+      <w:bookmarkStart w:id="23" w:name="_Toc213338684"/>
+      <w:bookmarkStart w:id="24" w:name="_Toc219132889"/>
       <w:r>
         <w:t>Sensor</w:t>
       </w:r>
-      <w:bookmarkEnd w:id="23"/>
+      <w:bookmarkEnd w:id="24"/>
     </w:p>
     <w:p>
       <w:pPr>
@@ -8455,9 +8382,8 @@
         <w:spacing w:line="480" w:lineRule="auto"/>
         <w:ind w:left="709"/>
       </w:pPr>
-      <w:bookmarkStart w:id="25" w:name="_Toc217027509"/>
-      <w:r>
-        <w:lastRenderedPageBreak/>
+      <w:bookmarkStart w:id="25" w:name="_Toc219132890"/>
+      <w:r>
         <w:t>ESP32</w:t>
       </w:r>
       <w:bookmarkEnd w:id="25"/>
@@ -8784,9 +8710,8 @@
         <w:spacing w:line="480" w:lineRule="auto"/>
         <w:ind w:left="709"/>
       </w:pPr>
-      <w:bookmarkStart w:id="29" w:name="_Toc217027510"/>
-      <w:r>
-        <w:lastRenderedPageBreak/>
+      <w:bookmarkStart w:id="29" w:name="_Toc219132891"/>
+      <w:r>
         <w:t>GPS NEO-6M</w:t>
       </w:r>
       <w:bookmarkEnd w:id="29"/>
@@ -9061,7 +8986,6 @@
           <w:szCs w:val="24"/>
           <w:lang w:val="en-ID"/>
         </w:rPr>
-        <w:lastRenderedPageBreak/>
         <w:t>ESP32</w:t>
       </w:r>
       <w:r>
@@ -9479,7 +9403,7 @@
         </w:numPr>
         <w:ind w:left="426"/>
       </w:pPr>
-      <w:bookmarkStart w:id="34" w:name="_Toc217027511"/>
+      <w:bookmarkStart w:id="34" w:name="_Toc219132892"/>
       <w:r>
         <w:t>Penelitian Sebelumnya</w:t>
       </w:r>
@@ -9549,7 +9473,7 @@
         </w:rPr>
         <w:t>1</w:t>
       </w:r>
-      <w:bookmarkEnd w:id="24"/>
+      <w:bookmarkEnd w:id="23"/>
       <w:r>
         <w:rPr>
           <w:i w:val="0"/>
@@ -10077,7 +10001,6 @@
                 <w:szCs w:val="24"/>
                 <w:lang w:val="id-ID"/>
               </w:rPr>
-              <w:lastRenderedPageBreak/>
               <w:t>4</w:t>
             </w:r>
           </w:p>
@@ -10681,7 +10604,6 @@
                 <w:szCs w:val="24"/>
                 <w:lang w:val="id-ID"/>
               </w:rPr>
-              <w:lastRenderedPageBreak/>
               <w:t>8</w:t>
             </w:r>
           </w:p>
@@ -10971,7 +10893,6 @@
                 <w:szCs w:val="24"/>
                 <w:lang w:val="id-ID"/>
               </w:rPr>
-              <w:lastRenderedPageBreak/>
               <w:t>10</w:t>
             </w:r>
           </w:p>
@@ -11276,12 +11197,11 @@
           <w:lang w:val="id-ID"/>
         </w:rPr>
       </w:pPr>
-      <w:bookmarkStart w:id="36" w:name="_Toc217027512"/>
+      <w:bookmarkStart w:id="36" w:name="_Toc219132893"/>
       <w:r>
         <w:rPr>
           <w:lang w:val="id-ID"/>
         </w:rPr>
-        <w:lastRenderedPageBreak/>
         <w:t xml:space="preserve">BAB III </w:t>
       </w:r>
       <w:r>
@@ -11493,7 +11413,7 @@
           <w:lang w:val="id-ID"/>
         </w:rPr>
       </w:pPr>
-      <w:bookmarkStart w:id="39" w:name="_Toc217027513"/>
+      <w:bookmarkStart w:id="39" w:name="_Toc219132894"/>
       <w:r>
         <w:t>Analisi</w:t>
       </w:r>
@@ -11525,11 +11445,7 @@
         <w:t>peternakan</w:t>
       </w:r>
       <w:r>
-        <w:t xml:space="preserve"> berbasis IoT, keberhasilan implementasi sangat bergantung pada pemahaman mendalam terhadap </w:t>
-      </w:r>
-      <w:r>
-        <w:lastRenderedPageBreak/>
-        <w:t xml:space="preserve">dinamika lingkungan </w:t>
+        <w:t xml:space="preserve"> berbasis IoT, keberhasilan implementasi sangat bergantung pada pemahaman mendalam terhadap dinamika lingkungan </w:t>
       </w:r>
       <w:r>
         <w:t>peternakan</w:t>
@@ -11563,7 +11479,7 @@
           <w:lang w:val="id-ID"/>
         </w:rPr>
       </w:pPr>
-      <w:bookmarkStart w:id="40" w:name="_Toc217027514"/>
+      <w:bookmarkStart w:id="40" w:name="_Toc219132895"/>
       <w:r>
         <w:rPr>
           <w:lang w:val="id-ID"/>
@@ -12169,7 +12085,6 @@
                 <w:szCs w:val="24"/>
                 <w:lang w:val="id-ID"/>
               </w:rPr>
-              <w:lastRenderedPageBreak/>
               <w:t>5</w:t>
             </w:r>
           </w:p>
@@ -12362,6 +12277,173 @@
           </w:p>
         </w:tc>
       </w:tr>
+      <w:tr>
+        <w:trPr>
+          <w:jc w:val="center"/>
+        </w:trPr>
+        <w:tc>
+          <w:tcPr>
+            <w:tcW w:w="704" w:type="dxa"/>
+          </w:tcPr>
+          <w:p>
+            <w:pPr>
+              <w:spacing w:line="360" w:lineRule="auto"/>
+              <w:rPr>
+                <w:szCs w:val="24"/>
+                <w:lang w:val="id-ID"/>
+              </w:rPr>
+            </w:pPr>
+            <w:r>
+              <w:rPr>
+                <w:szCs w:val="24"/>
+                <w:lang w:val="id-ID"/>
+              </w:rPr>
+              <w:t>8</w:t>
+            </w:r>
+          </w:p>
+        </w:tc>
+        <w:tc>
+          <w:tcPr>
+            <w:tcW w:w="3260" w:type="dxa"/>
+          </w:tcPr>
+          <w:p>
+            <w:pPr>
+              <w:spacing w:line="360" w:lineRule="auto"/>
+              <w:rPr>
+                <w:szCs w:val="24"/>
+                <w:lang w:val="id-ID"/>
+              </w:rPr>
+            </w:pPr>
+            <w:r>
+              <w:rPr>
+                <w:szCs w:val="24"/>
+                <w:lang w:val="id-ID"/>
+              </w:rPr>
+              <w:t xml:space="preserve">Batrei </w:t>
+            </w:r>
+            <w:r>
+              <w:rPr>
+                <w:szCs w:val="24"/>
+                <w:lang w:val="id-ID"/>
+              </w:rPr>
+              <w:t>Li-ion</w:t>
+            </w:r>
+            <w:r>
+              <w:rPr>
+                <w:szCs w:val="24"/>
+                <w:lang w:val="id-ID"/>
+              </w:rPr>
+              <w:t xml:space="preserve"> 18650</w:t>
+            </w:r>
+          </w:p>
+        </w:tc>
+        <w:tc>
+          <w:tcPr>
+            <w:tcW w:w="3382" w:type="dxa"/>
+          </w:tcPr>
+          <w:p>
+            <w:pPr>
+              <w:spacing w:line="360" w:lineRule="auto"/>
+              <w:rPr>
+                <w:szCs w:val="24"/>
+              </w:rPr>
+            </w:pPr>
+            <w:r>
+              <w:rPr>
+                <w:szCs w:val="24"/>
+              </w:rPr>
+              <w:t>baterai Li-ion tipe 18650 yang dikombinasikan dengan modul power management TP4056 sebagai sumber daya utama.</w:t>
+            </w:r>
+          </w:p>
+        </w:tc>
+      </w:tr>
+      <w:tr>
+        <w:trPr>
+          <w:jc w:val="center"/>
+        </w:trPr>
+        <w:tc>
+          <w:tcPr>
+            <w:tcW w:w="704" w:type="dxa"/>
+          </w:tcPr>
+          <w:p>
+            <w:pPr>
+              <w:spacing w:line="360" w:lineRule="auto"/>
+              <w:rPr>
+                <w:szCs w:val="24"/>
+                <w:lang w:val="id-ID"/>
+              </w:rPr>
+            </w:pPr>
+            <w:r>
+              <w:rPr>
+                <w:szCs w:val="24"/>
+                <w:lang w:val="id-ID"/>
+              </w:rPr>
+              <w:t>9</w:t>
+            </w:r>
+          </w:p>
+        </w:tc>
+        <w:tc>
+          <w:tcPr>
+            <w:tcW w:w="3260" w:type="dxa"/>
+          </w:tcPr>
+          <w:p>
+            <w:pPr>
+              <w:spacing w:line="360" w:lineRule="auto"/>
+              <w:rPr>
+                <w:szCs w:val="24"/>
+                <w:lang w:val="id-ID"/>
+              </w:rPr>
+            </w:pPr>
+            <w:r>
+              <w:rPr>
+                <w:szCs w:val="24"/>
+                <w:lang w:val="id-ID"/>
+              </w:rPr>
+              <w:t xml:space="preserve">Modul </w:t>
+            </w:r>
+            <w:r>
+              <w:rPr>
+                <w:szCs w:val="24"/>
+                <w:lang w:val="id-ID"/>
+              </w:rPr>
+              <w:t>C</w:t>
+            </w:r>
+            <w:r>
+              <w:rPr>
+                <w:szCs w:val="24"/>
+                <w:lang w:val="id-ID"/>
+              </w:rPr>
+              <w:t>harge</w:t>
+            </w:r>
+            <w:r>
+              <w:rPr>
+                <w:szCs w:val="24"/>
+                <w:lang w:val="id-ID"/>
+              </w:rPr>
+              <w:t>r TP4056</w:t>
+            </w:r>
+          </w:p>
+        </w:tc>
+        <w:tc>
+          <w:tcPr>
+            <w:tcW w:w="3382" w:type="dxa"/>
+          </w:tcPr>
+          <w:p>
+            <w:pPr>
+              <w:spacing w:line="360" w:lineRule="auto"/>
+              <w:rPr>
+                <w:szCs w:val="24"/>
+              </w:rPr>
+            </w:pPr>
+            <w:r>
+              <w:rPr>
+                <w:szCs w:val="24"/>
+              </w:rPr>
+              <w:t>Modul TP4056 berfungsi sebagai pengatur proses pengisian daya baterai Li-ion agar berlangsung secara aman dan stabil</w:t>
+            </w:r>
+          </w:p>
+        </w:tc>
+      </w:tr>
     </w:tbl>
     <w:p>
       <w:pPr>
@@ -12387,7 +12469,7 @@
           <w:lang w:val="id-ID"/>
         </w:rPr>
       </w:pPr>
-      <w:bookmarkStart w:id="42" w:name="_Toc217027515"/>
+      <w:bookmarkStart w:id="42" w:name="_Toc219132896"/>
       <w:r>
         <w:rPr>
           <w:lang w:val="id-ID"/>
@@ -12457,6 +12539,24 @@
       </w:r>
       <w:r>
         <w:t>dimanfaatkan sebagai media komunikasi real-time antara sistem IoT dan pengguna, sehingga peternak dapat menerima informasi, maupun mengirim perintah langsung melalui bot yang telah diintegrasikan. Kombinasi kedua perangkat lunak ini memungkinkan sistem IoT berfungsi secara interaktif, efektif, dan mudah dioperasikan.</w:t>
+      </w:r>
+    </w:p>
+    <w:p>
+      <w:pPr>
+        <w:spacing w:line="259" w:lineRule="auto"/>
+        <w:jc w:val="left"/>
+        <w:rPr>
+          <w:rFonts w:eastAsiaTheme="majorEastAsia" w:cstheme="majorBidi"/>
+          <w:b/>
+          <w:szCs w:val="26"/>
+          <w:lang w:val="id-ID"/>
+        </w:rPr>
+      </w:pPr>
+      <w:r>
+        <w:rPr>
+          <w:lang w:val="id-ID"/>
+        </w:rPr>
+        <w:br w:type="page"/>
       </w:r>
     </w:p>
     <w:p>
@@ -12471,7 +12571,7 @@
           <w:lang w:val="id-ID"/>
         </w:rPr>
       </w:pPr>
-      <w:bookmarkStart w:id="43" w:name="_Toc217027516"/>
+      <w:bookmarkStart w:id="43" w:name="_Toc219132897"/>
       <w:r>
         <w:rPr>
           <w:lang w:val="id-ID"/>
@@ -12628,7 +12728,6 @@
         <w:t xml:space="preserve">, memungkinkan </w:t>
       </w:r>
       <w:r>
-        <w:lastRenderedPageBreak/>
         <w:t>peternak</w:t>
       </w:r>
       <w:r>
@@ -12693,7 +12792,7 @@
           <w:lang w:val="id-ID"/>
         </w:rPr>
       </w:pPr>
-      <w:bookmarkStart w:id="44" w:name="_Toc217027517"/>
+      <w:bookmarkStart w:id="44" w:name="_Toc219132898"/>
       <w:r>
         <w:rPr>
           <w:lang w:val="id-ID"/>
@@ -13023,12 +13122,11 @@
           <w:lang w:val="id-ID"/>
         </w:rPr>
       </w:pPr>
-      <w:bookmarkStart w:id="47" w:name="_Toc217027518"/>
+      <w:bookmarkStart w:id="47" w:name="_Toc219132899"/>
       <w:r>
         <w:rPr>
           <w:lang w:val="id-ID"/>
         </w:rPr>
-        <w:lastRenderedPageBreak/>
         <w:t>Rancangan Alur Kerja Sistem</w:t>
       </w:r>
       <w:bookmarkEnd w:id="47"/>
@@ -13158,8 +13256,8 @@
           <w:noProof/>
         </w:rPr>
         <w:drawing>
-          <wp:inline distT="0" distB="0" distL="0" distR="0" wp14:anchorId="6222161A" wp14:editId="3884B9F2">
-            <wp:extent cx="4044292" cy="4467225"/>
+          <wp:inline distT="0" distB="0" distL="0" distR="0" wp14:anchorId="6222161A" wp14:editId="3DD082AE">
+            <wp:extent cx="4389220" cy="4848225"/>
             <wp:effectExtent l="0" t="0" r="0" b="0"/>
             <wp:docPr id="612585546" name="Picture 1"/>
             <wp:cNvGraphicFramePr>
@@ -13182,7 +13280,7 @@
                   <pic:spPr bwMode="auto">
                     <a:xfrm>
                       <a:off x="0" y="0"/>
-                      <a:ext cx="4064149" cy="4489159"/>
+                      <a:ext cx="4421056" cy="4883390"/>
                     </a:xfrm>
                     <a:prstGeom prst="rect">
                       <a:avLst/>
@@ -13316,24 +13414,6 @@
     </w:p>
     <w:p>
       <w:pPr>
-        <w:spacing w:line="259" w:lineRule="auto"/>
-        <w:jc w:val="left"/>
-        <w:rPr>
-          <w:rFonts w:eastAsiaTheme="majorEastAsia" w:cstheme="majorBidi"/>
-          <w:b/>
-          <w:szCs w:val="24"/>
-          <w:lang w:val="id-ID"/>
-        </w:rPr>
-      </w:pPr>
-      <w:r>
-        <w:rPr>
-          <w:lang w:val="id-ID"/>
-        </w:rPr>
-        <w:br w:type="page"/>
-      </w:r>
-    </w:p>
-    <w:p>
-      <w:pPr>
         <w:pStyle w:val="Heading3"/>
         <w:numPr>
           <w:ilvl w:val="2"/>
@@ -13345,12 +13425,11 @@
           <w:lang w:val="id-ID"/>
         </w:rPr>
       </w:pPr>
-      <w:bookmarkStart w:id="50" w:name="_Toc217027519"/>
+      <w:bookmarkStart w:id="50" w:name="_Toc219132900"/>
       <w:r>
         <w:rPr>
           <w:lang w:val="id-ID"/>
         </w:rPr>
-        <w:lastRenderedPageBreak/>
         <w:t>Rancangan Hardware</w:t>
       </w:r>
       <w:bookmarkEnd w:id="50"/>
@@ -13420,9 +13499,9 @@
           <w:noProof/>
         </w:rPr>
         <w:drawing>
-          <wp:inline distT="0" distB="0" distL="0" distR="0" wp14:anchorId="7C1B07A0" wp14:editId="5B152C61">
-            <wp:extent cx="3923915" cy="3248025"/>
-            <wp:effectExtent l="0" t="0" r="635" b="0"/>
+          <wp:inline distT="0" distB="0" distL="0" distR="0" wp14:anchorId="7C1B07A0" wp14:editId="39CF6087">
+            <wp:extent cx="3567195" cy="2952750"/>
+            <wp:effectExtent l="0" t="0" r="0" b="0"/>
             <wp:docPr id="62149507" name="Picture 1"/>
             <wp:cNvGraphicFramePr>
               <a:graphicFrameLocks xmlns:a="http://schemas.openxmlformats.org/drawingml/2006/main" noChangeAspect="1"/>
@@ -13444,7 +13523,7 @@
                   <pic:spPr bwMode="auto">
                     <a:xfrm>
                       <a:off x="0" y="0"/>
-                      <a:ext cx="3942289" cy="3263234"/>
+                      <a:ext cx="3592272" cy="2973507"/>
                     </a:xfrm>
                     <a:prstGeom prst="rect">
                       <a:avLst/>
@@ -13585,24 +13664,6 @@
     </w:p>
     <w:p>
       <w:pPr>
-        <w:spacing w:line="259" w:lineRule="auto"/>
-        <w:jc w:val="left"/>
-        <w:rPr>
-          <w:rFonts w:eastAsiaTheme="majorEastAsia" w:cstheme="majorBidi"/>
-          <w:b/>
-          <w:szCs w:val="24"/>
-          <w:lang w:val="id-ID"/>
-        </w:rPr>
-      </w:pPr>
-      <w:r>
-        <w:rPr>
-          <w:lang w:val="id-ID"/>
-        </w:rPr>
-        <w:br w:type="page"/>
-      </w:r>
-    </w:p>
-    <w:p>
-      <w:pPr>
         <w:pStyle w:val="Heading3"/>
         <w:numPr>
           <w:ilvl w:val="2"/>
@@ -13614,12 +13675,11 @@
           <w:lang w:val="id-ID"/>
         </w:rPr>
       </w:pPr>
-      <w:bookmarkStart w:id="52" w:name="_Toc217027520"/>
+      <w:bookmarkStart w:id="52" w:name="_Toc219132901"/>
       <w:r>
         <w:rPr>
           <w:lang w:val="id-ID"/>
         </w:rPr>
-        <w:lastRenderedPageBreak/>
         <w:t>Konfigurasi ESP32</w:t>
       </w:r>
       <w:bookmarkEnd w:id="52"/>
@@ -13839,24 +13899,6 @@
     </w:p>
     <w:p>
       <w:pPr>
-        <w:spacing w:line="259" w:lineRule="auto"/>
-        <w:jc w:val="left"/>
-        <w:rPr>
-          <w:rFonts w:eastAsiaTheme="majorEastAsia" w:cstheme="majorBidi"/>
-          <w:b/>
-          <w:szCs w:val="24"/>
-          <w:lang w:val="id-ID"/>
-        </w:rPr>
-      </w:pPr>
-      <w:r>
-        <w:rPr>
-          <w:lang w:val="id-ID"/>
-        </w:rPr>
-        <w:br w:type="page"/>
-      </w:r>
-    </w:p>
-    <w:p>
-      <w:pPr>
         <w:pStyle w:val="Heading3"/>
         <w:numPr>
           <w:ilvl w:val="2"/>
@@ -13868,12 +13910,11 @@
           <w:lang w:val="id-ID"/>
         </w:rPr>
       </w:pPr>
-      <w:bookmarkStart w:id="54" w:name="_Toc217027521"/>
+      <w:bookmarkStart w:id="54" w:name="_Toc219132902"/>
       <w:r>
         <w:rPr>
           <w:lang w:val="id-ID"/>
         </w:rPr>
-        <w:lastRenderedPageBreak/>
         <w:t>Konfigurasi GPS</w:t>
       </w:r>
       <w:r>
@@ -13986,8 +14027,8 @@
           <w:noProof/>
         </w:rPr>
         <w:drawing>
-          <wp:inline distT="0" distB="0" distL="0" distR="0" wp14:anchorId="4F81F0EE" wp14:editId="32398814">
-            <wp:extent cx="4139565" cy="2819400"/>
+          <wp:inline distT="0" distB="0" distL="0" distR="0" wp14:anchorId="4F81F0EE" wp14:editId="27A0F222">
+            <wp:extent cx="4461220" cy="3038475"/>
             <wp:effectExtent l="0" t="0" r="0" b="0"/>
             <wp:docPr id="686112904" name="Picture 1"/>
             <wp:cNvGraphicFramePr>
@@ -14010,7 +14051,7 @@
                   <pic:spPr bwMode="auto">
                     <a:xfrm>
                       <a:off x="0" y="0"/>
-                      <a:ext cx="4152608" cy="2828283"/>
+                      <a:ext cx="4475979" cy="3048527"/>
                     </a:xfrm>
                     <a:prstGeom prst="rect">
                       <a:avLst/>
@@ -14180,12 +14221,11 @@
           <w:lang w:val="id-ID"/>
         </w:rPr>
       </w:pPr>
-      <w:bookmarkStart w:id="56" w:name="_Toc217027522"/>
+      <w:bookmarkStart w:id="56" w:name="_Toc219132903"/>
       <w:r>
         <w:rPr>
           <w:lang w:val="id-ID"/>
         </w:rPr>
-        <w:lastRenderedPageBreak/>
         <w:t>Konfigurasi ESP32-CAM</w:t>
       </w:r>
       <w:bookmarkEnd w:id="56"/>
@@ -14261,9 +14301,9 @@
           <w:noProof/>
         </w:rPr>
         <w:drawing>
-          <wp:inline distT="0" distB="0" distL="0" distR="0" wp14:anchorId="4762D96E" wp14:editId="69669788">
-            <wp:extent cx="3521143" cy="2990850"/>
-            <wp:effectExtent l="0" t="0" r="3175" b="0"/>
+          <wp:inline distT="0" distB="0" distL="0" distR="0" wp14:anchorId="4762D96E" wp14:editId="25831F50">
+            <wp:extent cx="3846344" cy="3267075"/>
+            <wp:effectExtent l="0" t="0" r="1905" b="0"/>
             <wp:docPr id="990980859" name="Picture 1"/>
             <wp:cNvGraphicFramePr>
               <a:graphicFrameLocks xmlns:a="http://schemas.openxmlformats.org/drawingml/2006/main" noChangeAspect="1"/>
@@ -14285,7 +14325,7 @@
                   <pic:spPr bwMode="auto">
                     <a:xfrm>
                       <a:off x="0" y="0"/>
-                      <a:ext cx="3528094" cy="2996754"/>
+                      <a:ext cx="3856474" cy="3275680"/>
                     </a:xfrm>
                     <a:prstGeom prst="rect">
                       <a:avLst/>
@@ -14454,12 +14494,11 @@
           <w:lang w:val="id-ID"/>
         </w:rPr>
       </w:pPr>
-      <w:bookmarkStart w:id="58" w:name="_Toc217027523"/>
+      <w:bookmarkStart w:id="58" w:name="_Toc219132904"/>
       <w:r>
         <w:rPr>
           <w:lang w:val="id-ID"/>
         </w:rPr>
-        <w:lastRenderedPageBreak/>
         <w:t>Perancangan Pengujian Sistem</w:t>
       </w:r>
       <w:bookmarkEnd w:id="58"/>
@@ -14538,16 +14577,19 @@
         <w:t>GPS Neo-6M</w:t>
       </w:r>
       <w:r>
-        <w:t xml:space="preserve"> diposisikan di</w:t>
-      </w:r>
-      <w:r>
-        <w:t xml:space="preserve"> belakang telinga</w:t>
-      </w:r>
-      <w:r>
-        <w:t xml:space="preserve"> sapi</w:t>
+        <w:t xml:space="preserve"> </w:t>
+      </w:r>
+      <w:r>
+        <w:t>diletakan pada</w:t>
+      </w:r>
+      <w:r>
+        <w:t xml:space="preserve"> leher dan akan di gantung dengan kalung hewan ternak</w:t>
       </w:r>
       <w:r>
         <w:t xml:space="preserve">. </w:t>
+      </w:r>
+      <w:r>
+        <w:t xml:space="preserve"> </w:t>
       </w:r>
     </w:p>
     <w:p>
@@ -14588,7 +14630,6 @@
         <w:ind w:left="0"/>
       </w:pPr>
       <w:r>
-        <w:lastRenderedPageBreak/>
         <w:t>Berikut adalah tabel dari hasil pengujian komponen.</w:t>
       </w:r>
     </w:p>
@@ -15032,12 +15073,11 @@
           <w:lang w:val="id-ID"/>
         </w:rPr>
       </w:pPr>
-      <w:bookmarkStart w:id="61" w:name="_Toc217027524"/>
+      <w:bookmarkStart w:id="61" w:name="_Toc219132905"/>
       <w:r>
         <w:rPr>
           <w:lang w:val="id-ID"/>
         </w:rPr>
-        <w:lastRenderedPageBreak/>
         <w:t>Daftar Pustaka</w:t>
       </w:r>
       <w:bookmarkEnd w:id="61"/>
@@ -15160,7 +15200,7 @@
         <w:t>JSR Jar. Sist. Inf. Robot.</w:t>
       </w:r>
       <w:r>
-        <w:t>, vol. 3, no. 1, pp. 152–160, July 2019, doi: 10.58486/jsr.v3i1.41.</w:t>
+        <w:t>, vol. 3, no. 1, pp. 152–160, Jul. 2019, doi: 10.58486/jsr.v3i1.41.</w:t>
       </w:r>
     </w:p>
     <w:p>
@@ -15204,7 +15244,7 @@
         <w:t>Inspir. J. Teknol. Inf. Dan Komun.</w:t>
       </w:r>
       <w:r>
-        <w:t>, vol. 9, no. 1, p. 33, June 2019, doi: 10.35585/inspir.v9i1.2494.</w:t>
+        <w:t>, vol. 9, no. 1, p. 33, Jun. 2019, doi: 10.35585/inspir.v9i1.2494.</w:t>
       </w:r>
     </w:p>
     <w:p>
@@ -15316,7 +15356,7 @@
         <w:t>Infotek J. Inform. Dan Teknol.</w:t>
       </w:r>
       <w:r>
-        <w:t>, vol. 7, no. 2, pp. 575–584, July 2024, doi: 10.29408/jit.v7i2.26109.</w:t>
+        <w:t>, vol. 7, no. 2, pp. 575–584, Jul. 2024, doi: 10.29408/jit.v7i2.26109.</w:t>
       </w:r>
     </w:p>
     <w:p>
@@ -15350,11 +15390,7 @@
       </w:r>
       <w:r>
         <w:tab/>
-        <w:t xml:space="preserve">M. Z. Mukti, R. Nandika, and E. Susanti, “PERANCANGAN SECURITY SISTEM SMART HOME BERBASIS IOT MENGGUNAKAN ESP32 CAM DAN </w:t>
-      </w:r>
-      <w:r>
-        <w:lastRenderedPageBreak/>
-        <w:t xml:space="preserve">SENSOR PIR (PASSIVE INFRARED SENSOR) MELALUI APLIKASI BLYNK,” </w:t>
+        <w:t xml:space="preserve">M. Z. Mukti, R. Nandika, and E. Susanti, “PERANCANGAN SECURITY SISTEM SMART HOME BERBASIS IOT MENGGUNAKAN ESP32 CAM DAN SENSOR PIR (PASSIVE INFRARED SENSOR) MELALUI APLIKASI BLYNK,” </w:t>
       </w:r>
       <w:r>
         <w:rPr>
@@ -15386,7 +15422,7 @@
         <w:t>Maj. Ilm. Teknol. Elektro</w:t>
       </w:r>
       <w:r>
-        <w:t>, vol. 21, no. 1, p. 7, July 2022, doi: 10.24843/MITE.2022.v21i01.P02.</w:t>
+        <w:t>, vol. 21, no. 1, p. 7, Jul. 2022, doi: 10.24843/MITE.2022.v21i01.P02.</w:t>
       </w:r>
     </w:p>
     <w:p>
@@ -18472,7 +18508,6 @@
   <w:style w:type="character" w:default="1" w:styleId="DefaultParagraphFont">
     <w:name w:val="Default Paragraph Font"/>
     <w:uiPriority w:val="1"/>
-    <w:semiHidden/>
     <w:unhideWhenUsed/>
   </w:style>
   <w:style w:type="table" w:default="1" w:styleId="TableNormal">
